--- a/docs/deConfUSIon_User_Manual_fr.docx
+++ b/docs/deConfUSIon_User_Manual_fr.docx
@@ -33,7 +33,7 @@
       </w:r>
       <w:r>
         <w:br/>
-        <w:t>15 October 2026</w:t>
+        <w:t>21 octobre 2026</w:t>
       </w:r>
     </w:p>
     <w:p>
@@ -49,7 +49,10 @@
         <w:jc w:val="center"/>
       </w:pPr>
       <w:r>
-        <w:t>Un parcours pratique depuis la mesure originale, le contrôle qualité et le traitement jusqu’à la visualisation vérifiée, aux régions, à la connectivité et aux groupes.</w:t>
+        <w:t xml:space="preserve">Un parcours pratique depuis la mesure </w:t>
+      </w:r>
+      <w:r>
+        <w:t>originale, le contrôle qualité et le traitement jusqu’à la visualisation vérifiée, aux régions, à la connectivité et aux groupes.</w:t>
       </w:r>
     </w:p>
     <w:p>
@@ -100,7 +103,7 @@
       <w:r>
         <w:fldChar w:fldCharType="separate"/>
       </w:r>
-      <w:hyperlink w:anchor="_Toc242991859" w:history="1">
+      <w:hyperlink w:anchor="_Toc243479335" w:history="1">
         <w:r>
           <w:rPr>
             <w:rStyle w:val="Hyperlink"/>
@@ -127,7 +130,7 @@
             <w:noProof/>
             <w:webHidden/>
           </w:rPr>
-          <w:instrText xml:space="preserve"> PAGEREF _Toc242991859 \h </w:instrText>
+          <w:instrText xml:space="preserve"> PAGEREF _Toc243479335 \h </w:instrText>
         </w:r>
         <w:r>
           <w:rPr>
@@ -175,7 +178,7 @@
           <w14:ligatures w14:val="standardContextual"/>
         </w:rPr>
       </w:pPr>
-      <w:hyperlink w:anchor="_Toc242991860" w:history="1">
+      <w:hyperlink w:anchor="_Toc243479336" w:history="1">
         <w:r>
           <w:rPr>
             <w:rStyle w:val="Hyperlink"/>
@@ -202,7 +205,7 @@
             <w:noProof/>
             <w:webHidden/>
           </w:rPr>
-          <w:instrText xml:space="preserve"> PAGEREF _Toc242991860 \h </w:instrText>
+          <w:instrText xml:space="preserve"> PAGEREF _Toc243479336 \h </w:instrText>
         </w:r>
         <w:r>
           <w:rPr>
@@ -250,7 +253,7 @@
           <w14:ligatures w14:val="standardContextual"/>
         </w:rPr>
       </w:pPr>
-      <w:hyperlink w:anchor="_Toc242991861" w:history="1">
+      <w:hyperlink w:anchor="_Toc243479337" w:history="1">
         <w:r>
           <w:rPr>
             <w:rStyle w:val="Hyperlink"/>
@@ -277,7 +280,7 @@
             <w:noProof/>
             <w:webHidden/>
           </w:rPr>
-          <w:instrText xml:space="preserve"> PAGEREF _Toc242991861 \h </w:instrText>
+          <w:instrText xml:space="preserve"> PAGEREF _Toc243479337 \h </w:instrText>
         </w:r>
         <w:r>
           <w:rPr>
@@ -325,7 +328,7 @@
           <w14:ligatures w14:val="standardContextual"/>
         </w:rPr>
       </w:pPr>
-      <w:hyperlink w:anchor="_Toc242991862" w:history="1">
+      <w:hyperlink w:anchor="_Toc243479338" w:history="1">
         <w:r>
           <w:rPr>
             <w:rStyle w:val="Hyperlink"/>
@@ -352,7 +355,7 @@
             <w:noProof/>
             <w:webHidden/>
           </w:rPr>
-          <w:instrText xml:space="preserve"> PAGEREF _Toc242991862 \h </w:instrText>
+          <w:instrText xml:space="preserve"> PAGEREF _Toc243479338 \h </w:instrText>
         </w:r>
         <w:r>
           <w:rPr>
@@ -400,7 +403,7 @@
           <w14:ligatures w14:val="standardContextual"/>
         </w:rPr>
       </w:pPr>
-      <w:hyperlink w:anchor="_Toc242991863" w:history="1">
+      <w:hyperlink w:anchor="_Toc243479339" w:history="1">
         <w:r>
           <w:rPr>
             <w:rStyle w:val="Hyperlink"/>
@@ -427,7 +430,7 @@
             <w:noProof/>
             <w:webHidden/>
           </w:rPr>
-          <w:instrText xml:space="preserve"> PAGEREF _Toc242991863 \h </w:instrText>
+          <w:instrText xml:space="preserve"> PAGEREF _Toc243479339 \h </w:instrText>
         </w:r>
         <w:r>
           <w:rPr>
@@ -475,7 +478,7 @@
           <w14:ligatures w14:val="standardContextual"/>
         </w:rPr>
       </w:pPr>
-      <w:hyperlink w:anchor="_Toc242991864" w:history="1">
+      <w:hyperlink w:anchor="_Toc243479340" w:history="1">
         <w:r>
           <w:rPr>
             <w:rStyle w:val="Hyperlink"/>
@@ -502,7 +505,7 @@
             <w:noProof/>
             <w:webHidden/>
           </w:rPr>
-          <w:instrText xml:space="preserve"> PAGEREF _Toc242991864 \h </w:instrText>
+          <w:instrText xml:space="preserve"> PAGEREF _Toc243479340 \h </w:instrText>
         </w:r>
         <w:r>
           <w:rPr>
@@ -550,7 +553,7 @@
           <w14:ligatures w14:val="standardContextual"/>
         </w:rPr>
       </w:pPr>
-      <w:hyperlink w:anchor="_Toc242991865" w:history="1">
+      <w:hyperlink w:anchor="_Toc243479341" w:history="1">
         <w:r>
           <w:rPr>
             <w:rStyle w:val="Hyperlink"/>
@@ -577,7 +580,7 @@
             <w:noProof/>
             <w:webHidden/>
           </w:rPr>
-          <w:instrText xml:space="preserve"> PAGEREF _Toc242991865 \h </w:instrText>
+          <w:instrText xml:space="preserve"> PAGEREF _Toc243479341 \h </w:instrText>
         </w:r>
         <w:r>
           <w:rPr>
@@ -625,7 +628,7 @@
           <w14:ligatures w14:val="standardContextual"/>
         </w:rPr>
       </w:pPr>
-      <w:hyperlink w:anchor="_Toc242991866" w:history="1">
+      <w:hyperlink w:anchor="_Toc243479342" w:history="1">
         <w:r>
           <w:rPr>
             <w:rStyle w:val="Hyperlink"/>
@@ -652,7 +655,7 @@
             <w:noProof/>
             <w:webHidden/>
           </w:rPr>
-          <w:instrText xml:space="preserve"> PAGEREF _Toc242991866 \h </w:instrText>
+          <w:instrText xml:space="preserve"> PAGEREF _Toc243479342 \h </w:instrText>
         </w:r>
         <w:r>
           <w:rPr>
@@ -700,7 +703,7 @@
           <w14:ligatures w14:val="standardContextual"/>
         </w:rPr>
       </w:pPr>
-      <w:hyperlink w:anchor="_Toc242991867" w:history="1">
+      <w:hyperlink w:anchor="_Toc243479343" w:history="1">
         <w:r>
           <w:rPr>
             <w:rStyle w:val="Hyperlink"/>
@@ -727,7 +730,7 @@
             <w:noProof/>
             <w:webHidden/>
           </w:rPr>
-          <w:instrText xml:space="preserve"> PAGEREF _Toc242991867 \h </w:instrText>
+          <w:instrText xml:space="preserve"> PAGEREF _Toc243479343 \h </w:instrText>
         </w:r>
         <w:r>
           <w:rPr>
@@ -775,7 +778,7 @@
           <w14:ligatures w14:val="standardContextual"/>
         </w:rPr>
       </w:pPr>
-      <w:hyperlink w:anchor="_Toc242991868" w:history="1">
+      <w:hyperlink w:anchor="_Toc243479344" w:history="1">
         <w:r>
           <w:rPr>
             <w:rStyle w:val="Hyperlink"/>
@@ -802,7 +805,7 @@
             <w:noProof/>
             <w:webHidden/>
           </w:rPr>
-          <w:instrText xml:space="preserve"> PAGEREF _Toc242991868 \h </w:instrText>
+          <w:instrText xml:space="preserve"> PAGEREF _Toc243479344 \h </w:instrText>
         </w:r>
         <w:r>
           <w:rPr>
@@ -850,7 +853,7 @@
           <w14:ligatures w14:val="standardContextual"/>
         </w:rPr>
       </w:pPr>
-      <w:hyperlink w:anchor="_Toc242991869" w:history="1">
+      <w:hyperlink w:anchor="_Toc243479345" w:history="1">
         <w:r>
           <w:rPr>
             <w:rStyle w:val="Hyperlink"/>
@@ -877,7 +880,7 @@
             <w:noProof/>
             <w:webHidden/>
           </w:rPr>
-          <w:instrText xml:space="preserve"> PAGEREF _Toc242991869 \h </w:instrText>
+          <w:instrText xml:space="preserve"> PAGEREF _Toc243479345 \h </w:instrText>
         </w:r>
         <w:r>
           <w:rPr>
@@ -925,7 +928,7 @@
           <w14:ligatures w14:val="standardContextual"/>
         </w:rPr>
       </w:pPr>
-      <w:hyperlink w:anchor="_Toc242991870" w:history="1">
+      <w:hyperlink w:anchor="_Toc243479346" w:history="1">
         <w:r>
           <w:rPr>
             <w:rStyle w:val="Hyperlink"/>
@@ -952,7 +955,7 @@
             <w:noProof/>
             <w:webHidden/>
           </w:rPr>
-          <w:instrText xml:space="preserve"> PAGEREF _Toc242991870 \h </w:instrText>
+          <w:instrText xml:space="preserve"> PAGEREF _Toc243479346 \h </w:instrText>
         </w:r>
         <w:r>
           <w:rPr>
@@ -1000,7 +1003,7 @@
           <w14:ligatures w14:val="standardContextual"/>
         </w:rPr>
       </w:pPr>
-      <w:hyperlink w:anchor="_Toc242991871" w:history="1">
+      <w:hyperlink w:anchor="_Toc243479347" w:history="1">
         <w:r>
           <w:rPr>
             <w:rStyle w:val="Hyperlink"/>
@@ -1027,7 +1030,7 @@
             <w:noProof/>
             <w:webHidden/>
           </w:rPr>
-          <w:instrText xml:space="preserve"> PAGEREF _Toc242991871 \h </w:instrText>
+          <w:instrText xml:space="preserve"> PAGEREF _Toc243479347 \h </w:instrText>
         </w:r>
         <w:r>
           <w:rPr>
@@ -1075,7 +1078,7 @@
           <w14:ligatures w14:val="standardContextual"/>
         </w:rPr>
       </w:pPr>
-      <w:hyperlink w:anchor="_Toc242991872" w:history="1">
+      <w:hyperlink w:anchor="_Toc243479348" w:history="1">
         <w:r>
           <w:rPr>
             <w:rStyle w:val="Hyperlink"/>
@@ -1102,7 +1105,7 @@
             <w:noProof/>
             <w:webHidden/>
           </w:rPr>
-          <w:instrText xml:space="preserve"> PAGEREF _Toc242991872 \h </w:instrText>
+          <w:instrText xml:space="preserve"> PAGEREF _Toc243479348 \h </w:instrText>
         </w:r>
         <w:r>
           <w:rPr>
@@ -1150,7 +1153,7 @@
           <w14:ligatures w14:val="standardContextual"/>
         </w:rPr>
       </w:pPr>
-      <w:hyperlink w:anchor="_Toc242991873" w:history="1">
+      <w:hyperlink w:anchor="_Toc243479349" w:history="1">
         <w:r>
           <w:rPr>
             <w:rStyle w:val="Hyperlink"/>
@@ -1177,7 +1180,7 @@
             <w:noProof/>
             <w:webHidden/>
           </w:rPr>
-          <w:instrText xml:space="preserve"> PAGEREF _Toc242991873 \h </w:instrText>
+          <w:instrText xml:space="preserve"> PAGEREF _Toc243479349 \h </w:instrText>
         </w:r>
         <w:r>
           <w:rPr>
@@ -1225,7 +1228,7 @@
           <w14:ligatures w14:val="standardContextual"/>
         </w:rPr>
       </w:pPr>
-      <w:hyperlink w:anchor="_Toc242991874" w:history="1">
+      <w:hyperlink w:anchor="_Toc243479350" w:history="1">
         <w:r>
           <w:rPr>
             <w:rStyle w:val="Hyperlink"/>
@@ -1252,7 +1255,7 @@
             <w:noProof/>
             <w:webHidden/>
           </w:rPr>
-          <w:instrText xml:space="preserve"> PAGEREF _Toc242991874 \h </w:instrText>
+          <w:instrText xml:space="preserve"> PAGEREF _Toc243479350 \h </w:instrText>
         </w:r>
         <w:r>
           <w:rPr>
@@ -1300,7 +1303,7 @@
           <w14:ligatures w14:val="standardContextual"/>
         </w:rPr>
       </w:pPr>
-      <w:hyperlink w:anchor="_Toc242991875" w:history="1">
+      <w:hyperlink w:anchor="_Toc243479351" w:history="1">
         <w:r>
           <w:rPr>
             <w:rStyle w:val="Hyperlink"/>
@@ -1327,7 +1330,7 @@
             <w:noProof/>
             <w:webHidden/>
           </w:rPr>
-          <w:instrText xml:space="preserve"> PAGEREF _Toc242991875 \h </w:instrText>
+          <w:instrText xml:space="preserve"> PAGEREF _Toc243479351 \h </w:instrText>
         </w:r>
         <w:r>
           <w:rPr>
@@ -1375,7 +1378,7 @@
           <w14:ligatures w14:val="standardContextual"/>
         </w:rPr>
       </w:pPr>
-      <w:hyperlink w:anchor="_Toc242991876" w:history="1">
+      <w:hyperlink w:anchor="_Toc243479352" w:history="1">
         <w:r>
           <w:rPr>
             <w:rStyle w:val="Hyperlink"/>
@@ -1402,7 +1405,7 @@
             <w:noProof/>
             <w:webHidden/>
           </w:rPr>
-          <w:instrText xml:space="preserve"> PAGEREF _Toc242991876 \h </w:instrText>
+          <w:instrText xml:space="preserve"> PAGEREF _Toc243479352 \h </w:instrText>
         </w:r>
         <w:r>
           <w:rPr>
@@ -1450,7 +1453,7 @@
           <w14:ligatures w14:val="standardContextual"/>
         </w:rPr>
       </w:pPr>
-      <w:hyperlink w:anchor="_Toc242991877" w:history="1">
+      <w:hyperlink w:anchor="_Toc243479353" w:history="1">
         <w:r>
           <w:rPr>
             <w:rStyle w:val="Hyperlink"/>
@@ -1477,7 +1480,7 @@
             <w:noProof/>
             <w:webHidden/>
           </w:rPr>
-          <w:instrText xml:space="preserve"> PAGEREF _Toc242991877 \h </w:instrText>
+          <w:instrText xml:space="preserve"> PAGEREF _Toc243479353 \h </w:instrText>
         </w:r>
         <w:r>
           <w:rPr>
@@ -1525,7 +1528,7 @@
           <w14:ligatures w14:val="standardContextual"/>
         </w:rPr>
       </w:pPr>
-      <w:hyperlink w:anchor="_Toc242991878" w:history="1">
+      <w:hyperlink w:anchor="_Toc243479354" w:history="1">
         <w:r>
           <w:rPr>
             <w:rStyle w:val="Hyperlink"/>
@@ -1552,7 +1555,7 @@
             <w:noProof/>
             <w:webHidden/>
           </w:rPr>
-          <w:instrText xml:space="preserve"> PAGEREF _Toc242991878 \h </w:instrText>
+          <w:instrText xml:space="preserve"> PAGEREF _Toc243479354 \h </w:instrText>
         </w:r>
         <w:r>
           <w:rPr>
@@ -1600,7 +1603,7 @@
           <w14:ligatures w14:val="standardContextual"/>
         </w:rPr>
       </w:pPr>
-      <w:hyperlink w:anchor="_Toc242991879" w:history="1">
+      <w:hyperlink w:anchor="_Toc243479355" w:history="1">
         <w:r>
           <w:rPr>
             <w:rStyle w:val="Hyperlink"/>
@@ -1627,7 +1630,7 @@
             <w:noProof/>
             <w:webHidden/>
           </w:rPr>
-          <w:instrText xml:space="preserve"> PAGEREF _Toc242991879 \h </w:instrText>
+          <w:instrText xml:space="preserve"> PAGEREF _Toc243479355 \h </w:instrText>
         </w:r>
         <w:r>
           <w:rPr>
@@ -1675,7 +1678,7 @@
           <w14:ligatures w14:val="standardContextual"/>
         </w:rPr>
       </w:pPr>
-      <w:hyperlink w:anchor="_Toc242991880" w:history="1">
+      <w:hyperlink w:anchor="_Toc243479356" w:history="1">
         <w:r>
           <w:rPr>
             <w:rStyle w:val="Hyperlink"/>
@@ -1702,7 +1705,7 @@
             <w:noProof/>
             <w:webHidden/>
           </w:rPr>
-          <w:instrText xml:space="preserve"> PAGEREF _Toc242991880 \h </w:instrText>
+          <w:instrText xml:space="preserve"> PAGEREF _Toc243479356 \h </w:instrText>
         </w:r>
         <w:r>
           <w:rPr>
@@ -1750,7 +1753,7 @@
           <w14:ligatures w14:val="standardContextual"/>
         </w:rPr>
       </w:pPr>
-      <w:hyperlink w:anchor="_Toc242991881" w:history="1">
+      <w:hyperlink w:anchor="_Toc243479357" w:history="1">
         <w:r>
           <w:rPr>
             <w:rStyle w:val="Hyperlink"/>
@@ -1777,7 +1780,7 @@
             <w:noProof/>
             <w:webHidden/>
           </w:rPr>
-          <w:instrText xml:space="preserve"> PAGEREF _Toc242991881 \h </w:instrText>
+          <w:instrText xml:space="preserve"> PAGEREF _Toc243479357 \h </w:instrText>
         </w:r>
         <w:r>
           <w:rPr>
@@ -1825,7 +1828,7 @@
           <w14:ligatures w14:val="standardContextual"/>
         </w:rPr>
       </w:pPr>
-      <w:hyperlink w:anchor="_Toc242991882" w:history="1">
+      <w:hyperlink w:anchor="_Toc243479358" w:history="1">
         <w:r>
           <w:rPr>
             <w:rStyle w:val="Hyperlink"/>
@@ -1852,7 +1855,7 @@
             <w:noProof/>
             <w:webHidden/>
           </w:rPr>
-          <w:instrText xml:space="preserve"> PAGEREF _Toc242991882 \h </w:instrText>
+          <w:instrText xml:space="preserve"> PAGEREF _Toc243479358 \h </w:instrText>
         </w:r>
         <w:r>
           <w:rPr>
@@ -1900,7 +1903,7 @@
           <w14:ligatures w14:val="standardContextual"/>
         </w:rPr>
       </w:pPr>
-      <w:hyperlink w:anchor="_Toc242991883" w:history="1">
+      <w:hyperlink w:anchor="_Toc243479359" w:history="1">
         <w:r>
           <w:rPr>
             <w:rStyle w:val="Hyperlink"/>
@@ -1927,7 +1930,7 @@
             <w:noProof/>
             <w:webHidden/>
           </w:rPr>
-          <w:instrText xml:space="preserve"> PAGEREF _Toc242991883 \h </w:instrText>
+          <w:instrText xml:space="preserve"> PAGEREF _Toc243479359 \h </w:instrText>
         </w:r>
         <w:r>
           <w:rPr>
@@ -1975,7 +1978,7 @@
           <w14:ligatures w14:val="standardContextual"/>
         </w:rPr>
       </w:pPr>
-      <w:hyperlink w:anchor="_Toc242991884" w:history="1">
+      <w:hyperlink w:anchor="_Toc243479360" w:history="1">
         <w:r>
           <w:rPr>
             <w:rStyle w:val="Hyperlink"/>
@@ -2002,7 +2005,7 @@
             <w:noProof/>
             <w:webHidden/>
           </w:rPr>
-          <w:instrText xml:space="preserve"> PAGEREF _Toc242991884 \h </w:instrText>
+          <w:instrText xml:space="preserve"> PAGEREF _Toc243479360 \h </w:instrText>
         </w:r>
         <w:r>
           <w:rPr>
@@ -2050,7 +2053,7 @@
           <w14:ligatures w14:val="standardContextual"/>
         </w:rPr>
       </w:pPr>
-      <w:hyperlink w:anchor="_Toc242991885" w:history="1">
+      <w:hyperlink w:anchor="_Toc243479361" w:history="1">
         <w:r>
           <w:rPr>
             <w:rStyle w:val="Hyperlink"/>
@@ -2077,7 +2080,7 @@
             <w:noProof/>
             <w:webHidden/>
           </w:rPr>
-          <w:instrText xml:space="preserve"> PAGEREF _Toc242991885 \h </w:instrText>
+          <w:instrText xml:space="preserve"> PAGEREF _Toc243479361 \h </w:instrText>
         </w:r>
         <w:r>
           <w:rPr>
@@ -2125,7 +2128,7 @@
           <w14:ligatures w14:val="standardContextual"/>
         </w:rPr>
       </w:pPr>
-      <w:hyperlink w:anchor="_Toc242991886" w:history="1">
+      <w:hyperlink w:anchor="_Toc243479362" w:history="1">
         <w:r>
           <w:rPr>
             <w:rStyle w:val="Hyperlink"/>
@@ -2152,7 +2155,7 @@
             <w:noProof/>
             <w:webHidden/>
           </w:rPr>
-          <w:instrText xml:space="preserve"> PAGEREF _Toc242991886 \h </w:instrText>
+          <w:instrText xml:space="preserve"> PAGEREF _Toc243479362 \h </w:instrText>
         </w:r>
         <w:r>
           <w:rPr>
@@ -2200,7 +2203,7 @@
           <w14:ligatures w14:val="standardContextual"/>
         </w:rPr>
       </w:pPr>
-      <w:hyperlink w:anchor="_Toc242991887" w:history="1">
+      <w:hyperlink w:anchor="_Toc243479363" w:history="1">
         <w:r>
           <w:rPr>
             <w:rStyle w:val="Hyperlink"/>
@@ -2227,7 +2230,7 @@
             <w:noProof/>
             <w:webHidden/>
           </w:rPr>
-          <w:instrText xml:space="preserve"> PAGEREF _Toc242991887 \h </w:instrText>
+          <w:instrText xml:space="preserve"> PAGEREF _Toc243479363 \h </w:instrText>
         </w:r>
         <w:r>
           <w:rPr>
@@ -2275,7 +2278,7 @@
           <w14:ligatures w14:val="standardContextual"/>
         </w:rPr>
       </w:pPr>
-      <w:hyperlink w:anchor="_Toc242991888" w:history="1">
+      <w:hyperlink w:anchor="_Toc243479364" w:history="1">
         <w:r>
           <w:rPr>
             <w:rStyle w:val="Hyperlink"/>
@@ -2302,7 +2305,7 @@
             <w:noProof/>
             <w:webHidden/>
           </w:rPr>
-          <w:instrText xml:space="preserve"> PAGEREF _Toc242991888 \h </w:instrText>
+          <w:instrText xml:space="preserve"> PAGEREF _Toc243479364 \h </w:instrText>
         </w:r>
         <w:r>
           <w:rPr>
@@ -2323,6 +2326,81 @@
             <w:webHidden/>
           </w:rPr>
           <w:t>25</w:t>
+        </w:r>
+        <w:r>
+          <w:rPr>
+            <w:noProof/>
+            <w:webHidden/>
+          </w:rPr>
+          <w:fldChar w:fldCharType="end"/>
+        </w:r>
+      </w:hyperlink>
+    </w:p>
+    <w:p>
+      <w:pPr>
+        <w:pStyle w:val="TOC2"/>
+        <w:tabs>
+          <w:tab w:val="right" w:leader="dot" w:pos="9880"/>
+        </w:tabs>
+        <w:rPr>
+          <w:rFonts w:asciiTheme="minorHAnsi" w:eastAsiaTheme="minorEastAsia" w:hAnsiTheme="minorHAnsi"/>
+          <w:noProof/>
+          <w:color w:val="auto"/>
+          <w:kern w:val="2"/>
+          <w:sz w:val="24"/>
+          <w:szCs w:val="24"/>
+          <w:lang w:val="de-DE" w:eastAsia="de-DE"/>
+          <w14:ligatures w14:val="standardContextual"/>
+        </w:rPr>
+      </w:pPr>
+      <w:hyperlink w:anchor="_Toc243479365" w:history="1">
+        <w:r>
+          <w:rPr>
+            <w:rStyle w:val="Hyperlink"/>
+            <w:noProof/>
+          </w:rPr>
+          <w:t>Recalage guidé sur atlas avec LightSuite</w:t>
+        </w:r>
+        <w:r>
+          <w:rPr>
+            <w:noProof/>
+            <w:webHidden/>
+          </w:rPr>
+          <w:tab/>
+        </w:r>
+        <w:r>
+          <w:rPr>
+            <w:noProof/>
+            <w:webHidden/>
+          </w:rPr>
+          <w:fldChar w:fldCharType="begin"/>
+        </w:r>
+        <w:r>
+          <w:rPr>
+            <w:noProof/>
+            <w:webHidden/>
+          </w:rPr>
+          <w:instrText xml:space="preserve"> PAGEREF _Toc243479365 \h </w:instrText>
+        </w:r>
+        <w:r>
+          <w:rPr>
+            <w:noProof/>
+            <w:webHidden/>
+          </w:rPr>
+        </w:r>
+        <w:r>
+          <w:rPr>
+            <w:noProof/>
+            <w:webHidden/>
+          </w:rPr>
+          <w:fldChar w:fldCharType="separate"/>
+        </w:r>
+        <w:r>
+          <w:rPr>
+            <w:noProof/>
+            <w:webHidden/>
+          </w:rPr>
+          <w:t>26</w:t>
         </w:r>
         <w:r>
           <w:rPr>
@@ -2350,7 +2428,7 @@
           <w14:ligatures w14:val="standardContextual"/>
         </w:rPr>
       </w:pPr>
-      <w:hyperlink w:anchor="_Toc242991889" w:history="1">
+      <w:hyperlink w:anchor="_Toc243479366" w:history="1">
         <w:r>
           <w:rPr>
             <w:rStyle w:val="Hyperlink"/>
@@ -2377,7 +2455,7 @@
             <w:noProof/>
             <w:webHidden/>
           </w:rPr>
-          <w:instrText xml:space="preserve"> PAGEREF _Toc242991889 \h </w:instrText>
+          <w:instrText xml:space="preserve"> PAGEREF _Toc243479366 \h </w:instrText>
         </w:r>
         <w:r>
           <w:rPr>
@@ -2397,7 +2475,7 @@
             <w:noProof/>
             <w:webHidden/>
           </w:rPr>
-          <w:t>27</w:t>
+          <w:t>32</w:t>
         </w:r>
         <w:r>
           <w:rPr>
@@ -2425,7 +2503,7 @@
           <w14:ligatures w14:val="standardContextual"/>
         </w:rPr>
       </w:pPr>
-      <w:hyperlink w:anchor="_Toc242991890" w:history="1">
+      <w:hyperlink w:anchor="_Toc243479367" w:history="1">
         <w:r>
           <w:rPr>
             <w:rStyle w:val="Hyperlink"/>
@@ -2452,7 +2530,7 @@
             <w:noProof/>
             <w:webHidden/>
           </w:rPr>
-          <w:instrText xml:space="preserve"> PAGEREF _Toc242991890 \h </w:instrText>
+          <w:instrText xml:space="preserve"> PAGEREF _Toc243479367 \h </w:instrText>
         </w:r>
         <w:r>
           <w:rPr>
@@ -2472,7 +2550,7 @@
             <w:noProof/>
             <w:webHidden/>
           </w:rPr>
-          <w:t>27</w:t>
+          <w:t>32</w:t>
         </w:r>
         <w:r>
           <w:rPr>
@@ -2500,7 +2578,7 @@
           <w14:ligatures w14:val="standardContextual"/>
         </w:rPr>
       </w:pPr>
-      <w:hyperlink w:anchor="_Toc242991891" w:history="1">
+      <w:hyperlink w:anchor="_Toc243479368" w:history="1">
         <w:r>
           <w:rPr>
             <w:rStyle w:val="Hyperlink"/>
@@ -2527,7 +2605,7 @@
             <w:noProof/>
             <w:webHidden/>
           </w:rPr>
-          <w:instrText xml:space="preserve"> PAGEREF _Toc242991891 \h </w:instrText>
+          <w:instrText xml:space="preserve"> PAGEREF _Toc243479368 \h </w:instrText>
         </w:r>
         <w:r>
           <w:rPr>
@@ -2547,7 +2625,7 @@
             <w:noProof/>
             <w:webHidden/>
           </w:rPr>
-          <w:t>28</w:t>
+          <w:t>33</w:t>
         </w:r>
         <w:r>
           <w:rPr>
@@ -2575,7 +2653,7 @@
           <w14:ligatures w14:val="standardContextual"/>
         </w:rPr>
       </w:pPr>
-      <w:hyperlink w:anchor="_Toc242991892" w:history="1">
+      <w:hyperlink w:anchor="_Toc243479369" w:history="1">
         <w:r>
           <w:rPr>
             <w:rStyle w:val="Hyperlink"/>
@@ -2602,7 +2680,7 @@
             <w:noProof/>
             <w:webHidden/>
           </w:rPr>
-          <w:instrText xml:space="preserve"> PAGEREF _Toc242991892 \h </w:instrText>
+          <w:instrText xml:space="preserve"> PAGEREF _Toc243479369 \h </w:instrText>
         </w:r>
         <w:r>
           <w:rPr>
@@ -2622,7 +2700,7 @@
             <w:noProof/>
             <w:webHidden/>
           </w:rPr>
-          <w:t>30</w:t>
+          <w:t>35</w:t>
         </w:r>
         <w:r>
           <w:rPr>
@@ -2650,7 +2728,7 @@
           <w14:ligatures w14:val="standardContextual"/>
         </w:rPr>
       </w:pPr>
-      <w:hyperlink w:anchor="_Toc242991893" w:history="1">
+      <w:hyperlink w:anchor="_Toc243479370" w:history="1">
         <w:r>
           <w:rPr>
             <w:rStyle w:val="Hyperlink"/>
@@ -2677,7 +2755,7 @@
             <w:noProof/>
             <w:webHidden/>
           </w:rPr>
-          <w:instrText xml:space="preserve"> PAGEREF _Toc242991893 \h </w:instrText>
+          <w:instrText xml:space="preserve"> PAGEREF _Toc243479370 \h </w:instrText>
         </w:r>
         <w:r>
           <w:rPr>
@@ -2697,7 +2775,7 @@
             <w:noProof/>
             <w:webHidden/>
           </w:rPr>
-          <w:t>32</w:t>
+          <w:t>37</w:t>
         </w:r>
         <w:r>
           <w:rPr>
@@ -2725,7 +2803,7 @@
           <w14:ligatures w14:val="standardContextual"/>
         </w:rPr>
       </w:pPr>
-      <w:hyperlink w:anchor="_Toc242991894" w:history="1">
+      <w:hyperlink w:anchor="_Toc243479371" w:history="1">
         <w:r>
           <w:rPr>
             <w:rStyle w:val="Hyperlink"/>
@@ -2752,7 +2830,7 @@
             <w:noProof/>
             <w:webHidden/>
           </w:rPr>
-          <w:instrText xml:space="preserve"> PAGEREF _Toc242991894 \h </w:instrText>
+          <w:instrText xml:space="preserve"> PAGEREF _Toc243479371 \h </w:instrText>
         </w:r>
         <w:r>
           <w:rPr>
@@ -2772,7 +2850,7 @@
             <w:noProof/>
             <w:webHidden/>
           </w:rPr>
-          <w:t>32</w:t>
+          <w:t>37</w:t>
         </w:r>
         <w:r>
           <w:rPr>
@@ -2800,7 +2878,7 @@
           <w14:ligatures w14:val="standardContextual"/>
         </w:rPr>
       </w:pPr>
-      <w:hyperlink w:anchor="_Toc242991895" w:history="1">
+      <w:hyperlink w:anchor="_Toc243479372" w:history="1">
         <w:r>
           <w:rPr>
             <w:rStyle w:val="Hyperlink"/>
@@ -2827,7 +2905,7 @@
             <w:noProof/>
             <w:webHidden/>
           </w:rPr>
-          <w:instrText xml:space="preserve"> PAGEREF _Toc242991895 \h </w:instrText>
+          <w:instrText xml:space="preserve"> PAGEREF _Toc243479372 \h </w:instrText>
         </w:r>
         <w:r>
           <w:rPr>
@@ -2847,7 +2925,7 @@
             <w:noProof/>
             <w:webHidden/>
           </w:rPr>
-          <w:t>33</w:t>
+          <w:t>38</w:t>
         </w:r>
         <w:r>
           <w:rPr>
@@ -2875,7 +2953,7 @@
           <w14:ligatures w14:val="standardContextual"/>
         </w:rPr>
       </w:pPr>
-      <w:hyperlink w:anchor="_Toc242991896" w:history="1">
+      <w:hyperlink w:anchor="_Toc243479373" w:history="1">
         <w:r>
           <w:rPr>
             <w:rStyle w:val="Hyperlink"/>
@@ -2902,7 +2980,7 @@
             <w:noProof/>
             <w:webHidden/>
           </w:rPr>
-          <w:instrText xml:space="preserve"> PAGEREF _Toc242991896 \h </w:instrText>
+          <w:instrText xml:space="preserve"> PAGEREF _Toc243479373 \h </w:instrText>
         </w:r>
         <w:r>
           <w:rPr>
@@ -2922,7 +3000,7 @@
             <w:noProof/>
             <w:webHidden/>
           </w:rPr>
-          <w:t>34</w:t>
+          <w:t>39</w:t>
         </w:r>
         <w:r>
           <w:rPr>
@@ -2950,7 +3028,7 @@
           <w14:ligatures w14:val="standardContextual"/>
         </w:rPr>
       </w:pPr>
-      <w:hyperlink w:anchor="_Toc242991897" w:history="1">
+      <w:hyperlink w:anchor="_Toc243479374" w:history="1">
         <w:r>
           <w:rPr>
             <w:rStyle w:val="Hyperlink"/>
@@ -2977,7 +3055,7 @@
             <w:noProof/>
             <w:webHidden/>
           </w:rPr>
-          <w:instrText xml:space="preserve"> PAGEREF _Toc242991897 \h </w:instrText>
+          <w:instrText xml:space="preserve"> PAGEREF _Toc243479374 \h </w:instrText>
         </w:r>
         <w:r>
           <w:rPr>
@@ -2997,7 +3075,7 @@
             <w:noProof/>
             <w:webHidden/>
           </w:rPr>
-          <w:t>34</w:t>
+          <w:t>39</w:t>
         </w:r>
         <w:r>
           <w:rPr>
@@ -3025,7 +3103,7 @@
           <w14:ligatures w14:val="standardContextual"/>
         </w:rPr>
       </w:pPr>
-      <w:hyperlink w:anchor="_Toc242991898" w:history="1">
+      <w:hyperlink w:anchor="_Toc243479375" w:history="1">
         <w:r>
           <w:rPr>
             <w:rStyle w:val="Hyperlink"/>
@@ -3052,7 +3130,7 @@
             <w:noProof/>
             <w:webHidden/>
           </w:rPr>
-          <w:instrText xml:space="preserve"> PAGEREF _Toc242991898 \h </w:instrText>
+          <w:instrText xml:space="preserve"> PAGEREF _Toc243479375 \h </w:instrText>
         </w:r>
         <w:r>
           <w:rPr>
@@ -3072,7 +3150,7 @@
             <w:noProof/>
             <w:webHidden/>
           </w:rPr>
-          <w:t>35</w:t>
+          <w:t>40</w:t>
         </w:r>
         <w:r>
           <w:rPr>
@@ -3100,7 +3178,7 @@
           <w14:ligatures w14:val="standardContextual"/>
         </w:rPr>
       </w:pPr>
-      <w:hyperlink w:anchor="_Toc242991899" w:history="1">
+      <w:hyperlink w:anchor="_Toc243479376" w:history="1">
         <w:r>
           <w:rPr>
             <w:rStyle w:val="Hyperlink"/>
@@ -3127,7 +3205,7 @@
             <w:noProof/>
             <w:webHidden/>
           </w:rPr>
-          <w:instrText xml:space="preserve"> PAGEREF _Toc242991899 \h </w:instrText>
+          <w:instrText xml:space="preserve"> PAGEREF _Toc243479376 \h </w:instrText>
         </w:r>
         <w:r>
           <w:rPr>
@@ -3147,7 +3225,7 @@
             <w:noProof/>
             <w:webHidden/>
           </w:rPr>
-          <w:t>36</w:t>
+          <w:t>41</w:t>
         </w:r>
         <w:r>
           <w:rPr>
@@ -3175,7 +3253,7 @@
           <w14:ligatures w14:val="standardContextual"/>
         </w:rPr>
       </w:pPr>
-      <w:hyperlink w:anchor="_Toc242991900" w:history="1">
+      <w:hyperlink w:anchor="_Toc243479377" w:history="1">
         <w:r>
           <w:rPr>
             <w:rStyle w:val="Hyperlink"/>
@@ -3202,7 +3280,7 @@
             <w:noProof/>
             <w:webHidden/>
           </w:rPr>
-          <w:instrText xml:space="preserve"> PAGEREF _Toc242991900 \h </w:instrText>
+          <w:instrText xml:space="preserve"> PAGEREF _Toc243479377 \h </w:instrText>
         </w:r>
         <w:r>
           <w:rPr>
@@ -3222,7 +3300,7 @@
             <w:noProof/>
             <w:webHidden/>
           </w:rPr>
-          <w:t>36</w:t>
+          <w:t>41</w:t>
         </w:r>
         <w:r>
           <w:rPr>
@@ -3250,7 +3328,7 @@
           <w14:ligatures w14:val="standardContextual"/>
         </w:rPr>
       </w:pPr>
-      <w:hyperlink w:anchor="_Toc242991901" w:history="1">
+      <w:hyperlink w:anchor="_Toc243479378" w:history="1">
         <w:r>
           <w:rPr>
             <w:rStyle w:val="Hyperlink"/>
@@ -3277,7 +3355,7 @@
             <w:noProof/>
             <w:webHidden/>
           </w:rPr>
-          <w:instrText xml:space="preserve"> PAGEREF _Toc242991901 \h </w:instrText>
+          <w:instrText xml:space="preserve"> PAGEREF _Toc243479378 \h </w:instrText>
         </w:r>
         <w:r>
           <w:rPr>
@@ -3297,7 +3375,7 @@
             <w:noProof/>
             <w:webHidden/>
           </w:rPr>
-          <w:t>37</w:t>
+          <w:t>42</w:t>
         </w:r>
         <w:r>
           <w:rPr>
@@ -3359,7 +3437,7 @@
         <w:pStyle w:val="Heading1"/>
         <w:pageBreakBefore/>
       </w:pPr>
-      <w:bookmarkStart w:id="0" w:name="_Toc242991859"/>
+      <w:bookmarkStart w:id="0" w:name="_Toc243479335"/>
       <w:r>
         <w:rPr>
           <w:b w:val="0"/>
@@ -3373,7 +3451,7 @@
       <w:pPr>
         <w:pStyle w:val="Heading2"/>
       </w:pPr>
-      <w:bookmarkStart w:id="1" w:name="_Toc242991860"/>
+      <w:bookmarkStart w:id="1" w:name="_Toc243479336"/>
       <w:r>
         <w:rPr>
           <w:b w:val="0"/>
@@ -3388,7 +3466,10 @@
         <w:ind w:left="317" w:hanging="259"/>
       </w:pPr>
       <w:r>
-        <w:t xml:space="preserve">1. Téléchargez le dépôt complet depuis </w:t>
+        <w:t xml:space="preserve">1. </w:t>
+      </w:r>
+      <w:r>
+        <w:t xml:space="preserve">Téléchargez le dépôt complet depuis </w:t>
       </w:r>
       <w:hyperlink r:id="rId8">
         <w:r>
@@ -3409,7 +3490,10 @@
         <w:ind w:left="317" w:hanging="259"/>
       </w:pPr>
       <w:r>
-        <w:t xml:space="preserve">2. Placez-le sur un disque local. Gardez ensemble les scripts du dossier principal, </w:t>
+        <w:t xml:space="preserve">2. </w:t>
+      </w:r>
+      <w:r>
+        <w:t xml:space="preserve">Placez-le sur un disque local. Gardez ensemble les scripts du dossier principal, </w:t>
       </w:r>
       <w:r>
         <w:rPr>
@@ -3468,7 +3552,10 @@
         <w:ind w:left="317" w:hanging="259"/>
       </w:pPr>
       <w:r>
-        <w:t>3. Démarrez MATLAB. L’installation de référence illustrée utilise MATLAB R2023b sous Windows. Certaines fonctions, notamment le recalage d’images, nécessitent la boîte à outils MATLAB correspondante ; une erreur de fonction manquante indique une dépendance à vérifier.</w:t>
+        <w:t xml:space="preserve">3. </w:t>
+      </w:r>
+      <w:r>
+        <w:t>Démarrez MATLAB. L’installation de référence illustrée utilise MATLAB R2023b sous Windows. Certaines fonctions, notamment le recalage d’images, nécessitent la boîte à outils MATLAB correspondante ; une erreur de fonction manquante indique une dépendance à vérifier.</w:t>
       </w:r>
     </w:p>
     <w:p>
@@ -3477,7 +3564,10 @@
         <w:ind w:left="317" w:hanging="259"/>
       </w:pPr>
       <w:r>
-        <w:t xml:space="preserve">4. Dans MATLAB, choisissez comme dossier courant le dossier décompressé </w:t>
+        <w:t xml:space="preserve">4. </w:t>
+      </w:r>
+      <w:r>
+        <w:t xml:space="preserve">Dans MATLAB, choisissez comme dossier courant le dossier décompressé </w:t>
       </w:r>
       <w:r>
         <w:rPr>
@@ -3521,7 +3611,7 @@
       <w:pPr>
         <w:pStyle w:val="Heading2"/>
       </w:pPr>
-      <w:bookmarkStart w:id="2" w:name="_Toc242991861"/>
+      <w:bookmarkStart w:id="2" w:name="_Toc243479337"/>
       <w:r>
         <w:rPr>
           <w:b w:val="0"/>
@@ -3561,7 +3651,7 @@
         <w:pStyle w:val="Heading1"/>
         <w:pageBreakBefore/>
       </w:pPr>
-      <w:bookmarkStart w:id="3" w:name="_Toc242991862"/>
+      <w:bookmarkStart w:id="3" w:name="_Toc243479338"/>
       <w:r>
         <w:rPr>
           <w:b w:val="0"/>
@@ -3748,7 +3838,10 @@
               <w:jc w:val="left"/>
             </w:pPr>
             <w:r>
-              <w:t>Y × X × temps</w:t>
+              <w:t xml:space="preserve">Y × X × </w:t>
+            </w:r>
+            <w:r>
+              <w:t>temps</w:t>
             </w:r>
           </w:p>
         </w:tc>
@@ -3928,7 +4021,10 @@
               <w:jc w:val="left"/>
             </w:pPr>
             <w:r>
-              <w:t>Y × X × Z × temps</w:t>
+              <w:t xml:space="preserve">Y × X × Z × </w:t>
+            </w:r>
+            <w:r>
+              <w:t>temps</w:t>
             </w:r>
           </w:p>
         </w:tc>
@@ -3976,7 +4072,7 @@
       <w:pPr>
         <w:pStyle w:val="Heading2"/>
       </w:pPr>
-      <w:bookmarkStart w:id="4" w:name="_Toc242991863"/>
+      <w:bookmarkStart w:id="4" w:name="_Toc243479339"/>
       <w:r>
         <w:rPr>
           <w:b w:val="0"/>
@@ -3987,7 +4083,10 @@
     </w:p>
     <w:p>
       <w:r>
-        <w:t>Consignez le fichier original, l’identité de l’animal et de la session, le type d’acquisition, la chronologie, les événements, les espacements physiques des voxels et le dossier de sortie. Enregistrez la séquence de traitement et ses paramètres. Gardez ensemble les ensembles de recalage atlas et les fichiers annexes des ROI.</w:t>
+        <w:t xml:space="preserve">Consignez le fichier original, </w:t>
+      </w:r>
+      <w:r>
+        <w:t>l’identité de l’animal et de la session, le type d’acquisition, la chronologie, les événements, les espacements physiques des voxels et le dossier de sortie. Enregistrez la séquence de traitement et ses paramètres. Gardez ensemble les ensembles de recalage atlas et les fichiers annexes des ROI.</w:t>
       </w:r>
     </w:p>
     <w:p>
@@ -4006,7 +4105,7 @@
       <w:pPr>
         <w:pStyle w:val="Heading1"/>
       </w:pPr>
-      <w:bookmarkStart w:id="5" w:name="_Toc242991864"/>
+      <w:bookmarkStart w:id="5" w:name="_Toc243479340"/>
       <w:r>
         <w:rPr>
           <w:b w:val="0"/>
@@ -4034,7 +4133,7 @@
           <w:noProof/>
         </w:rPr>
         <w:drawing>
-          <wp:inline distT="0" distB="0" distL="0" distR="0" wp14:anchorId="2593750C" wp14:editId="24FE22DB">
+          <wp:inline distT="0" distB="0" distL="0" distR="0" wp14:anchorId="0A6BB906" wp14:editId="61A5DDDD">
             <wp:extent cx="9962147" cy="6309360"/>
             <wp:effectExtent l="0" t="0" r="0" b="0"/>
             <wp:docPr id="2" name="Picture 2" descr="Studio workflow overview"/>
@@ -4089,7 +4188,10 @@
       </w:pPr>
       <w:r>
         <w:lastRenderedPageBreak/>
-        <w:t xml:space="preserve">1. Cliquez sur </w:t>
+        <w:t xml:space="preserve">1. </w:t>
+      </w:r>
+      <w:r>
+        <w:t xml:space="preserve">Cliquez sur </w:t>
       </w:r>
       <w:r>
         <w:rPr>
@@ -4107,7 +4209,10 @@
         <w:ind w:left="317" w:hanging="259"/>
       </w:pPr>
       <w:r>
-        <w:t>2. Examinez les options de chargement. Confirmez dimensions, nombre de volumes ou d’images, TR et tout avertissement concernant des horodatages irréguliers.</w:t>
+        <w:t xml:space="preserve">2. </w:t>
+      </w:r>
+      <w:r>
+        <w:t>Examinez les options de chargement. Confirmez dimensions, nombre de volumes ou d’images, TR et tout avertissement concernant des horodatages irréguliers.</w:t>
       </w:r>
     </w:p>
     <w:p>
@@ -4116,7 +4221,10 @@
         <w:ind w:left="317" w:hanging="259"/>
       </w:pPr>
       <w:r>
-        <w:t>3. Confirmez le dossier de sortie de l’analyse. Un dossier local permet de distinguer le temps de traitement du temps d’écriture sur le serveur.</w:t>
+        <w:t xml:space="preserve">3. </w:t>
+      </w:r>
+      <w:r>
+        <w:t>Confirmez le dossier de sortie de l’analyse. Un dossier local permet de distinguer le temps de traitement du temps d’écriture sur le serveur.</w:t>
       </w:r>
     </w:p>
     <w:p>
@@ -4125,7 +4233,10 @@
         <w:ind w:left="317" w:hanging="259"/>
       </w:pPr>
       <w:r>
-        <w:t>4. Vérifiez l’étiquette du jeu de données actif avant d’ouvrir un visualiseur ou d’appliquer un traitement.</w:t>
+        <w:t xml:space="preserve">4. </w:t>
+      </w:r>
+      <w:r>
+        <w:t>Vérifiez l’étiquette du jeu de données actif avant d’ouvrir un visualiseur ou d’appliquer un traitement.</w:t>
       </w:r>
     </w:p>
     <w:p>
@@ -4134,14 +4245,17 @@
         <w:ind w:left="317" w:hanging="259"/>
       </w:pPr>
       <w:r>
-        <w:t>5. Ouvrez Time-Course Viewer et examinez des images du début, du milieu et de la fin avant toute correction.</w:t>
+        <w:t xml:space="preserve">5. </w:t>
+      </w:r>
+      <w:r>
+        <w:t>Ouvrez Time-Course Viewer et examinez des images du début, du milieu et de la fin avant toute correction.</w:t>
       </w:r>
     </w:p>
     <w:p>
       <w:pPr>
         <w:pStyle w:val="Heading2"/>
       </w:pPr>
-      <w:bookmarkStart w:id="6" w:name="_Toc242991865"/>
+      <w:bookmarkStart w:id="6" w:name="_Toc243479341"/>
       <w:r>
         <w:rPr>
           <w:b w:val="0"/>
@@ -4176,7 +4290,7 @@
         <w:pStyle w:val="Heading1"/>
         <w:pageBreakBefore/>
       </w:pPr>
-      <w:bookmarkStart w:id="7" w:name="_Toc242991866"/>
+      <w:bookmarkStart w:id="7" w:name="_Toc243479342"/>
       <w:r>
         <w:rPr>
           <w:b w:val="0"/>
@@ -4192,7 +4306,10 @@
         <w:ind w:left="317" w:hanging="259"/>
       </w:pPr>
       <w:r>
-        <w:t>1. Chargez le film 2D original et confirmez l’organisation Y × X × temps.</w:t>
+        <w:t xml:space="preserve">1. </w:t>
+      </w:r>
+      <w:r>
+        <w:t>Chargez le film 2D original et confirmez l’organisation Y × X × temps.</w:t>
       </w:r>
     </w:p>
     <w:p>
@@ -4201,7 +4318,10 @@
         <w:ind w:left="317" w:hanging="259"/>
       </w:pPr>
       <w:r>
-        <w:t>2. Inspectez le film brut : déplacements, sauts, saturation, pertes de signal et dérive lente.</w:t>
+        <w:t xml:space="preserve">2. </w:t>
+      </w:r>
+      <w:r>
+        <w:t>Inspectez le film brut : déplacements, sauts, saturation, pertes de signal et dérive lente.</w:t>
       </w:r>
     </w:p>
     <w:p>
@@ -4210,7 +4330,10 @@
         <w:ind w:left="317" w:hanging="259"/>
       </w:pPr>
       <w:r>
-        <w:t>3. Lancez le contrôle qualité et examinez les images ayant déclenché un avertissement.</w:t>
+        <w:t xml:space="preserve">3. </w:t>
+      </w:r>
+      <w:r>
+        <w:t>Lancez le contrôle qualité et examinez les images ayant déclenché un avertissement.</w:t>
       </w:r>
     </w:p>
     <w:p>
@@ -4219,7 +4342,10 @@
         <w:ind w:left="317" w:hanging="259"/>
       </w:pPr>
       <w:r>
-        <w:t>4. Créez une branche dérivée distincte pour une correction justifiée. Comparez-la à l’enregistrement brut avec la même ROI et le même intervalle temporel.</w:t>
+        <w:t xml:space="preserve">4. </w:t>
+      </w:r>
+      <w:r>
+        <w:t>Créez une branche dérivée distincte pour une correction justifiée. Comparez-la à l’enregistrement brut avec la même ROI et le même intervalle temporel.</w:t>
       </w:r>
     </w:p>
     <w:p>
@@ -4228,7 +4354,10 @@
         <w:ind w:left="317" w:hanging="259"/>
       </w:pPr>
       <w:r>
-        <w:t>5. Définissez les fenêtres de référence et de signal à partir du journal des événements, puis ouvrez SCM GUI.</w:t>
+        <w:t xml:space="preserve">5. </w:t>
+      </w:r>
+      <w:r>
+        <w:t>Définissez les fenêtres de référence et de signal à partir du journal des événements, puis ouvrez SCM GUI.</w:t>
       </w:r>
     </w:p>
     <w:p>
@@ -4237,7 +4366,10 @@
         <w:ind w:left="317" w:hanging="259"/>
       </w:pPr>
       <w:r>
-        <w:t>6. Préparez un masque d’inclusion et, si des ROI anatomiques sont nécessaires, recalez la coupe sur l’atlas.</w:t>
+        <w:t xml:space="preserve">6. </w:t>
+      </w:r>
+      <w:r>
+        <w:t>Préparez un masque d’inclusion et, si des ROI anatomiques sont nécessaires, recalez la coupe sur l’atlas.</w:t>
       </w:r>
     </w:p>
     <w:p>
@@ -4246,7 +4378,10 @@
         <w:ind w:left="317" w:hanging="259"/>
       </w:pPr>
       <w:r>
-        <w:t>7. Examinez les ROI fixes ou automatiques et leurs courbes avant l’exportation.</w:t>
+        <w:t xml:space="preserve">7. </w:t>
+      </w:r>
+      <w:r>
+        <w:t>Examinez les ROI fixes ou automatiques et leurs courbes avant l’exportation.</w:t>
       </w:r>
     </w:p>
     <w:p>
@@ -4255,14 +4390,20 @@
         <w:ind w:left="317" w:hanging="259"/>
       </w:pPr>
       <w:r>
-        <w:t>8. Poursuivez vers FC ou Group Analysis avec l’anatomie, la chronologie et les fichiers d’export correspondants.</w:t>
+        <w:t xml:space="preserve">8. </w:t>
+      </w:r>
+      <w:r>
+        <w:t xml:space="preserve">Poursuivez vers FC ou Group Analysis avec l’anatomie, la chronologie et les fichiers d’export </w:t>
+      </w:r>
+      <w:r>
+        <w:t>correspondants.</w:t>
       </w:r>
     </w:p>
     <w:p>
       <w:pPr>
         <w:pStyle w:val="Heading2"/>
       </w:pPr>
-      <w:bookmarkStart w:id="8" w:name="_Toc242991867"/>
+      <w:bookmarkStart w:id="8" w:name="_Toc243479343"/>
       <w:r>
         <w:rPr>
           <w:b w:val="0"/>
@@ -4286,7 +4427,7 @@
         <w:pStyle w:val="Heading1"/>
         <w:pageBreakBefore/>
       </w:pPr>
-      <w:bookmarkStart w:id="9" w:name="_Toc242991868"/>
+      <w:bookmarkStart w:id="9" w:name="_Toc243479344"/>
       <w:r>
         <w:rPr>
           <w:b w:val="0"/>
@@ -4307,7 +4448,10 @@
         <w:ind w:left="317" w:hanging="259"/>
       </w:pPr>
       <w:r>
-        <w:t xml:space="preserve">1. Dans Studio, choisissez </w:t>
+        <w:t xml:space="preserve">1. </w:t>
+      </w:r>
+      <w:r>
+        <w:t xml:space="preserve">Dans Studio, choisissez </w:t>
       </w:r>
       <w:r>
         <w:rPr>
@@ -4325,7 +4469,10 @@
         <w:ind w:left="317" w:hanging="259"/>
       </w:pPr>
       <w:r>
-        <w:t>2. Choisissez la voie flux continu ou fichiers séparés correspondant à l’acquisition.</w:t>
+        <w:t xml:space="preserve">2. </w:t>
+      </w:r>
+      <w:r>
+        <w:t>Choisissez la voie flux continu ou fichiers séparés correspondant à l’acquisition.</w:t>
       </w:r>
     </w:p>
     <w:p>
@@ -4334,7 +4481,10 @@
         <w:ind w:left="317" w:hanging="259"/>
       </w:pPr>
       <w:r>
-        <w:t>3. Saisissez le nombre de coupes sources et les informations d’images et de séjour du protocole.</w:t>
+        <w:t xml:space="preserve">3. </w:t>
+      </w:r>
+      <w:r>
+        <w:t>Saisissez le nombre de coupes sources et les informations d’images et de séjour du protocole.</w:t>
       </w:r>
     </w:p>
     <w:p>
@@ -4343,7 +4493,10 @@
         <w:ind w:left="317" w:hanging="259"/>
       </w:pPr>
       <w:r>
-        <w:t>4. Vérifiez les dimensions reconstruites et les indices temporels retenus.</w:t>
+        <w:t xml:space="preserve">4. </w:t>
+      </w:r>
+      <w:r>
+        <w:t>Vérifiez les dimensions reconstruites et les indices temporels retenus.</w:t>
       </w:r>
     </w:p>
     <w:p>
@@ -4352,7 +4505,10 @@
         <w:ind w:left="317" w:hanging="259"/>
       </w:pPr>
       <w:r>
-        <w:t>5. Examinez le début et la fin de chaque plan reconstruit pour détecter un décalage ou une contamination par le mouvement.</w:t>
+        <w:t xml:space="preserve">5. </w:t>
+      </w:r>
+      <w:r>
+        <w:t>Examinez le début et la fin de chaque plan reconstruit pour détecter un décalage ou une contamination par le mouvement.</w:t>
       </w:r>
     </w:p>
     <w:p>
@@ -4361,14 +4517,17 @@
         <w:ind w:left="317" w:hanging="259"/>
       </w:pPr>
       <w:r>
-        <w:t>6. Enregistrez la reconstruction et ses métadonnées avant de poursuivre.</w:t>
+        <w:t xml:space="preserve">6. </w:t>
+      </w:r>
+      <w:r>
+        <w:t>Enregistrez la reconstruction et ses métadonnées avant de poursuivre.</w:t>
       </w:r>
     </w:p>
     <w:p>
       <w:pPr>
         <w:pStyle w:val="Heading2"/>
       </w:pPr>
-      <w:bookmarkStart w:id="10" w:name="_Toc242991869"/>
+      <w:bookmarkStart w:id="10" w:name="_Toc243479345"/>
       <w:r>
         <w:rPr>
           <w:b w:val="0"/>
@@ -4392,7 +4551,7 @@
         <w:pStyle w:val="Heading1"/>
         <w:pageBreakBefore/>
       </w:pPr>
-      <w:bookmarkStart w:id="11" w:name="_Toc242991870"/>
+      <w:bookmarkStart w:id="11" w:name="_Toc243479346"/>
       <w:r>
         <w:rPr>
           <w:b w:val="0"/>
@@ -4408,7 +4567,10 @@
         <w:ind w:left="317" w:hanging="259"/>
       </w:pPr>
       <w:r>
-        <w:t>1. Chargez le film de la sonde matricielle et confirmez Y, X, Z et temps.</w:t>
+        <w:t xml:space="preserve">1. </w:t>
+      </w:r>
+      <w:r>
+        <w:t>Chargez le film de la sonde matricielle et confirmez Y, X, Z et temps.</w:t>
       </w:r>
     </w:p>
     <w:p>
@@ -4417,7 +4579,10 @@
         <w:ind w:left="317" w:hanging="259"/>
       </w:pPr>
       <w:r>
-        <w:t>2. Vérifiez espacements physiques, permutation des axes et latéralité affichée avec les documents d’acquisition.</w:t>
+        <w:t xml:space="preserve">2. </w:t>
+      </w:r>
+      <w:r>
+        <w:t>Vérifiez espacements physiques, permutation des axes et latéralité affichée avec les documents d’acquisition.</w:t>
       </w:r>
     </w:p>
     <w:p>
@@ -4426,7 +4591,10 @@
         <w:ind w:left="317" w:hanging="259"/>
       </w:pPr>
       <w:r>
-        <w:t>3. Examinez plusieurs plans non vides au début, au milieu et à la fin. Des plans périphériques vides peuvent refléter une absence de couverture acquise.</w:t>
+        <w:t xml:space="preserve">3. </w:t>
+      </w:r>
+      <w:r>
+        <w:t>Examinez plusieurs plans non vides au début, au milieu et à la fin. Des plans périphériques vides peuvent refléter une absence de couverture acquise.</w:t>
       </w:r>
     </w:p>
     <w:p>
@@ -4435,7 +4603,13 @@
         <w:ind w:left="317" w:hanging="259"/>
       </w:pPr>
       <w:r>
-        <w:t>4. Lancez le contrôle qualité. Examinez les profils spatiaux et temporels avant de choisir des composantes PCA/ICA à retirer.</w:t>
+        <w:t xml:space="preserve">4. </w:t>
+      </w:r>
+      <w:r>
+        <w:t xml:space="preserve">Lancez le contrôle qualité. Examinez les profils spatiaux et temporels avant de choisir des composantes PCA/ICA à </w:t>
+      </w:r>
+      <w:r>
+        <w:t>retirer.</w:t>
       </w:r>
     </w:p>
     <w:p>
@@ -4444,7 +4618,10 @@
         <w:ind w:left="317" w:hanging="259"/>
       </w:pPr>
       <w:r>
-        <w:t>5. Comparez l’anatomie moyenne corrigée et la courbe brute aux données d’entrée.</w:t>
+        <w:t xml:space="preserve">5. </w:t>
+      </w:r>
+      <w:r>
+        <w:t>Comparez l’anatomie moyenne corrigée et la courbe brute aux données d’entrée.</w:t>
       </w:r>
     </w:p>
     <w:p>
@@ -4453,7 +4630,10 @@
         <w:ind w:left="317" w:hanging="259"/>
       </w:pPr>
       <w:r>
-        <w:t>6. Avec Imregdemons, choisissez le mode dimensionnel adapté ; le véritable traitement 3D exige une géométrie cohérente.</w:t>
+        <w:t xml:space="preserve">6. </w:t>
+      </w:r>
+      <w:r>
+        <w:t>Avec Imregdemons, choisissez le mode dimensionnel adapté ; le véritable traitement 3D exige une géométrie cohérente.</w:t>
       </w:r>
     </w:p>
     <w:p>
@@ -4462,7 +4642,10 @@
         <w:ind w:left="317" w:hanging="259"/>
       </w:pPr>
       <w:r>
-        <w:t>7. Revérifiez TR après réduction temporelle, puis choisissez des filtres et fenêtres événementielles valides.</w:t>
+        <w:t xml:space="preserve">7. </w:t>
+      </w:r>
+      <w:r>
+        <w:t>Revérifiez TR après réduction temporelle, puis choisissez des filtres et fenêtres événementielles valides.</w:t>
       </w:r>
     </w:p>
     <w:p>
@@ -4471,14 +4654,17 @@
         <w:ind w:left="317" w:hanging="259"/>
       </w:pPr>
       <w:r>
-        <w:t>8. Recalez l’atlas et examinez plusieurs coupes anatomiques avant d’extraire les régions ou la FC.</w:t>
+        <w:t xml:space="preserve">8. </w:t>
+      </w:r>
+      <w:r>
+        <w:t>Recalez l’atlas et examinez plusieurs coupes anatomiques avant d’extraire les régions ou la FC.</w:t>
       </w:r>
     </w:p>
     <w:p>
       <w:pPr>
         <w:pStyle w:val="Heading2"/>
       </w:pPr>
-      <w:bookmarkStart w:id="12" w:name="_Toc242991871"/>
+      <w:bookmarkStart w:id="12" w:name="_Toc243479347"/>
       <w:r>
         <w:rPr>
           <w:b w:val="0"/>
@@ -4508,7 +4694,7 @@
         <w:pStyle w:val="Heading1"/>
         <w:pageBreakBefore/>
       </w:pPr>
-      <w:bookmarkStart w:id="13" w:name="_Toc242991872"/>
+      <w:bookmarkStart w:id="13" w:name="_Toc243479348"/>
       <w:r>
         <w:rPr>
           <w:b w:val="0"/>
@@ -4536,7 +4722,7 @@
           <w:noProof/>
         </w:rPr>
         <w:drawing>
-          <wp:inline distT="0" distB="0" distL="0" distR="0" wp14:anchorId="448BE8B3" wp14:editId="466AFD42">
+          <wp:inline distT="0" distB="0" distL="0" distR="0" wp14:anchorId="333D5A73" wp14:editId="53C3CE95">
             <wp:extent cx="3429000" cy="2286000"/>
             <wp:effectExtent l="0" t="0" r="0" b="0"/>
             <wp:docPr id="4" name="Picture 4" descr="Frame rejection quality control"/>
@@ -5173,7 +5359,7 @@
         <w:pStyle w:val="Heading1"/>
         <w:pageBreakBefore/>
       </w:pPr>
-      <w:bookmarkStart w:id="14" w:name="_Toc242991873"/>
+      <w:bookmarkStart w:id="14" w:name="_Toc243479349"/>
       <w:r>
         <w:rPr>
           <w:b w:val="0"/>
@@ -5189,7 +5375,10 @@
         <w:ind w:left="317" w:hanging="259"/>
       </w:pPr>
       <w:r>
-        <w:t>1. Ouvrez la vue de rejet d’images/QC du jeu sélectionné.</w:t>
+        <w:t xml:space="preserve">1. </w:t>
+      </w:r>
+      <w:r>
+        <w:t>Ouvrez la vue de rejet d’images/QC du jeu sélectionné.</w:t>
       </w:r>
     </w:p>
     <w:p>
@@ -5198,7 +5387,10 @@
         <w:ind w:left="317" w:hanging="259"/>
       </w:pPr>
       <w:r>
-        <w:t>2. Examinez le seuil, les indices signalés et le film original autour de chaque événement.</w:t>
+        <w:t xml:space="preserve">2. </w:t>
+      </w:r>
+      <w:r>
+        <w:t>Examinez le seuil, les indices signalés et le film original autour de chaque événement.</w:t>
       </w:r>
     </w:p>
     <w:p>
@@ -5207,7 +5399,13 @@
         <w:ind w:left="317" w:hanging="259"/>
       </w:pPr>
       <w:r>
-        <w:t>3. Décidez quels événements sont des artéfacts à partir des informations d’acquisition et d’expérience.</w:t>
+        <w:t xml:space="preserve">3. </w:t>
+      </w:r>
+      <w:r>
+        <w:t xml:space="preserve">Décidez quels </w:t>
+      </w:r>
+      <w:r>
+        <w:t>événements sont des artéfacts à partir des informations d’acquisition et d’expérience.</w:t>
       </w:r>
     </w:p>
     <w:p>
@@ -5216,7 +5414,10 @@
         <w:ind w:left="317" w:hanging="259"/>
       </w:pPr>
       <w:r>
-        <w:t>4. Appliquez la correction choisie à un jeu dérivé et conservez son compte rendu.</w:t>
+        <w:t xml:space="preserve">4. </w:t>
+      </w:r>
+      <w:r>
+        <w:t>Appliquez la correction choisie à un jeu dérivé et conservez son compte rendu.</w:t>
       </w:r>
     </w:p>
     <w:p>
@@ -5225,7 +5426,10 @@
         <w:ind w:left="317" w:hanging="259"/>
       </w:pPr>
       <w:r>
-        <w:t>5. Comparez les courbes originales et corrigées, y compris autour de chaque lacune.</w:t>
+        <w:t xml:space="preserve">5. </w:t>
+      </w:r>
+      <w:r>
+        <w:t>Comparez les courbes originales et corrigées, y compris autour de chaque lacune.</w:t>
       </w:r>
     </w:p>
     <w:p>
@@ -5235,7 +5439,10 @@
     </w:p>
     <w:p>
       <w:r>
-        <w:t>La correction des lignes aberrantes dans Full QC constitue une procédure distincte. Toute option QC n’équivaut pas à un rejet global d’images ; évitez d’appliquer deux fois la même correction sans vérifier son historique.</w:t>
+        <w:t xml:space="preserve">La correction des lignes aberrantes dans Full QC constitue une procédure distincte. Toute option QC n’équivaut pas à un rejet </w:t>
+      </w:r>
+      <w:r>
+        <w:t>global d’images ; évitez d’appliquer deux fois la même correction sans vérifier son historique.</w:t>
       </w:r>
     </w:p>
     <w:p>
@@ -5243,7 +5450,7 @@
         <w:pStyle w:val="Heading1"/>
         <w:pageBreakBefore/>
       </w:pPr>
-      <w:bookmarkStart w:id="15" w:name="_Toc242991874"/>
+      <w:bookmarkStart w:id="15" w:name="_Toc243479350"/>
       <w:r>
         <w:rPr>
           <w:b w:val="0"/>
@@ -5790,7 +5997,10 @@
               <w:jc w:val="left"/>
             </w:pPr>
             <w:r>
-              <w:t>Traiter des échantillons locaux anormaux isolés</w:t>
+              <w:t xml:space="preserve">Traiter des </w:t>
+            </w:r>
+            <w:r>
+              <w:t>échantillons locaux anormaux isolés</w:t>
             </w:r>
           </w:p>
         </w:tc>
@@ -6011,14 +6221,17 @@
     </w:p>
     <w:p>
       <w:r>
-        <w:t>Appliquez une seule modification justifiée à la fois sur une branche comparative. Enregistrez ses paramètres et évaluez la même ROI définie indépendamment avant d’ajouter une étape.</w:t>
+        <w:t xml:space="preserve">Appliquez une seule modification justifiée à la fois sur une branche comparative. Enregistrez ses paramètres et évaluez la même ROI définie </w:t>
+      </w:r>
+      <w:r>
+        <w:t>indépendamment avant d’ajouter une étape.</w:t>
       </w:r>
     </w:p>
     <w:p>
       <w:pPr>
         <w:pStyle w:val="Heading2"/>
       </w:pPr>
-      <w:bookmarkStart w:id="16" w:name="_Toc242991875"/>
+      <w:bookmarkStart w:id="16" w:name="_Toc243479351"/>
       <w:r>
         <w:rPr>
           <w:b w:val="0"/>
@@ -6036,7 +6249,7 @@
       <w:pPr>
         <w:pStyle w:val="Heading2"/>
       </w:pPr>
-      <w:bookmarkStart w:id="17" w:name="_Toc242991876"/>
+      <w:bookmarkStart w:id="17" w:name="_Toc243479352"/>
       <w:r>
         <w:rPr>
           <w:b w:val="0"/>
@@ -6055,7 +6268,7 @@
       <w:pPr>
         <w:pStyle w:val="Heading2"/>
       </w:pPr>
-      <w:bookmarkStart w:id="18" w:name="_Toc242991877"/>
+      <w:bookmarkStart w:id="18" w:name="_Toc243479353"/>
       <w:r>
         <w:rPr>
           <w:b w:val="0"/>
@@ -6085,7 +6298,7 @@
       <w:pPr>
         <w:pStyle w:val="Heading1"/>
       </w:pPr>
-      <w:bookmarkStart w:id="19" w:name="_Toc242991878"/>
+      <w:bookmarkStart w:id="19" w:name="_Toc243479354"/>
       <w:r>
         <w:rPr>
           <w:b w:val="0"/>
@@ -6113,7 +6326,7 @@
           <w:noProof/>
         </w:rPr>
         <w:drawing>
-          <wp:inline distT="0" distB="0" distL="0" distR="0" wp14:anchorId="1182ABD7" wp14:editId="5D0708EE">
+          <wp:inline distT="0" distB="0" distL="0" distR="0" wp14:anchorId="19D91E0C" wp14:editId="396265C3">
             <wp:extent cx="9464040" cy="6309360"/>
             <wp:effectExtent l="0" t="0" r="0" b="0"/>
             <wp:docPr id="6" name="Picture 6" descr="PCA component review"/>
@@ -6164,7 +6377,10 @@
     <w:p>
       <w:r>
         <w:lastRenderedPageBreak/>
-        <w:t>La PCA recherche des motifs orthogonaux de variance. Une composante combine un motif spatial et un profil temporel ; son rang décrit la variance expliquée, pas son identité biologique. PC1 n’est pas automatiquement un artéfact. L’ICA recherche des motifs statistiquement indépendants et nécessite ses propres vérifications de convergence et d’interprétation.</w:t>
+        <w:t xml:space="preserve">La PCA recherche des motifs orthogonaux de variance. Une composante combine un motif spatial et un profil temporel ; son </w:t>
+      </w:r>
+      <w:r>
+        <w:t>rang décrit la variance expliquée, pas son identité biologique. PC1 n’est pas automatiquement un artéfact. L’ICA recherche des motifs statistiquement indépendants et nécessite ses propres vérifications de convergence et d’interprétation.</w:t>
       </w:r>
     </w:p>
     <w:p>
@@ -6173,7 +6389,10 @@
         <w:ind w:left="317" w:hanging="259"/>
       </w:pPr>
       <w:r>
-        <w:t>1. Confirmez le domaine spatial et la méthode d’estimation dans l’interface des composantes.</w:t>
+        <w:t xml:space="preserve">1. </w:t>
+      </w:r>
+      <w:r>
+        <w:t>Confirmez le domaine spatial et la méthode d’estimation dans l’interface des composantes.</w:t>
       </w:r>
     </w:p>
     <w:p>
@@ -6182,7 +6401,10 @@
         <w:ind w:left="317" w:hanging="259"/>
       </w:pPr>
       <w:r>
-        <w:t>2. Examinez la courbe temporelle de la composante et les informations spatiales disponibles.</w:t>
+        <w:t xml:space="preserve">2. </w:t>
+      </w:r>
+      <w:r>
+        <w:t>Examinez la courbe temporelle de la composante et les informations spatiales disponibles.</w:t>
       </w:r>
     </w:p>
     <w:p>
@@ -6191,7 +6413,10 @@
         <w:ind w:left="317" w:hanging="259"/>
       </w:pPr>
       <w:r>
-        <w:t>3. Comparez sa chronologie au mouvement, aux événements d’acquisition, à la physiologie et à la stimulation.</w:t>
+        <w:t xml:space="preserve">3. </w:t>
+      </w:r>
+      <w:r>
+        <w:t>Comparez sa chronologie au mouvement, aux événements d’acquisition, à la physiologie et à la stimulation.</w:t>
       </w:r>
     </w:p>
     <w:p>
@@ -6200,7 +6425,10 @@
         <w:ind w:left="317" w:hanging="259"/>
       </w:pPr>
       <w:r>
-        <w:t>4. Ne sélectionnez que des composantes dont le retrait repose sur une justification claire, puis appliquez-le.</w:t>
+        <w:t xml:space="preserve">4. </w:t>
+      </w:r>
+      <w:r>
+        <w:t>Ne sélectionnez que des composantes dont le retrait repose sur une justification claire, puis appliquez-le.</w:t>
       </w:r>
     </w:p>
     <w:p>
@@ -6209,7 +6437,10 @@
         <w:ind w:left="317" w:hanging="259"/>
       </w:pPr>
       <w:r>
-        <w:t>5. Laissez le calcul et l’enregistrement se terminer. Comparez image moyenne dérivée, courbes brutes représentatives et réponse attendue à l’original.</w:t>
+        <w:t xml:space="preserve">5. </w:t>
+      </w:r>
+      <w:r>
+        <w:t>Laissez le calcul et l’enregistrement se terminer. Comparez image moyenne dérivée, courbes brutes représentatives et réponse attendue à l’original.</w:t>
       </w:r>
     </w:p>
     <w:p>
@@ -6221,7 +6452,7 @@
       <w:pPr>
         <w:pStyle w:val="Heading2"/>
       </w:pPr>
-      <w:bookmarkStart w:id="20" w:name="_Toc242991879"/>
+      <w:bookmarkStart w:id="20" w:name="_Toc243479355"/>
       <w:r>
         <w:rPr>
           <w:b w:val="0"/>
@@ -6240,7 +6471,7 @@
         <w:pStyle w:val="Heading1"/>
         <w:pageBreakBefore/>
       </w:pPr>
-      <w:bookmarkStart w:id="21" w:name="_Toc242991880"/>
+      <w:bookmarkStart w:id="21" w:name="_Toc243479356"/>
       <w:r>
         <w:rPr>
           <w:b w:val="0"/>
@@ -6400,7 +6631,10 @@
               <w:jc w:val="left"/>
             </w:pPr>
             <w:r>
-              <w:t>Secondes dans la vue temporelle normale ; vérifier tout mode image/volume</w:t>
+              <w:t xml:space="preserve">Secondes dans la vue temporelle </w:t>
+            </w:r>
+            <w:r>
+              <w:t>normale ; vérifier tout mode image/volume</w:t>
             </w:r>
           </w:p>
         </w:tc>
@@ -6618,7 +6852,7 @@
       <w:pPr>
         <w:pStyle w:val="Heading1"/>
       </w:pPr>
-      <w:bookmarkStart w:id="22" w:name="_Toc242991881"/>
+      <w:bookmarkStart w:id="22" w:name="_Toc243479357"/>
       <w:r>
         <w:rPr>
           <w:b w:val="0"/>
@@ -6646,7 +6880,7 @@
           <w:noProof/>
         </w:rPr>
         <w:drawing>
-          <wp:inline distT="0" distB="0" distL="0" distR="0" wp14:anchorId="71EE8AA5" wp14:editId="6749C344">
+          <wp:inline distT="0" distB="0" distL="0" distR="0" wp14:anchorId="0EE6B48C" wp14:editId="43A91602">
             <wp:extent cx="9464040" cy="6309360"/>
             <wp:effectExtent l="0" t="0" r="0" b="0"/>
             <wp:docPr id="9" name="Picture 9" descr="SCM ROI and time course"/>
@@ -6701,7 +6935,10 @@
       </w:pPr>
       <w:r>
         <w:lastRenderedPageBreak/>
-        <w:t xml:space="preserve">1. Ouvrez </w:t>
+        <w:t xml:space="preserve">1. </w:t>
+      </w:r>
+      <w:r>
+        <w:t xml:space="preserve">Ouvrez </w:t>
       </w:r>
       <w:r>
         <w:rPr>
@@ -6719,7 +6956,10 @@
         <w:ind w:left="317" w:hanging="259"/>
       </w:pPr>
       <w:r>
-        <w:t>2. Confirmez la coupe affichée et les fenêtres de référence et de signal.</w:t>
+        <w:t xml:space="preserve">2. </w:t>
+      </w:r>
+      <w:r>
+        <w:t>Confirmez la coupe affichée et les fenêtres de référence et de signal.</w:t>
       </w:r>
     </w:p>
     <w:p>
@@ -6728,7 +6968,10 @@
         <w:ind w:left="317" w:hanging="259"/>
       </w:pPr>
       <w:r>
-        <w:t>3. Choisissez la politique de signe et une plage de pourcentages pertinente. Réduisez l’opacité si l’anatomie est masquée.</w:t>
+        <w:t xml:space="preserve">3. </w:t>
+      </w:r>
+      <w:r>
+        <w:t>Choisissez la politique de signe et une plage de pourcentages pertinente. Réduisez l’opacité si l’anatomie est masquée.</w:t>
       </w:r>
     </w:p>
     <w:p>
@@ -6737,7 +6980,10 @@
         <w:ind w:left="317" w:hanging="259"/>
       </w:pPr>
       <w:r>
-        <w:t xml:space="preserve">4. Saisissez taille et centre de la ROI, puis utilisez </w:t>
+        <w:t xml:space="preserve">4. </w:t>
+      </w:r>
+      <w:r>
+        <w:t xml:space="preserve">Saisissez taille et centre de la ROI, puis utilisez </w:t>
       </w:r>
       <w:r>
         <w:rPr>
@@ -6755,7 +7001,10 @@
         <w:ind w:left="317" w:hanging="259"/>
       </w:pPr>
       <w:r>
-        <w:t>5. Examinez son contour et sa courbe renseignée, y compris les bandes de référence et de signal.</w:t>
+        <w:t xml:space="preserve">5. </w:t>
+      </w:r>
+      <w:r>
+        <w:t>Examinez son contour et sa courbe renseignée, y compris les bandes de référence et de signal.</w:t>
       </w:r>
     </w:p>
     <w:p>
@@ -6764,7 +7013,10 @@
         <w:ind w:left="317" w:hanging="259"/>
       </w:pPr>
       <w:r>
-        <w:t>6. Enregistrez ou exportez la courbe ROI voulue et ses paramètres.</w:t>
+        <w:t xml:space="preserve">6. </w:t>
+      </w:r>
+      <w:r>
+        <w:t>Enregistrez ou exportez la courbe ROI voulue et ses paramètres.</w:t>
       </w:r>
     </w:p>
     <w:p>
@@ -6776,7 +7028,7 @@
       <w:pPr>
         <w:pStyle w:val="Heading2"/>
       </w:pPr>
-      <w:bookmarkStart w:id="23" w:name="_Toc242991882"/>
+      <w:bookmarkStart w:id="23" w:name="_Toc243479358"/>
       <w:r>
         <w:rPr>
           <w:b w:val="0"/>
@@ -6833,7 +7085,7 @@
       <w:pPr>
         <w:pStyle w:val="Heading1"/>
       </w:pPr>
-      <w:bookmarkStart w:id="24" w:name="_Toc242991883"/>
+      <w:bookmarkStart w:id="24" w:name="_Toc243479359"/>
       <w:r>
         <w:rPr>
           <w:b w:val="0"/>
@@ -6861,7 +7113,7 @@
           <w:noProof/>
         </w:rPr>
         <w:drawing>
-          <wp:inline distT="0" distB="0" distL="0" distR="0" wp14:anchorId="13D4F421" wp14:editId="6BA64318">
+          <wp:inline distT="0" distB="0" distL="0" distR="0" wp14:anchorId="48BE1894" wp14:editId="3FC1B50A">
             <wp:extent cx="9464040" cy="6309360"/>
             <wp:effectExtent l="0" t="0" r="0" b="0"/>
             <wp:docPr id="12" name="Picture 12" descr="Target and Control painting"/>
@@ -6916,7 +7168,10 @@
       </w:pPr>
       <w:r>
         <w:lastRenderedPageBreak/>
-        <w:t xml:space="preserve">1. Ouvrez </w:t>
+        <w:t xml:space="preserve">1. </w:t>
+      </w:r>
+      <w:r>
+        <w:t xml:space="preserve">Ouvrez </w:t>
       </w:r>
       <w:r>
         <w:rPr>
@@ -6943,7 +7198,10 @@
         <w:ind w:left="317" w:hanging="259"/>
       </w:pPr>
       <w:r>
-        <w:t>2. Choisissez pixels carrés, taille physique X/Y ou région atlas entière. Le mode région entière nécessite des étiquettes atlas nommées.</w:t>
+        <w:t xml:space="preserve">2. </w:t>
+      </w:r>
+      <w:r>
+        <w:t>Choisissez pixels carrés, taille physique X/Y ou région atlas entière. Le mode région entière nécessite des étiquettes atlas nommées.</w:t>
       </w:r>
     </w:p>
     <w:p>
@@ -6952,7 +7210,10 @@
         <w:ind w:left="317" w:hanging="259"/>
       </w:pPr>
       <w:r>
-        <w:t>3. Saisissez début, fin et durée du plateau en minutes par acquisition. Une durée nulle utilise tout l’intervalle ; une durée positive recherche des fenêtres complètes à l’intérieur.</w:t>
+        <w:t xml:space="preserve">3. </w:t>
+      </w:r>
+      <w:r>
+        <w:t>Saisissez début, fin et durée du plateau en minutes par acquisition. Une durée nulle utilise tout l’intervalle ; une durée positive recherche des fenêtres complètes à l’intérieur.</w:t>
       </w:r>
     </w:p>
     <w:p>
@@ -6961,7 +7222,10 @@
         <w:ind w:left="317" w:hanging="259"/>
       </w:pPr>
       <w:r>
-        <w:t>4. Choisissez Target, Control ou les deux, puis confirmez leur côté dans l’image et la colonne de séparation.</w:t>
+        <w:t xml:space="preserve">4. </w:t>
+      </w:r>
+      <w:r>
+        <w:t>Choisissez Target, Control ou les deux, puis confirmez leur côté dans l’image et la colonne de séparation.</w:t>
       </w:r>
     </w:p>
     <w:p>
@@ -6970,7 +7234,10 @@
         <w:ind w:left="317" w:hanging="259"/>
       </w:pPr>
       <w:r>
-        <w:t>5. Choisissez au besoin régions atlas, couverture, rectangle et plage de coupes.</w:t>
+        <w:t xml:space="preserve">5. </w:t>
+      </w:r>
+      <w:r>
+        <w:t>Choisissez au besoin régions atlas, couverture, rectangle et plage de coupes.</w:t>
       </w:r>
     </w:p>
     <w:p>
@@ -6979,7 +7246,10 @@
         <w:ind w:left="317" w:hanging="259"/>
       </w:pPr>
       <w:r>
-        <w:t xml:space="preserve">6. Peignez la restriction voulue, vérifiez-la, puis cliquez sur </w:t>
+        <w:t xml:space="preserve">6. </w:t>
+      </w:r>
+      <w:r>
+        <w:t xml:space="preserve">Peignez la restriction voulue, vérifiez-la, puis cliquez sur </w:t>
       </w:r>
       <w:r>
         <w:rPr>
@@ -6995,7 +7265,7 @@
       <w:pPr>
         <w:pStyle w:val="Heading2"/>
       </w:pPr>
-      <w:bookmarkStart w:id="25" w:name="_Toc242991884"/>
+      <w:bookmarkStart w:id="25" w:name="_Toc243479360"/>
       <w:r>
         <w:rPr>
           <w:b w:val="0"/>
@@ -7036,7 +7306,7 @@
       <w:pPr>
         <w:pStyle w:val="Heading2"/>
       </w:pPr>
-      <w:bookmarkStart w:id="26" w:name="_Toc242991885"/>
+      <w:bookmarkStart w:id="26" w:name="_Toc243479361"/>
       <w:r>
         <w:rPr>
           <w:b w:val="0"/>
@@ -7055,7 +7325,7 @@
         <w:pStyle w:val="Heading1"/>
         <w:pageBreakBefore/>
       </w:pPr>
-      <w:bookmarkStart w:id="27" w:name="_Toc242991886"/>
+      <w:bookmarkStart w:id="27" w:name="_Toc243479362"/>
       <w:r>
         <w:rPr>
           <w:b w:val="0"/>
@@ -7069,7 +7339,7 @@
       <w:pPr>
         <w:pStyle w:val="Heading2"/>
       </w:pPr>
-      <w:bookmarkStart w:id="28" w:name="_Toc242991887"/>
+      <w:bookmarkStart w:id="28" w:name="_Toc243479363"/>
       <w:r>
         <w:rPr>
           <w:b w:val="0"/>
@@ -7099,7 +7369,7 @@
       <w:pPr>
         <w:pStyle w:val="Heading2"/>
       </w:pPr>
-      <w:bookmarkStart w:id="29" w:name="_Toc242991888"/>
+      <w:bookmarkStart w:id="29" w:name="_Toc243479364"/>
       <w:r>
         <w:rPr>
           <w:b w:val="0"/>
@@ -7127,7 +7397,7 @@
           <w:noProof/>
         </w:rPr>
         <w:drawing>
-          <wp:inline distT="0" distB="0" distL="0" distR="0" wp14:anchorId="6468D6E5" wp14:editId="2508EDAE">
+          <wp:inline distT="0" distB="0" distL="0" distR="0" wp14:anchorId="054B2138" wp14:editId="2E4619FE">
             <wp:extent cx="9464040" cy="6309360"/>
             <wp:effectExtent l="0" t="0" r="0" b="0"/>
             <wp:docPr id="15" name="Picture 15" descr="Coronal registration controls"/>
@@ -7182,7 +7452,10 @@
       </w:pPr>
       <w:r>
         <w:lastRenderedPageBreak/>
-        <w:t>1. Ouvrez le recalage coronal 2D de la coupe source choisie.</w:t>
+        <w:t xml:space="preserve">1. </w:t>
+      </w:r>
+      <w:r>
+        <w:t>Ouvrez le recalage coronal 2D de la coupe source choisie.</w:t>
       </w:r>
     </w:p>
     <w:p>
@@ -7191,7 +7464,13 @@
         <w:ind w:left="317" w:hanging="259"/>
       </w:pPr>
       <w:r>
-        <w:t>2. Confirmez orientation et latéralité avec les documents d’acquisition.</w:t>
+        <w:t xml:space="preserve">2. </w:t>
+      </w:r>
+      <w:r>
+        <w:t xml:space="preserve">Confirmez orientation et latéralité avec les </w:t>
+      </w:r>
+      <w:r>
+        <w:t>documents d’acquisition.</w:t>
       </w:r>
     </w:p>
     <w:p>
@@ -7200,7 +7479,10 @@
         <w:ind w:left="317" w:hanging="259"/>
       </w:pPr>
       <w:r>
-        <w:t>3. Choisissez le plan atlas correspondant et ajustez-le avec plusieurs repères.</w:t>
+        <w:t xml:space="preserve">3. </w:t>
+      </w:r>
+      <w:r>
+        <w:t>Choisissez le plan atlas correspondant et ajustez-le avec plusieurs repères.</w:t>
       </w:r>
     </w:p>
     <w:p>
@@ -7209,7 +7491,10 @@
         <w:ind w:left="317" w:hanging="259"/>
       </w:pPr>
       <w:r>
-        <w:t>4. Inspectez les limites et les correspondances vasculaires/anatomiques dans tout le champ.</w:t>
+        <w:t xml:space="preserve">4. </w:t>
+      </w:r>
+      <w:r>
+        <w:t>Inspectez les limites et les correspondances vasculaires/anatomiques dans tout le champ.</w:t>
       </w:r>
     </w:p>
     <w:p>
@@ -7218,7 +7503,10 @@
         <w:ind w:left="317" w:hanging="259"/>
       </w:pPr>
       <w:r>
-        <w:t>5. Enregistrez explicitement. Gardez ensemble le dossier Slice daté, les transformations et les fonds.</w:t>
+        <w:t xml:space="preserve">5. </w:t>
+      </w:r>
+      <w:r>
+        <w:t>Enregistrez explicitement. Gardez ensemble le dossier Slice daté, les transformations et les fonds.</w:t>
       </w:r>
     </w:p>
     <w:p>
@@ -7227,7 +7515,10 @@
         <w:ind w:left="317" w:hanging="259"/>
       </w:pPr>
       <w:r>
-        <w:t xml:space="preserve">6. Rouvrez cet ensemble avec </w:t>
+        <w:t xml:space="preserve">6. </w:t>
+      </w:r>
+      <w:r>
+        <w:t xml:space="preserve">Rouvrez cet ensemble avec </w:t>
       </w:r>
       <w:r>
         <w:rPr>
@@ -7246,35 +7537,38 @@
     </w:p>
     <w:p>
       <w:pPr>
-        <w:pStyle w:val="Heading1"/>
-        <w:pageBreakBefore/>
-      </w:pPr>
-      <w:bookmarkStart w:id="30" w:name="_Toc242991889"/>
+        <w:pStyle w:val="Heading2"/>
+      </w:pPr>
+      <w:bookmarkStart w:id="30" w:name="b_lightsuite_guide"/>
+      <w:bookmarkStart w:id="31" w:name="_Toc243479365"/>
+      <w:bookmarkEnd w:id="30"/>
       <w:r>
         <w:rPr>
           <w:b w:val="0"/>
         </w:rPr>
-        <w:lastRenderedPageBreak/>
-        <w:t>15 Inspecter les films et le modèle 3D</w:t>
-      </w:r>
-      <w:bookmarkEnd w:id="30"/>
-    </w:p>
-    <w:p>
-      <w:pPr>
-        <w:pStyle w:val="Heading2"/>
-      </w:pPr>
-      <w:bookmarkStart w:id="31" w:name="_Toc242991890"/>
+        <w:t>Recalage guidé sur atlas avec LightSuite</w:t>
+      </w:r>
+      <w:bookmarkEnd w:id="31"/>
+    </w:p>
+    <w:p>
+      <w:r>
+        <w:t>Ouvrez Registration to Atlas &gt; LightSuite (beta), ou lancez deConfUSIon_LightSuite. Cette option recale l’anatomie Doppler volumique sur une référence vasculaire. Vérifiez dépendances, animal, scan et espacement mesuré des voxels en millimètres.</w:t>
+      </w:r>
+    </w:p>
+    <w:p>
+      <w:pPr>
+        <w:pStyle w:val="Heading3"/>
+      </w:pPr>
       <w:r>
         <w:rPr>
           <w:b w:val="0"/>
         </w:rPr>
-        <w:t>Time-Course Viewer et Video GUI</w:t>
-      </w:r>
-      <w:bookmarkEnd w:id="31"/>
-    </w:p>
-    <w:p>
-      <w:r>
-        <w:t>Time-Course Viewer permet d’inspecter le film actif et les courbes ROI. Commencez l’affichage brut avec un contraste neutre et regardez des images représentatives. Video GUI associe film fonctionnel/vue PSC, fond et atlas. Choisissez explicitement image/temps, signe, plage de pourcentages et opacité.</w:t>
+        <w:t>Suivre le parcours guidé</w:t>
+      </w:r>
+    </w:p>
+    <w:p>
+      <w:r>
+        <w:t>Continue automatically between steps est activé par défaut. La préparation ouvre la confirmation d’orientation, puis l’éditeur de repères. Save pairs (S) enregistre pour continuer l’édition ; le bouton vert Save + continue to fit termine l’édition et lance l’ajustement. Accept + save all outputs transforme l’anatomie et exporte le paquet. Décochez la continuation automatique pour des étapes séparées.</w:t>
       </w:r>
     </w:p>
     <w:p>
@@ -7283,7 +7577,10 @@
         <w:ind w:left="317" w:hanging="259"/>
       </w:pPr>
       <w:r>
-        <w:t>1. Ouvrez Video depuis le résultat prévu et choisissez une image représentative.</w:t>
+        <w:t xml:space="preserve">1. </w:t>
+      </w:r>
+      <w:r>
+        <w:t>1 Prepare + start : créer une anatomie médiane de l’enregistrement Doppler courant dans sa géométrie originale. Ne pas préparer le recalage avec un film de variations en pourcentage.</w:t>
       </w:r>
     </w:p>
     <w:p>
@@ -7292,16 +7589,10 @@
         <w:ind w:left="317" w:hanging="259"/>
       </w:pPr>
       <w:r>
-        <w:t xml:space="preserve">2. Ouvrez </w:t>
-      </w:r>
-      <w:r>
-        <w:rPr>
-          <w:b/>
-        </w:rPr>
-        <w:t>Underlay</w:t>
-      </w:r>
-      <w:r>
-        <w:t xml:space="preserve"> pour charger un autre fond ou l’ensemble atlas correspondant.</w:t>
+        <w:t xml:space="preserve">2. </w:t>
+      </w:r>
+      <w:r>
+        <w:t>2 Confirm orientation : comparer échantillon et atlas vasculaire ; confirmer AP, DV, ML et latéralité. Fermer laisse l’étape non confirmée.</w:t>
       </w:r>
     </w:p>
     <w:p>
@@ -7310,7 +7601,10 @@
         <w:ind w:left="317" w:hanging="259"/>
       </w:pPr>
       <w:r>
-        <w:t>3. Vérifiez alignement et coordonnées natives/atlas avant de placer des ROI.</w:t>
+        <w:t xml:space="preserve">3. </w:t>
+      </w:r>
+      <w:r>
+        <w:t>3 Edit landmarks : répartir des correspondances fiables dans le volume acquis ; compléter ou annuler chaque paire en attente avant d’enregistrer.</w:t>
       </w:r>
     </w:p>
     <w:p>
@@ -7319,7 +7613,10 @@
         <w:ind w:left="317" w:hanging="259"/>
       </w:pPr>
       <w:r>
-        <w:t>4. Utilisez des réglages d’affichage cohérents entre enregistrements.</w:t>
+        <w:t xml:space="preserve">4. </w:t>
+      </w:r>
+      <w:r>
+        <w:t>4 Fit registration : ajustements affine et B-spline avec progression par phase et itération. Paramètres fUS par défaut : grille B-spline de 1,6 mm et poids des repères de 0,1.</w:t>
       </w:r>
     </w:p>
     <w:p>
@@ -7328,7 +7625,22 @@
         <w:ind w:left="317" w:hanging="259"/>
       </w:pPr>
       <w:r>
-        <w:t>5. Exportez et vérifiez d’abord un film court avant un export long.</w:t>
+        <w:t xml:space="preserve">5. </w:t>
+      </w:r>
+      <w:r>
+        <w:t>5 Review + accept : comparer vaisseaux, limites et couverture sur plusieurs coupes coronales, horizontales et sagittales. Rejeter ou fermer ne déclenche pas d’export.</w:t>
+      </w:r>
+    </w:p>
+    <w:p>
+      <w:pPr>
+        <w:pStyle w:val="ListParagraph"/>
+        <w:ind w:left="317" w:hanging="259"/>
+      </w:pPr>
+      <w:r>
+        <w:t xml:space="preserve">6. </w:t>
+      </w:r>
+      <w:r>
+        <w:t>6 Save all outputs : l’acceptation enregistre automatiquement anatomie transformée, labels natifs, fonds vasculaires/histologiques disponibles et masques modifiables. SAVED indique le dossier de sortie.</w:t>
       </w:r>
     </w:p>
     <w:p>
@@ -7345,9 +7657,437 @@
     </w:p>
     <w:p>
       <w:pPr>
+        <w:pStyle w:val="FigureCaption"/>
+      </w:pPr>
+      <w:r>
+        <w:lastRenderedPageBreak/>
+        <w:t>Espace guidé LightSuite</w:t>
+      </w:r>
+      <w:bookmarkStart w:id="32" w:name="b_lightsuite_guided_workspace"/>
+      <w:bookmarkEnd w:id="32"/>
+    </w:p>
+    <w:p>
+      <w:pPr>
+        <w:spacing w:after="100"/>
+        <w:jc w:val="center"/>
+      </w:pPr>
+      <w:r>
+        <w:rPr>
+          <w:noProof/>
+        </w:rPr>
+        <w:drawing>
+          <wp:inline distT="0" distB="0" distL="0" distR="0" wp14:anchorId="525FE509" wp14:editId="43E27A36">
+            <wp:extent cx="8310994" cy="6309359"/>
+            <wp:effectExtent l="0" t="0" r="0" b="0"/>
+            <wp:docPr id="18" name="Picture 18" descr="Espace guidé LightSuite"/>
+            <wp:cNvGraphicFramePr>
+              <a:graphicFrameLocks xmlns:a="http://schemas.openxmlformats.org/drawingml/2006/main" noChangeAspect="1"/>
+            </wp:cNvGraphicFramePr>
+            <a:graphic xmlns:a="http://schemas.openxmlformats.org/drawingml/2006/main">
+              <a:graphicData uri="http://schemas.openxmlformats.org/drawingml/2006/picture">
+                <pic:pic xmlns:pic="http://schemas.openxmlformats.org/drawingml/2006/picture">
+                  <pic:nvPicPr>
+                    <pic:cNvPr id="0" name="lightsuite_guided_workspace.png"/>
+                    <pic:cNvPicPr/>
+                  </pic:nvPicPr>
+                  <pic:blipFill>
+                    <a:blip r:embed="rId37"/>
+                    <a:stretch>
+                      <a:fillRect/>
+                    </a:stretch>
+                  </pic:blipFill>
+                  <pic:spPr>
+                    <a:xfrm>
+                      <a:off x="0" y="0"/>
+                      <a:ext cx="8310994" cy="6309359"/>
+                    </a:xfrm>
+                    <a:prstGeom prst="rect">
+                      <a:avLst/>
+                    </a:prstGeom>
+                  </pic:spPr>
+                </pic:pic>
+              </a:graphicData>
+            </a:graphic>
+          </wp:inline>
+        </w:drawing>
+      </w:r>
+    </w:p>
+    <w:p>
+      <w:r>
+        <w:t xml:space="preserve">Interface réelle avec identifiants d’exemple anonymisés. Les boutons numérotés </w:t>
+      </w:r>
+      <w:r>
+        <w:t>colorés exécutent les analyses et l’étape courante est mise en évidence. Le vert enregistre les résultats ; le bleu Help ouvre les instructions. Cet exemple d’interface n’est pas un recalage accepté.</w:t>
+      </w:r>
+    </w:p>
+    <w:p>
+      <w:pPr>
+        <w:sectPr>
+          <w:headerReference w:type="default" r:id="rId38"/>
+          <w:footerReference w:type="default" r:id="rId39"/>
+          <w:pgSz w:w="23810" w:h="16838"/>
+          <w:pgMar w:top="1368" w:right="1008" w:bottom="1008" w:left="1008" w:header="360" w:footer="432" w:gutter="0"/>
+          <w:cols w:space="720"/>
+          <w:docGrid w:linePitch="360"/>
+        </w:sectPr>
+      </w:pPr>
+    </w:p>
+    <w:p>
+      <w:pPr>
+        <w:pStyle w:val="Heading3"/>
+      </w:pPr>
+      <w:r>
+        <w:rPr>
+          <w:b w:val="0"/>
+        </w:rPr>
+        <w:lastRenderedPageBreak/>
+        <w:t>Choisir et modifier des repères fiables</w:t>
+      </w:r>
+    </w:p>
+    <w:p>
+      <w:r>
+        <w:t xml:space="preserve">Privilégiez des bifurcations et jonctions vasculaires distinctives </w:t>
+      </w:r>
+      <w:r>
+        <w:t>identifiables dans l’échantillon et l’atlas. Ligne médiane, limites ventriculaires et contours cérébraux nets peuvent aider. Vérifiez les structures dans plusieurs vues ; répartissez les paires en AP, DV, ML et dans les deux hémisphères acquis. Ne forcez pas de correspondance hors couverture.</w:t>
+      </w:r>
+    </w:p>
+    <w:p>
+      <w:r>
+        <w:t>L’article rapporte une médiane de 219 repères manuels par souris, pas un seuil obligatoire. Cinq paires non coplanaires constituent seulement le minimum numérique. Ajoutez des correspondances fiables et réparties, par passes, puis vérifiez des structures inutilisées dans l’ajustement. Ni le nombre de points ni un faible résidu ne prouvent l’exactitude anatomique.</w:t>
+      </w:r>
+    </w:p>
+    <w:p>
+      <w:r>
+        <w:t>En Mark matching points, un clic droit sur une image annule le dernier clic. Annuler un point d’atlas garde son point d’échantillon en attente pour correction ; un autre clic droit annule celui-ci. Delete selected pair supprime les deux points. Zoom et déplacement conservent leurs commandes habituelles.</w:t>
+      </w:r>
+    </w:p>
+    <w:p>
+      <w:r>
+        <w:t>BUSY nomme l’opération ; READY indique que l’éditeur accepte les actions. UNSAVED CHANGES et PENDING POINT se distinguent de SAVED avec l’heure. Les messages importants de Command Window indiquent phase en gras, heure, animal, scan et chemin. Modifier les points ne recalcule pas le contraste de l’image.</w:t>
+      </w:r>
+    </w:p>
+    <w:p>
+      <w:pPr>
+        <w:sectPr>
+          <w:headerReference w:type="default" r:id="rId40"/>
+          <w:footerReference w:type="default" r:id="rId41"/>
+          <w:pgSz w:w="11906" w:h="16838"/>
+          <w:pgMar w:top="1368" w:right="1008" w:bottom="1008" w:left="1008" w:header="360" w:footer="432" w:gutter="0"/>
+          <w:cols w:space="720"/>
+          <w:docGrid w:linePitch="360"/>
+        </w:sectPr>
+      </w:pPr>
+    </w:p>
+    <w:p>
+      <w:pPr>
+        <w:pStyle w:val="FigureCaption"/>
+      </w:pPr>
+      <w:r>
+        <w:lastRenderedPageBreak/>
+        <w:t>Éditeur de repères avec état d’enregistrement et activité</w:t>
+      </w:r>
+      <w:bookmarkStart w:id="33" w:name="b_lightsuite_landmark_editor"/>
+      <w:bookmarkEnd w:id="33"/>
+    </w:p>
+    <w:p>
+      <w:pPr>
+        <w:spacing w:after="100"/>
+        <w:jc w:val="center"/>
+      </w:pPr>
+      <w:r>
+        <w:rPr>
+          <w:noProof/>
+        </w:rPr>
+        <w:drawing>
+          <wp:inline distT="0" distB="0" distL="0" distR="0" wp14:anchorId="627751B1" wp14:editId="1685D89B">
+            <wp:extent cx="8555271" cy="6309359"/>
+            <wp:effectExtent l="0" t="0" r="0" b="0"/>
+            <wp:docPr id="21" name="Picture 21" descr="Éditeur de repères avec état d’enregistrement et activité"/>
+            <wp:cNvGraphicFramePr>
+              <a:graphicFrameLocks xmlns:a="http://schemas.openxmlformats.org/drawingml/2006/main" noChangeAspect="1"/>
+            </wp:cNvGraphicFramePr>
+            <a:graphic xmlns:a="http://schemas.openxmlformats.org/drawingml/2006/main">
+              <a:graphicData uri="http://schemas.openxmlformats.org/drawingml/2006/picture">
+                <pic:pic xmlns:pic="http://schemas.openxmlformats.org/drawingml/2006/picture">
+                  <pic:nvPicPr>
+                    <pic:cNvPr id="0" name="lightsuite_landmark_editor.png"/>
+                    <pic:cNvPicPr/>
+                  </pic:nvPicPr>
+                  <pic:blipFill>
+                    <a:blip r:embed="rId42"/>
+                    <a:stretch>
+                      <a:fillRect/>
+                    </a:stretch>
+                  </pic:blipFill>
+                  <pic:spPr>
+                    <a:xfrm>
+                      <a:off x="0" y="0"/>
+                      <a:ext cx="8555271" cy="6309359"/>
+                    </a:xfrm>
+                    <a:prstGeom prst="rect">
+                      <a:avLst/>
+                    </a:prstGeom>
+                  </pic:spPr>
+                </pic:pic>
+              </a:graphicData>
+            </a:graphic>
+          </wp:inline>
+        </w:drawing>
+      </w:r>
+    </w:p>
+    <w:p>
+      <w:r>
+        <w:t xml:space="preserve">Éditeur réel de </w:t>
+      </w:r>
+      <w:r>
+        <w:t>paires avec anatomie Doppler acquise et référence vasculaire publiée. Identifiants anonymisés ; aucune correspondance ou acceptation n’est affirmée. En-tête, état d’enregistrement, activité et Save + continue identifient la tâche courante.</w:t>
+      </w:r>
+    </w:p>
+    <w:p>
+      <w:pPr>
+        <w:sectPr>
+          <w:headerReference w:type="default" r:id="rId43"/>
+          <w:footerReference w:type="default" r:id="rId44"/>
+          <w:pgSz w:w="23810" w:h="16838"/>
+          <w:pgMar w:top="1368" w:right="1008" w:bottom="1008" w:left="1008" w:header="360" w:footer="432" w:gutter="0"/>
+          <w:cols w:space="720"/>
+          <w:docGrid w:linePitch="360"/>
+        </w:sectPr>
+      </w:pPr>
+    </w:p>
+    <w:p>
+      <w:pPr>
+        <w:pStyle w:val="Heading3"/>
+      </w:pPr>
+      <w:r>
+        <w:rPr>
+          <w:b w:val="0"/>
+        </w:rPr>
+        <w:lastRenderedPageBreak/>
+        <w:t>Charger les résultats enregistrés</w:t>
+      </w:r>
+    </w:p>
+    <w:p>
+      <w:r>
+        <w:t xml:space="preserve">Dans SCM ou Video, choisissez Underlay &gt; LOAD </w:t>
+      </w:r>
+      <w:r>
+        <w:t>ATLAS &gt; LightSuite folder et le projet. Normal folder charge les recalages standards ; Single file reste disponible. Atlas underlay propose Vascular, Histology et Regions s’ils sont installés et exportés, en conservant données fonctionnelles natives et contexte anatomique.</w:t>
+      </w:r>
+    </w:p>
+    <w:p>
+      <w:r>
+        <w:t>Gardez ensemble LightSuite_Native_Regions.mat et LightSuite_Native_Backgrounds.mat. Regions contient IDs, noms et masques hémisphériques. LightSuite_Native_Mask.mat fournit anatomie et masque modifiable à Mask Editor. anatomy_in_atlas.mat est une anatomie transformée pour QC, pas un film fonctionnel. Conservez session complète et chaîne de transformations.</w:t>
+      </w:r>
+    </w:p>
+    <w:p>
+      <w:r>
+        <w:t>Les anciens projets limités aux labels génèrent une fois les fonds manquants depuis l’ajustement enregistré accepté si projet complet et dépendances sont disponibles, sans réajustement. Un fichier de régions isolé ne recrée pas les images. L’histologie exige le modèle moyen Allen CCF2020 ; installez avec -IncludeHistology et exportez à nouveau s’il manque.</w:t>
+      </w:r>
+    </w:p>
+    <w:p>
+      <w:pPr>
+        <w:pStyle w:val="Heading3"/>
+      </w:pPr>
+      <w:r>
+        <w:rPr>
+          <w:b w:val="0"/>
+        </w:rPr>
+        <w:t>Portée de la méthode et interprétation</w:t>
+      </w:r>
+    </w:p>
+    <w:p>
+      <w:r>
+        <w:t>Les résultats natifs exigent la grille originale exacte. Recadrage, rééchantillonnage, réorientation ou autre scan nécessitent un recalage adapté. Les projets ajustés sont en lecture seule ; Revise fit in new project modifie les repères en conservant l’ajustement antérieur. Les vérifications numériques inverses ne remplacent pas l’examen anatomique.</w:t>
+      </w:r>
+    </w:p>
+    <w:p>
+      <w:r>
+        <w:t>Le preprint construit une anatomie de chaque souris à partir de sessions répétées alignées avant le recalage sur atlas. Cet espace prépare une anatomie médiane de l’enregistrement sélectionné et ne reproduit pas automatiquement cette construction multisession. Expression et trajectoires d’implants exigent histologie ou fluorescence adaptée.</w:t>
+      </w:r>
+    </w:p>
+    <w:p>
+      <w:pPr>
+        <w:pStyle w:val="Heading3"/>
+      </w:pPr>
+      <w:r>
+        <w:rPr>
+          <w:b w:val="0"/>
+        </w:rPr>
+        <w:t>Citation et remerciements LightSuite</w:t>
+      </w:r>
+    </w:p>
+    <w:p>
+      <w:r>
+        <w:t xml:space="preserve">Nous remercions </w:t>
+      </w:r>
+      <w:r>
+        <w:t>Dimokratis Karamanlis et tous les coauteurs de LightSuite pour le cadre original, les méthodes et les ressources. Citez leur preprint avec deConfUSIon et les atlas concernés. Publié le 14 octobre 2026, il n’avait pas été évalué par les pairs. Ces captures de l’intégration ne reproduisent aucune figure de l’article.</w:t>
+      </w:r>
+    </w:p>
+    <w:p>
+      <w:hyperlink r:id="rId45">
+        <w:r>
+          <w:rPr>
+            <w:color w:val="007C86"/>
+            <w:u w:val="single"/>
+          </w:rPr>
+          <w:t>Karamanlis D, Xie Y, Foucher CG, Alappat M, Masood A, Dimitropoulou I, Pivron LAF, Martínez de Paz JM, Macé E, Gaspari S, El-Boustani S. LightSuite: scalable atlas registration and cell detection across the central nervous system. bioRxiv (2026). doi:10.64898/2026.10.13.757638.</w:t>
+        </w:r>
+      </w:hyperlink>
+    </w:p>
+    <w:p>
+      <w:r>
+        <w:lastRenderedPageBreak/>
+        <w:t>Brunner et al. (2021). Whole-brain functional ultrasound imaging in awake head-fixed mice. Nature Protocols 16, 3547-3571. doi:10.1038/s41596-021-00548-8. LightSuite resources: Zenodo 21338217 (CC BY 4.0).</w:t>
+      </w:r>
+    </w:p>
+    <w:p>
+      <w:hyperlink r:id="rId46">
+        <w:r>
+          <w:rPr>
+            <w:color w:val="007C86"/>
+            <w:u w:val="single"/>
+          </w:rPr>
+          <w:t>LightSuite</w:t>
+        </w:r>
+      </w:hyperlink>
+      <w:r>
+        <w:t xml:space="preserve"> | </w:t>
+      </w:r>
+      <w:hyperlink r:id="rId47">
+        <w:r>
+          <w:rPr>
+            <w:color w:val="007C86"/>
+            <w:u w:val="single"/>
+          </w:rPr>
+          <w:t>LightSuite fUS</w:t>
+        </w:r>
+      </w:hyperlink>
+    </w:p>
+    <w:p>
+      <w:pPr>
+        <w:pStyle w:val="Heading1"/>
+        <w:pageBreakBefore/>
+      </w:pPr>
+      <w:bookmarkStart w:id="34" w:name="_Toc243479366"/>
+      <w:r>
+        <w:rPr>
+          <w:b w:val="0"/>
+        </w:rPr>
+        <w:lastRenderedPageBreak/>
+        <w:t>15 Inspecter les films et le modèle 3D</w:t>
+      </w:r>
+      <w:bookmarkEnd w:id="34"/>
+    </w:p>
+    <w:p>
+      <w:pPr>
         <w:pStyle w:val="Heading2"/>
       </w:pPr>
-      <w:bookmarkStart w:id="32" w:name="_Toc242991891"/>
+      <w:bookmarkStart w:id="35" w:name="_Toc243479367"/>
+      <w:r>
+        <w:rPr>
+          <w:b w:val="0"/>
+        </w:rPr>
+        <w:t>Time-Course Viewer et Video GUI</w:t>
+      </w:r>
+      <w:bookmarkEnd w:id="35"/>
+    </w:p>
+    <w:p>
+      <w:r>
+        <w:t>Time-Course Viewer permet d’inspecter le film actif et les courbes ROI. Commencez l’affichage brut avec un contraste neutre et regardez des images représentatives. Video GUI associe film fonctionnel/vue PSC, fond et atlas. Choisissez explicitement image/temps, signe, plage de pourcentages et opacité.</w:t>
+      </w:r>
+    </w:p>
+    <w:p>
+      <w:pPr>
+        <w:pStyle w:val="ListParagraph"/>
+        <w:ind w:left="317" w:hanging="259"/>
+      </w:pPr>
+      <w:r>
+        <w:t xml:space="preserve">1. </w:t>
+      </w:r>
+      <w:r>
+        <w:t>Ouvrez Video depuis le résultat prévu et choisissez une image représentative.</w:t>
+      </w:r>
+    </w:p>
+    <w:p>
+      <w:pPr>
+        <w:pStyle w:val="ListParagraph"/>
+        <w:ind w:left="317" w:hanging="259"/>
+      </w:pPr>
+      <w:r>
+        <w:t xml:space="preserve">2. </w:t>
+      </w:r>
+      <w:r>
+        <w:t xml:space="preserve">Ouvrez </w:t>
+      </w:r>
+      <w:r>
+        <w:rPr>
+          <w:b/>
+        </w:rPr>
+        <w:t>Underlay</w:t>
+      </w:r>
+      <w:r>
+        <w:t xml:space="preserve"> pour charger un autre fond ou l’ensemble atlas correspondant.</w:t>
+      </w:r>
+    </w:p>
+    <w:p>
+      <w:pPr>
+        <w:pStyle w:val="ListParagraph"/>
+        <w:ind w:left="317" w:hanging="259"/>
+      </w:pPr>
+      <w:r>
+        <w:t xml:space="preserve">3. </w:t>
+      </w:r>
+      <w:r>
+        <w:t>Vérifiez alignement et coordonnées natives/atlas avant de placer des ROI.</w:t>
+      </w:r>
+    </w:p>
+    <w:p>
+      <w:pPr>
+        <w:pStyle w:val="ListParagraph"/>
+        <w:ind w:left="317" w:hanging="259"/>
+      </w:pPr>
+      <w:r>
+        <w:t xml:space="preserve">4. </w:t>
+      </w:r>
+      <w:r>
+        <w:t xml:space="preserve">Utilisez des réglages d’affichage </w:t>
+      </w:r>
+      <w:r>
+        <w:t>cohérents entre enregistrements.</w:t>
+      </w:r>
+    </w:p>
+    <w:p>
+      <w:pPr>
+        <w:pStyle w:val="ListParagraph"/>
+        <w:ind w:left="317" w:hanging="259"/>
+      </w:pPr>
+      <w:r>
+        <w:t xml:space="preserve">5. </w:t>
+      </w:r>
+      <w:r>
+        <w:t>Exportez et vérifiez d’abord un film court avant un export long.</w:t>
+      </w:r>
+    </w:p>
+    <w:p>
+      <w:pPr>
+        <w:sectPr>
+          <w:headerReference w:type="default" r:id="rId48"/>
+          <w:footerReference w:type="default" r:id="rId49"/>
+          <w:pgSz w:w="11906" w:h="16838"/>
+          <w:pgMar w:top="1368" w:right="1008" w:bottom="1008" w:left="1008" w:header="360" w:footer="432" w:gutter="0"/>
+          <w:cols w:space="720"/>
+          <w:docGrid w:linePitch="360"/>
+        </w:sectPr>
+      </w:pPr>
+    </w:p>
+    <w:p>
+      <w:pPr>
+        <w:pStyle w:val="Heading2"/>
+      </w:pPr>
+      <w:bookmarkStart w:id="36" w:name="_Toc243479368"/>
       <w:r>
         <w:rPr>
           <w:b w:val="0"/>
@@ -7355,14 +8095,14 @@
         <w:lastRenderedPageBreak/>
         <w:t>Affichage volumique</w:t>
       </w:r>
-      <w:bookmarkEnd w:id="32"/>
+      <w:bookmarkEnd w:id="36"/>
     </w:p>
     <w:p>
       <w:pPr>
         <w:pStyle w:val="FigureCaption"/>
       </w:pPr>
       <w:r>
-        <w:t>Figure 7. Vues de l’atlas de référence complet</w:t>
+        <w:t>Figure 9. Vues de l’atlas de référence complet</w:t>
       </w:r>
     </w:p>
     <w:p>
@@ -7375,10 +8115,10 @@
           <w:noProof/>
         </w:rPr>
         <w:drawing>
-          <wp:inline distT="0" distB="0" distL="0" distR="0" wp14:anchorId="6292E18F" wp14:editId="37E41161">
+          <wp:inline distT="0" distB="0" distL="0" distR="0" wp14:anchorId="27D37BF7" wp14:editId="77477B68">
             <wp:extent cx="13258800" cy="4433411"/>
             <wp:effectExtent l="0" t="0" r="0" b="0"/>
-            <wp:docPr id="18" name="Picture 18" descr="Vues de l’atlas de référence complet"/>
+            <wp:docPr id="24" name="Picture 24" descr="Vues de l’atlas de référence complet"/>
             <wp:cNvGraphicFramePr>
               <a:graphicFrameLocks xmlns:a="http://schemas.openxmlformats.org/drawingml/2006/main" noChangeAspect="1"/>
             </wp:cNvGraphicFramePr>
@@ -7390,7 +8130,7 @@
                     <pic:cNvPicPr/>
                   </pic:nvPicPr>
                   <pic:blipFill>
-                    <a:blip r:embed="rId37"/>
+                    <a:blip r:embed="rId50"/>
                     <a:stretch>
                       <a:fillRect/>
                     </a:stretch>
@@ -7414,8 +8154,8 @@
     <w:p>
       <w:pPr>
         <w:sectPr>
-          <w:headerReference w:type="default" r:id="rId38"/>
-          <w:footerReference w:type="default" r:id="rId39"/>
+          <w:headerReference w:type="default" r:id="rId51"/>
+          <w:footerReference w:type="default" r:id="rId52"/>
           <w:pgSz w:w="23810" w:h="16838"/>
           <w:pgMar w:top="1368" w:right="1008" w:bottom="1008" w:left="1008" w:header="360" w:footer="432" w:gutter="0"/>
           <w:cols w:space="720"/>
@@ -7437,8 +8177,8 @@
     <w:p>
       <w:pPr>
         <w:sectPr>
-          <w:headerReference w:type="default" r:id="rId40"/>
-          <w:footerReference w:type="default" r:id="rId41"/>
+          <w:headerReference w:type="default" r:id="rId53"/>
+          <w:footerReference w:type="default" r:id="rId54"/>
           <w:pgSz w:w="11906" w:h="16838"/>
           <w:pgMar w:top="1368" w:right="1008" w:bottom="1008" w:left="1008" w:header="360" w:footer="432" w:gutter="0"/>
           <w:cols w:space="720"/>
@@ -7450,7 +8190,7 @@
       <w:pPr>
         <w:pStyle w:val="Heading1"/>
       </w:pPr>
-      <w:bookmarkStart w:id="33" w:name="_Toc242991892"/>
+      <w:bookmarkStart w:id="37" w:name="_Toc243479369"/>
       <w:r>
         <w:rPr>
           <w:b w:val="0"/>
@@ -7458,14 +8198,14 @@
         <w:lastRenderedPageBreak/>
         <w:t>16 Calculer la connectivité fonctionnelle</w:t>
       </w:r>
-      <w:bookmarkEnd w:id="33"/>
+      <w:bookmarkEnd w:id="37"/>
     </w:p>
     <w:p>
       <w:pPr>
         <w:pStyle w:val="FigureCaption"/>
       </w:pPr>
       <w:r>
-        <w:t>Figure 8. Region connectivity matrix</w:t>
+        <w:t>Figure 10. Region connectivity matrix</w:t>
       </w:r>
     </w:p>
     <w:p>
@@ -7478,10 +8218,10 @@
           <w:noProof/>
         </w:rPr>
         <w:drawing>
-          <wp:inline distT="0" distB="0" distL="0" distR="0" wp14:anchorId="437B7554" wp14:editId="7250EF1B">
+          <wp:inline distT="0" distB="0" distL="0" distR="0" wp14:anchorId="0C564C54" wp14:editId="65BAFC9E">
             <wp:extent cx="9464040" cy="6309360"/>
             <wp:effectExtent l="0" t="0" r="0" b="0"/>
-            <wp:docPr id="21" name="Picture 21" descr="Region connectivity matrix"/>
+            <wp:docPr id="27" name="Picture 27" descr="Region connectivity matrix"/>
             <wp:cNvGraphicFramePr>
               <a:graphicFrameLocks xmlns:a="http://schemas.openxmlformats.org/drawingml/2006/main" noChangeAspect="1"/>
             </wp:cNvGraphicFramePr>
@@ -7493,7 +8233,7 @@
                     <pic:cNvPicPr/>
                   </pic:nvPicPr>
                   <pic:blipFill>
-                    <a:blip r:embed="rId42"/>
+                    <a:blip r:embed="rId55"/>
                     <a:stretch>
                       <a:fillRect/>
                     </a:stretch>
@@ -7517,8 +8257,8 @@
     <w:p>
       <w:pPr>
         <w:sectPr>
-          <w:headerReference w:type="default" r:id="rId43"/>
-          <w:footerReference w:type="default" r:id="rId44"/>
+          <w:headerReference w:type="default" r:id="rId56"/>
+          <w:footerReference w:type="default" r:id="rId57"/>
           <w:pgSz w:w="23810" w:h="16838"/>
           <w:pgMar w:top="1368" w:right="1008" w:bottom="1008" w:left="1008" w:header="360" w:footer="432" w:gutter="0"/>
           <w:cols w:space="720"/>
@@ -7533,7 +8273,10 @@
       </w:pPr>
       <w:r>
         <w:lastRenderedPageBreak/>
-        <w:t xml:space="preserve">1. Ouvrez </w:t>
+        <w:t xml:space="preserve">1. </w:t>
+      </w:r>
+      <w:r>
+        <w:t xml:space="preserve">Ouvrez </w:t>
       </w:r>
       <w:r>
         <w:rPr>
@@ -7551,7 +8294,13 @@
         <w:ind w:left="317" w:hanging="259"/>
       </w:pPr>
       <w:r>
-        <w:t>2. Chargez les régions atlas entières correspondantes ou une segmentation prise en charge. Une image histologique colorée ne définit pas à elle seule l’appartenance des ROI.</w:t>
+        <w:t xml:space="preserve">2. </w:t>
+      </w:r>
+      <w:r>
+        <w:t xml:space="preserve">Chargez les régions atlas entières correspondantes ou une </w:t>
+      </w:r>
+      <w:r>
+        <w:t>segmentation prise en charge. Une image histologique colorée ne définit pas à elle seule l’appartenance des ROI.</w:t>
       </w:r>
     </w:p>
     <w:p>
@@ -7560,7 +8309,10 @@
         <w:ind w:left="317" w:hanging="259"/>
       </w:pPr>
       <w:r>
-        <w:t>3. Inspectez alignement des étiquettes, couverture acquise et nombres de voxels.</w:t>
+        <w:t xml:space="preserve">3. </w:t>
+      </w:r>
+      <w:r>
+        <w:t>Inspectez alignement des étiquettes, couverture acquise et nombres de voxels.</w:t>
       </w:r>
     </w:p>
     <w:p>
@@ -7569,7 +8321,10 @@
         <w:ind w:left="317" w:hanging="259"/>
       </w:pPr>
       <w:r>
-        <w:t xml:space="preserve">4. Choisissez les régions regroupées </w:t>
+        <w:t xml:space="preserve">4. </w:t>
+      </w:r>
+      <w:r>
+        <w:t xml:space="preserve">Choisissez les régions regroupées </w:t>
       </w:r>
       <w:r>
         <w:rPr>
@@ -7587,7 +8342,10 @@
         <w:ind w:left="317" w:hanging="259"/>
       </w:pPr>
       <w:r>
-        <w:t>5. Sélectionnez acquisition, période et intervalle local. Vérifiez TR et durée exploitable.</w:t>
+        <w:t xml:space="preserve">5. </w:t>
+      </w:r>
+      <w:r>
+        <w:t>Sélectionnez acquisition, période et intervalle local. Vérifiez TR et durée exploitable.</w:t>
       </w:r>
     </w:p>
     <w:p>
@@ -7596,7 +8354,10 @@
         <w:ind w:left="317" w:hanging="259"/>
       </w:pPr>
       <w:r>
-        <w:t xml:space="preserve">6. Appuyez sur </w:t>
+        <w:t xml:space="preserve">6. </w:t>
+      </w:r>
+      <w:r>
+        <w:t xml:space="preserve">Appuyez sur </w:t>
       </w:r>
       <w:r>
         <w:rPr>
@@ -7614,12 +8375,18 @@
         <w:ind w:left="317" w:hanging="259"/>
       </w:pPr>
       <w:r>
-        <w:t>7. Examinez courbes, valeurs matricielles, régions manquantes et réglages du graphe avant exportation.</w:t>
-      </w:r>
-    </w:p>
-    <w:p>
-      <w:r>
-        <w:t>Recalculez après toute modification d’étiquettes, période, TR ou domaine. Une courbe valide non constante a normalement une autocorrélation de un ; les régions manquantes/constantes doivent rester identifiables. La corrélation traduit une association et peut varier avec mouvement, retrait de composantes globales, filtrage et chronologie de tâche. Un seuil d’affichage de graphe n’est pas automatiquement un test de significativité corrigé.</w:t>
+        <w:t xml:space="preserve">7. </w:t>
+      </w:r>
+      <w:r>
+        <w:t>Examinez courbes, valeurs matricielles, régions manquantes et réglages du graphe avant exportation.</w:t>
+      </w:r>
+    </w:p>
+    <w:p>
+      <w:r>
+        <w:t xml:space="preserve">Recalculez après toute </w:t>
+      </w:r>
+      <w:r>
+        <w:t>modification d’étiquettes, période, TR ou domaine. Une courbe valide non constante a normalement une autocorrélation de un ; les régions manquantes/constantes doivent rester identifiables. La corrélation traduit une association et peut varier avec mouvement, retrait de composantes globales, filtrage et chronologie de tâche. Un seuil d’affichage de graphe n’est pas automatiquement un test de significativité corrigé.</w:t>
       </w:r>
     </w:p>
     <w:p>
@@ -7632,7 +8399,7 @@
         <w:pStyle w:val="Heading1"/>
         <w:pageBreakBefore/>
       </w:pPr>
-      <w:bookmarkStart w:id="34" w:name="_Toc242991893"/>
+      <w:bookmarkStart w:id="38" w:name="_Toc243479370"/>
       <w:r>
         <w:rPr>
           <w:b w:val="0"/>
@@ -7640,7 +8407,7 @@
         <w:lastRenderedPageBreak/>
         <w:t>17 Importer les résultats ROI dans Group Analysis</w:t>
       </w:r>
-      <w:bookmarkEnd w:id="34"/>
+      <w:bookmarkEnd w:id="38"/>
     </w:p>
     <w:p>
       <w:pPr>
@@ -7648,7 +8415,10 @@
         <w:ind w:left="317" w:hanging="259"/>
       </w:pPr>
       <w:r>
-        <w:t xml:space="preserve">1. Ouvrez </w:t>
+        <w:t xml:space="preserve">1. </w:t>
+      </w:r>
+      <w:r>
+        <w:t xml:space="preserve">Ouvrez </w:t>
       </w:r>
       <w:r>
         <w:rPr>
@@ -7666,7 +8436,10 @@
         <w:ind w:left="317" w:hanging="259"/>
       </w:pPr>
       <w:r>
-        <w:t xml:space="preserve">2. Cliquez sur </w:t>
+        <w:t xml:space="preserve">2. </w:t>
+      </w:r>
+      <w:r>
+        <w:t xml:space="preserve">Cliquez sur </w:t>
       </w:r>
       <w:r>
         <w:rPr>
@@ -7684,7 +8457,10 @@
         <w:ind w:left="317" w:hanging="259"/>
       </w:pPr>
       <w:r>
-        <w:t>3. Vérifiez animal, groupe, condition, rôle et PairID avec les documents expérimentaux. Résolvez les lignes non attribuées.</w:t>
+        <w:t xml:space="preserve">3. </w:t>
+      </w:r>
+      <w:r>
+        <w:t>Vérifiez animal, groupe, condition, rôle et PairID avec les documents expérimentaux. Résolvez les lignes non attribuées.</w:t>
       </w:r>
     </w:p>
     <w:p>
@@ -7693,7 +8469,10 @@
         <w:ind w:left="317" w:hanging="259"/>
       </w:pPr>
       <w:r>
-        <w:t>4. Choisissez métrique et intervalle, puis examinez l’aperçu temporel.</w:t>
+        <w:t xml:space="preserve">4. </w:t>
+      </w:r>
+      <w:r>
+        <w:t>Choisissez métrique et intervalle, puis examinez l’aperçu temporel.</w:t>
       </w:r>
     </w:p>
     <w:p>
@@ -7702,7 +8481,10 @@
         <w:ind w:left="317" w:hanging="259"/>
       </w:pPr>
       <w:r>
-        <w:t xml:space="preserve">5. Passez à </w:t>
+        <w:t xml:space="preserve">5. </w:t>
+      </w:r>
+      <w:r>
+        <w:t xml:space="preserve">Passez à </w:t>
       </w:r>
       <w:r>
         <w:rPr>
@@ -7720,25 +8502,31 @@
         <w:ind w:left="317" w:hanging="259"/>
       </w:pPr>
       <w:r>
-        <w:t>6. Vérifiez effectifs, exclusions et réglages de multiplicité, puis exportez tableaux et figures avec leurs paramètres.</w:t>
+        <w:t xml:space="preserve">6. </w:t>
+      </w:r>
+      <w:r>
+        <w:t>Vérifiez effectifs, exclusions et réglages de multiplicité, puis exportez tableaux et figures avec leurs paramètres.</w:t>
       </w:r>
     </w:p>
     <w:p>
       <w:pPr>
         <w:pStyle w:val="Heading2"/>
       </w:pPr>
-      <w:bookmarkStart w:id="35" w:name="_Toc242991894"/>
+      <w:bookmarkStart w:id="39" w:name="_Toc243479371"/>
       <w:r>
         <w:rPr>
           <w:b w:val="0"/>
         </w:rPr>
         <w:t>Choisir une métrique et une unité biologique</w:t>
       </w:r>
-      <w:bookmarkEnd w:id="35"/>
-    </w:p>
-    <w:p>
-      <w:r>
-        <w:t>Une moyenne sur intervalle fixe décrit une période prédéfinie. Un critère de plateau maximal recherche la plus grande moyenne parmi des fenêtres complètes et reste exploratoire sauf définition indépendante préalable. Gardez largeur et durée de recherche cohérentes entre comparaisons.</w:t>
+      <w:bookmarkEnd w:id="39"/>
+    </w:p>
+    <w:p>
+      <w:r>
+        <w:t xml:space="preserve">Une moyenne sur intervalle fixe décrit une période prédéfinie. Un critère de plateau maximal recherche la plus </w:t>
+      </w:r>
+      <w:r>
+        <w:t>grande moyenne parmi des fenêtres complètes et reste exploratoire sauf définition indépendante préalable. Gardez largeur et durée de recherche cohérentes entre comparaisons.</w:t>
       </w:r>
     </w:p>
     <w:p>
@@ -7760,7 +8548,7 @@
         <w:pStyle w:val="Heading1"/>
         <w:pageBreakBefore/>
       </w:pPr>
-      <w:bookmarkStart w:id="36" w:name="_Toc242991895"/>
+      <w:bookmarkStart w:id="40" w:name="_Toc243479372"/>
       <w:r>
         <w:rPr>
           <w:b w:val="0"/>
@@ -7768,7 +8556,7 @@
         <w:lastRenderedPageBreak/>
         <w:t>18 Utiliser Standardized Analysis</w:t>
       </w:r>
-      <w:bookmarkEnd w:id="36"/>
+      <w:bookmarkEnd w:id="40"/>
     </w:p>
     <w:p>
       <w:pPr>
@@ -7776,7 +8564,10 @@
         <w:ind w:left="317" w:hanging="259"/>
       </w:pPr>
       <w:r>
-        <w:t xml:space="preserve">1. Ouvrez </w:t>
+        <w:t xml:space="preserve">1. </w:t>
+      </w:r>
+      <w:r>
+        <w:t xml:space="preserve">Ouvrez </w:t>
       </w:r>
       <w:r>
         <w:rPr>
@@ -7794,7 +8585,10 @@
         <w:ind w:left="317" w:hanging="259"/>
       </w:pPr>
       <w:r>
-        <w:t>2. Vérifiez chaque étape cochée, son ordre et ses paramètres. Cliquez sur une ligne pour modifier ses valeurs ; utilisez Run pour l’inclure ou l’exclure.</w:t>
+        <w:t xml:space="preserve">2. </w:t>
+      </w:r>
+      <w:r>
+        <w:t>Vérifiez chaque étape cochée, son ordre et ses paramètres. Cliquez sur une ligne pour modifier ses valeurs ; utilisez Run pour l’inclure ou l’exclure.</w:t>
       </w:r>
     </w:p>
     <w:p>
@@ -7803,7 +8597,10 @@
         <w:ind w:left="317" w:hanging="259"/>
       </w:pPr>
       <w:r>
-        <w:t>3. Définissez fenêtres de référence/signal, facteurs de réduction et coupures pour l’enregistrement réel.</w:t>
+        <w:t xml:space="preserve">3. </w:t>
+      </w:r>
+      <w:r>
+        <w:t>Définissez fenêtres de référence/signal, facteurs de réduction et coupures pour l’enregistrement réel.</w:t>
       </w:r>
     </w:p>
     <w:p>
@@ -7812,7 +8609,10 @@
         <w:ind w:left="317" w:hanging="259"/>
       </w:pPr>
       <w:r>
-        <w:t>4. Exécutez la procédure et ses étapes interactives. Certaines attendent la fermeture d’un visualiseur.</w:t>
+        <w:t xml:space="preserve">4. </w:t>
+      </w:r>
+      <w:r>
+        <w:t>Exécutez la procédure et ses étapes interactives. Certaines attendent la fermeture d’un visualiseur.</w:t>
       </w:r>
     </w:p>
     <w:p>
@@ -7821,7 +8621,10 @@
         <w:ind w:left="317" w:hanging="259"/>
       </w:pPr>
       <w:r>
-        <w:t>5. Examinez QC final et sorties, puis enregistrez les paramètres réels avant d’autres animaux.</w:t>
+        <w:t xml:space="preserve">5. </w:t>
+      </w:r>
+      <w:r>
+        <w:t>Examinez QC final et sorties, puis enregistrez les paramètres réels avant d’autres animaux.</w:t>
       </w:r>
     </w:p>
     <w:p>
@@ -7839,7 +8642,7 @@
         <w:pStyle w:val="Heading1"/>
         <w:pageBreakBefore/>
       </w:pPr>
-      <w:bookmarkStart w:id="37" w:name="_Toc242991896"/>
+      <w:bookmarkStart w:id="41" w:name="_Toc243479373"/>
       <w:r>
         <w:rPr>
           <w:b w:val="0"/>
@@ -7847,7 +8650,7 @@
         <w:lastRenderedPageBreak/>
         <w:t>19 Enregistrer, exporter et reproduire</w:t>
       </w:r>
-      <w:bookmarkEnd w:id="37"/>
+      <w:bookmarkEnd w:id="41"/>
     </w:p>
     <w:p>
       <w:r>
@@ -7863,14 +8666,14 @@
       <w:pPr>
         <w:pStyle w:val="Heading2"/>
       </w:pPr>
-      <w:bookmarkStart w:id="38" w:name="_Toc242991897"/>
+      <w:bookmarkStart w:id="42" w:name="_Toc243479374"/>
       <w:r>
         <w:rPr>
           <w:b w:val="0"/>
         </w:rPr>
         <w:t>Liste de vérification finale</w:t>
       </w:r>
-      <w:bookmarkEnd w:id="38"/>
+      <w:bookmarkEnd w:id="42"/>
     </w:p>
     <w:p>
       <w:pPr>
@@ -7878,7 +8681,10 @@
         <w:ind w:left="317" w:hanging="259"/>
       </w:pPr>
       <w:r>
-        <w:t>1. Jeu actif et provenance originale corrects.</w:t>
+        <w:t xml:space="preserve">1. </w:t>
+      </w:r>
+      <w:r>
+        <w:t>Jeu actif et provenance originale corrects.</w:t>
       </w:r>
     </w:p>
     <w:p>
@@ -7887,7 +8693,10 @@
         <w:ind w:left="317" w:hanging="259"/>
       </w:pPr>
       <w:r>
-        <w:t>2. Chronologie, TR, fenêtres événementielles et géométrie physique documentés.</w:t>
+        <w:t xml:space="preserve">2. </w:t>
+      </w:r>
+      <w:r>
+        <w:t>Chronologie, TR, fenêtres événementielles et géométrie physique documentés.</w:t>
       </w:r>
     </w:p>
     <w:p>
@@ -7896,7 +8705,10 @@
         <w:ind w:left="317" w:hanging="259"/>
       </w:pPr>
       <w:r>
-        <w:t>3. Décisions QC et choix de composantes/filtres étayés.</w:t>
+        <w:t xml:space="preserve">3. </w:t>
+      </w:r>
+      <w:r>
+        <w:t>Décisions QC et choix de composantes/filtres étayés.</w:t>
       </w:r>
     </w:p>
     <w:p>
@@ -7905,7 +8717,10 @@
         <w:ind w:left="317" w:hanging="259"/>
       </w:pPr>
       <w:r>
-        <w:t>4. Référence, masque, recalage et domaine ROI adaptés au critère.</w:t>
+        <w:t xml:space="preserve">4. </w:t>
+      </w:r>
+      <w:r>
+        <w:t>Référence, masque, recalage et domaine ROI adaptés au critère.</w:t>
       </w:r>
     </w:p>
     <w:p>
@@ -7914,7 +8729,10 @@
         <w:ind w:left="317" w:hanging="259"/>
       </w:pPr>
       <w:r>
-        <w:t>5. Nombre d’animaux indépendants, appariement et test conformes au plan expérimental.</w:t>
+        <w:t xml:space="preserve">5. </w:t>
+      </w:r>
+      <w:r>
+        <w:t>Nombre d’animaux indépendants, appariement et test conformes au plan expérimental.</w:t>
       </w:r>
     </w:p>
     <w:p>
@@ -7923,7 +8741,10 @@
         <w:ind w:left="317" w:hanging="259"/>
       </w:pPr>
       <w:r>
-        <w:t>6. Fichiers, notes et annexes peuvent être rouverts par un autre utilisateur.</w:t>
+        <w:t xml:space="preserve">6. </w:t>
+      </w:r>
+      <w:r>
+        <w:t>Fichiers, notes et annexes peuvent être rouverts par un autre utilisateur.</w:t>
       </w:r>
     </w:p>
     <w:p>
@@ -7931,7 +8752,7 @@
         <w:pStyle w:val="Heading1"/>
         <w:pageBreakBefore/>
       </w:pPr>
-      <w:bookmarkStart w:id="39" w:name="_Toc242991898"/>
+      <w:bookmarkStart w:id="43" w:name="_Toc243479375"/>
       <w:r>
         <w:rPr>
           <w:b w:val="0"/>
@@ -7939,7 +8760,7 @@
         <w:lastRenderedPageBreak/>
         <w:t>20 Résoudre les problèmes courants</w:t>
       </w:r>
-      <w:bookmarkEnd w:id="39"/>
+      <w:bookmarkEnd w:id="43"/>
     </w:p>
     <w:p>
       <w:pPr>
@@ -8192,7 +9013,10 @@
               <w:jc w:val="left"/>
             </w:pPr>
             <w:r>
-              <w:t>Film brut sans contraste après traitement</w:t>
+              <w:t xml:space="preserve">Film brut sans </w:t>
+            </w:r>
+            <w:r>
+              <w:t>contraste après traitement</w:t>
             </w:r>
           </w:p>
         </w:tc>
@@ -8605,7 +9429,10 @@
     </w:p>
     <w:p>
       <w:r>
-        <w:t>Pour signaler un problème, consignez chemin du script actif, source, dimensions, TR, action exacte et erreur MATLAB complète. Une capture accompagne utilement ces détails. Reproduisez-le sur un original conservé avant de changer plusieurs options à la fois.</w:t>
+        <w:t xml:space="preserve">Pour signaler un problème, consignez chemin du script actif, source, dimensions, TR, action exacte et erreur MATLAB complète. Une capture accompagne utilement ces détails. Reproduisez-le sur un original conservé </w:t>
+      </w:r>
+      <w:r>
+        <w:t>avant de changer plusieurs options à la fois.</w:t>
       </w:r>
     </w:p>
     <w:p>
@@ -8613,7 +9440,7 @@
         <w:pStyle w:val="Heading1"/>
         <w:pageBreakBefore/>
       </w:pPr>
-      <w:bookmarkStart w:id="40" w:name="_Toc242991899"/>
+      <w:bookmarkStart w:id="44" w:name="_Toc243479376"/>
       <w:r>
         <w:rPr>
           <w:b w:val="0"/>
@@ -8621,7 +9448,7 @@
         <w:lastRenderedPageBreak/>
         <w:t>21 Termes essentiels et lectures complémentaires</w:t>
       </w:r>
-      <w:bookmarkEnd w:id="40"/>
+      <w:bookmarkEnd w:id="44"/>
     </w:p>
     <w:p>
       <w:pPr>
@@ -9078,7 +9905,10 @@
               <w:jc w:val="left"/>
             </w:pPr>
             <w:r>
-              <w:t>Région d’intérêt à appartenance spatiale définie</w:t>
+              <w:t xml:space="preserve">Région d’intérêt à </w:t>
+            </w:r>
+            <w:r>
+              <w:t>appartenance spatiale définie</w:t>
             </w:r>
           </w:p>
         </w:tc>
@@ -9326,7 +10156,10 @@
               <w:jc w:val="left"/>
             </w:pPr>
             <w:r>
-              <w:t>Erreur standard de la moyenne des observations indépendantes incluses</w:t>
+              <w:t xml:space="preserve">Erreur standard de la </w:t>
+            </w:r>
+            <w:r>
+              <w:t>moyenne des observations indépendantes incluses</w:t>
             </w:r>
           </w:p>
         </w:tc>
@@ -9426,14 +10259,14 @@
       <w:pPr>
         <w:pStyle w:val="Heading2"/>
       </w:pPr>
-      <w:bookmarkStart w:id="41" w:name="_Toc242991900"/>
+      <w:bookmarkStart w:id="45" w:name="_Toc243479377"/>
       <w:r>
         <w:rPr>
           <w:b w:val="0"/>
         </w:rPr>
         <w:t>Remerciements</w:t>
       </w:r>
-      <w:bookmarkEnd w:id="41"/>
+      <w:bookmarkEnd w:id="45"/>
     </w:p>
     <w:p>
       <w:r>
@@ -9445,7 +10278,7 @@
         <w:pStyle w:val="Heading1"/>
         <w:pageBreakBefore/>
       </w:pPr>
-      <w:bookmarkStart w:id="42" w:name="_Toc242991901"/>
+      <w:bookmarkStart w:id="46" w:name="_Toc243479378"/>
       <w:r>
         <w:rPr>
           <w:b w:val="0"/>
@@ -9453,11 +10286,24 @@
         <w:lastRenderedPageBreak/>
         <w:t>Remerciements et responsabilité</w:t>
       </w:r>
-      <w:bookmarkEnd w:id="42"/>
-    </w:p>
-    <w:p>
-      <w:r>
-        <w:t>ConfUSIus propose une approche Python complémentaire pour la fUSI. deConfUSIon privilégie une procédure connectée dans une interface MATLAB pour les chercheurs qui n’écrivent pas de code. Nous remercions les développeurs de ConfUSIus Samuel Le Meur-Diebolt et Felipe Cybis Pereira, ainsi que José María Martínez de Paz du laboratoire d’Émilie Macé, pour les discussions. Les projets sont développés indépendamment.</w:t>
+      <w:bookmarkEnd w:id="46"/>
+    </w:p>
+    <w:p>
+      <w:r>
+        <w:t>Nous remercions Dimokratis Karamanlis et tous les coauteurs de LightSuite pour le cadre original, les méthodes et les ressources. Citez leur preprint avec deConfUSIon et les atlas concernés. Publié le 14 octobre 2026, il n’avait pas été évalué par les pairs. Ces captures de l’intégration ne reproduisent aucune figure de l’article.</w:t>
+      </w:r>
+    </w:p>
+    <w:p>
+      <w:r>
+        <w:t>Karamanlis D, Xie Y, Foucher CG, Alappat M, Masood A, Dimitropoulou I, Pivron LAF, Martínez de Paz JM, Macé E, Gaspari S, El-Boustani S. LightSuite: scalable atlas registration and cell detection across the central nervous system. bioRxiv (2026). doi:10.64898/2026.10.13.757638. https://doi.org/10.64898/2026.10.13.757638</w:t>
+      </w:r>
+    </w:p>
+    <w:p>
+      <w:r>
+        <w:t xml:space="preserve">ConfUSIus provides a complementary Python-based approach to fUSI analysis. deConfUSIon emphasizes a connected </w:t>
+      </w:r>
+      <w:r>
+        <w:t>MATLAB GUI workflow for researchers who do not write code. Thanks are due to ConfUSIus developers Samuel Le Meur-Diebolt and Felipe Cybis Pereira, and José María Martínez de Paz from Émilie Macé’s laboratory, for discussions. The projects are independently developed.</w:t>
       </w:r>
     </w:p>
     <w:p>
@@ -9466,8 +10312,8 @@
       </w:r>
     </w:p>
     <w:sectPr>
-      <w:headerReference w:type="default" r:id="rId45"/>
-      <w:footerReference w:type="default" r:id="rId46"/>
+      <w:headerReference w:type="default" r:id="rId58"/>
+      <w:footerReference w:type="default" r:id="rId59"/>
       <w:pgSz w:w="11906" w:h="16838"/>
       <w:pgMar w:top="1368" w:right="1008" w:bottom="1008" w:left="1008" w:header="360" w:footer="432" w:gutter="0"/>
       <w:cols w:space="720"/>
@@ -9512,7 +10358,7 @@
       <w:rPr>
         <w:sz w:val="16"/>
       </w:rPr>
-      <w:t xml:space="preserve">deConfUSIon · Soner Caner Cagun · MPI de cybernétique biologique | 15 October 2026 | </w:t>
+      <w:t xml:space="preserve">deConfUSIon · Soner Caner Cagun · MPI de cybernétique biologique | 21 octobre 2026 | </w:t>
     </w:r>
     <w:r>
       <w:fldChar w:fldCharType="begin"/>
@@ -9546,7 +10392,7 @@
       <w:rPr>
         <w:sz w:val="16"/>
       </w:rPr>
-      <w:t xml:space="preserve">deConfUSIon · Soner Caner Cagun · MPI de cybernétique biologique | 15 October 2026 | </w:t>
+      <w:t xml:space="preserve">deConfUSIon · Soner Caner Cagun · MPI de cybernétique biologique | 21 octobre 2026 | </w:t>
     </w:r>
     <w:r>
       <w:fldChar w:fldCharType="begin"/>
@@ -9580,7 +10426,7 @@
       <w:rPr>
         <w:sz w:val="16"/>
       </w:rPr>
-      <w:t xml:space="preserve">deConfUSIon · Soner Caner Cagun · MPI de cybernétique biologique | 15 October 2026 | </w:t>
+      <w:t xml:space="preserve">deConfUSIon · Soner Caner Cagun · MPI de cybernétique biologique | 21 octobre 2026 | </w:t>
     </w:r>
     <w:r>
       <w:fldChar w:fldCharType="begin"/>
@@ -9614,7 +10460,7 @@
       <w:rPr>
         <w:sz w:val="16"/>
       </w:rPr>
-      <w:t xml:space="preserve">deConfUSIon · Soner Caner Cagun · MPI de cybernétique biologique | 15 October 2026 | </w:t>
+      <w:t xml:space="preserve">deConfUSIon · Soner Caner Cagun · MPI de cybernétique biologique | 21 octobre 2026 | </w:t>
     </w:r>
     <w:r>
       <w:fldChar w:fldCharType="begin"/>
@@ -9629,7 +10475,7 @@
       <w:rPr>
         <w:noProof/>
       </w:rPr>
-      <w:t>28</w:t>
+      <w:t>27</w:t>
     </w:r>
     <w:r>
       <w:fldChar w:fldCharType="end"/>
@@ -9648,7 +10494,7 @@
       <w:rPr>
         <w:sz w:val="16"/>
       </w:rPr>
-      <w:t xml:space="preserve">deConfUSIon · Soner Caner Cagun · MPI de cybernétique biologique | 15 October 2026 | </w:t>
+      <w:t xml:space="preserve">deConfUSIon · Soner Caner Cagun · MPI de cybernétique biologique | 21 octobre 2026 | </w:t>
     </w:r>
     <w:r>
       <w:fldChar w:fldCharType="begin"/>
@@ -9663,7 +10509,7 @@
       <w:rPr>
         <w:noProof/>
       </w:rPr>
-      <w:t>29</w:t>
+      <w:t>28</w:t>
     </w:r>
     <w:r>
       <w:fldChar w:fldCharType="end"/>
@@ -9682,7 +10528,7 @@
       <w:rPr>
         <w:sz w:val="16"/>
       </w:rPr>
-      <w:t xml:space="preserve">deConfUSIon · Soner Caner Cagun · MPI de cybernétique biologique | 15 October 2026 | </w:t>
+      <w:t xml:space="preserve">deConfUSIon · Soner Caner Cagun · MPI de cybernétique biologique | 21 octobre 2026 | </w:t>
     </w:r>
     <w:r>
       <w:fldChar w:fldCharType="begin"/>
@@ -9697,7 +10543,7 @@
       <w:rPr>
         <w:noProof/>
       </w:rPr>
-      <w:t>30</w:t>
+      <w:t>29</w:t>
     </w:r>
     <w:r>
       <w:fldChar w:fldCharType="end"/>
@@ -9716,7 +10562,7 @@
       <w:rPr>
         <w:sz w:val="16"/>
       </w:rPr>
-      <w:t xml:space="preserve">deConfUSIon · Soner Caner Cagun · MPI de cybernétique biologique | 15 October 2026 | </w:t>
+      <w:t xml:space="preserve">deConfUSIon · Soner Caner Cagun · MPI de cybernétique biologique | 21 octobre 2026 | </w:t>
     </w:r>
     <w:r>
       <w:fldChar w:fldCharType="begin"/>
@@ -9731,7 +10577,143 @@
       <w:rPr>
         <w:noProof/>
       </w:rPr>
-      <w:t>31</w:t>
+      <w:t>30</w:t>
+    </w:r>
+    <w:r>
+      <w:fldChar w:fldCharType="end"/>
+    </w:r>
+  </w:p>
+</w:ftr>
+</file>
+
+<file path=word/footer16.xml><?xml version="1.0" encoding="utf-8"?>
+<w:ftr xmlns:wpc="http://schemas.microsoft.com/office/word/2010/wordprocessingCanvas" xmlns:cx="http://schemas.microsoft.com/office/drawing/2014/chartex" xmlns:cx1="http://schemas.microsoft.com/office/drawing/2015/9/8/chartex" xmlns:cx2="http://schemas.microsoft.com/office/drawing/2015/10/21/chartex" xmlns:cx3="http://schemas.microsoft.com/office/drawing/2016/5/9/chartex" xmlns:cx4="http://schemas.microsoft.com/office/drawing/2016/5/10/chartex" xmlns:cx5="http://schemas.microsoft.com/office/drawing/2016/5/11/chartex" xmlns:cx6="http://schemas.microsoft.com/office/drawing/2016/5/12/chartex" xmlns:cx7="http://schemas.microsoft.com/office/drawing/2016/5/13/chartex" xmlns:cx8="http://schemas.microsoft.com/office/drawing/2016/5/14/chartex" xmlns:mc="http://schemas.openxmlformats.org/markup-compatibility/2006" xmlns:aink="http://schemas.microsoft.com/office/drawing/2016/ink" xmlns:am3d="http://schemas.microsoft.com/office/drawing/2017/model3d" xmlns:o="urn:schemas-microsoft-com:office:office" xmlns:oel="http://schemas.microsoft.com/office/2019/extlst" xmlns:r="http://schemas.openxmlformats.org/officeDocument/2006/relationships" xmlns:m="http://schemas.openxmlformats.org/officeDocument/2006/math" xmlns:v="urn:schemas-microsoft-com:vml" xmlns:wp14="http://schemas.microsoft.com/office/word/2010/wordprocessingDrawing" xmlns:wp="http://schemas.openxmlformats.org/drawingml/2006/wordprocessingDrawing" xmlns:w10="urn:schemas-microsoft-com:office:word" xmlns:w="http://schemas.openxmlformats.org/wordprocessingml/2006/main" xmlns:w14="http://schemas.microsoft.com/office/word/2010/wordml" xmlns:w15="http://schemas.microsoft.com/office/word/2012/wordml" xmlns:w16cex="http://schemas.microsoft.com/office/word/2018/wordml/cex" xmlns:w16cid="http://schemas.microsoft.com/office/word/2016/wordml/cid" xmlns:w16="http://schemas.microsoft.com/office/word/2018/wordml" xmlns:w16sdtdh="http://schemas.microsoft.com/office/word/2020/wordml/sdtdatahash" xmlns:w16se="http://schemas.microsoft.com/office/word/2015/wordml/symex" xmlns:wpg="http://schemas.microsoft.com/office/word/2010/wordprocessingGroup" xmlns:wpi="http://schemas.microsoft.com/office/word/2010/wordprocessingInk" xmlns:wne="http://schemas.microsoft.com/office/word/2006/wordml" xmlns:wps="http://schemas.microsoft.com/office/word/2010/wordprocessingShape" mc:Ignorable="w14 w15 w16se w16cid w16 w16cex w16sdtdh wp14">
+  <w:p>
+    <w:pPr>
+      <w:jc w:val="right"/>
+    </w:pPr>
+    <w:r>
+      <w:rPr>
+        <w:sz w:val="16"/>
+      </w:rPr>
+      <w:t xml:space="preserve">deConfUSIon · Soner Caner Cagun · MPI de cybernétique biologique | 21 octobre 2026 | </w:t>
+    </w:r>
+    <w:r>
+      <w:fldChar w:fldCharType="begin"/>
+    </w:r>
+    <w:r>
+      <w:instrText xml:space="preserve"> PAGE </w:instrText>
+    </w:r>
+    <w:r>
+      <w:fldChar w:fldCharType="separate"/>
+    </w:r>
+    <w:r>
+      <w:rPr>
+        <w:noProof/>
+      </w:rPr>
+      <w:t>33</w:t>
+    </w:r>
+    <w:r>
+      <w:fldChar w:fldCharType="end"/>
+    </w:r>
+  </w:p>
+</w:ftr>
+</file>
+
+<file path=word/footer17.xml><?xml version="1.0" encoding="utf-8"?>
+<w:ftr xmlns:wpc="http://schemas.microsoft.com/office/word/2010/wordprocessingCanvas" xmlns:cx="http://schemas.microsoft.com/office/drawing/2014/chartex" xmlns:cx1="http://schemas.microsoft.com/office/drawing/2015/9/8/chartex" xmlns:cx2="http://schemas.microsoft.com/office/drawing/2015/10/21/chartex" xmlns:cx3="http://schemas.microsoft.com/office/drawing/2016/5/9/chartex" xmlns:cx4="http://schemas.microsoft.com/office/drawing/2016/5/10/chartex" xmlns:cx5="http://schemas.microsoft.com/office/drawing/2016/5/11/chartex" xmlns:cx6="http://schemas.microsoft.com/office/drawing/2016/5/12/chartex" xmlns:cx7="http://schemas.microsoft.com/office/drawing/2016/5/13/chartex" xmlns:cx8="http://schemas.microsoft.com/office/drawing/2016/5/14/chartex" xmlns:mc="http://schemas.openxmlformats.org/markup-compatibility/2006" xmlns:aink="http://schemas.microsoft.com/office/drawing/2016/ink" xmlns:am3d="http://schemas.microsoft.com/office/drawing/2017/model3d" xmlns:o="urn:schemas-microsoft-com:office:office" xmlns:oel="http://schemas.microsoft.com/office/2019/extlst" xmlns:r="http://schemas.openxmlformats.org/officeDocument/2006/relationships" xmlns:m="http://schemas.openxmlformats.org/officeDocument/2006/math" xmlns:v="urn:schemas-microsoft-com:vml" xmlns:wp14="http://schemas.microsoft.com/office/word/2010/wordprocessingDrawing" xmlns:wp="http://schemas.openxmlformats.org/drawingml/2006/wordprocessingDrawing" xmlns:w10="urn:schemas-microsoft-com:office:word" xmlns:w="http://schemas.openxmlformats.org/wordprocessingml/2006/main" xmlns:w14="http://schemas.microsoft.com/office/word/2010/wordml" xmlns:w15="http://schemas.microsoft.com/office/word/2012/wordml" xmlns:w16cex="http://schemas.microsoft.com/office/word/2018/wordml/cex" xmlns:w16cid="http://schemas.microsoft.com/office/word/2016/wordml/cid" xmlns:w16="http://schemas.microsoft.com/office/word/2018/wordml" xmlns:w16sdtdh="http://schemas.microsoft.com/office/word/2020/wordml/sdtdatahash" xmlns:w16se="http://schemas.microsoft.com/office/word/2015/wordml/symex" xmlns:wpg="http://schemas.microsoft.com/office/word/2010/wordprocessingGroup" xmlns:wpi="http://schemas.microsoft.com/office/word/2010/wordprocessingInk" xmlns:wne="http://schemas.microsoft.com/office/word/2006/wordml" xmlns:wps="http://schemas.microsoft.com/office/word/2010/wordprocessingShape" mc:Ignorable="w14 w15 w16se w16cid w16 w16cex w16sdtdh wp14">
+  <w:p>
+    <w:pPr>
+      <w:jc w:val="right"/>
+    </w:pPr>
+    <w:r>
+      <w:rPr>
+        <w:sz w:val="16"/>
+      </w:rPr>
+      <w:t xml:space="preserve">deConfUSIon · Soner Caner Cagun · MPI de cybernétique biologique | 21 octobre 2026 | </w:t>
+    </w:r>
+    <w:r>
+      <w:fldChar w:fldCharType="begin"/>
+    </w:r>
+    <w:r>
+      <w:instrText xml:space="preserve"> PAGE </w:instrText>
+    </w:r>
+    <w:r>
+      <w:fldChar w:fldCharType="separate"/>
+    </w:r>
+    <w:r>
+      <w:rPr>
+        <w:noProof/>
+      </w:rPr>
+      <w:t>34</w:t>
+    </w:r>
+    <w:r>
+      <w:fldChar w:fldCharType="end"/>
+    </w:r>
+  </w:p>
+</w:ftr>
+</file>
+
+<file path=word/footer18.xml><?xml version="1.0" encoding="utf-8"?>
+<w:ftr xmlns:wpc="http://schemas.microsoft.com/office/word/2010/wordprocessingCanvas" xmlns:cx="http://schemas.microsoft.com/office/drawing/2014/chartex" xmlns:cx1="http://schemas.microsoft.com/office/drawing/2015/9/8/chartex" xmlns:cx2="http://schemas.microsoft.com/office/drawing/2015/10/21/chartex" xmlns:cx3="http://schemas.microsoft.com/office/drawing/2016/5/9/chartex" xmlns:cx4="http://schemas.microsoft.com/office/drawing/2016/5/10/chartex" xmlns:cx5="http://schemas.microsoft.com/office/drawing/2016/5/11/chartex" xmlns:cx6="http://schemas.microsoft.com/office/drawing/2016/5/12/chartex" xmlns:cx7="http://schemas.microsoft.com/office/drawing/2016/5/13/chartex" xmlns:cx8="http://schemas.microsoft.com/office/drawing/2016/5/14/chartex" xmlns:mc="http://schemas.openxmlformats.org/markup-compatibility/2006" xmlns:aink="http://schemas.microsoft.com/office/drawing/2016/ink" xmlns:am3d="http://schemas.microsoft.com/office/drawing/2017/model3d" xmlns:o="urn:schemas-microsoft-com:office:office" xmlns:oel="http://schemas.microsoft.com/office/2019/extlst" xmlns:r="http://schemas.openxmlformats.org/officeDocument/2006/relationships" xmlns:m="http://schemas.openxmlformats.org/officeDocument/2006/math" xmlns:v="urn:schemas-microsoft-com:vml" xmlns:wp14="http://schemas.microsoft.com/office/word/2010/wordprocessingDrawing" xmlns:wp="http://schemas.openxmlformats.org/drawingml/2006/wordprocessingDrawing" xmlns:w10="urn:schemas-microsoft-com:office:word" xmlns:w="http://schemas.openxmlformats.org/wordprocessingml/2006/main" xmlns:w14="http://schemas.microsoft.com/office/word/2010/wordml" xmlns:w15="http://schemas.microsoft.com/office/word/2012/wordml" xmlns:w16cex="http://schemas.microsoft.com/office/word/2018/wordml/cex" xmlns:w16cid="http://schemas.microsoft.com/office/word/2016/wordml/cid" xmlns:w16="http://schemas.microsoft.com/office/word/2018/wordml" xmlns:w16sdtdh="http://schemas.microsoft.com/office/word/2020/wordml/sdtdatahash" xmlns:w16se="http://schemas.microsoft.com/office/word/2015/wordml/symex" xmlns:wpg="http://schemas.microsoft.com/office/word/2010/wordprocessingGroup" xmlns:wpi="http://schemas.microsoft.com/office/word/2010/wordprocessingInk" xmlns:wne="http://schemas.microsoft.com/office/word/2006/wordml" xmlns:wps="http://schemas.microsoft.com/office/word/2010/wordprocessingShape" mc:Ignorable="w14 w15 w16se w16cid w16 w16cex w16sdtdh wp14">
+  <w:p>
+    <w:pPr>
+      <w:jc w:val="right"/>
+    </w:pPr>
+    <w:r>
+      <w:rPr>
+        <w:sz w:val="16"/>
+      </w:rPr>
+      <w:t xml:space="preserve">deConfUSIon · Soner Caner Cagun · MPI de cybernétique biologique | 21 octobre 2026 | </w:t>
+    </w:r>
+    <w:r>
+      <w:fldChar w:fldCharType="begin"/>
+    </w:r>
+    <w:r>
+      <w:instrText xml:space="preserve"> PAGE </w:instrText>
+    </w:r>
+    <w:r>
+      <w:fldChar w:fldCharType="separate"/>
+    </w:r>
+    <w:r>
+      <w:rPr>
+        <w:noProof/>
+      </w:rPr>
+      <w:t>35</w:t>
+    </w:r>
+    <w:r>
+      <w:fldChar w:fldCharType="end"/>
+    </w:r>
+  </w:p>
+</w:ftr>
+</file>
+
+<file path=word/footer19.xml><?xml version="1.0" encoding="utf-8"?>
+<w:ftr xmlns:wpc="http://schemas.microsoft.com/office/word/2010/wordprocessingCanvas" xmlns:cx="http://schemas.microsoft.com/office/drawing/2014/chartex" xmlns:cx1="http://schemas.microsoft.com/office/drawing/2015/9/8/chartex" xmlns:cx2="http://schemas.microsoft.com/office/drawing/2015/10/21/chartex" xmlns:cx3="http://schemas.microsoft.com/office/drawing/2016/5/9/chartex" xmlns:cx4="http://schemas.microsoft.com/office/drawing/2016/5/10/chartex" xmlns:cx5="http://schemas.microsoft.com/office/drawing/2016/5/11/chartex" xmlns:cx6="http://schemas.microsoft.com/office/drawing/2016/5/12/chartex" xmlns:cx7="http://schemas.microsoft.com/office/drawing/2016/5/13/chartex" xmlns:cx8="http://schemas.microsoft.com/office/drawing/2016/5/14/chartex" xmlns:mc="http://schemas.openxmlformats.org/markup-compatibility/2006" xmlns:aink="http://schemas.microsoft.com/office/drawing/2016/ink" xmlns:am3d="http://schemas.microsoft.com/office/drawing/2017/model3d" xmlns:o="urn:schemas-microsoft-com:office:office" xmlns:oel="http://schemas.microsoft.com/office/2019/extlst" xmlns:r="http://schemas.openxmlformats.org/officeDocument/2006/relationships" xmlns:m="http://schemas.openxmlformats.org/officeDocument/2006/math" xmlns:v="urn:schemas-microsoft-com:vml" xmlns:wp14="http://schemas.microsoft.com/office/word/2010/wordprocessingDrawing" xmlns:wp="http://schemas.openxmlformats.org/drawingml/2006/wordprocessingDrawing" xmlns:w10="urn:schemas-microsoft-com:office:word" xmlns:w="http://schemas.openxmlformats.org/wordprocessingml/2006/main" xmlns:w14="http://schemas.microsoft.com/office/word/2010/wordml" xmlns:w15="http://schemas.microsoft.com/office/word/2012/wordml" xmlns:w16cex="http://schemas.microsoft.com/office/word/2018/wordml/cex" xmlns:w16cid="http://schemas.microsoft.com/office/word/2016/wordml/cid" xmlns:w16="http://schemas.microsoft.com/office/word/2018/wordml" xmlns:w16sdtdh="http://schemas.microsoft.com/office/word/2020/wordml/sdtdatahash" xmlns:w16se="http://schemas.microsoft.com/office/word/2015/wordml/symex" xmlns:wpg="http://schemas.microsoft.com/office/word/2010/wordprocessingGroup" xmlns:wpi="http://schemas.microsoft.com/office/word/2010/wordprocessingInk" xmlns:wne="http://schemas.microsoft.com/office/word/2006/wordml" xmlns:wps="http://schemas.microsoft.com/office/word/2010/wordprocessingShape" mc:Ignorable="w14 w15 w16se w16cid w16 w16cex w16sdtdh wp14">
+  <w:p>
+    <w:pPr>
+      <w:jc w:val="right"/>
+    </w:pPr>
+    <w:r>
+      <w:rPr>
+        <w:sz w:val="16"/>
+      </w:rPr>
+      <w:t xml:space="preserve">deConfUSIon · Soner Caner Cagun · MPI de cybernétique biologique | 21 octobre 2026 | </w:t>
+    </w:r>
+    <w:r>
+      <w:fldChar w:fldCharType="begin"/>
+    </w:r>
+    <w:r>
+      <w:instrText xml:space="preserve"> PAGE </w:instrText>
+    </w:r>
+    <w:r>
+      <w:fldChar w:fldCharType="separate"/>
+    </w:r>
+    <w:r>
+      <w:rPr>
+        <w:noProof/>
+      </w:rPr>
+      <w:t>36</w:t>
     </w:r>
     <w:r>
       <w:fldChar w:fldCharType="end"/>
@@ -9750,7 +10732,7 @@
       <w:rPr>
         <w:sz w:val="16"/>
       </w:rPr>
-      <w:t xml:space="preserve">deConfUSIon · Soner Caner Cagun · MPI de cybernétique biologique | 15 October 2026 | </w:t>
+      <w:t xml:space="preserve">deConfUSIon · Soner Caner Cagun · MPI de cybernétique biologique | 21 octobre 2026 | </w:t>
     </w:r>
     <w:r>
       <w:fldChar w:fldCharType="begin"/>
@@ -9784,7 +10766,7 @@
       <w:rPr>
         <w:sz w:val="16"/>
       </w:rPr>
-      <w:t xml:space="preserve">deConfUSIon · Soner Caner Cagun · MPI de cybernétique biologique | 15 October 2026 | </w:t>
+      <w:t xml:space="preserve">deConfUSIon · Soner Caner Cagun · MPI de cybernétique biologique | 21 octobre 2026 | </w:t>
     </w:r>
     <w:r>
       <w:fldChar w:fldCharType="begin"/>
@@ -9818,7 +10800,7 @@
       <w:rPr>
         <w:sz w:val="16"/>
       </w:rPr>
-      <w:t xml:space="preserve">deConfUSIon · Soner Caner Cagun · MPI de cybernétique biologique | 15 October 2026 | </w:t>
+      <w:t xml:space="preserve">deConfUSIon · Soner Caner Cagun · MPI de cybernétique biologique | 21 octobre 2026 | </w:t>
     </w:r>
     <w:r>
       <w:fldChar w:fldCharType="begin"/>
@@ -9852,7 +10834,7 @@
       <w:rPr>
         <w:sz w:val="16"/>
       </w:rPr>
-      <w:t xml:space="preserve">deConfUSIon · Soner Caner Cagun · MPI de cybernétique biologique | 15 October 2026 | </w:t>
+      <w:t xml:space="preserve">deConfUSIon · Soner Caner Cagun · MPI de cybernétique biologique | 21 octobre 2026 | </w:t>
     </w:r>
     <w:r>
       <w:fldChar w:fldCharType="begin"/>
@@ -9886,7 +10868,7 @@
       <w:rPr>
         <w:sz w:val="16"/>
       </w:rPr>
-      <w:t xml:space="preserve">deConfUSIon · Soner Caner Cagun · MPI de cybernétique biologique | 15 October 2026 | </w:t>
+      <w:t xml:space="preserve">deConfUSIon · Soner Caner Cagun · MPI de cybernétique biologique | 21 octobre 2026 | </w:t>
     </w:r>
     <w:r>
       <w:fldChar w:fldCharType="begin"/>
@@ -9920,7 +10902,7 @@
       <w:rPr>
         <w:sz w:val="16"/>
       </w:rPr>
-      <w:t xml:space="preserve">deConfUSIon · Soner Caner Cagun · MPI de cybernétique biologique | 15 October 2026 | </w:t>
+      <w:t xml:space="preserve">deConfUSIon · Soner Caner Cagun · MPI de cybernétique biologique | 21 octobre 2026 | </w:t>
     </w:r>
     <w:r>
       <w:fldChar w:fldCharType="begin"/>
@@ -9954,7 +10936,7 @@
       <w:rPr>
         <w:sz w:val="16"/>
       </w:rPr>
-      <w:t xml:space="preserve">deConfUSIon · Soner Caner Cagun · MPI de cybernétique biologique | 15 October 2026 | </w:t>
+      <w:t xml:space="preserve">deConfUSIon · Soner Caner Cagun · MPI de cybernétique biologique | 21 octobre 2026 | </w:t>
     </w:r>
     <w:r>
       <w:fldChar w:fldCharType="begin"/>
@@ -9988,7 +10970,7 @@
       <w:rPr>
         <w:sz w:val="16"/>
       </w:rPr>
-      <w:t xml:space="preserve">deConfUSIon · Soner Caner Cagun · MPI de cybernétique biologique | 15 October 2026 | </w:t>
+      <w:t xml:space="preserve">deConfUSIon · Soner Caner Cagun · MPI de cybernétique biologique | 21 octobre 2026 | </w:t>
     </w:r>
     <w:r>
       <w:fldChar w:fldCharType="begin"/>
@@ -10066,7 +11048,7 @@
               <w:sz w:val="18"/>
             </w:rPr>
             <w:drawing>
-              <wp:inline distT="0" distB="0" distL="0" distR="0" wp14:anchorId="79AFABA5" wp14:editId="6358D5D8">
+              <wp:inline distT="0" distB="0" distL="0" distR="0" wp14:anchorId="4841175C" wp14:editId="042A01F0">
                 <wp:extent cx="283464" cy="283464"/>
                 <wp:effectExtent l="0" t="0" r="0" b="0"/>
                 <wp:docPr id="1" name="Picture 1"/>
@@ -10192,7 +11174,7 @@
               <w:sz w:val="18"/>
             </w:rPr>
             <w:drawing>
-              <wp:inline distT="0" distB="0" distL="0" distR="0" wp14:anchorId="7D45FC47" wp14:editId="00EC3C83">
+              <wp:inline distT="0" distB="0" distL="0" distR="0" wp14:anchorId="13D0CA58" wp14:editId="4BEF40E0">
                 <wp:extent cx="283464" cy="283464"/>
                 <wp:effectExtent l="0" t="0" r="0" b="0"/>
                 <wp:docPr id="16" name="Picture 16"/>
@@ -10275,6 +11257,11 @@
               <w:sz w:val="18"/>
             </w:rPr>
             <w:br/>
+          </w:r>
+          <w:r>
+            <w:rPr>
+              <w:sz w:val="18"/>
+            </w:rPr>
             <w:t>Cybernetics</w:t>
           </w:r>
         </w:p>
@@ -10318,7 +11305,7 @@
               <w:sz w:val="18"/>
             </w:rPr>
             <w:drawing>
-              <wp:inline distT="0" distB="0" distL="0" distR="0" wp14:anchorId="01DA25DD" wp14:editId="28EB5293">
+              <wp:inline distT="0" distB="0" distL="0" distR="0" wp14:anchorId="34989FFA" wp14:editId="5E3E020D">
                 <wp:extent cx="283464" cy="283464"/>
                 <wp:effectExtent l="0" t="0" r="0" b="0"/>
                 <wp:docPr id="17" name="Picture 17"/>
@@ -10394,7 +11381,13 @@
             <w:rPr>
               <w:sz w:val="18"/>
             </w:rPr>
-            <w:t>MPI for Biological</w:t>
+            <w:t xml:space="preserve">MPI for </w:t>
+          </w:r>
+          <w:r>
+            <w:rPr>
+              <w:sz w:val="18"/>
+            </w:rPr>
+            <w:t>Biological</w:t>
           </w:r>
           <w:r>
             <w:rPr>
@@ -10444,7 +11437,7 @@
               <w:sz w:val="18"/>
             </w:rPr>
             <w:drawing>
-              <wp:inline distT="0" distB="0" distL="0" distR="0" wp14:anchorId="66CB94B9" wp14:editId="2B155B0E">
+              <wp:inline distT="0" distB="0" distL="0" distR="0" wp14:anchorId="0BE18A76" wp14:editId="66898D42">
                 <wp:extent cx="283464" cy="283464"/>
                 <wp:effectExtent l="0" t="0" r="0" b="0"/>
                 <wp:docPr id="19" name="Picture 19"/>
@@ -10570,7 +11563,7 @@
               <w:sz w:val="18"/>
             </w:rPr>
             <w:drawing>
-              <wp:inline distT="0" distB="0" distL="0" distR="0" wp14:anchorId="6D530226" wp14:editId="24865262">
+              <wp:inline distT="0" distB="0" distL="0" distR="0" wp14:anchorId="45FD0640" wp14:editId="16E5A6F6">
                 <wp:extent cx="283464" cy="283464"/>
                 <wp:effectExtent l="0" t="0" r="0" b="0"/>
                 <wp:docPr id="20" name="Picture 20"/>
@@ -10696,7 +11689,7 @@
               <w:sz w:val="18"/>
             </w:rPr>
             <w:drawing>
-              <wp:inline distT="0" distB="0" distL="0" distR="0" wp14:anchorId="501346B4" wp14:editId="0E8C3DB6">
+              <wp:inline distT="0" distB="0" distL="0" distR="0" wp14:anchorId="0342D974" wp14:editId="369CDF74">
                 <wp:extent cx="283464" cy="283464"/>
                 <wp:effectExtent l="0" t="0" r="0" b="0"/>
                 <wp:docPr id="22" name="Picture 22"/>
@@ -10822,10 +11815,514 @@
               <w:sz w:val="18"/>
             </w:rPr>
             <w:drawing>
-              <wp:inline distT="0" distB="0" distL="0" distR="0" wp14:anchorId="12CA0B81" wp14:editId="6C280444">
+              <wp:inline distT="0" distB="0" distL="0" distR="0" wp14:anchorId="3B353458" wp14:editId="0325DE3A">
                 <wp:extent cx="283464" cy="283464"/>
                 <wp:effectExtent l="0" t="0" r="0" b="0"/>
                 <wp:docPr id="23" name="Picture 23"/>
+                <wp:cNvGraphicFramePr>
+                  <a:graphicFrameLocks xmlns:a="http://schemas.openxmlformats.org/drawingml/2006/main" noChangeAspect="1"/>
+                </wp:cNvGraphicFramePr>
+                <a:graphic xmlns:a="http://schemas.openxmlformats.org/drawingml/2006/main">
+                  <a:graphicData uri="http://schemas.openxmlformats.org/drawingml/2006/picture">
+                    <pic:pic xmlns:pic="http://schemas.openxmlformats.org/drawingml/2006/picture">
+                      <pic:nvPicPr>
+                        <pic:cNvPr id="0" name="brand_left_ppt.png"/>
+                        <pic:cNvPicPr/>
+                      </pic:nvPicPr>
+                      <pic:blipFill>
+                        <a:blip r:embed="rId1"/>
+                        <a:stretch>
+                          <a:fillRect/>
+                        </a:stretch>
+                      </pic:blipFill>
+                      <pic:spPr>
+                        <a:xfrm>
+                          <a:off x="0" y="0"/>
+                          <a:ext cx="283464" cy="283464"/>
+                        </a:xfrm>
+                        <a:prstGeom prst="rect">
+                          <a:avLst/>
+                        </a:prstGeom>
+                      </pic:spPr>
+                    </pic:pic>
+                  </a:graphicData>
+                </a:graphic>
+              </wp:inline>
+            </w:drawing>
+          </w:r>
+          <w:r>
+            <w:rPr>
+              <w:b/>
+              <w:sz w:val="18"/>
+            </w:rPr>
+            <w:t xml:space="preserve"> deConfUSIon</w:t>
+          </w:r>
+        </w:p>
+      </w:tc>
+      <w:tc>
+        <w:tcPr>
+          <w:tcW w:w="3758" w:type="dxa"/>
+          <w:vAlign w:val="center"/>
+        </w:tcPr>
+        <w:p>
+          <w:pPr>
+            <w:spacing w:after="0" w:line="240" w:lineRule="auto"/>
+            <w:jc w:val="center"/>
+          </w:pPr>
+          <w:r>
+            <w:rPr>
+              <w:sz w:val="18"/>
+            </w:rPr>
+            <w:t>by Soner Caner Cagun</w:t>
+          </w:r>
+        </w:p>
+      </w:tc>
+      <w:tc>
+        <w:tcPr>
+          <w:tcW w:w="3264" w:type="dxa"/>
+          <w:vAlign w:val="center"/>
+        </w:tcPr>
+        <w:p>
+          <w:pPr>
+            <w:spacing w:after="0" w:line="240" w:lineRule="auto"/>
+            <w:jc w:val="right"/>
+          </w:pPr>
+          <w:r>
+            <w:rPr>
+              <w:sz w:val="18"/>
+            </w:rPr>
+            <w:t>MPI for Biological</w:t>
+          </w:r>
+          <w:r>
+            <w:rPr>
+              <w:sz w:val="18"/>
+            </w:rPr>
+            <w:br/>
+            <w:t>Cybernetics</w:t>
+          </w:r>
+        </w:p>
+      </w:tc>
+    </w:tr>
+  </w:tbl>
+  <w:p>
+    <w:pPr>
+      <w:spacing w:after="0"/>
+    </w:pPr>
+  </w:p>
+</w:hdr>
+</file>
+
+<file path=word/header16.xml><?xml version="1.0" encoding="utf-8"?>
+<w:hdr xmlns:wpc="http://schemas.microsoft.com/office/word/2010/wordprocessingCanvas" xmlns:cx="http://schemas.microsoft.com/office/drawing/2014/chartex" xmlns:cx1="http://schemas.microsoft.com/office/drawing/2015/9/8/chartex" xmlns:cx2="http://schemas.microsoft.com/office/drawing/2015/10/21/chartex" xmlns:cx3="http://schemas.microsoft.com/office/drawing/2016/5/9/chartex" xmlns:cx4="http://schemas.microsoft.com/office/drawing/2016/5/10/chartex" xmlns:cx5="http://schemas.microsoft.com/office/drawing/2016/5/11/chartex" xmlns:cx6="http://schemas.microsoft.com/office/drawing/2016/5/12/chartex" xmlns:cx7="http://schemas.microsoft.com/office/drawing/2016/5/13/chartex" xmlns:cx8="http://schemas.microsoft.com/office/drawing/2016/5/14/chartex" xmlns:mc="http://schemas.openxmlformats.org/markup-compatibility/2006" xmlns:aink="http://schemas.microsoft.com/office/drawing/2016/ink" xmlns:am3d="http://schemas.microsoft.com/office/drawing/2017/model3d" xmlns:o="urn:schemas-microsoft-com:office:office" xmlns:oel="http://schemas.microsoft.com/office/2019/extlst" xmlns:r="http://schemas.openxmlformats.org/officeDocument/2006/relationships" xmlns:m="http://schemas.openxmlformats.org/officeDocument/2006/math" xmlns:v="urn:schemas-microsoft-com:vml" xmlns:wp14="http://schemas.microsoft.com/office/word/2010/wordprocessingDrawing" xmlns:wp="http://schemas.openxmlformats.org/drawingml/2006/wordprocessingDrawing" xmlns:w10="urn:schemas-microsoft-com:office:word" xmlns:w="http://schemas.openxmlformats.org/wordprocessingml/2006/main" xmlns:w14="http://schemas.microsoft.com/office/word/2010/wordml" xmlns:w15="http://schemas.microsoft.com/office/word/2012/wordml" xmlns:w16cex="http://schemas.microsoft.com/office/word/2018/wordml/cex" xmlns:w16cid="http://schemas.microsoft.com/office/word/2016/wordml/cid" xmlns:w16="http://schemas.microsoft.com/office/word/2018/wordml" xmlns:w16sdtdh="http://schemas.microsoft.com/office/word/2020/wordml/sdtdatahash" xmlns:w16se="http://schemas.microsoft.com/office/word/2015/wordml/symex" xmlns:wpg="http://schemas.microsoft.com/office/word/2010/wordprocessingGroup" xmlns:wpi="http://schemas.microsoft.com/office/word/2010/wordprocessingInk" xmlns:wne="http://schemas.microsoft.com/office/word/2006/wordml" xmlns:wps="http://schemas.microsoft.com/office/word/2010/wordprocessingShape" mc:Ignorable="w14 w15 w16se w16cid w16 w16cex w16sdtdh wp14">
+  <w:tbl>
+    <w:tblPr>
+      <w:tblW w:w="0" w:type="auto"/>
+      <w:tblLayout w:type="fixed"/>
+      <w:tblLook w:val="04A0" w:firstRow="1" w:lastRow="0" w:firstColumn="1" w:lastColumn="0" w:noHBand="0" w:noVBand="1"/>
+    </w:tblPr>
+    <w:tblGrid>
+      <w:gridCol w:w="6320"/>
+      <w:gridCol w:w="8282"/>
+      <w:gridCol w:w="7192"/>
+    </w:tblGrid>
+    <w:tr>
+      <w:tc>
+        <w:tcPr>
+          <w:tcW w:w="6320" w:type="dxa"/>
+          <w:vAlign w:val="center"/>
+        </w:tcPr>
+        <w:p>
+          <w:pPr>
+            <w:spacing w:after="0" w:line="240" w:lineRule="auto"/>
+          </w:pPr>
+          <w:r>
+            <w:rPr>
+              <w:noProof/>
+              <w:sz w:val="18"/>
+            </w:rPr>
+            <w:drawing>
+              <wp:inline distT="0" distB="0" distL="0" distR="0" wp14:anchorId="5ECB0AC5" wp14:editId="2E690E26">
+                <wp:extent cx="283464" cy="283464"/>
+                <wp:effectExtent l="0" t="0" r="0" b="0"/>
+                <wp:docPr id="25" name="Picture 25"/>
+                <wp:cNvGraphicFramePr>
+                  <a:graphicFrameLocks xmlns:a="http://schemas.openxmlformats.org/drawingml/2006/main" noChangeAspect="1"/>
+                </wp:cNvGraphicFramePr>
+                <a:graphic xmlns:a="http://schemas.openxmlformats.org/drawingml/2006/main">
+                  <a:graphicData uri="http://schemas.openxmlformats.org/drawingml/2006/picture">
+                    <pic:pic xmlns:pic="http://schemas.openxmlformats.org/drawingml/2006/picture">
+                      <pic:nvPicPr>
+                        <pic:cNvPr id="0" name="brand_left_ppt.png"/>
+                        <pic:cNvPicPr/>
+                      </pic:nvPicPr>
+                      <pic:blipFill>
+                        <a:blip r:embed="rId1"/>
+                        <a:stretch>
+                          <a:fillRect/>
+                        </a:stretch>
+                      </pic:blipFill>
+                      <pic:spPr>
+                        <a:xfrm>
+                          <a:off x="0" y="0"/>
+                          <a:ext cx="283464" cy="283464"/>
+                        </a:xfrm>
+                        <a:prstGeom prst="rect">
+                          <a:avLst/>
+                        </a:prstGeom>
+                      </pic:spPr>
+                    </pic:pic>
+                  </a:graphicData>
+                </a:graphic>
+              </wp:inline>
+            </w:drawing>
+          </w:r>
+          <w:r>
+            <w:rPr>
+              <w:b/>
+              <w:sz w:val="18"/>
+            </w:rPr>
+            <w:t xml:space="preserve"> deConfUSIon</w:t>
+          </w:r>
+        </w:p>
+      </w:tc>
+      <w:tc>
+        <w:tcPr>
+          <w:tcW w:w="8282" w:type="dxa"/>
+          <w:vAlign w:val="center"/>
+        </w:tcPr>
+        <w:p>
+          <w:pPr>
+            <w:spacing w:after="0" w:line="240" w:lineRule="auto"/>
+            <w:jc w:val="center"/>
+          </w:pPr>
+          <w:r>
+            <w:rPr>
+              <w:sz w:val="18"/>
+            </w:rPr>
+            <w:t>by Soner Caner Cagun</w:t>
+          </w:r>
+        </w:p>
+      </w:tc>
+      <w:tc>
+        <w:tcPr>
+          <w:tcW w:w="7192" w:type="dxa"/>
+          <w:vAlign w:val="center"/>
+        </w:tcPr>
+        <w:p>
+          <w:pPr>
+            <w:spacing w:after="0" w:line="240" w:lineRule="auto"/>
+            <w:jc w:val="right"/>
+          </w:pPr>
+          <w:r>
+            <w:rPr>
+              <w:sz w:val="18"/>
+            </w:rPr>
+            <w:t>MPI for Biological</w:t>
+          </w:r>
+          <w:r>
+            <w:rPr>
+              <w:sz w:val="18"/>
+            </w:rPr>
+            <w:br/>
+            <w:t>Cybernetics</w:t>
+          </w:r>
+        </w:p>
+      </w:tc>
+    </w:tr>
+  </w:tbl>
+  <w:p>
+    <w:pPr>
+      <w:spacing w:after="0"/>
+    </w:pPr>
+  </w:p>
+</w:hdr>
+</file>
+
+<file path=word/header17.xml><?xml version="1.0" encoding="utf-8"?>
+<w:hdr xmlns:wpc="http://schemas.microsoft.com/office/word/2010/wordprocessingCanvas" xmlns:cx="http://schemas.microsoft.com/office/drawing/2014/chartex" xmlns:cx1="http://schemas.microsoft.com/office/drawing/2015/9/8/chartex" xmlns:cx2="http://schemas.microsoft.com/office/drawing/2015/10/21/chartex" xmlns:cx3="http://schemas.microsoft.com/office/drawing/2016/5/9/chartex" xmlns:cx4="http://schemas.microsoft.com/office/drawing/2016/5/10/chartex" xmlns:cx5="http://schemas.microsoft.com/office/drawing/2016/5/11/chartex" xmlns:cx6="http://schemas.microsoft.com/office/drawing/2016/5/12/chartex" xmlns:cx7="http://schemas.microsoft.com/office/drawing/2016/5/13/chartex" xmlns:cx8="http://schemas.microsoft.com/office/drawing/2016/5/14/chartex" xmlns:mc="http://schemas.openxmlformats.org/markup-compatibility/2006" xmlns:aink="http://schemas.microsoft.com/office/drawing/2016/ink" xmlns:am3d="http://schemas.microsoft.com/office/drawing/2017/model3d" xmlns:o="urn:schemas-microsoft-com:office:office" xmlns:oel="http://schemas.microsoft.com/office/2019/extlst" xmlns:r="http://schemas.openxmlformats.org/officeDocument/2006/relationships" xmlns:m="http://schemas.openxmlformats.org/officeDocument/2006/math" xmlns:v="urn:schemas-microsoft-com:vml" xmlns:wp14="http://schemas.microsoft.com/office/word/2010/wordprocessingDrawing" xmlns:wp="http://schemas.openxmlformats.org/drawingml/2006/wordprocessingDrawing" xmlns:w10="urn:schemas-microsoft-com:office:word" xmlns:w="http://schemas.openxmlformats.org/wordprocessingml/2006/main" xmlns:w14="http://schemas.microsoft.com/office/word/2010/wordml" xmlns:w15="http://schemas.microsoft.com/office/word/2012/wordml" xmlns:w16cex="http://schemas.microsoft.com/office/word/2018/wordml/cex" xmlns:w16cid="http://schemas.microsoft.com/office/word/2016/wordml/cid" xmlns:w16="http://schemas.microsoft.com/office/word/2018/wordml" xmlns:w16sdtdh="http://schemas.microsoft.com/office/word/2020/wordml/sdtdatahash" xmlns:w16se="http://schemas.microsoft.com/office/word/2015/wordml/symex" xmlns:wpg="http://schemas.microsoft.com/office/word/2010/wordprocessingGroup" xmlns:wpi="http://schemas.microsoft.com/office/word/2010/wordprocessingInk" xmlns:wne="http://schemas.microsoft.com/office/word/2006/wordml" xmlns:wps="http://schemas.microsoft.com/office/word/2010/wordprocessingShape" mc:Ignorable="w14 w15 w16se w16cid w16 w16cex w16sdtdh wp14">
+  <w:tbl>
+    <w:tblPr>
+      <w:tblW w:w="0" w:type="auto"/>
+      <w:tblLayout w:type="fixed"/>
+      <w:tblLook w:val="04A0" w:firstRow="1" w:lastRow="0" w:firstColumn="1" w:lastColumn="0" w:noHBand="0" w:noVBand="1"/>
+    </w:tblPr>
+    <w:tblGrid>
+      <w:gridCol w:w="2868"/>
+      <w:gridCol w:w="3758"/>
+      <w:gridCol w:w="3264"/>
+    </w:tblGrid>
+    <w:tr>
+      <w:tc>
+        <w:tcPr>
+          <w:tcW w:w="2868" w:type="dxa"/>
+          <w:vAlign w:val="center"/>
+        </w:tcPr>
+        <w:p>
+          <w:pPr>
+            <w:spacing w:after="0" w:line="240" w:lineRule="auto"/>
+          </w:pPr>
+          <w:r>
+            <w:rPr>
+              <w:noProof/>
+              <w:sz w:val="18"/>
+            </w:rPr>
+            <w:drawing>
+              <wp:inline distT="0" distB="0" distL="0" distR="0" wp14:anchorId="0F508579" wp14:editId="1F1D393E">
+                <wp:extent cx="283464" cy="283464"/>
+                <wp:effectExtent l="0" t="0" r="0" b="0"/>
+                <wp:docPr id="26" name="Picture 26"/>
+                <wp:cNvGraphicFramePr>
+                  <a:graphicFrameLocks xmlns:a="http://schemas.openxmlformats.org/drawingml/2006/main" noChangeAspect="1"/>
+                </wp:cNvGraphicFramePr>
+                <a:graphic xmlns:a="http://schemas.openxmlformats.org/drawingml/2006/main">
+                  <a:graphicData uri="http://schemas.openxmlformats.org/drawingml/2006/picture">
+                    <pic:pic xmlns:pic="http://schemas.openxmlformats.org/drawingml/2006/picture">
+                      <pic:nvPicPr>
+                        <pic:cNvPr id="0" name="brand_left_ppt.png"/>
+                        <pic:cNvPicPr/>
+                      </pic:nvPicPr>
+                      <pic:blipFill>
+                        <a:blip r:embed="rId1"/>
+                        <a:stretch>
+                          <a:fillRect/>
+                        </a:stretch>
+                      </pic:blipFill>
+                      <pic:spPr>
+                        <a:xfrm>
+                          <a:off x="0" y="0"/>
+                          <a:ext cx="283464" cy="283464"/>
+                        </a:xfrm>
+                        <a:prstGeom prst="rect">
+                          <a:avLst/>
+                        </a:prstGeom>
+                      </pic:spPr>
+                    </pic:pic>
+                  </a:graphicData>
+                </a:graphic>
+              </wp:inline>
+            </w:drawing>
+          </w:r>
+          <w:r>
+            <w:rPr>
+              <w:b/>
+              <w:sz w:val="18"/>
+            </w:rPr>
+            <w:t xml:space="preserve"> deConfUSIon</w:t>
+          </w:r>
+        </w:p>
+      </w:tc>
+      <w:tc>
+        <w:tcPr>
+          <w:tcW w:w="3758" w:type="dxa"/>
+          <w:vAlign w:val="center"/>
+        </w:tcPr>
+        <w:p>
+          <w:pPr>
+            <w:spacing w:after="0" w:line="240" w:lineRule="auto"/>
+            <w:jc w:val="center"/>
+          </w:pPr>
+          <w:r>
+            <w:rPr>
+              <w:sz w:val="18"/>
+            </w:rPr>
+            <w:t>by Soner Caner Cagun</w:t>
+          </w:r>
+        </w:p>
+      </w:tc>
+      <w:tc>
+        <w:tcPr>
+          <w:tcW w:w="3264" w:type="dxa"/>
+          <w:vAlign w:val="center"/>
+        </w:tcPr>
+        <w:p>
+          <w:pPr>
+            <w:spacing w:after="0" w:line="240" w:lineRule="auto"/>
+            <w:jc w:val="right"/>
+          </w:pPr>
+          <w:r>
+            <w:rPr>
+              <w:sz w:val="18"/>
+            </w:rPr>
+            <w:t>MPI for Biological</w:t>
+          </w:r>
+          <w:r>
+            <w:rPr>
+              <w:sz w:val="18"/>
+            </w:rPr>
+            <w:br/>
+            <w:t>Cybernetics</w:t>
+          </w:r>
+        </w:p>
+      </w:tc>
+    </w:tr>
+  </w:tbl>
+  <w:p>
+    <w:pPr>
+      <w:spacing w:after="0"/>
+    </w:pPr>
+  </w:p>
+</w:hdr>
+</file>
+
+<file path=word/header18.xml><?xml version="1.0" encoding="utf-8"?>
+<w:hdr xmlns:wpc="http://schemas.microsoft.com/office/word/2010/wordprocessingCanvas" xmlns:cx="http://schemas.microsoft.com/office/drawing/2014/chartex" xmlns:cx1="http://schemas.microsoft.com/office/drawing/2015/9/8/chartex" xmlns:cx2="http://schemas.microsoft.com/office/drawing/2015/10/21/chartex" xmlns:cx3="http://schemas.microsoft.com/office/drawing/2016/5/9/chartex" xmlns:cx4="http://schemas.microsoft.com/office/drawing/2016/5/10/chartex" xmlns:cx5="http://schemas.microsoft.com/office/drawing/2016/5/11/chartex" xmlns:cx6="http://schemas.microsoft.com/office/drawing/2016/5/12/chartex" xmlns:cx7="http://schemas.microsoft.com/office/drawing/2016/5/13/chartex" xmlns:cx8="http://schemas.microsoft.com/office/drawing/2016/5/14/chartex" xmlns:mc="http://schemas.openxmlformats.org/markup-compatibility/2006" xmlns:aink="http://schemas.microsoft.com/office/drawing/2016/ink" xmlns:am3d="http://schemas.microsoft.com/office/drawing/2017/model3d" xmlns:o="urn:schemas-microsoft-com:office:office" xmlns:oel="http://schemas.microsoft.com/office/2019/extlst" xmlns:r="http://schemas.openxmlformats.org/officeDocument/2006/relationships" xmlns:m="http://schemas.openxmlformats.org/officeDocument/2006/math" xmlns:v="urn:schemas-microsoft-com:vml" xmlns:wp14="http://schemas.microsoft.com/office/word/2010/wordprocessingDrawing" xmlns:wp="http://schemas.openxmlformats.org/drawingml/2006/wordprocessingDrawing" xmlns:w10="urn:schemas-microsoft-com:office:word" xmlns:w="http://schemas.openxmlformats.org/wordprocessingml/2006/main" xmlns:w14="http://schemas.microsoft.com/office/word/2010/wordml" xmlns:w15="http://schemas.microsoft.com/office/word/2012/wordml" xmlns:w16cex="http://schemas.microsoft.com/office/word/2018/wordml/cex" xmlns:w16cid="http://schemas.microsoft.com/office/word/2016/wordml/cid" xmlns:w16="http://schemas.microsoft.com/office/word/2018/wordml" xmlns:w16sdtdh="http://schemas.microsoft.com/office/word/2020/wordml/sdtdatahash" xmlns:w16se="http://schemas.microsoft.com/office/word/2015/wordml/symex" xmlns:wpg="http://schemas.microsoft.com/office/word/2010/wordprocessingGroup" xmlns:wpi="http://schemas.microsoft.com/office/word/2010/wordprocessingInk" xmlns:wne="http://schemas.microsoft.com/office/word/2006/wordml" xmlns:wps="http://schemas.microsoft.com/office/word/2010/wordprocessingShape" mc:Ignorable="w14 w15 w16se w16cid w16 w16cex w16sdtdh wp14">
+  <w:tbl>
+    <w:tblPr>
+      <w:tblW w:w="0" w:type="auto"/>
+      <w:tblLayout w:type="fixed"/>
+      <w:tblLook w:val="04A0" w:firstRow="1" w:lastRow="0" w:firstColumn="1" w:lastColumn="0" w:noHBand="0" w:noVBand="1"/>
+    </w:tblPr>
+    <w:tblGrid>
+      <w:gridCol w:w="6320"/>
+      <w:gridCol w:w="8282"/>
+      <w:gridCol w:w="7192"/>
+    </w:tblGrid>
+    <w:tr>
+      <w:tc>
+        <w:tcPr>
+          <w:tcW w:w="6320" w:type="dxa"/>
+          <w:vAlign w:val="center"/>
+        </w:tcPr>
+        <w:p>
+          <w:pPr>
+            <w:spacing w:after="0" w:line="240" w:lineRule="auto"/>
+          </w:pPr>
+          <w:r>
+            <w:rPr>
+              <w:noProof/>
+              <w:sz w:val="18"/>
+            </w:rPr>
+            <w:drawing>
+              <wp:inline distT="0" distB="0" distL="0" distR="0" wp14:anchorId="3F29C189" wp14:editId="3FF27F95">
+                <wp:extent cx="283464" cy="283464"/>
+                <wp:effectExtent l="0" t="0" r="0" b="0"/>
+                <wp:docPr id="28" name="Picture 28"/>
+                <wp:cNvGraphicFramePr>
+                  <a:graphicFrameLocks xmlns:a="http://schemas.openxmlformats.org/drawingml/2006/main" noChangeAspect="1"/>
+                </wp:cNvGraphicFramePr>
+                <a:graphic xmlns:a="http://schemas.openxmlformats.org/drawingml/2006/main">
+                  <a:graphicData uri="http://schemas.openxmlformats.org/drawingml/2006/picture">
+                    <pic:pic xmlns:pic="http://schemas.openxmlformats.org/drawingml/2006/picture">
+                      <pic:nvPicPr>
+                        <pic:cNvPr id="0" name="brand_left_ppt.png"/>
+                        <pic:cNvPicPr/>
+                      </pic:nvPicPr>
+                      <pic:blipFill>
+                        <a:blip r:embed="rId1"/>
+                        <a:stretch>
+                          <a:fillRect/>
+                        </a:stretch>
+                      </pic:blipFill>
+                      <pic:spPr>
+                        <a:xfrm>
+                          <a:off x="0" y="0"/>
+                          <a:ext cx="283464" cy="283464"/>
+                        </a:xfrm>
+                        <a:prstGeom prst="rect">
+                          <a:avLst/>
+                        </a:prstGeom>
+                      </pic:spPr>
+                    </pic:pic>
+                  </a:graphicData>
+                </a:graphic>
+              </wp:inline>
+            </w:drawing>
+          </w:r>
+          <w:r>
+            <w:rPr>
+              <w:b/>
+              <w:sz w:val="18"/>
+            </w:rPr>
+            <w:t xml:space="preserve"> deConfUSIon</w:t>
+          </w:r>
+        </w:p>
+      </w:tc>
+      <w:tc>
+        <w:tcPr>
+          <w:tcW w:w="8282" w:type="dxa"/>
+          <w:vAlign w:val="center"/>
+        </w:tcPr>
+        <w:p>
+          <w:pPr>
+            <w:spacing w:after="0" w:line="240" w:lineRule="auto"/>
+            <w:jc w:val="center"/>
+          </w:pPr>
+          <w:r>
+            <w:rPr>
+              <w:sz w:val="18"/>
+            </w:rPr>
+            <w:t>by Soner Caner Cagun</w:t>
+          </w:r>
+        </w:p>
+      </w:tc>
+      <w:tc>
+        <w:tcPr>
+          <w:tcW w:w="7192" w:type="dxa"/>
+          <w:vAlign w:val="center"/>
+        </w:tcPr>
+        <w:p>
+          <w:pPr>
+            <w:spacing w:after="0" w:line="240" w:lineRule="auto"/>
+            <w:jc w:val="right"/>
+          </w:pPr>
+          <w:r>
+            <w:rPr>
+              <w:sz w:val="18"/>
+            </w:rPr>
+            <w:t>MPI for Biological</w:t>
+          </w:r>
+          <w:r>
+            <w:rPr>
+              <w:sz w:val="18"/>
+            </w:rPr>
+            <w:br/>
+            <w:t>Cybernetics</w:t>
+          </w:r>
+        </w:p>
+      </w:tc>
+    </w:tr>
+  </w:tbl>
+  <w:p>
+    <w:pPr>
+      <w:spacing w:after="0"/>
+    </w:pPr>
+  </w:p>
+</w:hdr>
+</file>
+
+<file path=word/header19.xml><?xml version="1.0" encoding="utf-8"?>
+<w:hdr xmlns:wpc="http://schemas.microsoft.com/office/word/2010/wordprocessingCanvas" xmlns:cx="http://schemas.microsoft.com/office/drawing/2014/chartex" xmlns:cx1="http://schemas.microsoft.com/office/drawing/2015/9/8/chartex" xmlns:cx2="http://schemas.microsoft.com/office/drawing/2015/10/21/chartex" xmlns:cx3="http://schemas.microsoft.com/office/drawing/2016/5/9/chartex" xmlns:cx4="http://schemas.microsoft.com/office/drawing/2016/5/10/chartex" xmlns:cx5="http://schemas.microsoft.com/office/drawing/2016/5/11/chartex" xmlns:cx6="http://schemas.microsoft.com/office/drawing/2016/5/12/chartex" xmlns:cx7="http://schemas.microsoft.com/office/drawing/2016/5/13/chartex" xmlns:cx8="http://schemas.microsoft.com/office/drawing/2016/5/14/chartex" xmlns:mc="http://schemas.openxmlformats.org/markup-compatibility/2006" xmlns:aink="http://schemas.microsoft.com/office/drawing/2016/ink" xmlns:am3d="http://schemas.microsoft.com/office/drawing/2017/model3d" xmlns:o="urn:schemas-microsoft-com:office:office" xmlns:oel="http://schemas.microsoft.com/office/2019/extlst" xmlns:r="http://schemas.openxmlformats.org/officeDocument/2006/relationships" xmlns:m="http://schemas.openxmlformats.org/officeDocument/2006/math" xmlns:v="urn:schemas-microsoft-com:vml" xmlns:wp14="http://schemas.microsoft.com/office/word/2010/wordprocessingDrawing" xmlns:wp="http://schemas.openxmlformats.org/drawingml/2006/wordprocessingDrawing" xmlns:w10="urn:schemas-microsoft-com:office:word" xmlns:w="http://schemas.openxmlformats.org/wordprocessingml/2006/main" xmlns:w14="http://schemas.microsoft.com/office/word/2010/wordml" xmlns:w15="http://schemas.microsoft.com/office/word/2012/wordml" xmlns:w16cex="http://schemas.microsoft.com/office/word/2018/wordml/cex" xmlns:w16cid="http://schemas.microsoft.com/office/word/2016/wordml/cid" xmlns:w16="http://schemas.microsoft.com/office/word/2018/wordml" xmlns:w16sdtdh="http://schemas.microsoft.com/office/word/2020/wordml/sdtdatahash" xmlns:w16se="http://schemas.microsoft.com/office/word/2015/wordml/symex" xmlns:wpg="http://schemas.microsoft.com/office/word/2010/wordprocessingGroup" xmlns:wpi="http://schemas.microsoft.com/office/word/2010/wordprocessingInk" xmlns:wne="http://schemas.microsoft.com/office/word/2006/wordml" xmlns:wps="http://schemas.microsoft.com/office/word/2010/wordprocessingShape" mc:Ignorable="w14 w15 w16se w16cid w16 w16cex w16sdtdh wp14">
+  <w:tbl>
+    <w:tblPr>
+      <w:tblW w:w="0" w:type="auto"/>
+      <w:tblLayout w:type="fixed"/>
+      <w:tblLook w:val="04A0" w:firstRow="1" w:lastRow="0" w:firstColumn="1" w:lastColumn="0" w:noHBand="0" w:noVBand="1"/>
+    </w:tblPr>
+    <w:tblGrid>
+      <w:gridCol w:w="2868"/>
+      <w:gridCol w:w="3758"/>
+      <w:gridCol w:w="3264"/>
+    </w:tblGrid>
+    <w:tr>
+      <w:tc>
+        <w:tcPr>
+          <w:tcW w:w="2868" w:type="dxa"/>
+          <w:vAlign w:val="center"/>
+        </w:tcPr>
+        <w:p>
+          <w:pPr>
+            <w:spacing w:after="0" w:line="240" w:lineRule="auto"/>
+          </w:pPr>
+          <w:r>
+            <w:rPr>
+              <w:noProof/>
+              <w:sz w:val="18"/>
+            </w:rPr>
+            <w:drawing>
+              <wp:inline distT="0" distB="0" distL="0" distR="0" wp14:anchorId="551556A9" wp14:editId="2EAA81F0">
+                <wp:extent cx="283464" cy="283464"/>
+                <wp:effectExtent l="0" t="0" r="0" b="0"/>
+                <wp:docPr id="29" name="Picture 29"/>
                 <wp:cNvGraphicFramePr>
                   <a:graphicFrameLocks xmlns:a="http://schemas.openxmlformats.org/drawingml/2006/main" noChangeAspect="1"/>
                 </wp:cNvGraphicFramePr>
@@ -10948,7 +12445,7 @@
               <w:sz w:val="18"/>
             </w:rPr>
             <w:drawing>
-              <wp:inline distT="0" distB="0" distL="0" distR="0" wp14:anchorId="6210B7E0" wp14:editId="366B089B">
+              <wp:inline distT="0" distB="0" distL="0" distR="0" wp14:anchorId="5A98FBAC" wp14:editId="39FBEB1F">
                 <wp:extent cx="283464" cy="283464"/>
                 <wp:effectExtent l="0" t="0" r="0" b="0"/>
                 <wp:docPr id="3" name="Picture 3"/>
@@ -11074,7 +12571,7 @@
               <w:sz w:val="18"/>
             </w:rPr>
             <w:drawing>
-              <wp:inline distT="0" distB="0" distL="0" distR="0" wp14:anchorId="4336024B" wp14:editId="0A02C4E0">
+              <wp:inline distT="0" distB="0" distL="0" distR="0" wp14:anchorId="1077E4D9" wp14:editId="6293117A">
                 <wp:extent cx="283464" cy="283464"/>
                 <wp:effectExtent l="0" t="0" r="0" b="0"/>
                 <wp:docPr id="5" name="Picture 5"/>
@@ -11200,7 +12697,7 @@
               <w:sz w:val="18"/>
             </w:rPr>
             <w:drawing>
-              <wp:inline distT="0" distB="0" distL="0" distR="0" wp14:anchorId="27477FBF" wp14:editId="7CFC88F7">
+              <wp:inline distT="0" distB="0" distL="0" distR="0" wp14:anchorId="3F125B73" wp14:editId="3E4B145B">
                 <wp:extent cx="283464" cy="283464"/>
                 <wp:effectExtent l="0" t="0" r="0" b="0"/>
                 <wp:docPr id="7" name="Picture 7"/>
@@ -11283,6 +12780,11 @@
               <w:sz w:val="18"/>
             </w:rPr>
             <w:br/>
+          </w:r>
+          <w:r>
+            <w:rPr>
+              <w:sz w:val="18"/>
+            </w:rPr>
             <w:t>Cybernetics</w:t>
           </w:r>
         </w:p>
@@ -11326,7 +12828,7 @@
               <w:sz w:val="18"/>
             </w:rPr>
             <w:drawing>
-              <wp:inline distT="0" distB="0" distL="0" distR="0" wp14:anchorId="7F1F6FFA" wp14:editId="7417BA96">
+              <wp:inline distT="0" distB="0" distL="0" distR="0" wp14:anchorId="6158CF22" wp14:editId="270F30A8">
                 <wp:extent cx="283464" cy="283464"/>
                 <wp:effectExtent l="0" t="0" r="0" b="0"/>
                 <wp:docPr id="8" name="Picture 8"/>
@@ -11452,7 +12954,7 @@
               <w:sz w:val="18"/>
             </w:rPr>
             <w:drawing>
-              <wp:inline distT="0" distB="0" distL="0" distR="0" wp14:anchorId="4D5DF491" wp14:editId="287C440E">
+              <wp:inline distT="0" distB="0" distL="0" distR="0" wp14:anchorId="0CCA66B0" wp14:editId="4BD2369E">
                 <wp:extent cx="283464" cy="283464"/>
                 <wp:effectExtent l="0" t="0" r="0" b="0"/>
                 <wp:docPr id="10" name="Picture 10"/>
@@ -11578,7 +13080,7 @@
               <w:sz w:val="18"/>
             </w:rPr>
             <w:drawing>
-              <wp:inline distT="0" distB="0" distL="0" distR="0" wp14:anchorId="424B9DB5" wp14:editId="69EE13AD">
+              <wp:inline distT="0" distB="0" distL="0" distR="0" wp14:anchorId="5A862C94" wp14:editId="68691A28">
                 <wp:extent cx="283464" cy="283464"/>
                 <wp:effectExtent l="0" t="0" r="0" b="0"/>
                 <wp:docPr id="11" name="Picture 11"/>
@@ -11654,7 +13156,13 @@
             <w:rPr>
               <w:sz w:val="18"/>
             </w:rPr>
-            <w:t>MPI for Biological</w:t>
+            <w:t xml:space="preserve">MPI for </w:t>
+          </w:r>
+          <w:r>
+            <w:rPr>
+              <w:sz w:val="18"/>
+            </w:rPr>
+            <w:t>Biological</w:t>
           </w:r>
           <w:r>
             <w:rPr>
@@ -11704,7 +13212,7 @@
               <w:sz w:val="18"/>
             </w:rPr>
             <w:drawing>
-              <wp:inline distT="0" distB="0" distL="0" distR="0" wp14:anchorId="6D75B567" wp14:editId="57BD1D4A">
+              <wp:inline distT="0" distB="0" distL="0" distR="0" wp14:anchorId="231D5C0E" wp14:editId="386151AA">
                 <wp:extent cx="283464" cy="283464"/>
                 <wp:effectExtent l="0" t="0" r="0" b="0"/>
                 <wp:docPr id="13" name="Picture 13"/>
@@ -11830,7 +13338,7 @@
               <w:sz w:val="18"/>
             </w:rPr>
             <w:drawing>
-              <wp:inline distT="0" distB="0" distL="0" distR="0" wp14:anchorId="0D1976E1" wp14:editId="24F244CC">
+              <wp:inline distT="0" distB="0" distL="0" distR="0" wp14:anchorId="0886B2AA" wp14:editId="3280D74F">
                 <wp:extent cx="283464" cy="283464"/>
                 <wp:effectExtent l="0" t="0" r="0" b="0"/>
                 <wp:docPr id="14" name="Picture 14"/>
@@ -12100,31 +13608,31 @@
       </w:rPr>
     </w:lvl>
   </w:abstractNum>
-  <w:num w:numId="1" w16cid:durableId="2090468169">
+  <w:num w:numId="1" w16cid:durableId="1193759883">
     <w:abstractNumId w:val="8"/>
   </w:num>
-  <w:num w:numId="2" w16cid:durableId="699203934">
+  <w:num w:numId="2" w16cid:durableId="1185905661">
     <w:abstractNumId w:val="6"/>
   </w:num>
-  <w:num w:numId="3" w16cid:durableId="377319242">
+  <w:num w:numId="3" w16cid:durableId="1443569282">
     <w:abstractNumId w:val="5"/>
   </w:num>
-  <w:num w:numId="4" w16cid:durableId="694042613">
+  <w:num w:numId="4" w16cid:durableId="533614498">
     <w:abstractNumId w:val="4"/>
   </w:num>
-  <w:num w:numId="5" w16cid:durableId="1128737442">
+  <w:num w:numId="5" w16cid:durableId="1610774227">
     <w:abstractNumId w:val="7"/>
   </w:num>
-  <w:num w:numId="6" w16cid:durableId="469252494">
+  <w:num w:numId="6" w16cid:durableId="1586455599">
     <w:abstractNumId w:val="3"/>
   </w:num>
-  <w:num w:numId="7" w16cid:durableId="1911042366">
+  <w:num w:numId="7" w16cid:durableId="386997356">
     <w:abstractNumId w:val="2"/>
   </w:num>
-  <w:num w:numId="8" w16cid:durableId="1048455297">
+  <w:num w:numId="8" w16cid:durableId="1409881052">
     <w:abstractNumId w:val="1"/>
   </w:num>
-  <w:num w:numId="9" w16cid:durableId="1192114141">
+  <w:num w:numId="9" w16cid:durableId="338048672">
     <w:abstractNumId w:val="0"/>
   </w:num>
 </w:numbering>
@@ -23586,7 +25094,7 @@
     <w:autoRedefine/>
     <w:uiPriority w:val="39"/>
     <w:unhideWhenUsed/>
-    <w:rsid w:val="009511C9"/>
+    <w:rsid w:val="005A4633"/>
     <w:pPr>
       <w:spacing w:after="100"/>
     </w:pPr>
@@ -23598,7 +25106,7 @@
     <w:autoRedefine/>
     <w:uiPriority w:val="39"/>
     <w:unhideWhenUsed/>
-    <w:rsid w:val="009511C9"/>
+    <w:rsid w:val="005A4633"/>
     <w:pPr>
       <w:spacing w:after="100"/>
       <w:ind w:left="220"/>
@@ -23609,7 +25117,7 @@
     <w:basedOn w:val="DefaultParagraphFont"/>
     <w:uiPriority w:val="99"/>
     <w:unhideWhenUsed/>
-    <w:rsid w:val="009511C9"/>
+    <w:rsid w:val="005A4633"/>
     <w:rPr>
       <w:color w:val="0000FF" w:themeColor="hyperlink"/>
       <w:u w:val="single"/>

--- a/docs/deConfUSIon_User_Manual_fr.docx
+++ b/docs/deConfUSIon_User_Manual_fr.docx
@@ -33,7 +33,7 @@
       </w:r>
       <w:r>
         <w:br/>
-        <w:t>21 octobre 2026</w:t>
+        <w:t>29 octobre 2026</w:t>
       </w:r>
     </w:p>
     <w:p>
@@ -49,10 +49,7 @@
         <w:jc w:val="center"/>
       </w:pPr>
       <w:r>
-        <w:t xml:space="preserve">Un parcours pratique depuis la mesure </w:t>
-      </w:r>
-      <w:r>
-        <w:t>originale, le contrôle qualité et le traitement jusqu’à la visualisation vérifiée, aux régions, à la connectivité et aux groupes.</w:t>
+        <w:t>Un parcours pratique depuis la mesure originale, le contrôle qualité et le traitement jusqu’à la visualisation vérifiée, aux régions, à la connectivité et aux groupes.</w:t>
       </w:r>
     </w:p>
     <w:p>
@@ -103,7 +100,7 @@
       <w:r>
         <w:fldChar w:fldCharType="separate"/>
       </w:r>
-      <w:hyperlink w:anchor="_Toc243479335" w:history="1">
+      <w:hyperlink w:anchor="_Toc244186365" w:history="1">
         <w:r>
           <w:rPr>
             <w:rStyle w:val="Hyperlink"/>
@@ -130,7 +127,7 @@
             <w:noProof/>
             <w:webHidden/>
           </w:rPr>
-          <w:instrText xml:space="preserve"> PAGEREF _Toc243479335 \h </w:instrText>
+          <w:instrText xml:space="preserve"> PAGEREF _Toc244186365 \h </w:instrText>
         </w:r>
         <w:r>
           <w:rPr>
@@ -178,7 +175,7 @@
           <w14:ligatures w14:val="standardContextual"/>
         </w:rPr>
       </w:pPr>
-      <w:hyperlink w:anchor="_Toc243479336" w:history="1">
+      <w:hyperlink w:anchor="_Toc244186366" w:history="1">
         <w:r>
           <w:rPr>
             <w:rStyle w:val="Hyperlink"/>
@@ -205,7 +202,7 @@
             <w:noProof/>
             <w:webHidden/>
           </w:rPr>
-          <w:instrText xml:space="preserve"> PAGEREF _Toc243479336 \h </w:instrText>
+          <w:instrText xml:space="preserve"> PAGEREF _Toc244186366 \h </w:instrText>
         </w:r>
         <w:r>
           <w:rPr>
@@ -253,7 +250,7 @@
           <w14:ligatures w14:val="standardContextual"/>
         </w:rPr>
       </w:pPr>
-      <w:hyperlink w:anchor="_Toc243479337" w:history="1">
+      <w:hyperlink w:anchor="_Toc244186367" w:history="1">
         <w:r>
           <w:rPr>
             <w:rStyle w:val="Hyperlink"/>
@@ -280,7 +277,82 @@
             <w:noProof/>
             <w:webHidden/>
           </w:rPr>
-          <w:instrText xml:space="preserve"> PAGEREF _Toc243479337 \h </w:instrText>
+          <w:instrText xml:space="preserve"> PAGEREF _Toc244186367 \h </w:instrText>
+        </w:r>
+        <w:r>
+          <w:rPr>
+            <w:noProof/>
+            <w:webHidden/>
+          </w:rPr>
+        </w:r>
+        <w:r>
+          <w:rPr>
+            <w:noProof/>
+            <w:webHidden/>
+          </w:rPr>
+          <w:fldChar w:fldCharType="separate"/>
+        </w:r>
+        <w:r>
+          <w:rPr>
+            <w:noProof/>
+            <w:webHidden/>
+          </w:rPr>
+          <w:t>5</w:t>
+        </w:r>
+        <w:r>
+          <w:rPr>
+            <w:noProof/>
+            <w:webHidden/>
+          </w:rPr>
+          <w:fldChar w:fldCharType="end"/>
+        </w:r>
+      </w:hyperlink>
+    </w:p>
+    <w:p>
+      <w:pPr>
+        <w:pStyle w:val="TOC2"/>
+        <w:tabs>
+          <w:tab w:val="right" w:leader="dot" w:pos="9880"/>
+        </w:tabs>
+        <w:rPr>
+          <w:rFonts w:asciiTheme="minorHAnsi" w:eastAsiaTheme="minorEastAsia" w:hAnsiTheme="minorHAnsi"/>
+          <w:noProof/>
+          <w:color w:val="auto"/>
+          <w:kern w:val="2"/>
+          <w:sz w:val="24"/>
+          <w:szCs w:val="24"/>
+          <w:lang w:val="de-DE" w:eastAsia="de-DE"/>
+          <w14:ligatures w14:val="standardContextual"/>
+        </w:rPr>
+      </w:pPr>
+      <w:hyperlink w:anchor="_Toc244186368" w:history="1">
+        <w:r>
+          <w:rPr>
+            <w:rStyle w:val="Hyperlink"/>
+            <w:noProof/>
+          </w:rPr>
+          <w:t>Systèmes d’exploitation et exports natifs</w:t>
+        </w:r>
+        <w:r>
+          <w:rPr>
+            <w:noProof/>
+            <w:webHidden/>
+          </w:rPr>
+          <w:tab/>
+        </w:r>
+        <w:r>
+          <w:rPr>
+            <w:noProof/>
+            <w:webHidden/>
+          </w:rPr>
+          <w:fldChar w:fldCharType="begin"/>
+        </w:r>
+        <w:r>
+          <w:rPr>
+            <w:noProof/>
+            <w:webHidden/>
+          </w:rPr>
+          <w:instrText xml:space="preserve"> PAGEREF _Toc244186368 \h </w:instrText>
         </w:r>
         <w:r>
           <w:rPr>
@@ -328,7 +400,7 @@
           <w14:ligatures w14:val="standardContextual"/>
         </w:rPr>
       </w:pPr>
-      <w:hyperlink w:anchor="_Toc243479338" w:history="1">
+      <w:hyperlink w:anchor="_Toc244186369" w:history="1">
         <w:r>
           <w:rPr>
             <w:rStyle w:val="Hyperlink"/>
@@ -355,7 +427,7 @@
             <w:noProof/>
             <w:webHidden/>
           </w:rPr>
-          <w:instrText xml:space="preserve"> PAGEREF _Toc243479338 \h </w:instrText>
+          <w:instrText xml:space="preserve"> PAGEREF _Toc244186369 \h </w:instrText>
         </w:r>
         <w:r>
           <w:rPr>
@@ -403,7 +475,7 @@
           <w14:ligatures w14:val="standardContextual"/>
         </w:rPr>
       </w:pPr>
-      <w:hyperlink w:anchor="_Toc243479339" w:history="1">
+      <w:hyperlink w:anchor="_Toc244186370" w:history="1">
         <w:r>
           <w:rPr>
             <w:rStyle w:val="Hyperlink"/>
@@ -430,7 +502,7 @@
             <w:noProof/>
             <w:webHidden/>
           </w:rPr>
-          <w:instrText xml:space="preserve"> PAGEREF _Toc243479339 \h </w:instrText>
+          <w:instrText xml:space="preserve"> PAGEREF _Toc244186370 \h </w:instrText>
         </w:r>
         <w:r>
           <w:rPr>
@@ -478,7 +550,7 @@
           <w14:ligatures w14:val="standardContextual"/>
         </w:rPr>
       </w:pPr>
-      <w:hyperlink w:anchor="_Toc243479340" w:history="1">
+      <w:hyperlink w:anchor="_Toc244186371" w:history="1">
         <w:r>
           <w:rPr>
             <w:rStyle w:val="Hyperlink"/>
@@ -505,7 +577,7 @@
             <w:noProof/>
             <w:webHidden/>
           </w:rPr>
-          <w:instrText xml:space="preserve"> PAGEREF _Toc243479340 \h </w:instrText>
+          <w:instrText xml:space="preserve"> PAGEREF _Toc244186371 \h </w:instrText>
         </w:r>
         <w:r>
           <w:rPr>
@@ -553,7 +625,7 @@
           <w14:ligatures w14:val="standardContextual"/>
         </w:rPr>
       </w:pPr>
-      <w:hyperlink w:anchor="_Toc243479341" w:history="1">
+      <w:hyperlink w:anchor="_Toc244186372" w:history="1">
         <w:r>
           <w:rPr>
             <w:rStyle w:val="Hyperlink"/>
@@ -580,7 +652,7 @@
             <w:noProof/>
             <w:webHidden/>
           </w:rPr>
-          <w:instrText xml:space="preserve"> PAGEREF _Toc243479341 \h </w:instrText>
+          <w:instrText xml:space="preserve"> PAGEREF _Toc244186372 \h </w:instrText>
         </w:r>
         <w:r>
           <w:rPr>
@@ -628,7 +700,7 @@
           <w14:ligatures w14:val="standardContextual"/>
         </w:rPr>
       </w:pPr>
-      <w:hyperlink w:anchor="_Toc243479342" w:history="1">
+      <w:hyperlink w:anchor="_Toc244186373" w:history="1">
         <w:r>
           <w:rPr>
             <w:rStyle w:val="Hyperlink"/>
@@ -655,7 +727,7 @@
             <w:noProof/>
             <w:webHidden/>
           </w:rPr>
-          <w:instrText xml:space="preserve"> PAGEREF _Toc243479342 \h </w:instrText>
+          <w:instrText xml:space="preserve"> PAGEREF _Toc244186373 \h </w:instrText>
         </w:r>
         <w:r>
           <w:rPr>
@@ -703,7 +775,7 @@
           <w14:ligatures w14:val="standardContextual"/>
         </w:rPr>
       </w:pPr>
-      <w:hyperlink w:anchor="_Toc243479343" w:history="1">
+      <w:hyperlink w:anchor="_Toc244186374" w:history="1">
         <w:r>
           <w:rPr>
             <w:rStyle w:val="Hyperlink"/>
@@ -730,7 +802,7 @@
             <w:noProof/>
             <w:webHidden/>
           </w:rPr>
-          <w:instrText xml:space="preserve"> PAGEREF _Toc243479343 \h </w:instrText>
+          <w:instrText xml:space="preserve"> PAGEREF _Toc244186374 \h </w:instrText>
         </w:r>
         <w:r>
           <w:rPr>
@@ -778,7 +850,7 @@
           <w14:ligatures w14:val="standardContextual"/>
         </w:rPr>
       </w:pPr>
-      <w:hyperlink w:anchor="_Toc243479344" w:history="1">
+      <w:hyperlink w:anchor="_Toc244186375" w:history="1">
         <w:r>
           <w:rPr>
             <w:rStyle w:val="Hyperlink"/>
@@ -805,7 +877,7 @@
             <w:noProof/>
             <w:webHidden/>
           </w:rPr>
-          <w:instrText xml:space="preserve"> PAGEREF _Toc243479344 \h </w:instrText>
+          <w:instrText xml:space="preserve"> PAGEREF _Toc244186375 \h </w:instrText>
         </w:r>
         <w:r>
           <w:rPr>
@@ -853,7 +925,7 @@
           <w14:ligatures w14:val="standardContextual"/>
         </w:rPr>
       </w:pPr>
-      <w:hyperlink w:anchor="_Toc243479345" w:history="1">
+      <w:hyperlink w:anchor="_Toc244186376" w:history="1">
         <w:r>
           <w:rPr>
             <w:rStyle w:val="Hyperlink"/>
@@ -880,7 +952,7 @@
             <w:noProof/>
             <w:webHidden/>
           </w:rPr>
-          <w:instrText xml:space="preserve"> PAGEREF _Toc243479345 \h </w:instrText>
+          <w:instrText xml:space="preserve"> PAGEREF _Toc244186376 \h </w:instrText>
         </w:r>
         <w:r>
           <w:rPr>
@@ -928,7 +1000,7 @@
           <w14:ligatures w14:val="standardContextual"/>
         </w:rPr>
       </w:pPr>
-      <w:hyperlink w:anchor="_Toc243479346" w:history="1">
+      <w:hyperlink w:anchor="_Toc244186377" w:history="1">
         <w:r>
           <w:rPr>
             <w:rStyle w:val="Hyperlink"/>
@@ -955,7 +1027,7 @@
             <w:noProof/>
             <w:webHidden/>
           </w:rPr>
-          <w:instrText xml:space="preserve"> PAGEREF _Toc243479346 \h </w:instrText>
+          <w:instrText xml:space="preserve"> PAGEREF _Toc244186377 \h </w:instrText>
         </w:r>
         <w:r>
           <w:rPr>
@@ -1003,7 +1075,7 @@
           <w14:ligatures w14:val="standardContextual"/>
         </w:rPr>
       </w:pPr>
-      <w:hyperlink w:anchor="_Toc243479347" w:history="1">
+      <w:hyperlink w:anchor="_Toc244186378" w:history="1">
         <w:r>
           <w:rPr>
             <w:rStyle w:val="Hyperlink"/>
@@ -1030,7 +1102,7 @@
             <w:noProof/>
             <w:webHidden/>
           </w:rPr>
-          <w:instrText xml:space="preserve"> PAGEREF _Toc243479347 \h </w:instrText>
+          <w:instrText xml:space="preserve"> PAGEREF _Toc244186378 \h </w:instrText>
         </w:r>
         <w:r>
           <w:rPr>
@@ -1078,7 +1150,7 @@
           <w14:ligatures w14:val="standardContextual"/>
         </w:rPr>
       </w:pPr>
-      <w:hyperlink w:anchor="_Toc243479348" w:history="1">
+      <w:hyperlink w:anchor="_Toc244186379" w:history="1">
         <w:r>
           <w:rPr>
             <w:rStyle w:val="Hyperlink"/>
@@ -1105,7 +1177,7 @@
             <w:noProof/>
             <w:webHidden/>
           </w:rPr>
-          <w:instrText xml:space="preserve"> PAGEREF _Toc243479348 \h </w:instrText>
+          <w:instrText xml:space="preserve"> PAGEREF _Toc244186379 \h </w:instrText>
         </w:r>
         <w:r>
           <w:rPr>
@@ -1153,7 +1225,7 @@
           <w14:ligatures w14:val="standardContextual"/>
         </w:rPr>
       </w:pPr>
-      <w:hyperlink w:anchor="_Toc243479349" w:history="1">
+      <w:hyperlink w:anchor="_Toc244186380" w:history="1">
         <w:r>
           <w:rPr>
             <w:rStyle w:val="Hyperlink"/>
@@ -1180,7 +1252,7 @@
             <w:noProof/>
             <w:webHidden/>
           </w:rPr>
-          <w:instrText xml:space="preserve"> PAGEREF _Toc243479349 \h </w:instrText>
+          <w:instrText xml:space="preserve"> PAGEREF _Toc244186380 \h </w:instrText>
         </w:r>
         <w:r>
           <w:rPr>
@@ -1228,7 +1300,7 @@
           <w14:ligatures w14:val="standardContextual"/>
         </w:rPr>
       </w:pPr>
-      <w:hyperlink w:anchor="_Toc243479350" w:history="1">
+      <w:hyperlink w:anchor="_Toc244186381" w:history="1">
         <w:r>
           <w:rPr>
             <w:rStyle w:val="Hyperlink"/>
@@ -1255,7 +1327,7 @@
             <w:noProof/>
             <w:webHidden/>
           </w:rPr>
-          <w:instrText xml:space="preserve"> PAGEREF _Toc243479350 \h </w:instrText>
+          <w:instrText xml:space="preserve"> PAGEREF _Toc244186381 \h </w:instrText>
         </w:r>
         <w:r>
           <w:rPr>
@@ -1303,7 +1375,7 @@
           <w14:ligatures w14:val="standardContextual"/>
         </w:rPr>
       </w:pPr>
-      <w:hyperlink w:anchor="_Toc243479351" w:history="1">
+      <w:hyperlink w:anchor="_Toc244186382" w:history="1">
         <w:r>
           <w:rPr>
             <w:rStyle w:val="Hyperlink"/>
@@ -1330,7 +1402,7 @@
             <w:noProof/>
             <w:webHidden/>
           </w:rPr>
-          <w:instrText xml:space="preserve"> PAGEREF _Toc243479351 \h </w:instrText>
+          <w:instrText xml:space="preserve"> PAGEREF _Toc244186382 \h </w:instrText>
         </w:r>
         <w:r>
           <w:rPr>
@@ -1378,7 +1450,7 @@
           <w14:ligatures w14:val="standardContextual"/>
         </w:rPr>
       </w:pPr>
-      <w:hyperlink w:anchor="_Toc243479352" w:history="1">
+      <w:hyperlink w:anchor="_Toc244186383" w:history="1">
         <w:r>
           <w:rPr>
             <w:rStyle w:val="Hyperlink"/>
@@ -1405,7 +1477,7 @@
             <w:noProof/>
             <w:webHidden/>
           </w:rPr>
-          <w:instrText xml:space="preserve"> PAGEREF _Toc243479352 \h </w:instrText>
+          <w:instrText xml:space="preserve"> PAGEREF _Toc244186383 \h </w:instrText>
         </w:r>
         <w:r>
           <w:rPr>
@@ -1453,7 +1525,7 @@
           <w14:ligatures w14:val="standardContextual"/>
         </w:rPr>
       </w:pPr>
-      <w:hyperlink w:anchor="_Toc243479353" w:history="1">
+      <w:hyperlink w:anchor="_Toc244186384" w:history="1">
         <w:r>
           <w:rPr>
             <w:rStyle w:val="Hyperlink"/>
@@ -1480,7 +1552,7 @@
             <w:noProof/>
             <w:webHidden/>
           </w:rPr>
-          <w:instrText xml:space="preserve"> PAGEREF _Toc243479353 \h </w:instrText>
+          <w:instrText xml:space="preserve"> PAGEREF _Toc244186384 \h </w:instrText>
         </w:r>
         <w:r>
           <w:rPr>
@@ -1528,7 +1600,7 @@
           <w14:ligatures w14:val="standardContextual"/>
         </w:rPr>
       </w:pPr>
-      <w:hyperlink w:anchor="_Toc243479354" w:history="1">
+      <w:hyperlink w:anchor="_Toc244186385" w:history="1">
         <w:r>
           <w:rPr>
             <w:rStyle w:val="Hyperlink"/>
@@ -1555,7 +1627,7 @@
             <w:noProof/>
             <w:webHidden/>
           </w:rPr>
-          <w:instrText xml:space="preserve"> PAGEREF _Toc243479354 \h </w:instrText>
+          <w:instrText xml:space="preserve"> PAGEREF _Toc244186385 \h </w:instrText>
         </w:r>
         <w:r>
           <w:rPr>
@@ -1603,7 +1675,7 @@
           <w14:ligatures w14:val="standardContextual"/>
         </w:rPr>
       </w:pPr>
-      <w:hyperlink w:anchor="_Toc243479355" w:history="1">
+      <w:hyperlink w:anchor="_Toc244186386" w:history="1">
         <w:r>
           <w:rPr>
             <w:rStyle w:val="Hyperlink"/>
@@ -1630,7 +1702,7 @@
             <w:noProof/>
             <w:webHidden/>
           </w:rPr>
-          <w:instrText xml:space="preserve"> PAGEREF _Toc243479355 \h </w:instrText>
+          <w:instrText xml:space="preserve"> PAGEREF _Toc244186386 \h </w:instrText>
         </w:r>
         <w:r>
           <w:rPr>
@@ -1678,7 +1750,7 @@
           <w14:ligatures w14:val="standardContextual"/>
         </w:rPr>
       </w:pPr>
-      <w:hyperlink w:anchor="_Toc243479356" w:history="1">
+      <w:hyperlink w:anchor="_Toc244186387" w:history="1">
         <w:r>
           <w:rPr>
             <w:rStyle w:val="Hyperlink"/>
@@ -1705,7 +1777,7 @@
             <w:noProof/>
             <w:webHidden/>
           </w:rPr>
-          <w:instrText xml:space="preserve"> PAGEREF _Toc243479356 \h </w:instrText>
+          <w:instrText xml:space="preserve"> PAGEREF _Toc244186387 \h </w:instrText>
         </w:r>
         <w:r>
           <w:rPr>
@@ -1753,7 +1825,7 @@
           <w14:ligatures w14:val="standardContextual"/>
         </w:rPr>
       </w:pPr>
-      <w:hyperlink w:anchor="_Toc243479357" w:history="1">
+      <w:hyperlink w:anchor="_Toc244186388" w:history="1">
         <w:r>
           <w:rPr>
             <w:rStyle w:val="Hyperlink"/>
@@ -1780,7 +1852,7 @@
             <w:noProof/>
             <w:webHidden/>
           </w:rPr>
-          <w:instrText xml:space="preserve"> PAGEREF _Toc243479357 \h </w:instrText>
+          <w:instrText xml:space="preserve"> PAGEREF _Toc244186388 \h </w:instrText>
         </w:r>
         <w:r>
           <w:rPr>
@@ -1828,7 +1900,7 @@
           <w14:ligatures w14:val="standardContextual"/>
         </w:rPr>
       </w:pPr>
-      <w:hyperlink w:anchor="_Toc243479358" w:history="1">
+      <w:hyperlink w:anchor="_Toc244186389" w:history="1">
         <w:r>
           <w:rPr>
             <w:rStyle w:val="Hyperlink"/>
@@ -1855,7 +1927,7 @@
             <w:noProof/>
             <w:webHidden/>
           </w:rPr>
-          <w:instrText xml:space="preserve"> PAGEREF _Toc243479358 \h </w:instrText>
+          <w:instrText xml:space="preserve"> PAGEREF _Toc244186389 \h </w:instrText>
         </w:r>
         <w:r>
           <w:rPr>
@@ -1903,7 +1975,7 @@
           <w14:ligatures w14:val="standardContextual"/>
         </w:rPr>
       </w:pPr>
-      <w:hyperlink w:anchor="_Toc243479359" w:history="1">
+      <w:hyperlink w:anchor="_Toc244186390" w:history="1">
         <w:r>
           <w:rPr>
             <w:rStyle w:val="Hyperlink"/>
@@ -1930,7 +2002,7 @@
             <w:noProof/>
             <w:webHidden/>
           </w:rPr>
-          <w:instrText xml:space="preserve"> PAGEREF _Toc243479359 \h </w:instrText>
+          <w:instrText xml:space="preserve"> PAGEREF _Toc244186390 \h </w:instrText>
         </w:r>
         <w:r>
           <w:rPr>
@@ -1978,7 +2050,7 @@
           <w14:ligatures w14:val="standardContextual"/>
         </w:rPr>
       </w:pPr>
-      <w:hyperlink w:anchor="_Toc243479360" w:history="1">
+      <w:hyperlink w:anchor="_Toc244186391" w:history="1">
         <w:r>
           <w:rPr>
             <w:rStyle w:val="Hyperlink"/>
@@ -2005,7 +2077,7 @@
             <w:noProof/>
             <w:webHidden/>
           </w:rPr>
-          <w:instrText xml:space="preserve"> PAGEREF _Toc243479360 \h </w:instrText>
+          <w:instrText xml:space="preserve"> PAGEREF _Toc244186391 \h </w:instrText>
         </w:r>
         <w:r>
           <w:rPr>
@@ -2053,7 +2125,7 @@
           <w14:ligatures w14:val="standardContextual"/>
         </w:rPr>
       </w:pPr>
-      <w:hyperlink w:anchor="_Toc243479361" w:history="1">
+      <w:hyperlink w:anchor="_Toc244186392" w:history="1">
         <w:r>
           <w:rPr>
             <w:rStyle w:val="Hyperlink"/>
@@ -2080,7 +2152,82 @@
             <w:noProof/>
             <w:webHidden/>
           </w:rPr>
-          <w:instrText xml:space="preserve"> PAGEREF _Toc243479361 \h </w:instrText>
+          <w:instrText xml:space="preserve"> PAGEREF _Toc244186392 \h </w:instrText>
+        </w:r>
+        <w:r>
+          <w:rPr>
+            <w:noProof/>
+            <w:webHidden/>
+          </w:rPr>
+        </w:r>
+        <w:r>
+          <w:rPr>
+            <w:noProof/>
+            <w:webHidden/>
+          </w:rPr>
+          <w:fldChar w:fldCharType="separate"/>
+        </w:r>
+        <w:r>
+          <w:rPr>
+            <w:noProof/>
+            <w:webHidden/>
+          </w:rPr>
+          <w:t>23</w:t>
+        </w:r>
+        <w:r>
+          <w:rPr>
+            <w:noProof/>
+            <w:webHidden/>
+          </w:rPr>
+          <w:fldChar w:fldCharType="end"/>
+        </w:r>
+      </w:hyperlink>
+    </w:p>
+    <w:p>
+      <w:pPr>
+        <w:pStyle w:val="TOC2"/>
+        <w:tabs>
+          <w:tab w:val="right" w:leader="dot" w:pos="9880"/>
+        </w:tabs>
+        <w:rPr>
+          <w:rFonts w:asciiTheme="minorHAnsi" w:eastAsiaTheme="minorEastAsia" w:hAnsiTheme="minorHAnsi"/>
+          <w:noProof/>
+          <w:color w:val="auto"/>
+          <w:kern w:val="2"/>
+          <w:sz w:val="24"/>
+          <w:szCs w:val="24"/>
+          <w:lang w:val="de-DE" w:eastAsia="de-DE"/>
+          <w14:ligatures w14:val="standardContextual"/>
+        </w:rPr>
+      </w:pPr>
+      <w:hyperlink w:anchor="_Toc244186393" w:history="1">
+        <w:r>
+          <w:rPr>
+            <w:rStyle w:val="Hyperlink"/>
+            <w:noProof/>
+          </w:rPr>
+          <w:t>Classer les régions complètes de l’atlas sur plusieurs coupes</w:t>
+        </w:r>
+        <w:r>
+          <w:rPr>
+            <w:noProof/>
+            <w:webHidden/>
+          </w:rPr>
+          <w:tab/>
+        </w:r>
+        <w:r>
+          <w:rPr>
+            <w:noProof/>
+            <w:webHidden/>
+          </w:rPr>
+          <w:fldChar w:fldCharType="begin"/>
+        </w:r>
+        <w:r>
+          <w:rPr>
+            <w:noProof/>
+            <w:webHidden/>
+          </w:rPr>
+          <w:instrText xml:space="preserve"> PAGEREF _Toc244186393 \h </w:instrText>
         </w:r>
         <w:r>
           <w:rPr>
@@ -2128,7 +2275,7 @@
           <w14:ligatures w14:val="standardContextual"/>
         </w:rPr>
       </w:pPr>
-      <w:hyperlink w:anchor="_Toc243479362" w:history="1">
+      <w:hyperlink w:anchor="_Toc244186394" w:history="1">
         <w:r>
           <w:rPr>
             <w:rStyle w:val="Hyperlink"/>
@@ -2155,7 +2302,7 @@
             <w:noProof/>
             <w:webHidden/>
           </w:rPr>
-          <w:instrText xml:space="preserve"> PAGEREF _Toc243479362 \h </w:instrText>
+          <w:instrText xml:space="preserve"> PAGEREF _Toc244186394 \h </w:instrText>
         </w:r>
         <w:r>
           <w:rPr>
@@ -2175,7 +2322,7 @@
             <w:noProof/>
             <w:webHidden/>
           </w:rPr>
-          <w:t>24</w:t>
+          <w:t>25</w:t>
         </w:r>
         <w:r>
           <w:rPr>
@@ -2203,7 +2350,7 @@
           <w14:ligatures w14:val="standardContextual"/>
         </w:rPr>
       </w:pPr>
-      <w:hyperlink w:anchor="_Toc243479363" w:history="1">
+      <w:hyperlink w:anchor="_Toc244186395" w:history="1">
         <w:r>
           <w:rPr>
             <w:rStyle w:val="Hyperlink"/>
@@ -2230,7 +2377,7 @@
             <w:noProof/>
             <w:webHidden/>
           </w:rPr>
-          <w:instrText xml:space="preserve"> PAGEREF _Toc243479363 \h </w:instrText>
+          <w:instrText xml:space="preserve"> PAGEREF _Toc244186395 \h </w:instrText>
         </w:r>
         <w:r>
           <w:rPr>
@@ -2250,7 +2397,7 @@
             <w:noProof/>
             <w:webHidden/>
           </w:rPr>
-          <w:t>24</w:t>
+          <w:t>25</w:t>
         </w:r>
         <w:r>
           <w:rPr>
@@ -2278,13 +2425,13 @@
           <w14:ligatures w14:val="standardContextual"/>
         </w:rPr>
       </w:pPr>
-      <w:hyperlink w:anchor="_Toc243479364" w:history="1">
+      <w:hyperlink w:anchor="_Toc244186396" w:history="1">
         <w:r>
           <w:rPr>
             <w:rStyle w:val="Hyperlink"/>
             <w:noProof/>
           </w:rPr>
-          <w:t>Recaler un plan source 2D</w:t>
+          <w:t>Masques géométriques pour les sondes volumiques</w:t>
         </w:r>
         <w:r>
           <w:rPr>
@@ -2305,7 +2452,7 @@
             <w:noProof/>
             <w:webHidden/>
           </w:rPr>
-          <w:instrText xml:space="preserve"> PAGEREF _Toc243479364 \h </w:instrText>
+          <w:instrText xml:space="preserve"> PAGEREF _Toc244186396 \h </w:instrText>
         </w:r>
         <w:r>
           <w:rPr>
@@ -2353,12 +2500,87 @@
           <w14:ligatures w14:val="standardContextual"/>
         </w:rPr>
       </w:pPr>
-      <w:hyperlink w:anchor="_Toc243479365" w:history="1">
+      <w:hyperlink w:anchor="_Toc244186397" w:history="1">
         <w:r>
           <w:rPr>
             <w:rStyle w:val="Hyperlink"/>
             <w:noProof/>
           </w:rPr>
+          <w:t>Recaler un plan source 2D</w:t>
+        </w:r>
+        <w:r>
+          <w:rPr>
+            <w:noProof/>
+            <w:webHidden/>
+          </w:rPr>
+          <w:tab/>
+        </w:r>
+        <w:r>
+          <w:rPr>
+            <w:noProof/>
+            <w:webHidden/>
+          </w:rPr>
+          <w:fldChar w:fldCharType="begin"/>
+        </w:r>
+        <w:r>
+          <w:rPr>
+            <w:noProof/>
+            <w:webHidden/>
+          </w:rPr>
+          <w:instrText xml:space="preserve"> PAGEREF _Toc244186397 \h </w:instrText>
+        </w:r>
+        <w:r>
+          <w:rPr>
+            <w:noProof/>
+            <w:webHidden/>
+          </w:rPr>
+        </w:r>
+        <w:r>
+          <w:rPr>
+            <w:noProof/>
+            <w:webHidden/>
+          </w:rPr>
+          <w:fldChar w:fldCharType="separate"/>
+        </w:r>
+        <w:r>
+          <w:rPr>
+            <w:noProof/>
+            <w:webHidden/>
+          </w:rPr>
+          <w:t>26</w:t>
+        </w:r>
+        <w:r>
+          <w:rPr>
+            <w:noProof/>
+            <w:webHidden/>
+          </w:rPr>
+          <w:fldChar w:fldCharType="end"/>
+        </w:r>
+      </w:hyperlink>
+    </w:p>
+    <w:p>
+      <w:pPr>
+        <w:pStyle w:val="TOC2"/>
+        <w:tabs>
+          <w:tab w:val="right" w:leader="dot" w:pos="9880"/>
+        </w:tabs>
+        <w:rPr>
+          <w:rFonts w:asciiTheme="minorHAnsi" w:eastAsiaTheme="minorEastAsia" w:hAnsiTheme="minorHAnsi"/>
+          <w:noProof/>
+          <w:color w:val="auto"/>
+          <w:kern w:val="2"/>
+          <w:sz w:val="24"/>
+          <w:szCs w:val="24"/>
+          <w:lang w:val="de-DE" w:eastAsia="de-DE"/>
+          <w14:ligatures w14:val="standardContextual"/>
+        </w:rPr>
+      </w:pPr>
+      <w:hyperlink w:anchor="_Toc244186398" w:history="1">
+        <w:r>
+          <w:rPr>
+            <w:rStyle w:val="Hyperlink"/>
+            <w:noProof/>
+          </w:rPr>
           <w:t>Recalage guidé sur atlas avec LightSuite</w:t>
         </w:r>
         <w:r>
@@ -2380,7 +2602,7 @@
             <w:noProof/>
             <w:webHidden/>
           </w:rPr>
-          <w:instrText xml:space="preserve"> PAGEREF _Toc243479365 \h </w:instrText>
+          <w:instrText xml:space="preserve"> PAGEREF _Toc244186398 \h </w:instrText>
         </w:r>
         <w:r>
           <w:rPr>
@@ -2400,7 +2622,7 @@
             <w:noProof/>
             <w:webHidden/>
           </w:rPr>
-          <w:t>26</w:t>
+          <w:t>27</w:t>
         </w:r>
         <w:r>
           <w:rPr>
@@ -2428,7 +2650,7 @@
           <w14:ligatures w14:val="standardContextual"/>
         </w:rPr>
       </w:pPr>
-      <w:hyperlink w:anchor="_Toc243479366" w:history="1">
+      <w:hyperlink w:anchor="_Toc244186399" w:history="1">
         <w:r>
           <w:rPr>
             <w:rStyle w:val="Hyperlink"/>
@@ -2455,7 +2677,7 @@
             <w:noProof/>
             <w:webHidden/>
           </w:rPr>
-          <w:instrText xml:space="preserve"> PAGEREF _Toc243479366 \h </w:instrText>
+          <w:instrText xml:space="preserve"> PAGEREF _Toc244186399 \h </w:instrText>
         </w:r>
         <w:r>
           <w:rPr>
@@ -2475,7 +2697,7 @@
             <w:noProof/>
             <w:webHidden/>
           </w:rPr>
-          <w:t>32</w:t>
+          <w:t>34</w:t>
         </w:r>
         <w:r>
           <w:rPr>
@@ -2503,7 +2725,7 @@
           <w14:ligatures w14:val="standardContextual"/>
         </w:rPr>
       </w:pPr>
-      <w:hyperlink w:anchor="_Toc243479367" w:history="1">
+      <w:hyperlink w:anchor="_Toc244186400" w:history="1">
         <w:r>
           <w:rPr>
             <w:rStyle w:val="Hyperlink"/>
@@ -2530,7 +2752,7 @@
             <w:noProof/>
             <w:webHidden/>
           </w:rPr>
-          <w:instrText xml:space="preserve"> PAGEREF _Toc243479367 \h </w:instrText>
+          <w:instrText xml:space="preserve"> PAGEREF _Toc244186400 \h </w:instrText>
         </w:r>
         <w:r>
           <w:rPr>
@@ -2550,7 +2772,7 @@
             <w:noProof/>
             <w:webHidden/>
           </w:rPr>
-          <w:t>32</w:t>
+          <w:t>34</w:t>
         </w:r>
         <w:r>
           <w:rPr>
@@ -2578,7 +2800,7 @@
           <w14:ligatures w14:val="standardContextual"/>
         </w:rPr>
       </w:pPr>
-      <w:hyperlink w:anchor="_Toc243479368" w:history="1">
+      <w:hyperlink w:anchor="_Toc244186401" w:history="1">
         <w:r>
           <w:rPr>
             <w:rStyle w:val="Hyperlink"/>
@@ -2605,7 +2827,7 @@
             <w:noProof/>
             <w:webHidden/>
           </w:rPr>
-          <w:instrText xml:space="preserve"> PAGEREF _Toc243479368 \h </w:instrText>
+          <w:instrText xml:space="preserve"> PAGEREF _Toc244186401 \h </w:instrText>
         </w:r>
         <w:r>
           <w:rPr>
@@ -2625,7 +2847,7 @@
             <w:noProof/>
             <w:webHidden/>
           </w:rPr>
-          <w:t>33</w:t>
+          <w:t>35</w:t>
         </w:r>
         <w:r>
           <w:rPr>
@@ -2653,7 +2875,7 @@
           <w14:ligatures w14:val="standardContextual"/>
         </w:rPr>
       </w:pPr>
-      <w:hyperlink w:anchor="_Toc243479369" w:history="1">
+      <w:hyperlink w:anchor="_Toc244186402" w:history="1">
         <w:r>
           <w:rPr>
             <w:rStyle w:val="Hyperlink"/>
@@ -2680,7 +2902,7 @@
             <w:noProof/>
             <w:webHidden/>
           </w:rPr>
-          <w:instrText xml:space="preserve"> PAGEREF _Toc243479369 \h </w:instrText>
+          <w:instrText xml:space="preserve"> PAGEREF _Toc244186402 \h </w:instrText>
         </w:r>
         <w:r>
           <w:rPr>
@@ -2700,7 +2922,7 @@
             <w:noProof/>
             <w:webHidden/>
           </w:rPr>
-          <w:t>35</w:t>
+          <w:t>37</w:t>
         </w:r>
         <w:r>
           <w:rPr>
@@ -2728,7 +2950,7 @@
           <w14:ligatures w14:val="standardContextual"/>
         </w:rPr>
       </w:pPr>
-      <w:hyperlink w:anchor="_Toc243479370" w:history="1">
+      <w:hyperlink w:anchor="_Toc244186403" w:history="1">
         <w:r>
           <w:rPr>
             <w:rStyle w:val="Hyperlink"/>
@@ -2755,7 +2977,7 @@
             <w:noProof/>
             <w:webHidden/>
           </w:rPr>
-          <w:instrText xml:space="preserve"> PAGEREF _Toc243479370 \h </w:instrText>
+          <w:instrText xml:space="preserve"> PAGEREF _Toc244186403 \h </w:instrText>
         </w:r>
         <w:r>
           <w:rPr>
@@ -2775,7 +2997,7 @@
             <w:noProof/>
             <w:webHidden/>
           </w:rPr>
-          <w:t>37</w:t>
+          <w:t>39</w:t>
         </w:r>
         <w:r>
           <w:rPr>
@@ -2803,7 +3025,7 @@
           <w14:ligatures w14:val="standardContextual"/>
         </w:rPr>
       </w:pPr>
-      <w:hyperlink w:anchor="_Toc243479371" w:history="1">
+      <w:hyperlink w:anchor="_Toc244186404" w:history="1">
         <w:r>
           <w:rPr>
             <w:rStyle w:val="Hyperlink"/>
@@ -2830,7 +3052,7 @@
             <w:noProof/>
             <w:webHidden/>
           </w:rPr>
-          <w:instrText xml:space="preserve"> PAGEREF _Toc243479371 \h </w:instrText>
+          <w:instrText xml:space="preserve"> PAGEREF _Toc244186404 \h </w:instrText>
         </w:r>
         <w:r>
           <w:rPr>
@@ -2850,7 +3072,232 @@
             <w:noProof/>
             <w:webHidden/>
           </w:rPr>
-          <w:t>37</w:t>
+          <w:t>39</w:t>
+        </w:r>
+        <w:r>
+          <w:rPr>
+            <w:noProof/>
+            <w:webHidden/>
+          </w:rPr>
+          <w:fldChar w:fldCharType="end"/>
+        </w:r>
+      </w:hyperlink>
+    </w:p>
+    <w:p>
+      <w:pPr>
+        <w:pStyle w:val="TOC2"/>
+        <w:tabs>
+          <w:tab w:val="right" w:leader="dot" w:pos="9880"/>
+        </w:tabs>
+        <w:rPr>
+          <w:rFonts w:asciiTheme="minorHAnsi" w:eastAsiaTheme="minorEastAsia" w:hAnsiTheme="minorHAnsi"/>
+          <w:noProof/>
+          <w:color w:val="auto"/>
+          <w:kern w:val="2"/>
+          <w:sz w:val="24"/>
+          <w:szCs w:val="24"/>
+          <w:lang w:val="de-DE" w:eastAsia="de-DE"/>
+          <w14:ligatures w14:val="standardContextual"/>
+        </w:rPr>
+      </w:pPr>
+      <w:hyperlink w:anchor="_Toc244186405" w:history="1">
+        <w:r>
+          <w:rPr>
+            <w:rStyle w:val="Hyperlink"/>
+            <w:noProof/>
+          </w:rPr>
+          <w:t>Attribuer les concentrations et afficher les titrations</w:t>
+        </w:r>
+        <w:r>
+          <w:rPr>
+            <w:noProof/>
+            <w:webHidden/>
+          </w:rPr>
+          <w:tab/>
+        </w:r>
+        <w:r>
+          <w:rPr>
+            <w:noProof/>
+            <w:webHidden/>
+          </w:rPr>
+          <w:fldChar w:fldCharType="begin"/>
+        </w:r>
+        <w:r>
+          <w:rPr>
+            <w:noProof/>
+            <w:webHidden/>
+          </w:rPr>
+          <w:instrText xml:space="preserve"> PAGEREF _Toc244186405 \h </w:instrText>
+        </w:r>
+        <w:r>
+          <w:rPr>
+            <w:noProof/>
+            <w:webHidden/>
+          </w:rPr>
+        </w:r>
+        <w:r>
+          <w:rPr>
+            <w:noProof/>
+            <w:webHidden/>
+          </w:rPr>
+          <w:fldChar w:fldCharType="separate"/>
+        </w:r>
+        <w:r>
+          <w:rPr>
+            <w:noProof/>
+            <w:webHidden/>
+          </w:rPr>
+          <w:t>39</w:t>
+        </w:r>
+        <w:r>
+          <w:rPr>
+            <w:noProof/>
+            <w:webHidden/>
+          </w:rPr>
+          <w:fldChar w:fldCharType="end"/>
+        </w:r>
+      </w:hyperlink>
+    </w:p>
+    <w:p>
+      <w:pPr>
+        <w:pStyle w:val="TOC2"/>
+        <w:tabs>
+          <w:tab w:val="right" w:leader="dot" w:pos="9880"/>
+        </w:tabs>
+        <w:rPr>
+          <w:rFonts w:asciiTheme="minorHAnsi" w:eastAsiaTheme="minorEastAsia" w:hAnsiTheme="minorHAnsi"/>
+          <w:noProof/>
+          <w:color w:val="auto"/>
+          <w:kern w:val="2"/>
+          <w:sz w:val="24"/>
+          <w:szCs w:val="24"/>
+          <w:lang w:val="de-DE" w:eastAsia="de-DE"/>
+          <w14:ligatures w14:val="standardContextual"/>
+        </w:rPr>
+      </w:pPr>
+      <w:hyperlink w:anchor="_Toc244186406" w:history="1">
+        <w:r>
+          <w:rPr>
+            <w:rStyle w:val="Hyperlink"/>
+            <w:noProof/>
+          </w:rPr>
+          <w:t>Choisir les comparaisons de doses et les tests statistiques</w:t>
+        </w:r>
+        <w:r>
+          <w:rPr>
+            <w:noProof/>
+            <w:webHidden/>
+          </w:rPr>
+          <w:tab/>
+        </w:r>
+        <w:r>
+          <w:rPr>
+            <w:noProof/>
+            <w:webHidden/>
+          </w:rPr>
+          <w:fldChar w:fldCharType="begin"/>
+        </w:r>
+        <w:r>
+          <w:rPr>
+            <w:noProof/>
+            <w:webHidden/>
+          </w:rPr>
+          <w:instrText xml:space="preserve"> PAGEREF _Toc244186406 \h </w:instrText>
+        </w:r>
+        <w:r>
+          <w:rPr>
+            <w:noProof/>
+            <w:webHidden/>
+          </w:rPr>
+        </w:r>
+        <w:r>
+          <w:rPr>
+            <w:noProof/>
+            <w:webHidden/>
+          </w:rPr>
+          <w:fldChar w:fldCharType="separate"/>
+        </w:r>
+        <w:r>
+          <w:rPr>
+            <w:noProof/>
+            <w:webHidden/>
+          </w:rPr>
+          <w:t>40</w:t>
+        </w:r>
+        <w:r>
+          <w:rPr>
+            <w:noProof/>
+            <w:webHidden/>
+          </w:rPr>
+          <w:fldChar w:fldCharType="end"/>
+        </w:r>
+      </w:hyperlink>
+    </w:p>
+    <w:p>
+      <w:pPr>
+        <w:pStyle w:val="TOC2"/>
+        <w:tabs>
+          <w:tab w:val="right" w:leader="dot" w:pos="9880"/>
+        </w:tabs>
+        <w:rPr>
+          <w:rFonts w:asciiTheme="minorHAnsi" w:eastAsiaTheme="minorEastAsia" w:hAnsiTheme="minorHAnsi"/>
+          <w:noProof/>
+          <w:color w:val="auto"/>
+          <w:kern w:val="2"/>
+          <w:sz w:val="24"/>
+          <w:szCs w:val="24"/>
+          <w:lang w:val="de-DE" w:eastAsia="de-DE"/>
+          <w14:ligatures w14:val="standardContextual"/>
+        </w:rPr>
+      </w:pPr>
+      <w:hyperlink w:anchor="_Toc244186407" w:history="1">
+        <w:r>
+          <w:rPr>
+            <w:rStyle w:val="Hyperlink"/>
+            <w:noProof/>
+          </w:rPr>
+          <w:t>Vérifier les figures de publication avant l’export</w:t>
+        </w:r>
+        <w:r>
+          <w:rPr>
+            <w:noProof/>
+            <w:webHidden/>
+          </w:rPr>
+          <w:tab/>
+        </w:r>
+        <w:r>
+          <w:rPr>
+            <w:noProof/>
+            <w:webHidden/>
+          </w:rPr>
+          <w:fldChar w:fldCharType="begin"/>
+        </w:r>
+        <w:r>
+          <w:rPr>
+            <w:noProof/>
+            <w:webHidden/>
+          </w:rPr>
+          <w:instrText xml:space="preserve"> PAGEREF _Toc244186407 \h </w:instrText>
+        </w:r>
+        <w:r>
+          <w:rPr>
+            <w:noProof/>
+            <w:webHidden/>
+          </w:rPr>
+        </w:r>
+        <w:r>
+          <w:rPr>
+            <w:noProof/>
+            <w:webHidden/>
+          </w:rPr>
+          <w:fldChar w:fldCharType="separate"/>
+        </w:r>
+        <w:r>
+          <w:rPr>
+            <w:noProof/>
+            <w:webHidden/>
+          </w:rPr>
+          <w:t>41</w:t>
         </w:r>
         <w:r>
           <w:rPr>
@@ -2878,7 +3325,7 @@
           <w14:ligatures w14:val="standardContextual"/>
         </w:rPr>
       </w:pPr>
-      <w:hyperlink w:anchor="_Toc243479372" w:history="1">
+      <w:hyperlink w:anchor="_Toc244186408" w:history="1">
         <w:r>
           <w:rPr>
             <w:rStyle w:val="Hyperlink"/>
@@ -2905,7 +3352,7 @@
             <w:noProof/>
             <w:webHidden/>
           </w:rPr>
-          <w:instrText xml:space="preserve"> PAGEREF _Toc243479372 \h </w:instrText>
+          <w:instrText xml:space="preserve"> PAGEREF _Toc244186408 \h </w:instrText>
         </w:r>
         <w:r>
           <w:rPr>
@@ -2925,7 +3372,82 @@
             <w:noProof/>
             <w:webHidden/>
           </w:rPr>
-          <w:t>38</w:t>
+          <w:t>42</w:t>
+        </w:r>
+        <w:r>
+          <w:rPr>
+            <w:noProof/>
+            <w:webHidden/>
+          </w:rPr>
+          <w:fldChar w:fldCharType="end"/>
+        </w:r>
+      </w:hyperlink>
+    </w:p>
+    <w:p>
+      <w:pPr>
+        <w:pStyle w:val="TOC2"/>
+        <w:tabs>
+          <w:tab w:val="right" w:leader="dot" w:pos="9880"/>
+        </w:tabs>
+        <w:rPr>
+          <w:rFonts w:asciiTheme="minorHAnsi" w:eastAsiaTheme="minorEastAsia" w:hAnsiTheme="minorHAnsi"/>
+          <w:noProof/>
+          <w:color w:val="auto"/>
+          <w:kern w:val="2"/>
+          <w:sz w:val="24"/>
+          <w:szCs w:val="24"/>
+          <w:lang w:val="de-DE" w:eastAsia="de-DE"/>
+          <w14:ligatures w14:val="standardContextual"/>
+        </w:rPr>
+      </w:pPr>
+      <w:hyperlink w:anchor="_Toc244186409" w:history="1">
+        <w:r>
+          <w:rPr>
+            <w:rStyle w:val="Hyperlink"/>
+            <w:noProof/>
+          </w:rPr>
+          <w:t>Vérifier les préréglages automatisés actuels</w:t>
+        </w:r>
+        <w:r>
+          <w:rPr>
+            <w:noProof/>
+            <w:webHidden/>
+          </w:rPr>
+          <w:tab/>
+        </w:r>
+        <w:r>
+          <w:rPr>
+            <w:noProof/>
+            <w:webHidden/>
+          </w:rPr>
+          <w:fldChar w:fldCharType="begin"/>
+        </w:r>
+        <w:r>
+          <w:rPr>
+            <w:noProof/>
+            <w:webHidden/>
+          </w:rPr>
+          <w:instrText xml:space="preserve"> PAGEREF _Toc244186409 \h </w:instrText>
+        </w:r>
+        <w:r>
+          <w:rPr>
+            <w:noProof/>
+            <w:webHidden/>
+          </w:rPr>
+        </w:r>
+        <w:r>
+          <w:rPr>
+            <w:noProof/>
+            <w:webHidden/>
+          </w:rPr>
+          <w:fldChar w:fldCharType="separate"/>
+        </w:r>
+        <w:r>
+          <w:rPr>
+            <w:noProof/>
+            <w:webHidden/>
+          </w:rPr>
+          <w:t>42</w:t>
         </w:r>
         <w:r>
           <w:rPr>
@@ -2953,7 +3475,7 @@
           <w14:ligatures w14:val="standardContextual"/>
         </w:rPr>
       </w:pPr>
-      <w:hyperlink w:anchor="_Toc243479373" w:history="1">
+      <w:hyperlink w:anchor="_Toc244186410" w:history="1">
         <w:r>
           <w:rPr>
             <w:rStyle w:val="Hyperlink"/>
@@ -2980,7 +3502,7 @@
             <w:noProof/>
             <w:webHidden/>
           </w:rPr>
-          <w:instrText xml:space="preserve"> PAGEREF _Toc243479373 \h </w:instrText>
+          <w:instrText xml:space="preserve"> PAGEREF _Toc244186410 \h </w:instrText>
         </w:r>
         <w:r>
           <w:rPr>
@@ -3000,7 +3522,7 @@
             <w:noProof/>
             <w:webHidden/>
           </w:rPr>
-          <w:t>39</w:t>
+          <w:t>44</w:t>
         </w:r>
         <w:r>
           <w:rPr>
@@ -3028,7 +3550,7 @@
           <w14:ligatures w14:val="standardContextual"/>
         </w:rPr>
       </w:pPr>
-      <w:hyperlink w:anchor="_Toc243479374" w:history="1">
+      <w:hyperlink w:anchor="_Toc244186411" w:history="1">
         <w:r>
           <w:rPr>
             <w:rStyle w:val="Hyperlink"/>
@@ -3055,7 +3577,7 @@
             <w:noProof/>
             <w:webHidden/>
           </w:rPr>
-          <w:instrText xml:space="preserve"> PAGEREF _Toc243479374 \h </w:instrText>
+          <w:instrText xml:space="preserve"> PAGEREF _Toc244186411 \h </w:instrText>
         </w:r>
         <w:r>
           <w:rPr>
@@ -3075,7 +3597,7 @@
             <w:noProof/>
             <w:webHidden/>
           </w:rPr>
-          <w:t>39</w:t>
+          <w:t>44</w:t>
         </w:r>
         <w:r>
           <w:rPr>
@@ -3103,7 +3625,7 @@
           <w14:ligatures w14:val="standardContextual"/>
         </w:rPr>
       </w:pPr>
-      <w:hyperlink w:anchor="_Toc243479375" w:history="1">
+      <w:hyperlink w:anchor="_Toc244186412" w:history="1">
         <w:r>
           <w:rPr>
             <w:rStyle w:val="Hyperlink"/>
@@ -3130,7 +3652,7 @@
             <w:noProof/>
             <w:webHidden/>
           </w:rPr>
-          <w:instrText xml:space="preserve"> PAGEREF _Toc243479375 \h </w:instrText>
+          <w:instrText xml:space="preserve"> PAGEREF _Toc244186412 \h </w:instrText>
         </w:r>
         <w:r>
           <w:rPr>
@@ -3150,7 +3672,7 @@
             <w:noProof/>
             <w:webHidden/>
           </w:rPr>
-          <w:t>40</w:t>
+          <w:t>45</w:t>
         </w:r>
         <w:r>
           <w:rPr>
@@ -3178,7 +3700,7 @@
           <w14:ligatures w14:val="standardContextual"/>
         </w:rPr>
       </w:pPr>
-      <w:hyperlink w:anchor="_Toc243479376" w:history="1">
+      <w:hyperlink w:anchor="_Toc244186413" w:history="1">
         <w:r>
           <w:rPr>
             <w:rStyle w:val="Hyperlink"/>
@@ -3205,7 +3727,7 @@
             <w:noProof/>
             <w:webHidden/>
           </w:rPr>
-          <w:instrText xml:space="preserve"> PAGEREF _Toc243479376 \h </w:instrText>
+          <w:instrText xml:space="preserve"> PAGEREF _Toc244186413 \h </w:instrText>
         </w:r>
         <w:r>
           <w:rPr>
@@ -3225,7 +3747,7 @@
             <w:noProof/>
             <w:webHidden/>
           </w:rPr>
-          <w:t>41</w:t>
+          <w:t>46</w:t>
         </w:r>
         <w:r>
           <w:rPr>
@@ -3253,7 +3775,7 @@
           <w14:ligatures w14:val="standardContextual"/>
         </w:rPr>
       </w:pPr>
-      <w:hyperlink w:anchor="_Toc243479377" w:history="1">
+      <w:hyperlink w:anchor="_Toc244186414" w:history="1">
         <w:r>
           <w:rPr>
             <w:rStyle w:val="Hyperlink"/>
@@ -3280,7 +3802,7 @@
             <w:noProof/>
             <w:webHidden/>
           </w:rPr>
-          <w:instrText xml:space="preserve"> PAGEREF _Toc243479377 \h </w:instrText>
+          <w:instrText xml:space="preserve"> PAGEREF _Toc244186414 \h </w:instrText>
         </w:r>
         <w:r>
           <w:rPr>
@@ -3300,7 +3822,7 @@
             <w:noProof/>
             <w:webHidden/>
           </w:rPr>
-          <w:t>41</w:t>
+          <w:t>46</w:t>
         </w:r>
         <w:r>
           <w:rPr>
@@ -3328,7 +3850,7 @@
           <w14:ligatures w14:val="standardContextual"/>
         </w:rPr>
       </w:pPr>
-      <w:hyperlink w:anchor="_Toc243479378" w:history="1">
+      <w:hyperlink w:anchor="_Toc244186415" w:history="1">
         <w:r>
           <w:rPr>
             <w:rStyle w:val="Hyperlink"/>
@@ -3355,7 +3877,7 @@
             <w:noProof/>
             <w:webHidden/>
           </w:rPr>
-          <w:instrText xml:space="preserve"> PAGEREF _Toc243479378 \h </w:instrText>
+          <w:instrText xml:space="preserve"> PAGEREF _Toc244186415 \h </w:instrText>
         </w:r>
         <w:r>
           <w:rPr>
@@ -3375,7 +3897,7 @@
             <w:noProof/>
             <w:webHidden/>
           </w:rPr>
-          <w:t>42</w:t>
+          <w:t>47</w:t>
         </w:r>
         <w:r>
           <w:rPr>
@@ -3404,7 +3926,7 @@
     </w:p>
     <w:p>
       <w:r>
-        <w:t>Édition de référence du 15 octobre 2026</w:t>
+        <w:t>Édition de référence 29 octobre 2026</w:t>
       </w:r>
     </w:p>
     <w:p>
@@ -3437,7 +3959,7 @@
         <w:pStyle w:val="Heading1"/>
         <w:pageBreakBefore/>
       </w:pPr>
-      <w:bookmarkStart w:id="0" w:name="_Toc243479335"/>
+      <w:bookmarkStart w:id="0" w:name="_Toc244186365"/>
       <w:r>
         <w:rPr>
           <w:b w:val="0"/>
@@ -3451,7 +3973,7 @@
       <w:pPr>
         <w:pStyle w:val="Heading2"/>
       </w:pPr>
-      <w:bookmarkStart w:id="1" w:name="_Toc243479336"/>
+      <w:bookmarkStart w:id="1" w:name="_Toc244186366"/>
       <w:r>
         <w:rPr>
           <w:b w:val="0"/>
@@ -3466,10 +3988,7 @@
         <w:ind w:left="317" w:hanging="259"/>
       </w:pPr>
       <w:r>
-        <w:t xml:space="preserve">1. </w:t>
-      </w:r>
-      <w:r>
-        <w:t xml:space="preserve">Téléchargez le dépôt complet depuis </w:t>
+        <w:t xml:space="preserve">1. Téléchargez le dépôt complet depuis </w:t>
       </w:r>
       <w:hyperlink r:id="rId8">
         <w:r>
@@ -3490,10 +4009,7 @@
         <w:ind w:left="317" w:hanging="259"/>
       </w:pPr>
       <w:r>
-        <w:t xml:space="preserve">2. </w:t>
-      </w:r>
-      <w:r>
-        <w:t xml:space="preserve">Placez-le sur un disque local. Gardez ensemble les scripts du dossier principal, </w:t>
+        <w:t xml:space="preserve">2. Placez-le sur un disque local. Gardez ensemble les scripts du dossier principal, </w:t>
       </w:r>
       <w:r>
         <w:rPr>
@@ -3552,10 +4068,7 @@
         <w:ind w:left="317" w:hanging="259"/>
       </w:pPr>
       <w:r>
-        <w:t xml:space="preserve">3. </w:t>
-      </w:r>
-      <w:r>
-        <w:t>Démarrez MATLAB. L’installation de référence illustrée utilise MATLAB R2023b sous Windows. Certaines fonctions, notamment le recalage d’images, nécessitent la boîte à outils MATLAB correspondante ; une erreur de fonction manquante indique une dépendance à vérifier.</w:t>
+        <w:t>3. Démarrez MATLAB. L’installation de référence illustrée utilise MATLAB R2023b sous Windows. Certaines fonctions, notamment le recalage d’images, nécessitent la boîte à outils MATLAB correspondante ; une erreur de fonction manquante indique une dépendance à vérifier.</w:t>
       </w:r>
     </w:p>
     <w:p>
@@ -3564,10 +4077,7 @@
         <w:ind w:left="317" w:hanging="259"/>
       </w:pPr>
       <w:r>
-        <w:t xml:space="preserve">4. </w:t>
-      </w:r>
-      <w:r>
-        <w:t xml:space="preserve">Dans MATLAB, choisissez comme dossier courant le dossier décompressé </w:t>
+        <w:t xml:space="preserve">4. Dans MATLAB, choisissez comme dossier courant le dossier décompressé </w:t>
       </w:r>
       <w:r>
         <w:rPr>
@@ -3611,7 +4121,7 @@
       <w:pPr>
         <w:pStyle w:val="Heading2"/>
       </w:pPr>
-      <w:bookmarkStart w:id="2" w:name="_Toc243479337"/>
+      <w:bookmarkStart w:id="2" w:name="_Toc244186367"/>
       <w:r>
         <w:rPr>
           <w:b w:val="0"/>
@@ -3648,10 +4158,30 @@
     </w:p>
     <w:p>
       <w:pPr>
+        <w:pStyle w:val="Heading2"/>
+      </w:pPr>
+      <w:bookmarkStart w:id="3" w:name="b_update_platform_title"/>
+      <w:bookmarkStart w:id="4" w:name="_Toc244186368"/>
+      <w:bookmarkEnd w:id="3"/>
+      <w:r>
+        <w:rPr>
+          <w:b w:val="0"/>
+        </w:rPr>
+        <w:t>Systèmes d’exploitation et exports natifs</w:t>
+      </w:r>
+      <w:bookmarkEnd w:id="4"/>
+    </w:p>
+    <w:p>
+      <w:r>
+        <w:t>Windows avec MATLAB R2023b reste l’installation de référence. Le code source prend en charge MATLAB natif sous Linux et macOS ; leur validation de bout en bout reste à effectuer. Utilisez le chemin réel du volume monté plutôt que les lettres de lecteur Windows. Les vidéos sont exportées en Motion JPEG AVI sous Linux et en MP4 sous Windows et macOS. Sous macOS et Linux, PPTX nécessite MATLAB Report Generator et l’export XLSX n’utilise pas la mise en forme Excel COM. L’acquisition en direct dépend toujours du scanner et de ses pilotes matériels.</w:t>
+      </w:r>
+    </w:p>
+    <w:p>
+      <w:pPr>
         <w:pStyle w:val="Heading1"/>
         <w:pageBreakBefore/>
       </w:pPr>
-      <w:bookmarkStart w:id="3" w:name="_Toc243479338"/>
+      <w:bookmarkStart w:id="5" w:name="_Toc244186369"/>
       <w:r>
         <w:rPr>
           <w:b w:val="0"/>
@@ -3659,7 +4189,7 @@
         <w:lastRenderedPageBreak/>
         <w:t>2 Choisir le type d’acquisition</w:t>
       </w:r>
-      <w:bookmarkEnd w:id="3"/>
+      <w:bookmarkEnd w:id="5"/>
     </w:p>
     <w:p>
       <w:pPr>
@@ -3838,10 +4368,7 @@
               <w:jc w:val="left"/>
             </w:pPr>
             <w:r>
-              <w:t xml:space="preserve">Y × X × </w:t>
-            </w:r>
-            <w:r>
-              <w:t>temps</w:t>
+              <w:t>Y × X × temps</w:t>
             </w:r>
           </w:p>
         </w:tc>
@@ -4021,10 +4548,7 @@
               <w:jc w:val="left"/>
             </w:pPr>
             <w:r>
-              <w:t xml:space="preserve">Y × X × Z × </w:t>
-            </w:r>
-            <w:r>
-              <w:t>temps</w:t>
+              <w:t>Y × X × Z × temps</w:t>
             </w:r>
           </w:p>
         </w:tc>
@@ -4072,21 +4596,18 @@
       <w:pPr>
         <w:pStyle w:val="Heading2"/>
       </w:pPr>
-      <w:bookmarkStart w:id="4" w:name="_Toc243479339"/>
+      <w:bookmarkStart w:id="6" w:name="_Toc244186370"/>
       <w:r>
         <w:rPr>
           <w:b w:val="0"/>
         </w:rPr>
         <w:t>Informations à conserver</w:t>
       </w:r>
-      <w:bookmarkEnd w:id="4"/>
-    </w:p>
-    <w:p>
-      <w:r>
-        <w:t xml:space="preserve">Consignez le fichier original, </w:t>
-      </w:r>
-      <w:r>
-        <w:t>l’identité de l’animal et de la session, le type d’acquisition, la chronologie, les événements, les espacements physiques des voxels et le dossier de sortie. Enregistrez la séquence de traitement et ses paramètres. Gardez ensemble les ensembles de recalage atlas et les fichiers annexes des ROI.</w:t>
+      <w:bookmarkEnd w:id="6"/>
+    </w:p>
+    <w:p>
+      <w:r>
+        <w:t>Consignez le fichier original, l’identité de l’animal et de la session, le type d’acquisition, la chronologie, les événements, les espacements physiques des voxels et le dossier de sortie. Enregistrez la séquence de traitement et ses paramètres. Gardez ensemble les ensembles de recalage atlas et les fichiers annexes des ROI.</w:t>
       </w:r>
     </w:p>
     <w:p>
@@ -4105,7 +4626,7 @@
       <w:pPr>
         <w:pStyle w:val="Heading1"/>
       </w:pPr>
-      <w:bookmarkStart w:id="5" w:name="_Toc243479340"/>
+      <w:bookmarkStart w:id="7" w:name="_Toc244186371"/>
       <w:r>
         <w:rPr>
           <w:b w:val="0"/>
@@ -4113,7 +4634,7 @@
         <w:lastRenderedPageBreak/>
         <w:t>3 Charger les données dans Studio</w:t>
       </w:r>
-      <w:bookmarkEnd w:id="5"/>
+      <w:bookmarkEnd w:id="7"/>
     </w:p>
     <w:p>
       <w:pPr>
@@ -4133,7 +4654,7 @@
           <w:noProof/>
         </w:rPr>
         <w:drawing>
-          <wp:inline distT="0" distB="0" distL="0" distR="0" wp14:anchorId="0A6BB906" wp14:editId="61A5DDDD">
+          <wp:inline distT="0" distB="0" distL="0" distR="0" wp14:anchorId="4DA3F02D" wp14:editId="2541C604">
             <wp:extent cx="9962147" cy="6309360"/>
             <wp:effectExtent l="0" t="0" r="0" b="0"/>
             <wp:docPr id="2" name="Picture 2" descr="Studio workflow overview"/>
@@ -4188,10 +4709,7 @@
       </w:pPr>
       <w:r>
         <w:lastRenderedPageBreak/>
-        <w:t xml:space="preserve">1. </w:t>
-      </w:r>
-      <w:r>
-        <w:t xml:space="preserve">Cliquez sur </w:t>
+        <w:t xml:space="preserve">1. Cliquez sur </w:t>
       </w:r>
       <w:r>
         <w:rPr>
@@ -4209,10 +4727,7 @@
         <w:ind w:left="317" w:hanging="259"/>
       </w:pPr>
       <w:r>
-        <w:t xml:space="preserve">2. </w:t>
-      </w:r>
-      <w:r>
-        <w:t>Examinez les options de chargement. Confirmez dimensions, nombre de volumes ou d’images, TR et tout avertissement concernant des horodatages irréguliers.</w:t>
+        <w:t>2. Examinez les options de chargement. Confirmez dimensions, nombre de volumes ou d’images, TR et tout avertissement concernant des horodatages irréguliers.</w:t>
       </w:r>
     </w:p>
     <w:p>
@@ -4221,10 +4736,7 @@
         <w:ind w:left="317" w:hanging="259"/>
       </w:pPr>
       <w:r>
-        <w:t xml:space="preserve">3. </w:t>
-      </w:r>
-      <w:r>
-        <w:t>Confirmez le dossier de sortie de l’analyse. Un dossier local permet de distinguer le temps de traitement du temps d’écriture sur le serveur.</w:t>
+        <w:t>3. Confirmez le dossier de sortie de l’analyse. Un dossier local permet de distinguer le temps de traitement du temps d’écriture sur le serveur.</w:t>
       </w:r>
     </w:p>
     <w:p>
@@ -4233,10 +4745,7 @@
         <w:ind w:left="317" w:hanging="259"/>
       </w:pPr>
       <w:r>
-        <w:t xml:space="preserve">4. </w:t>
-      </w:r>
-      <w:r>
-        <w:t>Vérifiez l’étiquette du jeu de données actif avant d’ouvrir un visualiseur ou d’appliquer un traitement.</w:t>
+        <w:t>4. Vérifiez l’étiquette du jeu de données actif avant d’ouvrir un visualiseur ou d’appliquer un traitement.</w:t>
       </w:r>
     </w:p>
     <w:p>
@@ -4245,24 +4754,21 @@
         <w:ind w:left="317" w:hanging="259"/>
       </w:pPr>
       <w:r>
-        <w:t xml:space="preserve">5. </w:t>
-      </w:r>
-      <w:r>
-        <w:t>Ouvrez Time-Course Viewer et examinez des images du début, du milieu et de la fin avant toute correction.</w:t>
+        <w:t>5. Ouvrez Time-Course Viewer et examinez des images du début, du milieu et de la fin avant toute correction.</w:t>
       </w:r>
     </w:p>
     <w:p>
       <w:pPr>
         <w:pStyle w:val="Heading2"/>
       </w:pPr>
-      <w:bookmarkStart w:id="6" w:name="_Toc243479341"/>
+      <w:bookmarkStart w:id="8" w:name="_Toc244186372"/>
       <w:r>
         <w:rPr>
           <w:b w:val="0"/>
         </w:rPr>
         <w:t>Chargement depuis un serveur</w:t>
       </w:r>
-      <w:bookmarkEnd w:id="6"/>
+      <w:bookmarkEnd w:id="8"/>
     </w:p>
     <w:p>
       <w:r>
@@ -4290,7 +4796,7 @@
         <w:pStyle w:val="Heading1"/>
         <w:pageBreakBefore/>
       </w:pPr>
-      <w:bookmarkStart w:id="7" w:name="_Toc243479342"/>
+      <w:bookmarkStart w:id="9" w:name="_Toc244186373"/>
       <w:r>
         <w:rPr>
           <w:b w:val="0"/>
@@ -4298,7 +4804,7 @@
         <w:lastRenderedPageBreak/>
         <w:t>4 Première analyse d’une coupe 2D</w:t>
       </w:r>
-      <w:bookmarkEnd w:id="7"/>
+      <w:bookmarkEnd w:id="9"/>
     </w:p>
     <w:p>
       <w:pPr>
@@ -4306,10 +4812,7 @@
         <w:ind w:left="317" w:hanging="259"/>
       </w:pPr>
       <w:r>
-        <w:t xml:space="preserve">1. </w:t>
-      </w:r>
-      <w:r>
-        <w:t>Chargez le film 2D original et confirmez l’organisation Y × X × temps.</w:t>
+        <w:t>1. Chargez le film 2D original et confirmez l’organisation Y × X × temps.</w:t>
       </w:r>
     </w:p>
     <w:p>
@@ -4318,10 +4821,7 @@
         <w:ind w:left="317" w:hanging="259"/>
       </w:pPr>
       <w:r>
-        <w:t xml:space="preserve">2. </w:t>
-      </w:r>
-      <w:r>
-        <w:t>Inspectez le film brut : déplacements, sauts, saturation, pertes de signal et dérive lente.</w:t>
+        <w:t>2. Inspectez le film brut : déplacements, sauts, saturation, pertes de signal et dérive lente.</w:t>
       </w:r>
     </w:p>
     <w:p>
@@ -4330,10 +4830,7 @@
         <w:ind w:left="317" w:hanging="259"/>
       </w:pPr>
       <w:r>
-        <w:t xml:space="preserve">3. </w:t>
-      </w:r>
-      <w:r>
-        <w:t>Lancez le contrôle qualité et examinez les images ayant déclenché un avertissement.</w:t>
+        <w:t>3. Lancez le contrôle qualité et examinez les images ayant déclenché un avertissement.</w:t>
       </w:r>
     </w:p>
     <w:p>
@@ -4342,10 +4839,7 @@
         <w:ind w:left="317" w:hanging="259"/>
       </w:pPr>
       <w:r>
-        <w:t xml:space="preserve">4. </w:t>
-      </w:r>
-      <w:r>
-        <w:t>Créez une branche dérivée distincte pour une correction justifiée. Comparez-la à l’enregistrement brut avec la même ROI et le même intervalle temporel.</w:t>
+        <w:t>4. Créez une branche dérivée distincte pour une correction justifiée. Comparez-la à l’enregistrement brut avec la même ROI et le même intervalle temporel.</w:t>
       </w:r>
     </w:p>
     <w:p>
@@ -4354,10 +4848,7 @@
         <w:ind w:left="317" w:hanging="259"/>
       </w:pPr>
       <w:r>
-        <w:t xml:space="preserve">5. </w:t>
-      </w:r>
-      <w:r>
-        <w:t>Définissez les fenêtres de référence et de signal à partir du journal des événements, puis ouvrez SCM GUI.</w:t>
+        <w:t>5. Définissez les fenêtres de référence et de signal à partir du journal des événements, puis ouvrez SCM GUI.</w:t>
       </w:r>
     </w:p>
     <w:p>
@@ -4366,10 +4857,7 @@
         <w:ind w:left="317" w:hanging="259"/>
       </w:pPr>
       <w:r>
-        <w:t xml:space="preserve">6. </w:t>
-      </w:r>
-      <w:r>
-        <w:t>Préparez un masque d’inclusion et, si des ROI anatomiques sont nécessaires, recalez la coupe sur l’atlas.</w:t>
+        <w:t>6. Préparez un masque d’inclusion et, si des ROI anatomiques sont nécessaires, recalez la coupe sur l’atlas.</w:t>
       </w:r>
     </w:p>
     <w:p>
@@ -4378,10 +4866,7 @@
         <w:ind w:left="317" w:hanging="259"/>
       </w:pPr>
       <w:r>
-        <w:t xml:space="preserve">7. </w:t>
-      </w:r>
-      <w:r>
-        <w:t>Examinez les ROI fixes ou automatiques et leurs courbes avant l’exportation.</w:t>
+        <w:t>7. Examinez les ROI fixes ou automatiques et leurs courbes avant l’exportation.</w:t>
       </w:r>
     </w:p>
     <w:p>
@@ -4390,27 +4875,21 @@
         <w:ind w:left="317" w:hanging="259"/>
       </w:pPr>
       <w:r>
-        <w:t xml:space="preserve">8. </w:t>
-      </w:r>
-      <w:r>
-        <w:t xml:space="preserve">Poursuivez vers FC ou Group Analysis avec l’anatomie, la chronologie et les fichiers d’export </w:t>
-      </w:r>
-      <w:r>
-        <w:t>correspondants.</w:t>
+        <w:t>8. Poursuivez vers FC ou Group Analysis avec l’anatomie, la chronologie et les fichiers d’export correspondants.</w:t>
       </w:r>
     </w:p>
     <w:p>
       <w:pPr>
         <w:pStyle w:val="Heading2"/>
       </w:pPr>
-      <w:bookmarkStart w:id="8" w:name="_Toc243479343"/>
+      <w:bookmarkStart w:id="10" w:name="_Toc244186374"/>
       <w:r>
         <w:rPr>
           <w:b w:val="0"/>
         </w:rPr>
         <w:t>Comparer équitablement les branches</w:t>
       </w:r>
-      <w:bookmarkEnd w:id="8"/>
+      <w:bookmarkEnd w:id="10"/>
     </w:p>
     <w:p>
       <w:r>
@@ -4427,7 +4906,7 @@
         <w:pStyle w:val="Heading1"/>
         <w:pageBreakBefore/>
       </w:pPr>
-      <w:bookmarkStart w:id="9" w:name="_Toc243479344"/>
+      <w:bookmarkStart w:id="11" w:name="_Toc244186375"/>
       <w:r>
         <w:rPr>
           <w:b w:val="0"/>
@@ -4435,7 +4914,7 @@
         <w:lastRenderedPageBreak/>
         <w:t>5 Reconstruire une acquisition avec moteur</w:t>
       </w:r>
-      <w:bookmarkEnd w:id="9"/>
+      <w:bookmarkEnd w:id="11"/>
     </w:p>
     <w:p>
       <w:r>
@@ -4448,10 +4927,7 @@
         <w:ind w:left="317" w:hanging="259"/>
       </w:pPr>
       <w:r>
-        <w:t xml:space="preserve">1. </w:t>
-      </w:r>
-      <w:r>
-        <w:t xml:space="preserve">Dans Studio, choisissez </w:t>
+        <w:t xml:space="preserve">1. Dans Studio, choisissez </w:t>
       </w:r>
       <w:r>
         <w:rPr>
@@ -4469,10 +4945,7 @@
         <w:ind w:left="317" w:hanging="259"/>
       </w:pPr>
       <w:r>
-        <w:t xml:space="preserve">2. </w:t>
-      </w:r>
-      <w:r>
-        <w:t>Choisissez la voie flux continu ou fichiers séparés correspondant à l’acquisition.</w:t>
+        <w:t>2. Choisissez la voie flux continu ou fichiers séparés correspondant à l’acquisition.</w:t>
       </w:r>
     </w:p>
     <w:p>
@@ -4481,10 +4954,7 @@
         <w:ind w:left="317" w:hanging="259"/>
       </w:pPr>
       <w:r>
-        <w:t xml:space="preserve">3. </w:t>
-      </w:r>
-      <w:r>
-        <w:t>Saisissez le nombre de coupes sources et les informations d’images et de séjour du protocole.</w:t>
+        <w:t>3. Saisissez le nombre de coupes sources et les informations d’images et de séjour du protocole.</w:t>
       </w:r>
     </w:p>
     <w:p>
@@ -4493,10 +4963,7 @@
         <w:ind w:left="317" w:hanging="259"/>
       </w:pPr>
       <w:r>
-        <w:t xml:space="preserve">4. </w:t>
-      </w:r>
-      <w:r>
-        <w:t>Vérifiez les dimensions reconstruites et les indices temporels retenus.</w:t>
+        <w:t>4. Vérifiez les dimensions reconstruites et les indices temporels retenus.</w:t>
       </w:r>
     </w:p>
     <w:p>
@@ -4505,10 +4972,7 @@
         <w:ind w:left="317" w:hanging="259"/>
       </w:pPr>
       <w:r>
-        <w:t xml:space="preserve">5. </w:t>
-      </w:r>
-      <w:r>
-        <w:t>Examinez le début et la fin de chaque plan reconstruit pour détecter un décalage ou une contamination par le mouvement.</w:t>
+        <w:t>5. Examinez le début et la fin de chaque plan reconstruit pour détecter un décalage ou une contamination par le mouvement.</w:t>
       </w:r>
     </w:p>
     <w:p>
@@ -4517,24 +4981,21 @@
         <w:ind w:left="317" w:hanging="259"/>
       </w:pPr>
       <w:r>
-        <w:t xml:space="preserve">6. </w:t>
-      </w:r>
-      <w:r>
-        <w:t>Enregistrez la reconstruction et ses métadonnées avant de poursuivre.</w:t>
+        <w:t>6. Enregistrez la reconstruction et ses métadonnées avant de poursuivre.</w:t>
       </w:r>
     </w:p>
     <w:p>
       <w:pPr>
         <w:pStyle w:val="Heading2"/>
       </w:pPr>
-      <w:bookmarkStart w:id="10" w:name="_Toc243479345"/>
+      <w:bookmarkStart w:id="12" w:name="_Toc244186376"/>
       <w:r>
         <w:rPr>
           <w:b w:val="0"/>
         </w:rPr>
         <w:t>Recaler et analyser les plans sources</w:t>
       </w:r>
-      <w:bookmarkEnd w:id="10"/>
+      <w:bookmarkEnd w:id="12"/>
     </w:p>
     <w:p>
       <w:r>
@@ -4551,7 +5012,7 @@
         <w:pStyle w:val="Heading1"/>
         <w:pageBreakBefore/>
       </w:pPr>
-      <w:bookmarkStart w:id="11" w:name="_Toc243479346"/>
+      <w:bookmarkStart w:id="13" w:name="_Toc244186377"/>
       <w:r>
         <w:rPr>
           <w:b w:val="0"/>
@@ -4559,7 +5020,7 @@
         <w:lastRenderedPageBreak/>
         <w:t>6 Préparer une acquisition volumique 3D</w:t>
       </w:r>
-      <w:bookmarkEnd w:id="11"/>
+      <w:bookmarkEnd w:id="13"/>
     </w:p>
     <w:p>
       <w:pPr>
@@ -4567,10 +5028,7 @@
         <w:ind w:left="317" w:hanging="259"/>
       </w:pPr>
       <w:r>
-        <w:t xml:space="preserve">1. </w:t>
-      </w:r>
-      <w:r>
-        <w:t>Chargez le film de la sonde matricielle et confirmez Y, X, Z et temps.</w:t>
+        <w:t>1. Chargez le film de la sonde matricielle et confirmez Y, X, Z et temps.</w:t>
       </w:r>
     </w:p>
     <w:p>
@@ -4579,10 +5037,7 @@
         <w:ind w:left="317" w:hanging="259"/>
       </w:pPr>
       <w:r>
-        <w:t xml:space="preserve">2. </w:t>
-      </w:r>
-      <w:r>
-        <w:t>Vérifiez espacements physiques, permutation des axes et latéralité affichée avec les documents d’acquisition.</w:t>
+        <w:t>2. Vérifiez espacements physiques, permutation des axes et latéralité affichée avec les documents d’acquisition.</w:t>
       </w:r>
     </w:p>
     <w:p>
@@ -4591,10 +5046,7 @@
         <w:ind w:left="317" w:hanging="259"/>
       </w:pPr>
       <w:r>
-        <w:t xml:space="preserve">3. </w:t>
-      </w:r>
-      <w:r>
-        <w:t>Examinez plusieurs plans non vides au début, au milieu et à la fin. Des plans périphériques vides peuvent refléter une absence de couverture acquise.</w:t>
+        <w:t>3. Examinez plusieurs plans non vides au début, au milieu et à la fin. Des plans périphériques vides peuvent refléter une absence de couverture acquise.</w:t>
       </w:r>
     </w:p>
     <w:p>
@@ -4603,13 +5055,7 @@
         <w:ind w:left="317" w:hanging="259"/>
       </w:pPr>
       <w:r>
-        <w:t xml:space="preserve">4. </w:t>
-      </w:r>
-      <w:r>
-        <w:t xml:space="preserve">Lancez le contrôle qualité. Examinez les profils spatiaux et temporels avant de choisir des composantes PCA/ICA à </w:t>
-      </w:r>
-      <w:r>
-        <w:t>retirer.</w:t>
+        <w:t>4. Lancez le contrôle qualité. Examinez les profils spatiaux et temporels avant de choisir des composantes PCA/ICA à retirer.</w:t>
       </w:r>
     </w:p>
     <w:p>
@@ -4618,10 +5064,7 @@
         <w:ind w:left="317" w:hanging="259"/>
       </w:pPr>
       <w:r>
-        <w:t xml:space="preserve">5. </w:t>
-      </w:r>
-      <w:r>
-        <w:t>Comparez l’anatomie moyenne corrigée et la courbe brute aux données d’entrée.</w:t>
+        <w:t>5. Comparez l’anatomie moyenne corrigée et la courbe brute aux données d’entrée.</w:t>
       </w:r>
     </w:p>
     <w:p>
@@ -4630,10 +5073,7 @@
         <w:ind w:left="317" w:hanging="259"/>
       </w:pPr>
       <w:r>
-        <w:t xml:space="preserve">6. </w:t>
-      </w:r>
-      <w:r>
-        <w:t>Avec Imregdemons, choisissez le mode dimensionnel adapté ; le véritable traitement 3D exige une géométrie cohérente.</w:t>
+        <w:t>6. Avec Imregdemons, choisissez le mode dimensionnel adapté ; le véritable traitement 3D exige une géométrie cohérente.</w:t>
       </w:r>
     </w:p>
     <w:p>
@@ -4642,10 +5082,7 @@
         <w:ind w:left="317" w:hanging="259"/>
       </w:pPr>
       <w:r>
-        <w:t xml:space="preserve">7. </w:t>
-      </w:r>
-      <w:r>
-        <w:t>Revérifiez TR après réduction temporelle, puis choisissez des filtres et fenêtres événementielles valides.</w:t>
+        <w:t>7. Revérifiez TR après réduction temporelle, puis choisissez des filtres et fenêtres événementielles valides.</w:t>
       </w:r>
     </w:p>
     <w:p>
@@ -4654,24 +5091,21 @@
         <w:ind w:left="317" w:hanging="259"/>
       </w:pPr>
       <w:r>
-        <w:t xml:space="preserve">8. </w:t>
-      </w:r>
-      <w:r>
-        <w:t>Recalez l’atlas et examinez plusieurs coupes anatomiques avant d’extraire les régions ou la FC.</w:t>
+        <w:t>8. Recalez l’atlas et examinez plusieurs coupes anatomiques avant d’extraire les régions ou la FC.</w:t>
       </w:r>
     </w:p>
     <w:p>
       <w:pPr>
         <w:pStyle w:val="Heading2"/>
       </w:pPr>
-      <w:bookmarkStart w:id="12" w:name="_Toc243479347"/>
+      <w:bookmarkStart w:id="14" w:name="_Toc244186378"/>
       <w:r>
         <w:rPr>
           <w:b w:val="0"/>
         </w:rPr>
         <w:t>Utiliser des unités physiques cohérentes</w:t>
       </w:r>
-      <w:bookmarkEnd w:id="12"/>
+      <w:bookmarkEnd w:id="14"/>
     </w:p>
     <w:p>
       <w:r>
@@ -4694,7 +5128,7 @@
         <w:pStyle w:val="Heading1"/>
         <w:pageBreakBefore/>
       </w:pPr>
-      <w:bookmarkStart w:id="13" w:name="_Toc243479348"/>
+      <w:bookmarkStart w:id="15" w:name="_Toc244186379"/>
       <w:r>
         <w:rPr>
           <w:b w:val="0"/>
@@ -4702,7 +5136,7 @@
         <w:lastRenderedPageBreak/>
         <w:t>7 Examiner le contrôle qualité</w:t>
       </w:r>
-      <w:bookmarkEnd w:id="13"/>
+      <w:bookmarkEnd w:id="15"/>
     </w:p>
     <w:p>
       <w:pPr>
@@ -4722,7 +5156,7 @@
           <w:noProof/>
         </w:rPr>
         <w:drawing>
-          <wp:inline distT="0" distB="0" distL="0" distR="0" wp14:anchorId="333D5A73" wp14:editId="53C3CE95">
+          <wp:inline distT="0" distB="0" distL="0" distR="0" wp14:anchorId="67564EDC" wp14:editId="751C2BBB">
             <wp:extent cx="3429000" cy="2286000"/>
             <wp:effectExtent l="0" t="0" r="0" b="0"/>
             <wp:docPr id="4" name="Picture 4" descr="Frame rejection quality control"/>
@@ -5359,7 +5793,7 @@
         <w:pStyle w:val="Heading1"/>
         <w:pageBreakBefore/>
       </w:pPr>
-      <w:bookmarkStart w:id="14" w:name="_Toc243479349"/>
+      <w:bookmarkStart w:id="16" w:name="_Toc244186380"/>
       <w:r>
         <w:rPr>
           <w:b w:val="0"/>
@@ -5367,7 +5801,7 @@
         <w:lastRenderedPageBreak/>
         <w:t>8 Rejet d’images et interpolation</w:t>
       </w:r>
-      <w:bookmarkEnd w:id="14"/>
+      <w:bookmarkEnd w:id="16"/>
     </w:p>
     <w:p>
       <w:pPr>
@@ -5375,10 +5809,7 @@
         <w:ind w:left="317" w:hanging="259"/>
       </w:pPr>
       <w:r>
-        <w:t xml:space="preserve">1. </w:t>
-      </w:r>
-      <w:r>
-        <w:t>Ouvrez la vue de rejet d’images/QC du jeu sélectionné.</w:t>
+        <w:t>1. Ouvrez la vue de rejet d’images/QC du jeu sélectionné.</w:t>
       </w:r>
     </w:p>
     <w:p>
@@ -5387,10 +5818,7 @@
         <w:ind w:left="317" w:hanging="259"/>
       </w:pPr>
       <w:r>
-        <w:t xml:space="preserve">2. </w:t>
-      </w:r>
-      <w:r>
-        <w:t>Examinez le seuil, les indices signalés et le film original autour de chaque événement.</w:t>
+        <w:t>2. Examinez le seuil, les indices signalés et le film original autour de chaque événement.</w:t>
       </w:r>
     </w:p>
     <w:p>
@@ -5399,13 +5827,7 @@
         <w:ind w:left="317" w:hanging="259"/>
       </w:pPr>
       <w:r>
-        <w:t xml:space="preserve">3. </w:t>
-      </w:r>
-      <w:r>
-        <w:t xml:space="preserve">Décidez quels </w:t>
-      </w:r>
-      <w:r>
-        <w:t>événements sont des artéfacts à partir des informations d’acquisition et d’expérience.</w:t>
+        <w:t>3. Décidez quels événements sont des artéfacts à partir des informations d’acquisition et d’expérience.</w:t>
       </w:r>
     </w:p>
     <w:p>
@@ -5414,10 +5836,7 @@
         <w:ind w:left="317" w:hanging="259"/>
       </w:pPr>
       <w:r>
-        <w:t xml:space="preserve">4. </w:t>
-      </w:r>
-      <w:r>
-        <w:t>Appliquez la correction choisie à un jeu dérivé et conservez son compte rendu.</w:t>
+        <w:t>4. Appliquez la correction choisie à un jeu dérivé et conservez son compte rendu.</w:t>
       </w:r>
     </w:p>
     <w:p>
@@ -5426,10 +5845,7 @@
         <w:ind w:left="317" w:hanging="259"/>
       </w:pPr>
       <w:r>
-        <w:t xml:space="preserve">5. </w:t>
-      </w:r>
-      <w:r>
-        <w:t>Comparez les courbes originales et corrigées, y compris autour de chaque lacune.</w:t>
+        <w:t>5. Comparez les courbes originales et corrigées, y compris autour de chaque lacune.</w:t>
       </w:r>
     </w:p>
     <w:p>
@@ -5439,10 +5855,7 @@
     </w:p>
     <w:p>
       <w:r>
-        <w:t xml:space="preserve">La correction des lignes aberrantes dans Full QC constitue une procédure distincte. Toute option QC n’équivaut pas à un rejet </w:t>
-      </w:r>
-      <w:r>
-        <w:t>global d’images ; évitez d’appliquer deux fois la même correction sans vérifier son historique.</w:t>
+        <w:t>La correction des lignes aberrantes dans Full QC constitue une procédure distincte. Toute option QC n’équivaut pas à un rejet global d’images ; évitez d’appliquer deux fois la même correction sans vérifier son historique.</w:t>
       </w:r>
     </w:p>
     <w:p>
@@ -5450,7 +5863,7 @@
         <w:pStyle w:val="Heading1"/>
         <w:pageBreakBefore/>
       </w:pPr>
-      <w:bookmarkStart w:id="15" w:name="_Toc243479350"/>
+      <w:bookmarkStart w:id="17" w:name="_Toc244186381"/>
       <w:r>
         <w:rPr>
           <w:b w:val="0"/>
@@ -5458,7 +5871,7 @@
         <w:lastRenderedPageBreak/>
         <w:t>9 Choisir le prétraitement délibérément</w:t>
       </w:r>
-      <w:bookmarkEnd w:id="15"/>
+      <w:bookmarkEnd w:id="17"/>
     </w:p>
     <w:p>
       <w:pPr>
@@ -5997,10 +6410,7 @@
               <w:jc w:val="left"/>
             </w:pPr>
             <w:r>
-              <w:t xml:space="preserve">Traiter des </w:t>
-            </w:r>
-            <w:r>
-              <w:t>échantillons locaux anormaux isolés</w:t>
+              <w:t>Traiter des échantillons locaux anormaux isolés</w:t>
             </w:r>
           </w:p>
         </w:tc>
@@ -6221,24 +6631,21 @@
     </w:p>
     <w:p>
       <w:r>
-        <w:t xml:space="preserve">Appliquez une seule modification justifiée à la fois sur une branche comparative. Enregistrez ses paramètres et évaluez la même ROI définie </w:t>
-      </w:r>
-      <w:r>
-        <w:t>indépendamment avant d’ajouter une étape.</w:t>
+        <w:t>Appliquez une seule modification justifiée à la fois sur une branche comparative. Enregistrez ses paramètres et évaluez la même ROI définie indépendamment avant d’ajouter une étape.</w:t>
       </w:r>
     </w:p>
     <w:p>
       <w:pPr>
         <w:pStyle w:val="Heading2"/>
       </w:pPr>
-      <w:bookmarkStart w:id="16" w:name="_Toc243479351"/>
+      <w:bookmarkStart w:id="18" w:name="_Toc244186382"/>
       <w:r>
         <w:rPr>
           <w:b w:val="0"/>
         </w:rPr>
         <w:t>Découpage et réduction temporelle</w:t>
       </w:r>
-      <w:bookmarkEnd w:id="16"/>
+      <w:bookmarkEnd w:id="18"/>
     </w:p>
     <w:p>
       <w:r>
@@ -6249,7 +6656,7 @@
       <w:pPr>
         <w:pStyle w:val="Heading2"/>
       </w:pPr>
-      <w:bookmarkStart w:id="17" w:name="_Toc243479352"/>
+      <w:bookmarkStart w:id="19" w:name="_Toc244186383"/>
       <w:r>
         <w:rPr>
           <w:b w:val="0"/>
@@ -6257,7 +6664,7 @@
         <w:lastRenderedPageBreak/>
         <w:t>Imregdemons</w:t>
       </w:r>
-      <w:bookmarkEnd w:id="17"/>
+      <w:bookmarkEnd w:id="19"/>
     </w:p>
     <w:p>
       <w:r>
@@ -6268,14 +6675,14 @@
       <w:pPr>
         <w:pStyle w:val="Heading2"/>
       </w:pPr>
-      <w:bookmarkStart w:id="18" w:name="_Toc243479353"/>
+      <w:bookmarkStart w:id="20" w:name="_Toc244186384"/>
       <w:r>
         <w:rPr>
           <w:b w:val="0"/>
         </w:rPr>
         <w:t>Filtres temporels et dérive</w:t>
       </w:r>
-      <w:bookmarkEnd w:id="18"/>
+      <w:bookmarkEnd w:id="20"/>
     </w:p>
     <w:p>
       <w:r>
@@ -6298,7 +6705,7 @@
       <w:pPr>
         <w:pStyle w:val="Heading1"/>
       </w:pPr>
-      <w:bookmarkStart w:id="19" w:name="_Toc243479354"/>
+      <w:bookmarkStart w:id="21" w:name="_Toc244186385"/>
       <w:r>
         <w:rPr>
           <w:b w:val="0"/>
@@ -6306,7 +6713,7 @@
         <w:lastRenderedPageBreak/>
         <w:t>10 Examiner PCA, ICA et régresseurs</w:t>
       </w:r>
-      <w:bookmarkEnd w:id="19"/>
+      <w:bookmarkEnd w:id="21"/>
     </w:p>
     <w:p>
       <w:pPr>
@@ -6326,7 +6733,7 @@
           <w:noProof/>
         </w:rPr>
         <w:drawing>
-          <wp:inline distT="0" distB="0" distL="0" distR="0" wp14:anchorId="19D91E0C" wp14:editId="396265C3">
+          <wp:inline distT="0" distB="0" distL="0" distR="0" wp14:anchorId="54C68EA8" wp14:editId="605BA842">
             <wp:extent cx="9464040" cy="6309360"/>
             <wp:effectExtent l="0" t="0" r="0" b="0"/>
             <wp:docPr id="6" name="Picture 6" descr="PCA component review"/>
@@ -6377,10 +6784,7 @@
     <w:p>
       <w:r>
         <w:lastRenderedPageBreak/>
-        <w:t xml:space="preserve">La PCA recherche des motifs orthogonaux de variance. Une composante combine un motif spatial et un profil temporel ; son </w:t>
-      </w:r>
-      <w:r>
-        <w:t>rang décrit la variance expliquée, pas son identité biologique. PC1 n’est pas automatiquement un artéfact. L’ICA recherche des motifs statistiquement indépendants et nécessite ses propres vérifications de convergence et d’interprétation.</w:t>
+        <w:t>La PCA recherche des motifs orthogonaux de variance. Une composante combine un motif spatial et un profil temporel ; son rang décrit la variance expliquée, pas son identité biologique. PC1 n’est pas automatiquement un artéfact. L’ICA recherche des motifs statistiquement indépendants et nécessite ses propres vérifications de convergence et d’interprétation.</w:t>
       </w:r>
     </w:p>
     <w:p>
@@ -6389,10 +6793,7 @@
         <w:ind w:left="317" w:hanging="259"/>
       </w:pPr>
       <w:r>
-        <w:t xml:space="preserve">1. </w:t>
-      </w:r>
-      <w:r>
-        <w:t>Confirmez le domaine spatial et la méthode d’estimation dans l’interface des composantes.</w:t>
+        <w:t>1. Confirmez le domaine spatial et la méthode d’estimation dans l’interface des composantes.</w:t>
       </w:r>
     </w:p>
     <w:p>
@@ -6401,10 +6802,7 @@
         <w:ind w:left="317" w:hanging="259"/>
       </w:pPr>
       <w:r>
-        <w:t xml:space="preserve">2. </w:t>
-      </w:r>
-      <w:r>
-        <w:t>Examinez la courbe temporelle de la composante et les informations spatiales disponibles.</w:t>
+        <w:t>2. Examinez la courbe temporelle de la composante et les informations spatiales disponibles.</w:t>
       </w:r>
     </w:p>
     <w:p>
@@ -6413,10 +6811,7 @@
         <w:ind w:left="317" w:hanging="259"/>
       </w:pPr>
       <w:r>
-        <w:t xml:space="preserve">3. </w:t>
-      </w:r>
-      <w:r>
-        <w:t>Comparez sa chronologie au mouvement, aux événements d’acquisition, à la physiologie et à la stimulation.</w:t>
+        <w:t>3. Comparez sa chronologie au mouvement, aux événements d’acquisition, à la physiologie et à la stimulation.</w:t>
       </w:r>
     </w:p>
     <w:p>
@@ -6425,10 +6820,7 @@
         <w:ind w:left="317" w:hanging="259"/>
       </w:pPr>
       <w:r>
-        <w:t xml:space="preserve">4. </w:t>
-      </w:r>
-      <w:r>
-        <w:t>Ne sélectionnez que des composantes dont le retrait repose sur une justification claire, puis appliquez-le.</w:t>
+        <w:t>4. Ne sélectionnez que des composantes dont le retrait repose sur une justification claire, puis appliquez-le.</w:t>
       </w:r>
     </w:p>
     <w:p>
@@ -6437,10 +6829,7 @@
         <w:ind w:left="317" w:hanging="259"/>
       </w:pPr>
       <w:r>
-        <w:t xml:space="preserve">5. </w:t>
-      </w:r>
-      <w:r>
-        <w:t>Laissez le calcul et l’enregistrement se terminer. Comparez image moyenne dérivée, courbes brutes représentatives et réponse attendue à l’original.</w:t>
+        <w:t>5. Laissez le calcul et l’enregistrement se terminer. Comparez image moyenne dérivée, courbes brutes représentatives et réponse attendue à l’original.</w:t>
       </w:r>
     </w:p>
     <w:p>
@@ -6452,14 +6841,14 @@
       <w:pPr>
         <w:pStyle w:val="Heading2"/>
       </w:pPr>
-      <w:bookmarkStart w:id="20" w:name="_Toc243479355"/>
+      <w:bookmarkStart w:id="22" w:name="_Toc244186386"/>
       <w:r>
         <w:rPr>
           <w:b w:val="0"/>
         </w:rPr>
         <w:t>Analyse des régresseurs</w:t>
       </w:r>
-      <w:bookmarkEnd w:id="20"/>
+      <w:bookmarkEnd w:id="22"/>
     </w:p>
     <w:p>
       <w:r>
@@ -6471,7 +6860,7 @@
         <w:pStyle w:val="Heading1"/>
         <w:pageBreakBefore/>
       </w:pPr>
-      <w:bookmarkStart w:id="21" w:name="_Toc243479356"/>
+      <w:bookmarkStart w:id="23" w:name="_Toc244186387"/>
       <w:r>
         <w:rPr>
           <w:b w:val="0"/>
@@ -6479,7 +6868,7 @@
         <w:lastRenderedPageBreak/>
         <w:t>11 Définir les fenêtres de référence et de signal</w:t>
       </w:r>
-      <w:bookmarkEnd w:id="21"/>
+      <w:bookmarkEnd w:id="23"/>
     </w:p>
     <w:p>
       <w:r>
@@ -6631,10 +7020,7 @@
               <w:jc w:val="left"/>
             </w:pPr>
             <w:r>
-              <w:t xml:space="preserve">Secondes dans la vue temporelle </w:t>
-            </w:r>
-            <w:r>
-              <w:t>normale ; vérifier tout mode image/volume</w:t>
+              <w:t>Secondes dans la vue temporelle normale ; vérifier tout mode image/volume</w:t>
             </w:r>
           </w:p>
         </w:tc>
@@ -6852,7 +7238,7 @@
       <w:pPr>
         <w:pStyle w:val="Heading1"/>
       </w:pPr>
-      <w:bookmarkStart w:id="22" w:name="_Toc243479357"/>
+      <w:bookmarkStart w:id="24" w:name="_Toc244186388"/>
       <w:r>
         <w:rPr>
           <w:b w:val="0"/>
@@ -6860,7 +7246,7 @@
         <w:lastRenderedPageBreak/>
         <w:t>12 Utiliser SCM GUI et des ROI fixes</w:t>
       </w:r>
-      <w:bookmarkEnd w:id="22"/>
+      <w:bookmarkEnd w:id="24"/>
     </w:p>
     <w:p>
       <w:pPr>
@@ -6880,7 +7266,7 @@
           <w:noProof/>
         </w:rPr>
         <w:drawing>
-          <wp:inline distT="0" distB="0" distL="0" distR="0" wp14:anchorId="0EE6B48C" wp14:editId="43A91602">
+          <wp:inline distT="0" distB="0" distL="0" distR="0" wp14:anchorId="3752D507" wp14:editId="7FC33A57">
             <wp:extent cx="9464040" cy="6309360"/>
             <wp:effectExtent l="0" t="0" r="0" b="0"/>
             <wp:docPr id="9" name="Picture 9" descr="SCM ROI and time course"/>
@@ -6935,10 +7321,7 @@
       </w:pPr>
       <w:r>
         <w:lastRenderedPageBreak/>
-        <w:t xml:space="preserve">1. </w:t>
-      </w:r>
-      <w:r>
-        <w:t xml:space="preserve">Ouvrez </w:t>
+        <w:t xml:space="preserve">1. Ouvrez </w:t>
       </w:r>
       <w:r>
         <w:rPr>
@@ -6956,10 +7339,7 @@
         <w:ind w:left="317" w:hanging="259"/>
       </w:pPr>
       <w:r>
-        <w:t xml:space="preserve">2. </w:t>
-      </w:r>
-      <w:r>
-        <w:t>Confirmez la coupe affichée et les fenêtres de référence et de signal.</w:t>
+        <w:t>2. Confirmez la coupe affichée et les fenêtres de référence et de signal.</w:t>
       </w:r>
     </w:p>
     <w:p>
@@ -6968,10 +7348,7 @@
         <w:ind w:left="317" w:hanging="259"/>
       </w:pPr>
       <w:r>
-        <w:t xml:space="preserve">3. </w:t>
-      </w:r>
-      <w:r>
-        <w:t>Choisissez la politique de signe et une plage de pourcentages pertinente. Réduisez l’opacité si l’anatomie est masquée.</w:t>
+        <w:t>3. Choisissez la politique de signe et une plage de pourcentages pertinente. Réduisez l’opacité si l’anatomie est masquée.</w:t>
       </w:r>
     </w:p>
     <w:p>
@@ -6980,10 +7357,7 @@
         <w:ind w:left="317" w:hanging="259"/>
       </w:pPr>
       <w:r>
-        <w:t xml:space="preserve">4. </w:t>
-      </w:r>
-      <w:r>
-        <w:t xml:space="preserve">Saisissez taille et centre de la ROI, puis utilisez </w:t>
+        <w:t xml:space="preserve">4. Saisissez taille et centre de la ROI, puis utilisez </w:t>
       </w:r>
       <w:r>
         <w:rPr>
@@ -7001,10 +7375,7 @@
         <w:ind w:left="317" w:hanging="259"/>
       </w:pPr>
       <w:r>
-        <w:t xml:space="preserve">5. </w:t>
-      </w:r>
-      <w:r>
-        <w:t>Examinez son contour et sa courbe renseignée, y compris les bandes de référence et de signal.</w:t>
+        <w:t>5. Examinez son contour et sa courbe renseignée, y compris les bandes de référence et de signal.</w:t>
       </w:r>
     </w:p>
     <w:p>
@@ -7013,10 +7384,7 @@
         <w:ind w:left="317" w:hanging="259"/>
       </w:pPr>
       <w:r>
-        <w:t xml:space="preserve">6. </w:t>
-      </w:r>
-      <w:r>
-        <w:t>Enregistrez ou exportez la courbe ROI voulue et ses paramètres.</w:t>
+        <w:t>6. Enregistrez ou exportez la courbe ROI voulue et ses paramètres.</w:t>
       </w:r>
     </w:p>
     <w:p>
@@ -7028,14 +7396,14 @@
       <w:pPr>
         <w:pStyle w:val="Heading2"/>
       </w:pPr>
-      <w:bookmarkStart w:id="23" w:name="_Toc243479358"/>
+      <w:bookmarkStart w:id="25" w:name="_Toc244186389"/>
       <w:r>
         <w:rPr>
           <w:b w:val="0"/>
         </w:rPr>
         <w:t>Fond anatomique et contexte atlas</w:t>
       </w:r>
-      <w:bookmarkEnd w:id="23"/>
+      <w:bookmarkEnd w:id="25"/>
     </w:p>
     <w:p>
       <w:r>
@@ -7085,7 +7453,7 @@
       <w:pPr>
         <w:pStyle w:val="Heading1"/>
       </w:pPr>
-      <w:bookmarkStart w:id="24" w:name="_Toc243479359"/>
+      <w:bookmarkStart w:id="26" w:name="_Toc244186390"/>
       <w:r>
         <w:rPr>
           <w:b w:val="0"/>
@@ -7093,7 +7461,7 @@
         <w:lastRenderedPageBreak/>
         <w:t>13 Dessiner les masques de recherche SCM automatique</w:t>
       </w:r>
-      <w:bookmarkEnd w:id="24"/>
+      <w:bookmarkEnd w:id="26"/>
     </w:p>
     <w:p>
       <w:pPr>
@@ -7113,7 +7481,7 @@
           <w:noProof/>
         </w:rPr>
         <w:drawing>
-          <wp:inline distT="0" distB="0" distL="0" distR="0" wp14:anchorId="48BE1894" wp14:editId="3FC1B50A">
+          <wp:inline distT="0" distB="0" distL="0" distR="0" wp14:anchorId="7FA222C6" wp14:editId="0A1CF9D9">
             <wp:extent cx="9464040" cy="6309360"/>
             <wp:effectExtent l="0" t="0" r="0" b="0"/>
             <wp:docPr id="12" name="Picture 12" descr="Target and Control painting"/>
@@ -7168,10 +7536,7 @@
       </w:pPr>
       <w:r>
         <w:lastRenderedPageBreak/>
-        <w:t xml:space="preserve">1. </w:t>
-      </w:r>
-      <w:r>
-        <w:t xml:space="preserve">Ouvrez </w:t>
+        <w:t xml:space="preserve">1. Ouvrez </w:t>
       </w:r>
       <w:r>
         <w:rPr>
@@ -7180,7 +7545,7 @@
         <w:t>Automatic analysis</w:t>
       </w:r>
       <w:r>
-        <w:t xml:space="preserve">puis </w:t>
+        <w:t xml:space="preserve"> puis </w:t>
       </w:r>
       <w:r>
         <w:rPr>
@@ -7198,10 +7563,7 @@
         <w:ind w:left="317" w:hanging="259"/>
       </w:pPr>
       <w:r>
-        <w:t xml:space="preserve">2. </w:t>
-      </w:r>
-      <w:r>
-        <w:t>Choisissez pixels carrés, taille physique X/Y ou région atlas entière. Le mode région entière nécessite des étiquettes atlas nommées.</w:t>
+        <w:t>2. Choisissez pixels carrés, taille physique X/Y ou région atlas entière. Le mode région entière nécessite des étiquettes atlas nommées.</w:t>
       </w:r>
     </w:p>
     <w:p>
@@ -7210,10 +7572,7 @@
         <w:ind w:left="317" w:hanging="259"/>
       </w:pPr>
       <w:r>
-        <w:t xml:space="preserve">3. </w:t>
-      </w:r>
-      <w:r>
-        <w:t>Saisissez début, fin et durée du plateau en minutes par acquisition. Une durée nulle utilise tout l’intervalle ; une durée positive recherche des fenêtres complètes à l’intérieur.</w:t>
+        <w:t>3. Saisissez début, fin et durée du plateau en minutes par acquisition. Une durée nulle utilise tout l’intervalle ; une durée positive recherche des fenêtres complètes à l’intérieur.</w:t>
       </w:r>
     </w:p>
     <w:p>
@@ -7222,10 +7581,7 @@
         <w:ind w:left="317" w:hanging="259"/>
       </w:pPr>
       <w:r>
-        <w:t xml:space="preserve">4. </w:t>
-      </w:r>
-      <w:r>
-        <w:t>Choisissez Target, Control ou les deux, puis confirmez leur côté dans l’image et la colonne de séparation.</w:t>
+        <w:t>4. Choisissez Target, Control ou les deux, puis confirmez leur côté dans l’image et la colonne de séparation.</w:t>
       </w:r>
     </w:p>
     <w:p>
@@ -7234,10 +7590,7 @@
         <w:ind w:left="317" w:hanging="259"/>
       </w:pPr>
       <w:r>
-        <w:t xml:space="preserve">5. </w:t>
-      </w:r>
-      <w:r>
-        <w:t>Choisissez au besoin régions atlas, couverture, rectangle et plage de coupes.</w:t>
+        <w:t>5. Choisissez au besoin régions atlas, couverture, rectangle et plage de coupes.</w:t>
       </w:r>
     </w:p>
     <w:p>
@@ -7246,10 +7599,7 @@
         <w:ind w:left="317" w:hanging="259"/>
       </w:pPr>
       <w:r>
-        <w:t xml:space="preserve">6. </w:t>
-      </w:r>
-      <w:r>
-        <w:t xml:space="preserve">Peignez la restriction voulue, vérifiez-la, puis cliquez sur </w:t>
+        <w:t xml:space="preserve">6. Peignez la restriction voulue, vérifiez-la, puis cliquez sur </w:t>
       </w:r>
       <w:r>
         <w:rPr>
@@ -7265,14 +7615,14 @@
       <w:pPr>
         <w:pStyle w:val="Heading2"/>
       </w:pPr>
-      <w:bookmarkStart w:id="25" w:name="_Toc243479360"/>
+      <w:bookmarkStart w:id="27" w:name="_Toc244186391"/>
       <w:r>
         <w:rPr>
           <w:b w:val="0"/>
         </w:rPr>
         <w:t>Lire le domaine peint</w:t>
       </w:r>
-      <w:bookmarkEnd w:id="25"/>
+      <w:bookmarkEnd w:id="27"/>
     </w:p>
     <w:p>
       <w:r>
@@ -7306,18 +7656,64 @@
       <w:pPr>
         <w:pStyle w:val="Heading2"/>
       </w:pPr>
-      <w:bookmarkStart w:id="26" w:name="_Toc243479361"/>
+      <w:bookmarkStart w:id="28" w:name="_Toc244186392"/>
       <w:r>
         <w:rPr>
           <w:b w:val="0"/>
         </w:rPr>
         <w:t>Examiner les candidats et exporter</w:t>
       </w:r>
-      <w:bookmarkEnd w:id="26"/>
+      <w:bookmarkEnd w:id="28"/>
     </w:p>
     <w:p>
       <w:r>
         <w:t>Cliquez sur une ligne candidate pour examiner contour et courbe. Les cases déterminent l’exportation ; elles ne demandent pas elles-mêmes une nouvelle courbe. Considérez les maxima comme exploratoires sauf sélection indépendante de la réponse mesurée. Exportez l’ensemble souhaité par rôle, ajoutez une note et gardez paramètres, journal d’audit et fichiers annexes ensemble. Le mode région entière respecte encore peinture et bornes restrictives.</w:t>
+      </w:r>
+    </w:p>
+    <w:p>
+      <w:pPr>
+        <w:pStyle w:val="Heading2"/>
+      </w:pPr>
+      <w:bookmarkStart w:id="29" w:name="b_update_ranking_title"/>
+      <w:bookmarkStart w:id="30" w:name="_Toc244186393"/>
+      <w:bookmarkEnd w:id="29"/>
+      <w:r>
+        <w:rPr>
+          <w:b w:val="0"/>
+        </w:rPr>
+        <w:t>Classer les régions complètes de l’atlas sur plusieurs coupes</w:t>
+      </w:r>
+      <w:bookmarkEnd w:id="30"/>
+    </w:p>
+    <w:p>
+      <w:r>
+        <w:t>Dans SCM GUI &gt; Automatic analysis, choisissez Atlas: rank whole regions across slices. Définissez l’intervalle du signal, les coupes acquises à explorer et le nombre de meilleures régions Target et Control ; 0 inclut toutes les régions. Ce mode utilise les étiquettes régionales entières d’un atlas standard ou LightSuite recalé, même lorsque l’histologie ou l’anatomie vasculaire est affichée.</w:t>
+      </w:r>
+    </w:p>
+    <w:p>
+      <w:r>
+        <w:lastRenderedPageBreak/>
+        <w:t>Choisissez des côtés distincts de l’image et le côté Target, ou réunissez les deux côtés. Draw midline définit une séparation droite ou oblique sur les coupes explorées ; Remove / combine sides retire cette limite. Ces réglages désignent les côtés affichés de l’image, sans inférence automatique de la latéralité anatomique. Les restrictions de taille des ROI, de pinceau et de rectangle de recherche ne s’appliquent pas à ce mode portant sur des régions entières.</w:t>
+      </w:r>
+    </w:p>
+    <w:p>
+      <w:r>
+        <w:t>Classez selon la moyenne de l’intervalle ou le pic de chaque courbe régionale moyenne, en sélectionnant les augmentations, diminutions ou variations absolues. Chaque courbe régionale moyenne un ensemble fixe de voxels admissibles sur les coupes sélectionnées. Les voxels doivent avoir une référence valide et des valeurs finies sur tout l’intervalle du signal. La couverture utilisable minimale vaut 75 % par défaut et peut être réglée de 75 % à 100 % ; elle concerne les voxels étiquetés des coupes acquises, et non l’atlas de référence complet.</w:t>
+      </w:r>
+    </w:p>
+    <w:p>
+      <w:r>
+        <w:t>Le tableau présente les noms des régions, la variation signée du signal, le rang, le nombre de voxels, l’étendue des coupes et la couverture utilisable. Cliquez sur une ligne pour afficher sa coupe, son contour régional et sa courbe. Les cases Mark / export sont initialement décochées. Les contours pointillés sont des aperçus temporaires ; les contours continus indiquent les régions sélectionnées. Modifiez Role pour réattribuer Target ou Control et utilisez Clear selection pour annuler la sélection.</w:t>
+      </w:r>
+    </w:p>
+    <w:p>
+      <w:r>
+        <w:t>Pair same region on opposite side affiche la région correspondante de l’atlas avec le même enregistrement, les mêmes fenêtres du signal et de référence et les mêmes coupes. Cocher une Target retient sa Control correspondante ; la décocher libère cette sélection automatique, sauf si la Control a été sélectionnée indépendamment. Une couverture manquante est signalée plutôt que remplacée par une autre région. Les Controls correspondantes restent disponibles même au-delà du seuil des N meilleures Controls. Cet appariement d’affichage et de sélection ne choisit pas de test statistique.</w:t>
+      </w:r>
+    </w:p>
+    <w:p>
+      <w:r>
+        <w:t>Export tables + curves enregistre des résumés et courbes temporelles CSV ainsi qu’un fichier d’audit MAT contenant réglages, provenance de l’atlas et des sources, régions omises et indices fixes des voxels. Les exports TXT et bundles habituels des ROI cochées conservent les régions sélectionnées et les rôles modifiés. Les enregistrements attachés sont classés séparément avec des temps relatifs à chacun ; les enregistrements trop courts sont signalés sans réduire l’intervalle demandé. Le classement est exploratoire et n’établit pas la significativité statistique.</w:t>
       </w:r>
     </w:p>
     <w:p>
@@ -7325,7 +7721,7 @@
         <w:pStyle w:val="Heading1"/>
         <w:pageBreakBefore/>
       </w:pPr>
-      <w:bookmarkStart w:id="27" w:name="_Toc243479362"/>
+      <w:bookmarkStart w:id="31" w:name="_Toc244186394"/>
       <w:r>
         <w:rPr>
           <w:b w:val="0"/>
@@ -7333,24 +7729,44 @@
         <w:lastRenderedPageBreak/>
         <w:t>14 Préparer masques et recalage atlas</w:t>
       </w:r>
-      <w:bookmarkEnd w:id="27"/>
+      <w:bookmarkEnd w:id="31"/>
     </w:p>
     <w:p>
       <w:pPr>
         <w:pStyle w:val="Heading2"/>
       </w:pPr>
-      <w:bookmarkStart w:id="28" w:name="_Toc243479363"/>
+      <w:bookmarkStart w:id="32" w:name="_Toc244186395"/>
       <w:r>
         <w:rPr>
           <w:b w:val="0"/>
         </w:rPr>
         <w:t>Mask Editor</w:t>
       </w:r>
-      <w:bookmarkEnd w:id="28"/>
+      <w:bookmarkEnd w:id="32"/>
     </w:p>
     <w:p>
       <w:r>
         <w:t>Sélectionnez la cible du masque avant de dessiner : anatomie/cerveau et superposition fonctionnelle peuvent servir des objectifs différents. Confirmez la convention inclusion/exclusion, examinez l’aperçu conservé/exclu et enregistrez les objets nécessaires. Masque d’affichage et appartenance à la recherche atlas ne sont pas interchangeables.</w:t>
+      </w:r>
+    </w:p>
+    <w:p>
+      <w:pPr>
+        <w:pStyle w:val="Heading2"/>
+      </w:pPr>
+      <w:bookmarkStart w:id="33" w:name="b_update_mask_title"/>
+      <w:bookmarkStart w:id="34" w:name="_Toc244186396"/>
+      <w:bookmarkEnd w:id="33"/>
+      <w:r>
+        <w:rPr>
+          <w:b w:val="0"/>
+        </w:rPr>
+        <w:t>Masques géométriques pour les sondes volumiques</w:t>
+      </w:r>
+      <w:bookmarkEnd w:id="34"/>
+    </w:p>
+    <w:p>
+      <w:r>
+        <w:t>Dans Mask Editor, Auto: Rectangular (3D probe) propose une couverture à bords droits ; Auto: Ellipse (rounded) propose une forme ovale et Anatomical (intensity) suit l’enveloppe Doppler. Vérifiez et redimensionnez l’aperçu avant de l’appliquer. Les masques de superposition utilisent par défaut Follow slice size et s’adaptent à chaque coupe ; désactivez cette option pour un rectangle fixe. Les masques d’arrière-plan ont une géométrie fixe par défaut. Smooth: All slices traite chaque plan indépendamment, tandis que Current slice limite l’opération. Les coupes vides restent vides et un masque cérébral existant limite le lissage de la superposition. Apply mask actualise l’éditeur ; SAVE UNDERLAY / OVERLAY / BOTH enregistre le résultat.</w:t>
       </w:r>
     </w:p>
     <w:p>
@@ -7369,7 +7785,7 @@
       <w:pPr>
         <w:pStyle w:val="Heading2"/>
       </w:pPr>
-      <w:bookmarkStart w:id="29" w:name="_Toc243479364"/>
+      <w:bookmarkStart w:id="35" w:name="_Toc244186397"/>
       <w:r>
         <w:rPr>
           <w:b w:val="0"/>
@@ -7377,7 +7793,7 @@
         <w:lastRenderedPageBreak/>
         <w:t>Recaler un plan source 2D</w:t>
       </w:r>
-      <w:bookmarkEnd w:id="29"/>
+      <w:bookmarkEnd w:id="35"/>
     </w:p>
     <w:p>
       <w:pPr>
@@ -7397,7 +7813,7 @@
           <w:noProof/>
         </w:rPr>
         <w:drawing>
-          <wp:inline distT="0" distB="0" distL="0" distR="0" wp14:anchorId="054B2138" wp14:editId="2E4619FE">
+          <wp:inline distT="0" distB="0" distL="0" distR="0" wp14:anchorId="14A9AD50" wp14:editId="4C6A815F">
             <wp:extent cx="9464040" cy="6309360"/>
             <wp:effectExtent l="0" t="0" r="0" b="0"/>
             <wp:docPr id="15" name="Picture 15" descr="Coronal registration controls"/>
@@ -7452,10 +7868,7 @@
       </w:pPr>
       <w:r>
         <w:lastRenderedPageBreak/>
-        <w:t xml:space="preserve">1. </w:t>
-      </w:r>
-      <w:r>
-        <w:t>Ouvrez le recalage coronal 2D de la coupe source choisie.</w:t>
+        <w:t>1. Ouvrez le recalage coronal 2D de la coupe source choisie.</w:t>
       </w:r>
     </w:p>
     <w:p>
@@ -7464,13 +7877,7 @@
         <w:ind w:left="317" w:hanging="259"/>
       </w:pPr>
       <w:r>
-        <w:t xml:space="preserve">2. </w:t>
-      </w:r>
-      <w:r>
-        <w:t xml:space="preserve">Confirmez orientation et latéralité avec les </w:t>
-      </w:r>
-      <w:r>
-        <w:t>documents d’acquisition.</w:t>
+        <w:t>2. Confirmez orientation et latéralité avec les documents d’acquisition.</w:t>
       </w:r>
     </w:p>
     <w:p>
@@ -7479,10 +7886,7 @@
         <w:ind w:left="317" w:hanging="259"/>
       </w:pPr>
       <w:r>
-        <w:t xml:space="preserve">3. </w:t>
-      </w:r>
-      <w:r>
-        <w:t>Choisissez le plan atlas correspondant et ajustez-le avec plusieurs repères.</w:t>
+        <w:t>3. Choisissez le plan atlas correspondant et ajustez-le avec plusieurs repères.</w:t>
       </w:r>
     </w:p>
     <w:p>
@@ -7491,10 +7895,7 @@
         <w:ind w:left="317" w:hanging="259"/>
       </w:pPr>
       <w:r>
-        <w:t xml:space="preserve">4. </w:t>
-      </w:r>
-      <w:r>
-        <w:t>Inspectez les limites et les correspondances vasculaires/anatomiques dans tout le champ.</w:t>
+        <w:t>4. Inspectez les limites et les correspondances vasculaires/anatomiques dans tout le champ.</w:t>
       </w:r>
     </w:p>
     <w:p>
@@ -7503,10 +7904,7 @@
         <w:ind w:left="317" w:hanging="259"/>
       </w:pPr>
       <w:r>
-        <w:t xml:space="preserve">5. </w:t>
-      </w:r>
-      <w:r>
-        <w:t>Enregistrez explicitement. Gardez ensemble le dossier Slice daté, les transformations et les fonds.</w:t>
+        <w:t>5. Enregistrez explicitement. Gardez ensemble le dossier Slice daté, les transformations et les fonds.</w:t>
       </w:r>
     </w:p>
     <w:p>
@@ -7515,10 +7913,7 @@
         <w:ind w:left="317" w:hanging="259"/>
       </w:pPr>
       <w:r>
-        <w:t xml:space="preserve">6. </w:t>
-      </w:r>
-      <w:r>
-        <w:t xml:space="preserve">Rouvrez cet ensemble avec </w:t>
+        <w:t xml:space="preserve">6. Rouvrez cet ensemble avec </w:t>
       </w:r>
       <w:r>
         <w:rPr>
@@ -7539,16 +7934,16 @@
       <w:pPr>
         <w:pStyle w:val="Heading2"/>
       </w:pPr>
-      <w:bookmarkStart w:id="30" w:name="b_lightsuite_guide"/>
-      <w:bookmarkStart w:id="31" w:name="_Toc243479365"/>
-      <w:bookmarkEnd w:id="30"/>
+      <w:bookmarkStart w:id="36" w:name="b_lightsuite_guide"/>
+      <w:bookmarkStart w:id="37" w:name="_Toc244186398"/>
+      <w:bookmarkEnd w:id="36"/>
       <w:r>
         <w:rPr>
           <w:b w:val="0"/>
         </w:rPr>
         <w:t>Recalage guidé sur atlas avec LightSuite</w:t>
       </w:r>
-      <w:bookmarkEnd w:id="31"/>
+      <w:bookmarkEnd w:id="37"/>
     </w:p>
     <w:p>
       <w:r>
@@ -7577,10 +7972,7 @@
         <w:ind w:left="317" w:hanging="259"/>
       </w:pPr>
       <w:r>
-        <w:t xml:space="preserve">1. </w:t>
-      </w:r>
-      <w:r>
-        <w:t>1 Prepare + start : créer une anatomie médiane de l’enregistrement Doppler courant dans sa géométrie originale. Ne pas préparer le recalage avec un film de variations en pourcentage.</w:t>
+        <w:t>1. 1 Prepare + start : créer une anatomie médiane de l’enregistrement Doppler courant dans sa géométrie originale. Ne pas préparer le recalage avec un film de variations en pourcentage.</w:t>
       </w:r>
     </w:p>
     <w:p>
@@ -7589,10 +7981,7 @@
         <w:ind w:left="317" w:hanging="259"/>
       </w:pPr>
       <w:r>
-        <w:t xml:space="preserve">2. </w:t>
-      </w:r>
-      <w:r>
-        <w:t>2 Confirm orientation : comparer échantillon et atlas vasculaire ; confirmer AP, DV, ML et latéralité. Fermer laisse l’étape non confirmée.</w:t>
+        <w:t>2. 2 Confirm orientation : comparer échantillon et atlas vasculaire ; confirmer AP, DV, ML et latéralité. Fermer laisse l’étape non confirmée.</w:t>
       </w:r>
     </w:p>
     <w:p>
@@ -7601,10 +7990,7 @@
         <w:ind w:left="317" w:hanging="259"/>
       </w:pPr>
       <w:r>
-        <w:t xml:space="preserve">3. </w:t>
-      </w:r>
-      <w:r>
-        <w:t>3 Edit landmarks : répartir des correspondances fiables dans le volume acquis ; compléter ou annuler chaque paire en attente avant d’enregistrer.</w:t>
+        <w:t>3. 3 Edit landmarks : répartir des correspondances fiables dans le volume acquis ; compléter ou annuler chaque paire en attente avant d’enregistrer.</w:t>
       </w:r>
     </w:p>
     <w:p>
@@ -7613,10 +7999,7 @@
         <w:ind w:left="317" w:hanging="259"/>
       </w:pPr>
       <w:r>
-        <w:t xml:space="preserve">4. </w:t>
-      </w:r>
-      <w:r>
-        <w:t>4 Fit registration : ajustements affine et B-spline avec progression par phase et itération. Paramètres fUS par défaut : grille B-spline de 1,6 mm et poids des repères de 0,1.</w:t>
+        <w:t>4. 4 Fit registration : ajustements affine et B-spline avec progression par phase et itération. Paramètres fUS par défaut : grille B-spline de 1,6 mm et poids des repères de 0,1.</w:t>
       </w:r>
     </w:p>
     <w:p>
@@ -7625,10 +8008,7 @@
         <w:ind w:left="317" w:hanging="259"/>
       </w:pPr>
       <w:r>
-        <w:t xml:space="preserve">5. </w:t>
-      </w:r>
-      <w:r>
-        <w:t>5 Review + accept : comparer vaisseaux, limites et couverture sur plusieurs coupes coronales, horizontales et sagittales. Rejeter ou fermer ne déclenche pas d’export.</w:t>
+        <w:t>5. 5 Review + accept : comparer vaisseaux, limites et couverture sur plusieurs coupes coronales, horizontales et sagittales. Rejeter ou fermer ne déclenche pas d’export.</w:t>
       </w:r>
     </w:p>
     <w:p>
@@ -7637,10 +8017,7 @@
         <w:ind w:left="317" w:hanging="259"/>
       </w:pPr>
       <w:r>
-        <w:t xml:space="preserve">6. </w:t>
-      </w:r>
-      <w:r>
-        <w:t>6 Save all outputs : l’acceptation enregistre automatiquement anatomie transformée, labels natifs, fonds vasculaires/histologiques disponibles et masques modifiables. SAVED indique le dossier de sortie.</w:t>
+        <w:t>6. 6 Save all outputs : l’acceptation enregistre automatiquement anatomie transformée, labels natifs, fonds vasculaires/histologiques disponibles et masques modifiables. SAVED indique le dossier de sortie.</w:t>
       </w:r>
     </w:p>
     <w:p>
@@ -7663,8 +8040,8 @@
         <w:lastRenderedPageBreak/>
         <w:t>Espace guidé LightSuite</w:t>
       </w:r>
-      <w:bookmarkStart w:id="32" w:name="b_lightsuite_guided_workspace"/>
-      <w:bookmarkEnd w:id="32"/>
+      <w:bookmarkStart w:id="38" w:name="b_lightsuite_guided_workspace"/>
+      <w:bookmarkEnd w:id="38"/>
     </w:p>
     <w:p>
       <w:pPr>
@@ -7676,7 +8053,7 @@
           <w:noProof/>
         </w:rPr>
         <w:drawing>
-          <wp:inline distT="0" distB="0" distL="0" distR="0" wp14:anchorId="525FE509" wp14:editId="43E27A36">
+          <wp:inline distT="0" distB="0" distL="0" distR="0" wp14:anchorId="2CF1F2E7" wp14:editId="59005624">
             <wp:extent cx="8310994" cy="6309359"/>
             <wp:effectExtent l="0" t="0" r="0" b="0"/>
             <wp:docPr id="18" name="Picture 18" descr="Espace guidé LightSuite"/>
@@ -7714,10 +8091,7 @@
     </w:p>
     <w:p>
       <w:r>
-        <w:t xml:space="preserve">Interface réelle avec identifiants d’exemple anonymisés. Les boutons numérotés </w:t>
-      </w:r>
-      <w:r>
-        <w:t>colorés exécutent les analyses et l’étape courante est mise en évidence. Le vert enregistre les résultats ; le bleu Help ouvre les instructions. Cet exemple d’interface n’est pas un recalage accepté.</w:t>
+        <w:t>Interface réelle avec identifiants d’exemple anonymisés. Les boutons numérotés colorés exécutent les analyses et l’étape courante est mise en évidence. Le vert enregistre les résultats ; le bleu Help ouvre les instructions. Cet exemple d’interface n’est pas un recalage accepté.</w:t>
       </w:r>
     </w:p>
     <w:p>
@@ -7736,20 +8110,45 @@
       <w:pPr>
         <w:pStyle w:val="Heading3"/>
       </w:pPr>
+      <w:bookmarkStart w:id="39" w:name="b_update_ls_setup_title"/>
+      <w:bookmarkEnd w:id="39"/>
       <w:r>
         <w:rPr>
           <w:b w:val="0"/>
         </w:rPr>
         <w:lastRenderedPageBreak/>
+        <w:t>Vérifier les dépendances et la géométrie de l’enregistrement</w:t>
+      </w:r>
+    </w:p>
+    <w:p>
+      <w:r>
+        <w:t>Dependencies &gt; Install / complete setup installe les dépendances open source Windows prises en charge hors de la boîte à outils, dans deConfUSIon_ExternalTools. L’installateur conserve les licences originales, n’installe pas de produits MATLAB sous licence et ne modifie pas le chemin MATLAB global. LightSuite nécessite MATLAB R2022b ou ultérieur et les toolboxes indiquées ; la référence documentée de deConfUSIon reste R2023b. L’import CZI exige aussi BioformatsImage et OME Bio-Formats, contrairement au TIFF. Les cartes corticales aplaties ne sont pas activées dans cet adaptateur.</w:t>
+      </w:r>
+    </w:p>
+    <w:p>
+      <w:r>
+        <w:t>Le champ Recording peut utiliser le jeu de données actif de Studio, y compris son résultat de traitement en mémoire. Vérifiez que l’entrée est une anatomie Doppler et non une séquence de variations en pourcentage. Les espacements sont lus dans les métadonnées prises en charge et les profils de beamforming vérifiés ; leur source est indiquée dans l’état. Les en-têtes non pris en charge nécessitent des espacements mesurés en millimètres suivant les dimensions d’origine du tableau. L’ordre de grandeur d’une valeur ne définit jamais son unité. Confirmez l’orientation signée selon AP, DV et ML ; fermer la confirmation annule cette étape.</w:t>
+      </w:r>
+    </w:p>
+    <w:p>
+      <w:r>
+        <w:t>Load edited underlay... ouvre le dossier Visualization de l’enregistrement et accepte un bundle MAT de Mask Editor sur la même grille native. Il modifie l’anatomie affichée pour placer les repères ; l’ajustement conserve le modèle anatomique d’origine et les coordonnées natives. Mask Editor standard est le contraste par défaut pour les repères. Sample contrast, Atlas contrast et Atlas opacity ne modifient que l’affichage. Complétez ou annulez les paires de points en attente avant d’enregistrer.</w:t>
+      </w:r>
+    </w:p>
+    <w:p>
+      <w:pPr>
+        <w:pStyle w:val="Heading3"/>
+      </w:pPr>
+      <w:r>
+        <w:rPr>
+          <w:b w:val="0"/>
+        </w:rPr>
         <w:t>Choisir et modifier des repères fiables</w:t>
       </w:r>
     </w:p>
     <w:p>
       <w:r>
-        <w:t xml:space="preserve">Privilégiez des bifurcations et jonctions vasculaires distinctives </w:t>
-      </w:r>
-      <w:r>
-        <w:t>identifiables dans l’échantillon et l’atlas. Ligne médiane, limites ventriculaires et contours cérébraux nets peuvent aider. Vérifiez les structures dans plusieurs vues ; répartissez les paires en AP, DV, ML et dans les deux hémisphères acquis. Ne forcez pas de correspondance hors couverture.</w:t>
+        <w:t>Privilégiez des bifurcations et jonctions vasculaires distinctives identifiables dans l’échantillon et l’atlas. Ligne médiane, limites ventriculaires et contours cérébraux nets peuvent aider. Vérifiez les structures dans plusieurs vues ; répartissez les paires en AP, DV, ML et dans les deux hémisphères acquis. Ne forcez pas de correspondance hors couverture.</w:t>
       </w:r>
     </w:p>
     <w:p>
@@ -7764,6 +8163,7 @@
     </w:p>
     <w:p>
       <w:r>
+        <w:lastRenderedPageBreak/>
         <w:t>BUSY nomme l’opération ; READY indique que l’éditeur accepte les actions. UNSAVED CHANGES et PENDING POINT se distinguent de SAVED avec l’heure. Les messages importants de Command Window indiquent phase en gras, heure, animal, scan et chemin. Modifier les points ne recalcule pas le contraste de l’image.</w:t>
       </w:r>
     </w:p>
@@ -7787,8 +8187,8 @@
         <w:lastRenderedPageBreak/>
         <w:t>Éditeur de repères avec état d’enregistrement et activité</w:t>
       </w:r>
-      <w:bookmarkStart w:id="33" w:name="b_lightsuite_landmark_editor"/>
-      <w:bookmarkEnd w:id="33"/>
+      <w:bookmarkStart w:id="40" w:name="b_lightsuite_landmark_editor"/>
+      <w:bookmarkEnd w:id="40"/>
     </w:p>
     <w:p>
       <w:pPr>
@@ -7800,7 +8200,7 @@
           <w:noProof/>
         </w:rPr>
         <w:drawing>
-          <wp:inline distT="0" distB="0" distL="0" distR="0" wp14:anchorId="627751B1" wp14:editId="1685D89B">
+          <wp:inline distT="0" distB="0" distL="0" distR="0" wp14:anchorId="7CF59531" wp14:editId="74696B23">
             <wp:extent cx="8555271" cy="6309359"/>
             <wp:effectExtent l="0" t="0" r="0" b="0"/>
             <wp:docPr id="21" name="Picture 21" descr="Éditeur de repères avec état d’enregistrement et activité"/>
@@ -7838,10 +8238,7 @@
     </w:p>
     <w:p>
       <w:r>
-        <w:t xml:space="preserve">Éditeur réel de </w:t>
-      </w:r>
-      <w:r>
-        <w:t>paires avec anatomie Doppler acquise et référence vasculaire publiée. Identifiants anonymisés ; aucune correspondance ou acceptation n’est affirmée. En-tête, état d’enregistrement, activité et Save + continue identifient la tâche courante.</w:t>
+        <w:t>Éditeur réel de paires avec anatomie Doppler acquise et référence vasculaire publiée. Identifiants anonymisés ; aucune correspondance ou acceptation n’est affirmée. En-tête, état d’enregistrement, activité et Save + continue identifient la tâche courante.</w:t>
       </w:r>
     </w:p>
     <w:p>
@@ -7870,10 +8267,7 @@
     </w:p>
     <w:p>
       <w:r>
-        <w:t xml:space="preserve">Dans SCM ou Video, choisissez Underlay &gt; LOAD </w:t>
-      </w:r>
-      <w:r>
-        <w:t>ATLAS &gt; LightSuite folder et le projet. Normal folder charge les recalages standards ; Single file reste disponible. Atlas underlay propose Vascular, Histology et Regions s’ils sont installés et exportés, en conservant données fonctionnelles natives et contexte anatomique.</w:t>
+        <w:t>Dans SCM ou Video, choisissez Underlay &gt; LOAD ATLAS &gt; LightSuite folder et le projet. Normal folder charge les recalages standards ; Single file reste disponible. Atlas underlay propose Vascular, Histology et Regions s’ils sont installés et exportés, en conservant données fonctionnelles natives et contexte anatomique.</w:t>
       </w:r>
     </w:p>
     <w:p>
@@ -7890,16 +8284,45 @@
       <w:pPr>
         <w:pStyle w:val="Heading3"/>
       </w:pPr>
+      <w:bookmarkStart w:id="41" w:name="b_update_ls_versions_title"/>
+      <w:bookmarkEnd w:id="41"/>
       <w:r>
         <w:rPr>
           <w:b w:val="0"/>
         </w:rPr>
+        <w:t>Recaler à nouveau et charger la version exacte enregistrée</w:t>
+      </w:r>
+    </w:p>
+    <w:p>
+      <w:r>
+        <w:t>Open existing project &gt; Re-register (new version) enregistre un nouvel ajustement dans un sous-dossier horodaté Registration_yyyyMMdd_HHmmss_SSS tout en conservant le précédent. Edit copied landmarks conserve des paires modifiables ; Recheck orientation relance la confirmation sans transférer de paires dans un système de coordonnées modifié. Les projets ajustés s’ouvrent en lecture seule. Vérifiez et acceptez le nouvel ajustement, puis chargez cette version exacte dans SCM. Sélectionner un dossier parent contenant plusieurs versions complètes ouvre un choix de version ; les versions incomplètes ne sont pas proposées.</w:t>
+      </w:r>
+    </w:p>
+    <w:p>
+      <w:r>
+        <w:t>Inspectez les superpositions affines et non linéaires dans les vues coronale, horizontale et sagittale, y compris l’anatomie non utilisée pour l’ajustement, les limites acquises et la latéralité. Examinez les résidus enregistrés des repères et leur étendue AP/DV/ML. Une faible erreur aller-retour de l’inverse ou de nombreux repères ne prouvent pas l’exactitude anatomique. Si la vérification numérique échoue, Rebuild inverse + recheck prépare un candidat distinct ; celui-ci ne remplace l’inverse existant que s’il satisfait aux critères inchangés.</w:t>
+      </w:r>
+    </w:p>
+    <w:p>
+      <w:r>
+        <w:t>SCM démarre avec Show atlas outside acquired field décoché. Activez cette option pour examiner toute la référence ; le rectangle pointillé sépare le tissu acquis de l’anatomie de référence seule. Recorded anatomy est disponible si le bundle de masque natif contient le modèle d’origine. Modifier l’arrière-plan, l’étape affine/non linéaire ou l’étendue affichée ne crée pas de couverture fonctionnelle et ne change pas les coordonnées natives des ROI. Conservez le package de recalage complet et utilisez des grilles correspondantes pour charger les régions dans SCM, Video, Mask Editor ou la visionneuse volumique.</w:t>
+      </w:r>
+    </w:p>
+    <w:p>
+      <w:pPr>
+        <w:pStyle w:val="Heading3"/>
+      </w:pPr>
+      <w:r>
+        <w:rPr>
+          <w:b w:val="0"/>
+        </w:rPr>
+        <w:lastRenderedPageBreak/>
         <w:t>Portée de la méthode et interprétation</w:t>
       </w:r>
     </w:p>
     <w:p>
       <w:r>
-        <w:t>Les résultats natifs exigent la grille originale exacte. Recadrage, rééchantillonnage, réorientation ou autre scan nécessitent un recalage adapté. Les projets ajustés sont en lecture seule ; Revise fit in new project modifie les repères en conservant l’ajustement antérieur. Les vérifications numériques inverses ne remplacent pas l’examen anatomique.</w:t>
+        <w:t>Les sorties natives nécessitent la grille de l’enregistrement d’origine. Un recadrage, rééchantillonnage, changement d’orientation ou autre enregistrement exige un recalage approprié. Utilisez un nouveau recalage versionné pour réviser un ajustement sans l’écraser. Les contrôles numériques de l’inverse complètent l’examen anatomique sans le remplacer.</w:t>
       </w:r>
     </w:p>
     <w:p>
@@ -7920,10 +8343,7 @@
     </w:p>
     <w:p>
       <w:r>
-        <w:t xml:space="preserve">Nous remercions </w:t>
-      </w:r>
-      <w:r>
-        <w:t>Dimokratis Karamanlis et tous les coauteurs de LightSuite pour le cadre original, les méthodes et les ressources. Citez leur preprint avec deConfUSIon et les atlas concernés. Publié le 14 octobre 2026, il n’avait pas été évalué par les pairs. Ces captures de l’intégration ne reproduisent aucune figure de l’article.</w:t>
+        <w:t>Nous remercions Dimokratis Karamanlis et tous les coauteurs de LightSuite pour le cadre original, les méthodes et les ressources. Citez leur preprint avec deConfUSIon et les atlas concernés. Publié le 14 octobre 2026, il n’avait pas été évalué par les pairs. Ces captures de l’intégration ne reproduisent aucune figure de l’article.</w:t>
       </w:r>
     </w:p>
     <w:p>
@@ -7939,7 +8359,6 @@
     </w:p>
     <w:p>
       <w:r>
-        <w:lastRenderedPageBreak/>
         <w:t>Brunner et al. (2021). Whole-brain functional ultrasound imaging in awake head-fixed mice. Nature Protocols 16, 3547-3571. doi:10.1038/s41596-021-00548-8. LightSuite resources: Zenodo 21338217 (CC BY 4.0).</w:t>
       </w:r>
     </w:p>
@@ -7971,7 +8390,7 @@
         <w:pStyle w:val="Heading1"/>
         <w:pageBreakBefore/>
       </w:pPr>
-      <w:bookmarkStart w:id="34" w:name="_Toc243479366"/>
+      <w:bookmarkStart w:id="42" w:name="_Toc244186399"/>
       <w:r>
         <w:rPr>
           <w:b w:val="0"/>
@@ -7979,20 +8398,20 @@
         <w:lastRenderedPageBreak/>
         <w:t>15 Inspecter les films et le modèle 3D</w:t>
       </w:r>
-      <w:bookmarkEnd w:id="34"/>
+      <w:bookmarkEnd w:id="42"/>
     </w:p>
     <w:p>
       <w:pPr>
         <w:pStyle w:val="Heading2"/>
       </w:pPr>
-      <w:bookmarkStart w:id="35" w:name="_Toc243479367"/>
+      <w:bookmarkStart w:id="43" w:name="_Toc244186400"/>
       <w:r>
         <w:rPr>
           <w:b w:val="0"/>
         </w:rPr>
         <w:t>Time-Course Viewer et Video GUI</w:t>
       </w:r>
-      <w:bookmarkEnd w:id="35"/>
+      <w:bookmarkEnd w:id="43"/>
     </w:p>
     <w:p>
       <w:r>
@@ -8005,10 +8424,7 @@
         <w:ind w:left="317" w:hanging="259"/>
       </w:pPr>
       <w:r>
-        <w:t xml:space="preserve">1. </w:t>
-      </w:r>
-      <w:r>
-        <w:t>Ouvrez Video depuis le résultat prévu et choisissez une image représentative.</w:t>
+        <w:t>1. Ouvrez Video depuis le résultat prévu et choisissez une image représentative.</w:t>
       </w:r>
     </w:p>
     <w:p>
@@ -8017,10 +8433,7 @@
         <w:ind w:left="317" w:hanging="259"/>
       </w:pPr>
       <w:r>
-        <w:t xml:space="preserve">2. </w:t>
-      </w:r>
-      <w:r>
-        <w:t xml:space="preserve">Ouvrez </w:t>
+        <w:t xml:space="preserve">2. Ouvrez </w:t>
       </w:r>
       <w:r>
         <w:rPr>
@@ -8038,10 +8451,7 @@
         <w:ind w:left="317" w:hanging="259"/>
       </w:pPr>
       <w:r>
-        <w:t xml:space="preserve">3. </w:t>
-      </w:r>
-      <w:r>
-        <w:t>Vérifiez alignement et coordonnées natives/atlas avant de placer des ROI.</w:t>
+        <w:t>3. Vérifiez alignement et coordonnées natives/atlas avant de placer des ROI.</w:t>
       </w:r>
     </w:p>
     <w:p>
@@ -8050,13 +8460,7 @@
         <w:ind w:left="317" w:hanging="259"/>
       </w:pPr>
       <w:r>
-        <w:t xml:space="preserve">4. </w:t>
-      </w:r>
-      <w:r>
-        <w:t xml:space="preserve">Utilisez des réglages d’affichage </w:t>
-      </w:r>
-      <w:r>
-        <w:t>cohérents entre enregistrements.</w:t>
+        <w:t>4. Utilisez des réglages d’affichage cohérents entre enregistrements.</w:t>
       </w:r>
     </w:p>
     <w:p>
@@ -8065,10 +8469,7 @@
         <w:ind w:left="317" w:hanging="259"/>
       </w:pPr>
       <w:r>
-        <w:t xml:space="preserve">5. </w:t>
-      </w:r>
-      <w:r>
-        <w:t>Exportez et vérifiez d’abord un film court avant un export long.</w:t>
+        <w:t>5. Exportez et vérifiez d’abord un film court avant un export long.</w:t>
       </w:r>
     </w:p>
     <w:p>
@@ -8087,7 +8488,7 @@
       <w:pPr>
         <w:pStyle w:val="Heading2"/>
       </w:pPr>
-      <w:bookmarkStart w:id="36" w:name="_Toc243479368"/>
+      <w:bookmarkStart w:id="44" w:name="_Toc244186401"/>
       <w:r>
         <w:rPr>
           <w:b w:val="0"/>
@@ -8095,7 +8496,7 @@
         <w:lastRenderedPageBreak/>
         <w:t>Affichage volumique</w:t>
       </w:r>
-      <w:bookmarkEnd w:id="36"/>
+      <w:bookmarkEnd w:id="44"/>
     </w:p>
     <w:p>
       <w:pPr>
@@ -8115,7 +8516,7 @@
           <w:noProof/>
         </w:rPr>
         <w:drawing>
-          <wp:inline distT="0" distB="0" distL="0" distR="0" wp14:anchorId="27D37BF7" wp14:editId="77477B68">
+          <wp:inline distT="0" distB="0" distL="0" distR="0" wp14:anchorId="0B40251D" wp14:editId="36DC85B4">
             <wp:extent cx="13258800" cy="4433411"/>
             <wp:effectExtent l="0" t="0" r="0" b="0"/>
             <wp:docPr id="24" name="Picture 24" descr="Vues de l’atlas de référence complet"/>
@@ -8190,7 +8591,7 @@
       <w:pPr>
         <w:pStyle w:val="Heading1"/>
       </w:pPr>
-      <w:bookmarkStart w:id="37" w:name="_Toc243479369"/>
+      <w:bookmarkStart w:id="45" w:name="_Toc244186402"/>
       <w:r>
         <w:rPr>
           <w:b w:val="0"/>
@@ -8198,7 +8599,7 @@
         <w:lastRenderedPageBreak/>
         <w:t>16 Calculer la connectivité fonctionnelle</w:t>
       </w:r>
-      <w:bookmarkEnd w:id="37"/>
+      <w:bookmarkEnd w:id="45"/>
     </w:p>
     <w:p>
       <w:pPr>
@@ -8218,7 +8619,7 @@
           <w:noProof/>
         </w:rPr>
         <w:drawing>
-          <wp:inline distT="0" distB="0" distL="0" distR="0" wp14:anchorId="0C564C54" wp14:editId="65BAFC9E">
+          <wp:inline distT="0" distB="0" distL="0" distR="0" wp14:anchorId="45021EC3" wp14:editId="7D62E68B">
             <wp:extent cx="9464040" cy="6309360"/>
             <wp:effectExtent l="0" t="0" r="0" b="0"/>
             <wp:docPr id="27" name="Picture 27" descr="Region connectivity matrix"/>
@@ -8273,10 +8674,7 @@
       </w:pPr>
       <w:r>
         <w:lastRenderedPageBreak/>
-        <w:t xml:space="preserve">1. </w:t>
-      </w:r>
-      <w:r>
-        <w:t xml:space="preserve">Ouvrez </w:t>
+        <w:t xml:space="preserve">1. Ouvrez </w:t>
       </w:r>
       <w:r>
         <w:rPr>
@@ -8294,13 +8692,7 @@
         <w:ind w:left="317" w:hanging="259"/>
       </w:pPr>
       <w:r>
-        <w:t xml:space="preserve">2. </w:t>
-      </w:r>
-      <w:r>
-        <w:t xml:space="preserve">Chargez les régions atlas entières correspondantes ou une </w:t>
-      </w:r>
-      <w:r>
-        <w:t>segmentation prise en charge. Une image histologique colorée ne définit pas à elle seule l’appartenance des ROI.</w:t>
+        <w:t>2. Chargez les régions atlas entières correspondantes ou une segmentation prise en charge. Une image histologique colorée ne définit pas à elle seule l’appartenance des ROI.</w:t>
       </w:r>
     </w:p>
     <w:p>
@@ -8309,10 +8701,7 @@
         <w:ind w:left="317" w:hanging="259"/>
       </w:pPr>
       <w:r>
-        <w:t xml:space="preserve">3. </w:t>
-      </w:r>
-      <w:r>
-        <w:t>Inspectez alignement des étiquettes, couverture acquise et nombres de voxels.</w:t>
+        <w:t>3. Inspectez alignement des étiquettes, couverture acquise et nombres de voxels.</w:t>
       </w:r>
     </w:p>
     <w:p>
@@ -8321,10 +8710,7 @@
         <w:ind w:left="317" w:hanging="259"/>
       </w:pPr>
       <w:r>
-        <w:t xml:space="preserve">4. </w:t>
-      </w:r>
-      <w:r>
-        <w:t xml:space="preserve">Choisissez les régions regroupées </w:t>
+        <w:t xml:space="preserve">4. Choisissez les régions regroupées </w:t>
       </w:r>
       <w:r>
         <w:rPr>
@@ -8342,10 +8728,7 @@
         <w:ind w:left="317" w:hanging="259"/>
       </w:pPr>
       <w:r>
-        <w:t xml:space="preserve">5. </w:t>
-      </w:r>
-      <w:r>
-        <w:t>Sélectionnez acquisition, période et intervalle local. Vérifiez TR et durée exploitable.</w:t>
+        <w:t>5. Sélectionnez acquisition, période et intervalle local. Vérifiez TR et durée exploitable.</w:t>
       </w:r>
     </w:p>
     <w:p>
@@ -8354,10 +8737,7 @@
         <w:ind w:left="317" w:hanging="259"/>
       </w:pPr>
       <w:r>
-        <w:t xml:space="preserve">6. </w:t>
-      </w:r>
-      <w:r>
-        <w:t xml:space="preserve">Appuyez sur </w:t>
+        <w:t xml:space="preserve">6. Appuyez sur </w:t>
       </w:r>
       <w:r>
         <w:rPr>
@@ -8375,18 +8755,12 @@
         <w:ind w:left="317" w:hanging="259"/>
       </w:pPr>
       <w:r>
-        <w:t xml:space="preserve">7. </w:t>
-      </w:r>
-      <w:r>
-        <w:t>Examinez courbes, valeurs matricielles, régions manquantes et réglages du graphe avant exportation.</w:t>
-      </w:r>
-    </w:p>
-    <w:p>
-      <w:r>
-        <w:t xml:space="preserve">Recalculez après toute </w:t>
-      </w:r>
-      <w:r>
-        <w:t>modification d’étiquettes, période, TR ou domaine. Une courbe valide non constante a normalement une autocorrélation de un ; les régions manquantes/constantes doivent rester identifiables. La corrélation traduit une association et peut varier avec mouvement, retrait de composantes globales, filtrage et chronologie de tâche. Un seuil d’affichage de graphe n’est pas automatiquement un test de significativité corrigé.</w:t>
+        <w:t>7. Examinez courbes, valeurs matricielles, régions manquantes et réglages du graphe avant exportation.</w:t>
+      </w:r>
+    </w:p>
+    <w:p>
+      <w:r>
+        <w:t>Recalculez après toute modification d’étiquettes, période, TR ou domaine. Une courbe valide non constante a normalement une autocorrélation de un ; les régions manquantes/constantes doivent rester identifiables. La corrélation traduit une association et peut varier avec mouvement, retrait de composantes globales, filtrage et chronologie de tâche. Un seuil d’affichage de graphe n’est pas automatiquement un test de significativité corrigé.</w:t>
       </w:r>
     </w:p>
     <w:p>
@@ -8399,7 +8773,7 @@
         <w:pStyle w:val="Heading1"/>
         <w:pageBreakBefore/>
       </w:pPr>
-      <w:bookmarkStart w:id="38" w:name="_Toc243479370"/>
+      <w:bookmarkStart w:id="46" w:name="_Toc244186403"/>
       <w:r>
         <w:rPr>
           <w:b w:val="0"/>
@@ -8407,7 +8781,7 @@
         <w:lastRenderedPageBreak/>
         <w:t>17 Importer les résultats ROI dans Group Analysis</w:t>
       </w:r>
-      <w:bookmarkEnd w:id="38"/>
+      <w:bookmarkEnd w:id="46"/>
     </w:p>
     <w:p>
       <w:pPr>
@@ -8415,10 +8789,7 @@
         <w:ind w:left="317" w:hanging="259"/>
       </w:pPr>
       <w:r>
-        <w:t xml:space="preserve">1. </w:t>
-      </w:r>
-      <w:r>
-        <w:t xml:space="preserve">Ouvrez </w:t>
+        <w:t xml:space="preserve">1. Ouvrez </w:t>
       </w:r>
       <w:r>
         <w:rPr>
@@ -8436,10 +8807,7 @@
         <w:ind w:left="317" w:hanging="259"/>
       </w:pPr>
       <w:r>
-        <w:t xml:space="preserve">2. </w:t>
-      </w:r>
-      <w:r>
-        <w:t xml:space="preserve">Cliquez sur </w:t>
+        <w:t xml:space="preserve">2. Cliquez sur </w:t>
       </w:r>
       <w:r>
         <w:rPr>
@@ -8457,10 +8825,7 @@
         <w:ind w:left="317" w:hanging="259"/>
       </w:pPr>
       <w:r>
-        <w:t xml:space="preserve">3. </w:t>
-      </w:r>
-      <w:r>
-        <w:t>Vérifiez animal, groupe, condition, rôle et PairID avec les documents expérimentaux. Résolvez les lignes non attribuées.</w:t>
+        <w:t>3. Vérifiez animal, groupe, condition, rôle et PairID avec les documents expérimentaux. Résolvez les lignes non attribuées.</w:t>
       </w:r>
     </w:p>
     <w:p>
@@ -8469,10 +8834,7 @@
         <w:ind w:left="317" w:hanging="259"/>
       </w:pPr>
       <w:r>
-        <w:t xml:space="preserve">4. </w:t>
-      </w:r>
-      <w:r>
-        <w:t>Choisissez métrique et intervalle, puis examinez l’aperçu temporel.</w:t>
+        <w:t>4. Choisissez métrique et intervalle, puis examinez l’aperçu temporel.</w:t>
       </w:r>
     </w:p>
     <w:p>
@@ -8481,10 +8843,7 @@
         <w:ind w:left="317" w:hanging="259"/>
       </w:pPr>
       <w:r>
-        <w:t xml:space="preserve">5. </w:t>
-      </w:r>
-      <w:r>
-        <w:t xml:space="preserve">Passez à </w:t>
+        <w:t xml:space="preserve">5. Passez à </w:t>
       </w:r>
       <w:r>
         <w:rPr>
@@ -8502,31 +8861,25 @@
         <w:ind w:left="317" w:hanging="259"/>
       </w:pPr>
       <w:r>
-        <w:t xml:space="preserve">6. </w:t>
-      </w:r>
-      <w:r>
-        <w:t>Vérifiez effectifs, exclusions et réglages de multiplicité, puis exportez tableaux et figures avec leurs paramètres.</w:t>
+        <w:t>6. Vérifiez effectifs, exclusions et réglages de multiplicité, puis exportez tableaux et figures avec leurs paramètres.</w:t>
       </w:r>
     </w:p>
     <w:p>
       <w:pPr>
         <w:pStyle w:val="Heading2"/>
       </w:pPr>
-      <w:bookmarkStart w:id="39" w:name="_Toc243479371"/>
+      <w:bookmarkStart w:id="47" w:name="_Toc244186404"/>
       <w:r>
         <w:rPr>
           <w:b w:val="0"/>
         </w:rPr>
         <w:t>Choisir une métrique et une unité biologique</w:t>
       </w:r>
-      <w:bookmarkEnd w:id="39"/>
-    </w:p>
-    <w:p>
-      <w:r>
-        <w:t xml:space="preserve">Une moyenne sur intervalle fixe décrit une période prédéfinie. Un critère de plateau maximal recherche la plus </w:t>
-      </w:r>
-      <w:r>
-        <w:t>grande moyenne parmi des fenêtres complètes et reste exploratoire sauf définition indépendante préalable. Gardez largeur et durée de recherche cohérentes entre comparaisons.</w:t>
+      <w:bookmarkEnd w:id="47"/>
+    </w:p>
+    <w:p>
+      <w:r>
+        <w:t>Une moyenne sur intervalle fixe décrit une période prédéfinie. Un critère de plateau maximal recherche la plus grande moyenne parmi des fenêtres complètes et reste exploratoire sauf définition indépendante préalable. Gardez largeur et durée de recherche cohérentes entre comparaisons.</w:t>
       </w:r>
     </w:p>
     <w:p>
@@ -8545,10 +8898,115 @@
     </w:p>
     <w:p>
       <w:pPr>
+        <w:pStyle w:val="Heading2"/>
+      </w:pPr>
+      <w:bookmarkStart w:id="48" w:name="b_update_group_titration_title"/>
+      <w:bookmarkStart w:id="49" w:name="_Toc244186405"/>
+      <w:bookmarkEnd w:id="48"/>
+      <w:r>
+        <w:rPr>
+          <w:b w:val="0"/>
+        </w:rPr>
+        <w:t>Attribuer les concentrations et afficher les titrations</w:t>
+      </w:r>
+      <w:bookmarkEnd w:id="49"/>
+    </w:p>
+    <w:p>
+      <w:r>
+        <w:t>Dans Group Analysis &gt; ROI Preview, choisissez Titration dans le menu Bottom, puis Assign doses.... Sélectionnez les lignes animal/enregistrement d’une dose, choisissez une concentration dans la série fixe 1/2/5 entre 1 pM et 10 µM et cliquez sur Assign selected. Les cellules Concentration utilisent aussi des listes déroulantes. La saisie libre des doses est indisponible ; les anciennes attributions hors liste restent visibles jusqu’à leur remplacement ou suppression.</w:t>
+      </w:r>
+    </w:p>
+    <w:p>
+      <w:r>
+        <w:t xml:space="preserve">Choisissez le Group source pour aCSF ; Auto reconnaît aCSF, Vehicle et Control. Les lignes témoins n’ont pas besoin de dose. Les étiquettes Group et Condition d’origine restent inchangées, tandis que la catégorie témoin du graphique s’appelle aCSF. Si le Group témoin contient plusieurs Conditions, choisissez-en une explicitement. Le graphique place aCSF en premier, puis les doses croissantes </w:t>
+      </w:r>
+      <w:r>
+        <w:lastRenderedPageBreak/>
+        <w:t>avec un espacement égal par défaut ; l’espacement logarithmique est facultatif. Les lignes traitées sans attribution sont signalées et omises.</w:t>
+      </w:r>
+    </w:p>
+    <w:p>
+      <w:r>
+        <w:t>Chaque point de titration est la moyenne, par animal, des enregistrements sources uniques de cette catégorie ; les moyennes de groupe pondèrent tous les animaux également. Les enregistrements aCSF sélectionnés sont réunis par animal indépendamment de toute ancienne attribution de concentration. Les combinaisons Group et Condition traitées restent distinctes. Plusieurs ROI ou enregistrements répétés ne deviennent pas des animaux indépendants. Le mode titration n’ajuste pas de modèle dose-réponse et n’effectue ni le test générique sur les ROI regroupées ni le dépistage d’aberrances Group-by-Condition.</w:t>
+      </w:r>
+    </w:p>
+    <w:p>
+      <w:r>
+        <w:t>Les barres d’erreur sont réglées sur None par défaut ; choisissez SEM ou SD dans Assign doses... si nécessaire. La case Legend affiche ou masque la légende interactive dans le coin supérieur droit. Les bords des points ont la couleur de leur remplissage. Save List / Load List conserve les attributions, comparaisons sélectionnées et choix d’affichage. Corrigez Animal ID avant de relier les animaux répétés ; les lignes de liaison changent l’affichage et ne sélectionnent pas de statistiques appariées.</w:t>
+      </w:r>
+    </w:p>
+    <w:p>
+      <w:pPr>
+        <w:pStyle w:val="Heading2"/>
+      </w:pPr>
+      <w:bookmarkStart w:id="50" w:name="b_update_group_comparison_title"/>
+      <w:bookmarkStart w:id="51" w:name="_Toc244186406"/>
+      <w:bookmarkEnd w:id="50"/>
+      <w:r>
+        <w:rPr>
+          <w:b w:val="0"/>
+        </w:rPr>
+        <w:t>Choisir les comparaisons de doses et les tests statistiques</w:t>
+      </w:r>
+      <w:bookmarkEnd w:id="51"/>
+    </w:p>
+    <w:p>
+      <w:r>
+        <w:t>Comparisons... permet de comparer les doses à aCSF, les doses voisines et toute paire de catégories affichées. À la première utilisation, toutes les comparaisons dose-aCSF sont sélectionnées. Le test par défaut est un test t de Student non apparié à variances égales, avec l’alternative unilatérale dose &gt; aCSF. Student vs aCSF restaure ces valeurs pour une ancienne liste. Test et Tail actualisent les lignes cochées ; chaque comparaison peut aussi utiliser un test de Welch, apparié ou bilatéral.</w:t>
+      </w:r>
+    </w:p>
+    <w:p>
+      <w:r>
+        <w:t>Les tests utilisent les moyennes animales représentées par les points. Les tests appariés ne sont exécutés que s’ils sont explicitement choisis et utilisent les Animal IDs correspondants. Les tests indépendants conservent leur hypothèse d’indépendance et signalent les identifiants animaux communs plutôt que de changer le test silencieusement. Vérifiez les effectifs, résultats indisponibles et le plan expérimental. Les sélections enregistrées sont conservées, y compris la désélection volontaire de toutes les comparaisons.</w:t>
+      </w:r>
+    </w:p>
+    <w:p>
+      <w:r>
+        <w:t>Les annotations affichent par défaut les étoiles et les valeurs de p arrondies ensemble ; par exemple, 0.00776 devient ** p = 0.008. Les calculs et tableaux de résultats conservent toute la précision. Les seuils des étoiles utilisent la valeur non arrondie : *** pour p ≤ 0.001, ** pour p ≤ 0.01 et * pour p ≤ 0.05. Des chiffres supplémentaires près des seuils évitent les incohérences. L’affichage des étoiles seules est disponible. Les valeurs non ajustées sont utilisées par défaut ; Holm et Bonferroni s’appliquent à la famille de comparaisons sélectionnée et les valeurs ajustées portent p_adj. Masquer les annotations ne modifie pas cette famille.</w:t>
+      </w:r>
+    </w:p>
+    <w:p>
+      <w:pPr>
+        <w:pStyle w:val="Heading2"/>
+      </w:pPr>
+      <w:bookmarkStart w:id="52" w:name="b_update_group_export_title"/>
+      <w:bookmarkStart w:id="53" w:name="_Toc244186407"/>
+      <w:bookmarkEnd w:id="52"/>
+      <w:r>
+        <w:rPr>
+          <w:b w:val="0"/>
+        </w:rPr>
+        <w:lastRenderedPageBreak/>
+        <w:t>Vérifier les figures de publication avant l’export</w:t>
+      </w:r>
+      <w:bookmarkEnd w:id="53"/>
+    </w:p>
+    <w:p>
+      <w:r>
+        <w:t>Export Top..., Export Bottom... et Export Both... ouvrent des aperçus de publication pour les courbes temporelles, comparaisons de groupes ordinaires et titrations. Comparez Compact (85 × 75 mm), Square (90 × 90 mm) et Wide (140 × 90 mm). Choisissez Light ou Dark ; le thème initial suit le ROI Preview visible. Les titres d’axes, graduations et valeurs de p partagent la même taille de police de publication, et les axes une épaisseur cohérente. La taille des points est adaptée aux dimensions physiques de la figure.</w:t>
+      </w:r>
+    </w:p>
+    <w:p>
+      <w:r>
+        <w:t>Cliquez et faites glisser une valeur de p ou son crochet pour déplacer les deux ensemble avant l’enregistrement. Reset p-value positions restaure le placement automatique. Les positions sont conservées lors des changements de disposition et utilisées dans la figure exportée. Les limites Y minimale et maximale choisies manuellement restent exactes ; les crochets de comparaison ont une zone d’annotation distincte au-dessus des données.</w:t>
+      </w:r>
+    </w:p>
+    <w:p>
+      <w:r>
+        <w:t>Show legend active ou masque la légende exportée ; Legend position la place au-dessus du graphique ou dans un coin intérieur. La position d’export par défaut est au-dessus du graphique. Un coin intérieur peut recouvrir des données : vérifiez l’aperçu après le déplacement. L’aperçu et le fichier enregistré utilisent le même rendu, y compris le thème et les réglages de légende choisis.</w:t>
+      </w:r>
+    </w:p>
+    <w:p>
+      <w:r>
+        <w:t>Choisissez PNG à 600 dpi, PDF vectoriel ou les deux, puis le dossier d’export. L’export Excel inclut les attributions sources, moyennes animales, résumés par dose, comparaisons sélectionnées, valeurs de p brutes et ajustées et identifiants animaux inclus. Les intervalles de confiance sont ponctuels et non simultanés pour toute la famille. Conservez la liste enregistrée et les paramètres avec les figures.</w:t>
+      </w:r>
+    </w:p>
+    <w:p>
+      <w:pPr>
         <w:pStyle w:val="Heading1"/>
         <w:pageBreakBefore/>
       </w:pPr>
-      <w:bookmarkStart w:id="40" w:name="_Toc243479372"/>
+      <w:bookmarkStart w:id="54" w:name="_Toc244186408"/>
       <w:r>
         <w:rPr>
           <w:b w:val="0"/>
@@ -8556,7 +9014,7 @@
         <w:lastRenderedPageBreak/>
         <w:t>18 Utiliser Standardized Analysis</w:t>
       </w:r>
-      <w:bookmarkEnd w:id="40"/>
+      <w:bookmarkEnd w:id="54"/>
     </w:p>
     <w:p>
       <w:pPr>
@@ -8564,10 +9022,7 @@
         <w:ind w:left="317" w:hanging="259"/>
       </w:pPr>
       <w:r>
-        <w:t xml:space="preserve">1. </w:t>
-      </w:r>
-      <w:r>
-        <w:t xml:space="preserve">Ouvrez </w:t>
+        <w:t xml:space="preserve">1. Ouvrez </w:t>
       </w:r>
       <w:r>
         <w:rPr>
@@ -8585,10 +9040,7 @@
         <w:ind w:left="317" w:hanging="259"/>
       </w:pPr>
       <w:r>
-        <w:t xml:space="preserve">2. </w:t>
-      </w:r>
-      <w:r>
-        <w:t>Vérifiez chaque étape cochée, son ordre et ses paramètres. Cliquez sur une ligne pour modifier ses valeurs ; utilisez Run pour l’inclure ou l’exclure.</w:t>
+        <w:t>2. Vérifiez chaque étape cochée, son ordre et ses paramètres. Cliquez sur une ligne pour modifier ses valeurs ; utilisez Run pour l’inclure ou l’exclure.</w:t>
       </w:r>
     </w:p>
     <w:p>
@@ -8597,10 +9049,7 @@
         <w:ind w:left="317" w:hanging="259"/>
       </w:pPr>
       <w:r>
-        <w:t xml:space="preserve">3. </w:t>
-      </w:r>
-      <w:r>
-        <w:t>Définissez fenêtres de référence/signal, facteurs de réduction et coupures pour l’enregistrement réel.</w:t>
+        <w:t>3. Définissez fenêtres de référence/signal, facteurs de réduction et coupures pour l’enregistrement réel.</w:t>
       </w:r>
     </w:p>
     <w:p>
@@ -8609,10 +9058,7 @@
         <w:ind w:left="317" w:hanging="259"/>
       </w:pPr>
       <w:r>
-        <w:t xml:space="preserve">4. </w:t>
-      </w:r>
-      <w:r>
-        <w:t>Exécutez la procédure et ses étapes interactives. Certaines attendent la fermeture d’un visualiseur.</w:t>
+        <w:t>4. Exécutez la procédure et ses étapes interactives. Certaines attendent la fermeture d’un visualiseur.</w:t>
       </w:r>
     </w:p>
     <w:p>
@@ -8621,10 +9067,7 @@
         <w:ind w:left="317" w:hanging="259"/>
       </w:pPr>
       <w:r>
-        <w:t xml:space="preserve">5. </w:t>
-      </w:r>
-      <w:r>
-        <w:t>Examinez QC final et sorties, puis enregistrez les paramètres réels avant d’autres animaux.</w:t>
+        <w:t>5. Examinez QC final et sorties, puis enregistrez les paramètres réels avant d’autres animaux.</w:t>
       </w:r>
     </w:p>
     <w:p>
@@ -8635,6 +9078,40 @@
     <w:p>
       <w:r>
         <w:t>Un protocole ROI fixe doit contenir coordonnées, dimensions et fenêtres choisies indépendamment et adaptées à la grille native ou atlas actuelle. Renommer une étiquette ne transforme pas ses coordonnées. Validez-le sur une acquisition connue avant répétition.</w:t>
+      </w:r>
+    </w:p>
+    <w:p>
+      <w:pPr>
+        <w:pStyle w:val="Heading2"/>
+      </w:pPr>
+      <w:bookmarkStart w:id="55" w:name="b_update_presets_title"/>
+      <w:bookmarkStart w:id="56" w:name="_Toc244186409"/>
+      <w:bookmarkEnd w:id="55"/>
+      <w:r>
+        <w:rPr>
+          <w:b w:val="0"/>
+        </w:rPr>
+        <w:t>Vérifier les préréglages automatisés actuels</w:t>
+      </w:r>
+      <w:bookmarkEnd w:id="56"/>
+    </w:p>
+    <w:p>
+      <w:r>
+        <w:t>H | Awake fast injections exécute Frame Rejection à 3 sigma avec interpolation sur la grille temporelle d’origine, le retrait automatique de PC1 sur les coupes avec restitution des moyennes des voxels, des blocs médians de 50 suivis d’Imregdemons, puis SCM GUI. SCM démarre en positif uniquement à 0–50 %, avec modulation alpha de 5–10 %, référence de 30–60 s et signal de 700–900 s. Le contrôle qualité des images est enregistré sans ouvrir de fenêtres d’aperçu.</w:t>
+      </w:r>
+    </w:p>
+    <w:p>
+      <w:r>
+        <w:t>I | Low-pass / Reject / Imreg50 applique un filtre passe-bas Butterworth à 0.01 Hz, d’ordre 2 et sans déphasage, conservant les moyennes des voxels, puis Frame Rejection à 3 sigma avec interpolation, des blocs médians de 50 et Imregdemons. Il n’ouvre pas SCM automatiquement. J | Reject / PC1-5 / Imreg50 / SCM suit la séquence H mais retire les PC 1–5 et ouvre SCM avec un intervalle de signal de 7–14 min.</w:t>
+      </w:r>
+    </w:p>
+    <w:p>
+      <w:r>
+        <w:t xml:space="preserve">Ces préréglages choisissent automatiquement le mode de recalage pour les entrées 2D, à moteur pas à pas ou 3D. Les blocs médians de 50 multiplient le TR analysé par 50. Une vérification temporelle précède le traitement ; examinez chaque étape, fréquence de coupure, choix de composantes et fenêtre d’événement pour l’acquisition actuelle. Les valeurs par défaut sont des </w:t>
+      </w:r>
+      <w:r>
+        <w:lastRenderedPageBreak/>
+        <w:t>points de départ modifiables et ne démontrent pas une adéquation biologique. Rouvrez Standardized Analysis après le remplacement de fichiers sources.</w:t>
       </w:r>
     </w:p>
     <w:p>
@@ -8642,7 +9119,7 @@
         <w:pStyle w:val="Heading1"/>
         <w:pageBreakBefore/>
       </w:pPr>
-      <w:bookmarkStart w:id="41" w:name="_Toc243479373"/>
+      <w:bookmarkStart w:id="57" w:name="_Toc244186410"/>
       <w:r>
         <w:rPr>
           <w:b w:val="0"/>
@@ -8650,7 +9127,7 @@
         <w:lastRenderedPageBreak/>
         <w:t>19 Enregistrer, exporter et reproduire</w:t>
       </w:r>
-      <w:bookmarkEnd w:id="41"/>
+      <w:bookmarkEnd w:id="57"/>
     </w:p>
     <w:p>
       <w:r>
@@ -8666,14 +9143,14 @@
       <w:pPr>
         <w:pStyle w:val="Heading2"/>
       </w:pPr>
-      <w:bookmarkStart w:id="42" w:name="_Toc243479374"/>
+      <w:bookmarkStart w:id="58" w:name="_Toc244186411"/>
       <w:r>
         <w:rPr>
           <w:b w:val="0"/>
         </w:rPr>
         <w:t>Liste de vérification finale</w:t>
       </w:r>
-      <w:bookmarkEnd w:id="42"/>
+      <w:bookmarkEnd w:id="58"/>
     </w:p>
     <w:p>
       <w:pPr>
@@ -8681,10 +9158,7 @@
         <w:ind w:left="317" w:hanging="259"/>
       </w:pPr>
       <w:r>
-        <w:t xml:space="preserve">1. </w:t>
-      </w:r>
-      <w:r>
-        <w:t>Jeu actif et provenance originale corrects.</w:t>
+        <w:t>1. Jeu actif et provenance originale corrects.</w:t>
       </w:r>
     </w:p>
     <w:p>
@@ -8693,10 +9167,7 @@
         <w:ind w:left="317" w:hanging="259"/>
       </w:pPr>
       <w:r>
-        <w:t xml:space="preserve">2. </w:t>
-      </w:r>
-      <w:r>
-        <w:t>Chronologie, TR, fenêtres événementielles et géométrie physique documentés.</w:t>
+        <w:t>2. Chronologie, TR, fenêtres événementielles et géométrie physique documentés.</w:t>
       </w:r>
     </w:p>
     <w:p>
@@ -8705,10 +9176,7 @@
         <w:ind w:left="317" w:hanging="259"/>
       </w:pPr>
       <w:r>
-        <w:t xml:space="preserve">3. </w:t>
-      </w:r>
-      <w:r>
-        <w:t>Décisions QC et choix de composantes/filtres étayés.</w:t>
+        <w:t>3. Décisions QC et choix de composantes/filtres étayés.</w:t>
       </w:r>
     </w:p>
     <w:p>
@@ -8717,10 +9185,7 @@
         <w:ind w:left="317" w:hanging="259"/>
       </w:pPr>
       <w:r>
-        <w:t xml:space="preserve">4. </w:t>
-      </w:r>
-      <w:r>
-        <w:t>Référence, masque, recalage et domaine ROI adaptés au critère.</w:t>
+        <w:t>4. Référence, masque, recalage et domaine ROI adaptés au critère.</w:t>
       </w:r>
     </w:p>
     <w:p>
@@ -8729,10 +9194,7 @@
         <w:ind w:left="317" w:hanging="259"/>
       </w:pPr>
       <w:r>
-        <w:t xml:space="preserve">5. </w:t>
-      </w:r>
-      <w:r>
-        <w:t>Nombre d’animaux indépendants, appariement et test conformes au plan expérimental.</w:t>
+        <w:t>5. Nombre d’animaux indépendants, appariement et test conformes au plan expérimental.</w:t>
       </w:r>
     </w:p>
     <w:p>
@@ -8741,10 +9203,7 @@
         <w:ind w:left="317" w:hanging="259"/>
       </w:pPr>
       <w:r>
-        <w:t xml:space="preserve">6. </w:t>
-      </w:r>
-      <w:r>
-        <w:t>Fichiers, notes et annexes peuvent être rouverts par un autre utilisateur.</w:t>
+        <w:t>6. Fichiers, notes et annexes peuvent être rouverts par un autre utilisateur.</w:t>
       </w:r>
     </w:p>
     <w:p>
@@ -8752,7 +9211,7 @@
         <w:pStyle w:val="Heading1"/>
         <w:pageBreakBefore/>
       </w:pPr>
-      <w:bookmarkStart w:id="43" w:name="_Toc243479375"/>
+      <w:bookmarkStart w:id="59" w:name="_Toc244186412"/>
       <w:r>
         <w:rPr>
           <w:b w:val="0"/>
@@ -8760,7 +9219,7 @@
         <w:lastRenderedPageBreak/>
         <w:t>20 Résoudre les problèmes courants</w:t>
       </w:r>
-      <w:bookmarkEnd w:id="43"/>
+      <w:bookmarkEnd w:id="59"/>
     </w:p>
     <w:p>
       <w:pPr>
@@ -9013,10 +9472,7 @@
               <w:jc w:val="left"/>
             </w:pPr>
             <w:r>
-              <w:t xml:space="preserve">Film brut sans </w:t>
-            </w:r>
-            <w:r>
-              <w:t>contraste après traitement</w:t>
+              <w:t>Film brut sans contraste après traitement</w:t>
             </w:r>
           </w:p>
         </w:tc>
@@ -9429,10 +9885,7 @@
     </w:p>
     <w:p>
       <w:r>
-        <w:t xml:space="preserve">Pour signaler un problème, consignez chemin du script actif, source, dimensions, TR, action exacte et erreur MATLAB complète. Une capture accompagne utilement ces détails. Reproduisez-le sur un original conservé </w:t>
-      </w:r>
-      <w:r>
-        <w:t>avant de changer plusieurs options à la fois.</w:t>
+        <w:t>Pour signaler un problème, consignez chemin du script actif, source, dimensions, TR, action exacte et erreur MATLAB complète. Une capture accompagne utilement ces détails. Reproduisez-le sur un original conservé avant de changer plusieurs options à la fois.</w:t>
       </w:r>
     </w:p>
     <w:p>
@@ -9440,7 +9893,7 @@
         <w:pStyle w:val="Heading1"/>
         <w:pageBreakBefore/>
       </w:pPr>
-      <w:bookmarkStart w:id="44" w:name="_Toc243479376"/>
+      <w:bookmarkStart w:id="60" w:name="_Toc244186413"/>
       <w:r>
         <w:rPr>
           <w:b w:val="0"/>
@@ -9448,7 +9901,7 @@
         <w:lastRenderedPageBreak/>
         <w:t>21 Termes essentiels et lectures complémentaires</w:t>
       </w:r>
-      <w:bookmarkEnd w:id="44"/>
+      <w:bookmarkEnd w:id="60"/>
     </w:p>
     <w:p>
       <w:pPr>
@@ -9905,10 +10358,7 @@
               <w:jc w:val="left"/>
             </w:pPr>
             <w:r>
-              <w:t xml:space="preserve">Région d’intérêt à </w:t>
-            </w:r>
-            <w:r>
-              <w:t>appartenance spatiale définie</w:t>
+              <w:t>Région d’intérêt à appartenance spatiale définie</w:t>
             </w:r>
           </w:p>
         </w:tc>
@@ -10156,10 +10606,7 @@
               <w:jc w:val="left"/>
             </w:pPr>
             <w:r>
-              <w:t xml:space="preserve">Erreur standard de la </w:t>
-            </w:r>
-            <w:r>
-              <w:t>moyenne des observations indépendantes incluses</w:t>
+              <w:t>Erreur standard de la moyenne des observations indépendantes incluses</w:t>
             </w:r>
           </w:p>
         </w:tc>
@@ -10259,14 +10706,14 @@
       <w:pPr>
         <w:pStyle w:val="Heading2"/>
       </w:pPr>
-      <w:bookmarkStart w:id="45" w:name="_Toc243479377"/>
+      <w:bookmarkStart w:id="61" w:name="_Toc244186414"/>
       <w:r>
         <w:rPr>
           <w:b w:val="0"/>
         </w:rPr>
         <w:t>Remerciements</w:t>
       </w:r>
-      <w:bookmarkEnd w:id="45"/>
+      <w:bookmarkEnd w:id="61"/>
     </w:p>
     <w:p>
       <w:r>
@@ -10278,7 +10725,7 @@
         <w:pStyle w:val="Heading1"/>
         <w:pageBreakBefore/>
       </w:pPr>
-      <w:bookmarkStart w:id="46" w:name="_Toc243479378"/>
+      <w:bookmarkStart w:id="62" w:name="_Toc244186415"/>
       <w:r>
         <w:rPr>
           <w:b w:val="0"/>
@@ -10286,7 +10733,7 @@
         <w:lastRenderedPageBreak/>
         <w:t>Remerciements et responsabilité</w:t>
       </w:r>
-      <w:bookmarkEnd w:id="46"/>
+      <w:bookmarkEnd w:id="62"/>
     </w:p>
     <w:p>
       <w:r>
@@ -10300,10 +10747,7 @@
     </w:p>
     <w:p>
       <w:r>
-        <w:t xml:space="preserve">ConfUSIus provides a complementary Python-based approach to fUSI analysis. deConfUSIon emphasizes a connected </w:t>
-      </w:r>
-      <w:r>
-        <w:t>MATLAB GUI workflow for researchers who do not write code. Thanks are due to ConfUSIus developers Samuel Le Meur-Diebolt and Felipe Cybis Pereira, and José María Martínez de Paz from Émilie Macé’s laboratory, for discussions. The projects are independently developed.</w:t>
+        <w:t>ConfUSIus propose une approche Python complémentaire pour la fUSI. deConfUSIon privilégie une procédure connectée dans une interface MATLAB pour les chercheurs qui n’écrivent pas de code. Nous remercions les développeurs de ConfUSIus Samuel Le Meur-Diebolt et Felipe Cybis Pereira, ainsi que José María Martínez de Paz du laboratoire d’Émilie Macé, pour les discussions. Les projets sont développés indépendamment.</w:t>
       </w:r>
     </w:p>
     <w:p>
@@ -10358,7 +10802,7 @@
       <w:rPr>
         <w:sz w:val="16"/>
       </w:rPr>
-      <w:t xml:space="preserve">deConfUSIon · Soner Caner Cagun · MPI de cybernétique biologique | 21 octobre 2026 | </w:t>
+      <w:t xml:space="preserve">deConfUSIon · Soner Caner Cagun · MPI de cybernétique biologique | 29 octobre 2026 | </w:t>
     </w:r>
     <w:r>
       <w:fldChar w:fldCharType="begin"/>
@@ -10392,7 +10836,7 @@
       <w:rPr>
         <w:sz w:val="16"/>
       </w:rPr>
-      <w:t xml:space="preserve">deConfUSIon · Soner Caner Cagun · MPI de cybernétique biologique | 21 octobre 2026 | </w:t>
+      <w:t xml:space="preserve">deConfUSIon · Soner Caner Cagun · MPI de cybernétique biologique | 29 octobre 2026 | </w:t>
     </w:r>
     <w:r>
       <w:fldChar w:fldCharType="begin"/>
@@ -10407,7 +10851,7 @@
       <w:rPr>
         <w:noProof/>
       </w:rPr>
-      <w:t>25</w:t>
+      <w:t>26</w:t>
     </w:r>
     <w:r>
       <w:fldChar w:fldCharType="end"/>
@@ -10426,7 +10870,7 @@
       <w:rPr>
         <w:sz w:val="16"/>
       </w:rPr>
-      <w:t xml:space="preserve">deConfUSIon · Soner Caner Cagun · MPI de cybernétique biologique | 21 octobre 2026 | </w:t>
+      <w:t xml:space="preserve">deConfUSIon · Soner Caner Cagun · MPI de cybernétique biologique | 29 octobre 2026 | </w:t>
     </w:r>
     <w:r>
       <w:fldChar w:fldCharType="begin"/>
@@ -10441,7 +10885,7 @@
       <w:rPr>
         <w:noProof/>
       </w:rPr>
-      <w:t>26</w:t>
+      <w:t>27</w:t>
     </w:r>
     <w:r>
       <w:fldChar w:fldCharType="end"/>
@@ -10460,7 +10904,7 @@
       <w:rPr>
         <w:sz w:val="16"/>
       </w:rPr>
-      <w:t xml:space="preserve">deConfUSIon · Soner Caner Cagun · MPI de cybernétique biologique | 21 octobre 2026 | </w:t>
+      <w:t xml:space="preserve">deConfUSIon · Soner Caner Cagun · MPI de cybernétique biologique | 29 octobre 2026 | </w:t>
     </w:r>
     <w:r>
       <w:fldChar w:fldCharType="begin"/>
@@ -10475,7 +10919,7 @@
       <w:rPr>
         <w:noProof/>
       </w:rPr>
-      <w:t>27</w:t>
+      <w:t>28</w:t>
     </w:r>
     <w:r>
       <w:fldChar w:fldCharType="end"/>
@@ -10494,7 +10938,7 @@
       <w:rPr>
         <w:sz w:val="16"/>
       </w:rPr>
-      <w:t xml:space="preserve">deConfUSIon · Soner Caner Cagun · MPI de cybernétique biologique | 21 octobre 2026 | </w:t>
+      <w:t xml:space="preserve">deConfUSIon · Soner Caner Cagun · MPI de cybernétique biologique | 29 octobre 2026 | </w:t>
     </w:r>
     <w:r>
       <w:fldChar w:fldCharType="begin"/>
@@ -10509,7 +10953,7 @@
       <w:rPr>
         <w:noProof/>
       </w:rPr>
-      <w:t>28</w:t>
+      <w:t>29</w:t>
     </w:r>
     <w:r>
       <w:fldChar w:fldCharType="end"/>
@@ -10528,7 +10972,7 @@
       <w:rPr>
         <w:sz w:val="16"/>
       </w:rPr>
-      <w:t xml:space="preserve">deConfUSIon · Soner Caner Cagun · MPI de cybernétique biologique | 21 octobre 2026 | </w:t>
+      <w:t xml:space="preserve">deConfUSIon · Soner Caner Cagun · MPI de cybernétique biologique | 29 octobre 2026 | </w:t>
     </w:r>
     <w:r>
       <w:fldChar w:fldCharType="begin"/>
@@ -10543,7 +10987,7 @@
       <w:rPr>
         <w:noProof/>
       </w:rPr>
-      <w:t>29</w:t>
+      <w:t>31</w:t>
     </w:r>
     <w:r>
       <w:fldChar w:fldCharType="end"/>
@@ -10562,7 +11006,7 @@
       <w:rPr>
         <w:sz w:val="16"/>
       </w:rPr>
-      <w:t xml:space="preserve">deConfUSIon · Soner Caner Cagun · MPI de cybernétique biologique | 21 octobre 2026 | </w:t>
+      <w:t xml:space="preserve">deConfUSIon · Soner Caner Cagun · MPI de cybernétique biologique | 29 octobre 2026 | </w:t>
     </w:r>
     <w:r>
       <w:fldChar w:fldCharType="begin"/>
@@ -10577,7 +11021,7 @@
       <w:rPr>
         <w:noProof/>
       </w:rPr>
-      <w:t>30</w:t>
+      <w:t>32</w:t>
     </w:r>
     <w:r>
       <w:fldChar w:fldCharType="end"/>
@@ -10596,7 +11040,7 @@
       <w:rPr>
         <w:sz w:val="16"/>
       </w:rPr>
-      <w:t xml:space="preserve">deConfUSIon · Soner Caner Cagun · MPI de cybernétique biologique | 21 octobre 2026 | </w:t>
+      <w:t xml:space="preserve">deConfUSIon · Soner Caner Cagun · MPI de cybernétique biologique | 29 octobre 2026 | </w:t>
     </w:r>
     <w:r>
       <w:fldChar w:fldCharType="begin"/>
@@ -10611,7 +11055,7 @@
       <w:rPr>
         <w:noProof/>
       </w:rPr>
-      <w:t>33</w:t>
+      <w:t>35</w:t>
     </w:r>
     <w:r>
       <w:fldChar w:fldCharType="end"/>
@@ -10630,7 +11074,7 @@
       <w:rPr>
         <w:sz w:val="16"/>
       </w:rPr>
-      <w:t xml:space="preserve">deConfUSIon · Soner Caner Cagun · MPI de cybernétique biologique | 21 octobre 2026 | </w:t>
+      <w:t xml:space="preserve">deConfUSIon · Soner Caner Cagun · MPI de cybernétique biologique | 29 octobre 2026 | </w:t>
     </w:r>
     <w:r>
       <w:fldChar w:fldCharType="begin"/>
@@ -10645,7 +11089,7 @@
       <w:rPr>
         <w:noProof/>
       </w:rPr>
-      <w:t>34</w:t>
+      <w:t>36</w:t>
     </w:r>
     <w:r>
       <w:fldChar w:fldCharType="end"/>
@@ -10664,7 +11108,7 @@
       <w:rPr>
         <w:sz w:val="16"/>
       </w:rPr>
-      <w:t xml:space="preserve">deConfUSIon · Soner Caner Cagun · MPI de cybernétique biologique | 21 octobre 2026 | </w:t>
+      <w:t xml:space="preserve">deConfUSIon · Soner Caner Cagun · MPI de cybernétique biologique | 29 octobre 2026 | </w:t>
     </w:r>
     <w:r>
       <w:fldChar w:fldCharType="begin"/>
@@ -10679,7 +11123,7 @@
       <w:rPr>
         <w:noProof/>
       </w:rPr>
-      <w:t>35</w:t>
+      <w:t>37</w:t>
     </w:r>
     <w:r>
       <w:fldChar w:fldCharType="end"/>
@@ -10698,7 +11142,7 @@
       <w:rPr>
         <w:sz w:val="16"/>
       </w:rPr>
-      <w:t xml:space="preserve">deConfUSIon · Soner Caner Cagun · MPI de cybernétique biologique | 21 octobre 2026 | </w:t>
+      <w:t xml:space="preserve">deConfUSIon · Soner Caner Cagun · MPI de cybernétique biologique | 29 octobre 2026 | </w:t>
     </w:r>
     <w:r>
       <w:fldChar w:fldCharType="begin"/>
@@ -10713,7 +11157,7 @@
       <w:rPr>
         <w:noProof/>
       </w:rPr>
-      <w:t>36</w:t>
+      <w:t>38</w:t>
     </w:r>
     <w:r>
       <w:fldChar w:fldCharType="end"/>
@@ -10732,7 +11176,7 @@
       <w:rPr>
         <w:sz w:val="16"/>
       </w:rPr>
-      <w:t xml:space="preserve">deConfUSIon · Soner Caner Cagun · MPI de cybernétique biologique | 21 octobre 2026 | </w:t>
+      <w:t xml:space="preserve">deConfUSIon · Soner Caner Cagun · MPI de cybernétique biologique | 29 octobre 2026 | </w:t>
     </w:r>
     <w:r>
       <w:fldChar w:fldCharType="begin"/>
@@ -10766,7 +11210,7 @@
       <w:rPr>
         <w:sz w:val="16"/>
       </w:rPr>
-      <w:t xml:space="preserve">deConfUSIon · Soner Caner Cagun · MPI de cybernétique biologique | 21 octobre 2026 | </w:t>
+      <w:t xml:space="preserve">deConfUSIon · Soner Caner Cagun · MPI de cybernétique biologique | 29 octobre 2026 | </w:t>
     </w:r>
     <w:r>
       <w:fldChar w:fldCharType="begin"/>
@@ -10800,7 +11244,7 @@
       <w:rPr>
         <w:sz w:val="16"/>
       </w:rPr>
-      <w:t xml:space="preserve">deConfUSIon · Soner Caner Cagun · MPI de cybernétique biologique | 21 octobre 2026 | </w:t>
+      <w:t xml:space="preserve">deConfUSIon · Soner Caner Cagun · MPI de cybernétique biologique | 29 octobre 2026 | </w:t>
     </w:r>
     <w:r>
       <w:fldChar w:fldCharType="begin"/>
@@ -10834,7 +11278,7 @@
       <w:rPr>
         <w:sz w:val="16"/>
       </w:rPr>
-      <w:t xml:space="preserve">deConfUSIon · Soner Caner Cagun · MPI de cybernétique biologique | 21 octobre 2026 | </w:t>
+      <w:t xml:space="preserve">deConfUSIon · Soner Caner Cagun · MPI de cybernétique biologique | 29 octobre 2026 | </w:t>
     </w:r>
     <w:r>
       <w:fldChar w:fldCharType="begin"/>
@@ -10868,7 +11312,7 @@
       <w:rPr>
         <w:sz w:val="16"/>
       </w:rPr>
-      <w:t xml:space="preserve">deConfUSIon · Soner Caner Cagun · MPI de cybernétique biologique | 21 octobre 2026 | </w:t>
+      <w:t xml:space="preserve">deConfUSIon · Soner Caner Cagun · MPI de cybernétique biologique | 29 octobre 2026 | </w:t>
     </w:r>
     <w:r>
       <w:fldChar w:fldCharType="begin"/>
@@ -10902,7 +11346,7 @@
       <w:rPr>
         <w:sz w:val="16"/>
       </w:rPr>
-      <w:t xml:space="preserve">deConfUSIon · Soner Caner Cagun · MPI de cybernétique biologique | 21 octobre 2026 | </w:t>
+      <w:t xml:space="preserve">deConfUSIon · Soner Caner Cagun · MPI de cybernétique biologique | 29 octobre 2026 | </w:t>
     </w:r>
     <w:r>
       <w:fldChar w:fldCharType="begin"/>
@@ -10936,7 +11380,7 @@
       <w:rPr>
         <w:sz w:val="16"/>
       </w:rPr>
-      <w:t xml:space="preserve">deConfUSIon · Soner Caner Cagun · MPI de cybernétique biologique | 21 octobre 2026 | </w:t>
+      <w:t xml:space="preserve">deConfUSIon · Soner Caner Cagun · MPI de cybernétique biologique | 29 octobre 2026 | </w:t>
     </w:r>
     <w:r>
       <w:fldChar w:fldCharType="begin"/>
@@ -10970,7 +11414,7 @@
       <w:rPr>
         <w:sz w:val="16"/>
       </w:rPr>
-      <w:t xml:space="preserve">deConfUSIon · Soner Caner Cagun · MPI de cybernétique biologique | 21 octobre 2026 | </w:t>
+      <w:t xml:space="preserve">deConfUSIon · Soner Caner Cagun · MPI de cybernétique biologique | 29 octobre 2026 | </w:t>
     </w:r>
     <w:r>
       <w:fldChar w:fldCharType="begin"/>
@@ -11048,7 +11492,7 @@
               <w:sz w:val="18"/>
             </w:rPr>
             <w:drawing>
-              <wp:inline distT="0" distB="0" distL="0" distR="0" wp14:anchorId="4841175C" wp14:editId="042A01F0">
+              <wp:inline distT="0" distB="0" distL="0" distR="0" wp14:anchorId="0846DC5B" wp14:editId="218035F3">
                 <wp:extent cx="283464" cy="283464"/>
                 <wp:effectExtent l="0" t="0" r="0" b="0"/>
                 <wp:docPr id="1" name="Picture 1"/>
@@ -11174,7 +11618,7 @@
               <w:sz w:val="18"/>
             </w:rPr>
             <w:drawing>
-              <wp:inline distT="0" distB="0" distL="0" distR="0" wp14:anchorId="13D0CA58" wp14:editId="4BEF40E0">
+              <wp:inline distT="0" distB="0" distL="0" distR="0" wp14:anchorId="26DDECCE" wp14:editId="2AD26697">
                 <wp:extent cx="283464" cy="283464"/>
                 <wp:effectExtent l="0" t="0" r="0" b="0"/>
                 <wp:docPr id="16" name="Picture 16"/>
@@ -11257,11 +11701,6 @@
               <w:sz w:val="18"/>
             </w:rPr>
             <w:br/>
-          </w:r>
-          <w:r>
-            <w:rPr>
-              <w:sz w:val="18"/>
-            </w:rPr>
             <w:t>Cybernetics</w:t>
           </w:r>
         </w:p>
@@ -11305,7 +11744,7 @@
               <w:sz w:val="18"/>
             </w:rPr>
             <w:drawing>
-              <wp:inline distT="0" distB="0" distL="0" distR="0" wp14:anchorId="34989FFA" wp14:editId="5E3E020D">
+              <wp:inline distT="0" distB="0" distL="0" distR="0" wp14:anchorId="64B67AD5" wp14:editId="47931E43">
                 <wp:extent cx="283464" cy="283464"/>
                 <wp:effectExtent l="0" t="0" r="0" b="0"/>
                 <wp:docPr id="17" name="Picture 17"/>
@@ -11381,13 +11820,7 @@
             <w:rPr>
               <w:sz w:val="18"/>
             </w:rPr>
-            <w:t xml:space="preserve">MPI for </w:t>
-          </w:r>
-          <w:r>
-            <w:rPr>
-              <w:sz w:val="18"/>
-            </w:rPr>
-            <w:t>Biological</w:t>
+            <w:t>MPI for Biological</w:t>
           </w:r>
           <w:r>
             <w:rPr>
@@ -11437,7 +11870,7 @@
               <w:sz w:val="18"/>
             </w:rPr>
             <w:drawing>
-              <wp:inline distT="0" distB="0" distL="0" distR="0" wp14:anchorId="0BE18A76" wp14:editId="66898D42">
+              <wp:inline distT="0" distB="0" distL="0" distR="0" wp14:anchorId="71FCC4DB" wp14:editId="09190192">
                 <wp:extent cx="283464" cy="283464"/>
                 <wp:effectExtent l="0" t="0" r="0" b="0"/>
                 <wp:docPr id="19" name="Picture 19"/>
@@ -11563,7 +11996,7 @@
               <w:sz w:val="18"/>
             </w:rPr>
             <w:drawing>
-              <wp:inline distT="0" distB="0" distL="0" distR="0" wp14:anchorId="45FD0640" wp14:editId="16E5A6F6">
+              <wp:inline distT="0" distB="0" distL="0" distR="0" wp14:anchorId="1F5DE2D5" wp14:editId="6FD3BFF8">
                 <wp:extent cx="283464" cy="283464"/>
                 <wp:effectExtent l="0" t="0" r="0" b="0"/>
                 <wp:docPr id="20" name="Picture 20"/>
@@ -11689,7 +12122,7 @@
               <w:sz w:val="18"/>
             </w:rPr>
             <w:drawing>
-              <wp:inline distT="0" distB="0" distL="0" distR="0" wp14:anchorId="0342D974" wp14:editId="369CDF74">
+              <wp:inline distT="0" distB="0" distL="0" distR="0" wp14:anchorId="29788EF2" wp14:editId="1110AB84">
                 <wp:extent cx="283464" cy="283464"/>
                 <wp:effectExtent l="0" t="0" r="0" b="0"/>
                 <wp:docPr id="22" name="Picture 22"/>
@@ -11815,7 +12248,7 @@
               <w:sz w:val="18"/>
             </w:rPr>
             <w:drawing>
-              <wp:inline distT="0" distB="0" distL="0" distR="0" wp14:anchorId="3B353458" wp14:editId="0325DE3A">
+              <wp:inline distT="0" distB="0" distL="0" distR="0" wp14:anchorId="47909303" wp14:editId="1064AC70">
                 <wp:extent cx="283464" cy="283464"/>
                 <wp:effectExtent l="0" t="0" r="0" b="0"/>
                 <wp:docPr id="23" name="Picture 23"/>
@@ -11941,7 +12374,7 @@
               <w:sz w:val="18"/>
             </w:rPr>
             <w:drawing>
-              <wp:inline distT="0" distB="0" distL="0" distR="0" wp14:anchorId="5ECB0AC5" wp14:editId="2E690E26">
+              <wp:inline distT="0" distB="0" distL="0" distR="0" wp14:anchorId="01381012" wp14:editId="5ECD2BAC">
                 <wp:extent cx="283464" cy="283464"/>
                 <wp:effectExtent l="0" t="0" r="0" b="0"/>
                 <wp:docPr id="25" name="Picture 25"/>
@@ -12067,7 +12500,7 @@
               <w:sz w:val="18"/>
             </w:rPr>
             <w:drawing>
-              <wp:inline distT="0" distB="0" distL="0" distR="0" wp14:anchorId="0F508579" wp14:editId="1F1D393E">
+              <wp:inline distT="0" distB="0" distL="0" distR="0" wp14:anchorId="00115AFA" wp14:editId="34DBE091">
                 <wp:extent cx="283464" cy="283464"/>
                 <wp:effectExtent l="0" t="0" r="0" b="0"/>
                 <wp:docPr id="26" name="Picture 26"/>
@@ -12193,7 +12626,7 @@
               <w:sz w:val="18"/>
             </w:rPr>
             <w:drawing>
-              <wp:inline distT="0" distB="0" distL="0" distR="0" wp14:anchorId="3F29C189" wp14:editId="3FF27F95">
+              <wp:inline distT="0" distB="0" distL="0" distR="0" wp14:anchorId="7242F9E9" wp14:editId="0E7A41F4">
                 <wp:extent cx="283464" cy="283464"/>
                 <wp:effectExtent l="0" t="0" r="0" b="0"/>
                 <wp:docPr id="28" name="Picture 28"/>
@@ -12319,7 +12752,7 @@
               <w:sz w:val="18"/>
             </w:rPr>
             <w:drawing>
-              <wp:inline distT="0" distB="0" distL="0" distR="0" wp14:anchorId="551556A9" wp14:editId="2EAA81F0">
+              <wp:inline distT="0" distB="0" distL="0" distR="0" wp14:anchorId="0DDCA0B4" wp14:editId="640DC2C0">
                 <wp:extent cx="283464" cy="283464"/>
                 <wp:effectExtent l="0" t="0" r="0" b="0"/>
                 <wp:docPr id="29" name="Picture 29"/>
@@ -12445,7 +12878,7 @@
               <w:sz w:val="18"/>
             </w:rPr>
             <w:drawing>
-              <wp:inline distT="0" distB="0" distL="0" distR="0" wp14:anchorId="5A98FBAC" wp14:editId="39FBEB1F">
+              <wp:inline distT="0" distB="0" distL="0" distR="0" wp14:anchorId="4EA2692B" wp14:editId="47A971CF">
                 <wp:extent cx="283464" cy="283464"/>
                 <wp:effectExtent l="0" t="0" r="0" b="0"/>
                 <wp:docPr id="3" name="Picture 3"/>
@@ -12571,7 +13004,7 @@
               <w:sz w:val="18"/>
             </w:rPr>
             <w:drawing>
-              <wp:inline distT="0" distB="0" distL="0" distR="0" wp14:anchorId="1077E4D9" wp14:editId="6293117A">
+              <wp:inline distT="0" distB="0" distL="0" distR="0" wp14:anchorId="4A7FEE36" wp14:editId="28E2698E">
                 <wp:extent cx="283464" cy="283464"/>
                 <wp:effectExtent l="0" t="0" r="0" b="0"/>
                 <wp:docPr id="5" name="Picture 5"/>
@@ -12697,7 +13130,7 @@
               <w:sz w:val="18"/>
             </w:rPr>
             <w:drawing>
-              <wp:inline distT="0" distB="0" distL="0" distR="0" wp14:anchorId="3F125B73" wp14:editId="3E4B145B">
+              <wp:inline distT="0" distB="0" distL="0" distR="0" wp14:anchorId="10F8418F" wp14:editId="1EF7BDAE">
                 <wp:extent cx="283464" cy="283464"/>
                 <wp:effectExtent l="0" t="0" r="0" b="0"/>
                 <wp:docPr id="7" name="Picture 7"/>
@@ -12780,11 +13213,6 @@
               <w:sz w:val="18"/>
             </w:rPr>
             <w:br/>
-          </w:r>
-          <w:r>
-            <w:rPr>
-              <w:sz w:val="18"/>
-            </w:rPr>
             <w:t>Cybernetics</w:t>
           </w:r>
         </w:p>
@@ -12828,7 +13256,7 @@
               <w:sz w:val="18"/>
             </w:rPr>
             <w:drawing>
-              <wp:inline distT="0" distB="0" distL="0" distR="0" wp14:anchorId="6158CF22" wp14:editId="270F30A8">
+              <wp:inline distT="0" distB="0" distL="0" distR="0" wp14:anchorId="21346E91" wp14:editId="7382668C">
                 <wp:extent cx="283464" cy="283464"/>
                 <wp:effectExtent l="0" t="0" r="0" b="0"/>
                 <wp:docPr id="8" name="Picture 8"/>
@@ -12954,7 +13382,7 @@
               <w:sz w:val="18"/>
             </w:rPr>
             <w:drawing>
-              <wp:inline distT="0" distB="0" distL="0" distR="0" wp14:anchorId="0CCA66B0" wp14:editId="4BD2369E">
+              <wp:inline distT="0" distB="0" distL="0" distR="0" wp14:anchorId="6CA4F9B3" wp14:editId="100C3726">
                 <wp:extent cx="283464" cy="283464"/>
                 <wp:effectExtent l="0" t="0" r="0" b="0"/>
                 <wp:docPr id="10" name="Picture 10"/>
@@ -13080,7 +13508,7 @@
               <w:sz w:val="18"/>
             </w:rPr>
             <w:drawing>
-              <wp:inline distT="0" distB="0" distL="0" distR="0" wp14:anchorId="5A862C94" wp14:editId="68691A28">
+              <wp:inline distT="0" distB="0" distL="0" distR="0" wp14:anchorId="3FAC6EAB" wp14:editId="551E62FF">
                 <wp:extent cx="283464" cy="283464"/>
                 <wp:effectExtent l="0" t="0" r="0" b="0"/>
                 <wp:docPr id="11" name="Picture 11"/>
@@ -13156,13 +13584,7 @@
             <w:rPr>
               <w:sz w:val="18"/>
             </w:rPr>
-            <w:t xml:space="preserve">MPI for </w:t>
-          </w:r>
-          <w:r>
-            <w:rPr>
-              <w:sz w:val="18"/>
-            </w:rPr>
-            <w:t>Biological</w:t>
+            <w:t>MPI for Biological</w:t>
           </w:r>
           <w:r>
             <w:rPr>
@@ -13212,7 +13634,7 @@
               <w:sz w:val="18"/>
             </w:rPr>
             <w:drawing>
-              <wp:inline distT="0" distB="0" distL="0" distR="0" wp14:anchorId="231D5C0E" wp14:editId="386151AA">
+              <wp:inline distT="0" distB="0" distL="0" distR="0" wp14:anchorId="09C8B86B" wp14:editId="745783EF">
                 <wp:extent cx="283464" cy="283464"/>
                 <wp:effectExtent l="0" t="0" r="0" b="0"/>
                 <wp:docPr id="13" name="Picture 13"/>
@@ -13338,7 +13760,7 @@
               <w:sz w:val="18"/>
             </w:rPr>
             <w:drawing>
-              <wp:inline distT="0" distB="0" distL="0" distR="0" wp14:anchorId="0886B2AA" wp14:editId="3280D74F">
+              <wp:inline distT="0" distB="0" distL="0" distR="0" wp14:anchorId="5C6D6853" wp14:editId="6C4825C5">
                 <wp:extent cx="283464" cy="283464"/>
                 <wp:effectExtent l="0" t="0" r="0" b="0"/>
                 <wp:docPr id="14" name="Picture 14"/>
@@ -13608,31 +14030,31 @@
       </w:rPr>
     </w:lvl>
   </w:abstractNum>
-  <w:num w:numId="1" w16cid:durableId="1193759883">
+  <w:num w:numId="1" w16cid:durableId="1953704103">
     <w:abstractNumId w:val="8"/>
   </w:num>
-  <w:num w:numId="2" w16cid:durableId="1185905661">
+  <w:num w:numId="2" w16cid:durableId="67659466">
     <w:abstractNumId w:val="6"/>
   </w:num>
-  <w:num w:numId="3" w16cid:durableId="1443569282">
+  <w:num w:numId="3" w16cid:durableId="247232787">
     <w:abstractNumId w:val="5"/>
   </w:num>
-  <w:num w:numId="4" w16cid:durableId="533614498">
+  <w:num w:numId="4" w16cid:durableId="976496039">
     <w:abstractNumId w:val="4"/>
   </w:num>
-  <w:num w:numId="5" w16cid:durableId="1610774227">
+  <w:num w:numId="5" w16cid:durableId="1539858199">
     <w:abstractNumId w:val="7"/>
   </w:num>
-  <w:num w:numId="6" w16cid:durableId="1586455599">
+  <w:num w:numId="6" w16cid:durableId="1473866880">
     <w:abstractNumId w:val="3"/>
   </w:num>
-  <w:num w:numId="7" w16cid:durableId="386997356">
+  <w:num w:numId="7" w16cid:durableId="1925528136">
     <w:abstractNumId w:val="2"/>
   </w:num>
-  <w:num w:numId="8" w16cid:durableId="1409881052">
+  <w:num w:numId="8" w16cid:durableId="571811584">
     <w:abstractNumId w:val="1"/>
   </w:num>
-  <w:num w:numId="9" w16cid:durableId="338048672">
+  <w:num w:numId="9" w16cid:durableId="1477139424">
     <w:abstractNumId w:val="0"/>
   </w:num>
 </w:numbering>
@@ -25094,7 +25516,7 @@
     <w:autoRedefine/>
     <w:uiPriority w:val="39"/>
     <w:unhideWhenUsed/>
-    <w:rsid w:val="005A4633"/>
+    <w:rsid w:val="0003423E"/>
     <w:pPr>
       <w:spacing w:after="100"/>
     </w:pPr>
@@ -25106,7 +25528,7 @@
     <w:autoRedefine/>
     <w:uiPriority w:val="39"/>
     <w:unhideWhenUsed/>
-    <w:rsid w:val="005A4633"/>
+    <w:rsid w:val="0003423E"/>
     <w:pPr>
       <w:spacing w:after="100"/>
       <w:ind w:left="220"/>
@@ -25117,7 +25539,7 @@
     <w:basedOn w:val="DefaultParagraphFont"/>
     <w:uiPriority w:val="99"/>
     <w:unhideWhenUsed/>
-    <w:rsid w:val="005A4633"/>
+    <w:rsid w:val="0003423E"/>
     <w:rPr>
       <w:color w:val="0000FF" w:themeColor="hyperlink"/>
       <w:u w:val="single"/>
